--- a/docs/Multi-Agent_Load_Balancing_and_Collaboration_via_Reinforcement_Learning.docx
+++ b/docs/Multi-Agent_Load_Balancing_and_Collaboration_via_Reinforcement_Learning.docx
@@ -6138,7 +6138,24 @@
           <w:sz w:val="18"/>
           <w:szCs w:val="18"/>
         </w:rPr>
-        <w:t>task = self.task_queue.</w:t>
+        <w:t xml:space="preserve">task = </w:t>
+      </w:r>
+      <w:r>
+        <w:rPr>
+          <w:rFonts w:ascii="Consolas" w:hAnsi="Consolas" w:cs="Consolas"/>
+          <w:color w:val="7030A0"/>
+          <w:sz w:val="18"/>
+          <w:szCs w:val="18"/>
+        </w:rPr>
+        <w:t>self</w:t>
+      </w:r>
+      <w:r>
+        <w:rPr>
+          <w:rFonts w:ascii="Consolas" w:hAnsi="Consolas" w:cs="Consolas"/>
+          <w:sz w:val="18"/>
+          <w:szCs w:val="18"/>
+        </w:rPr>
+        <w:t>.task_queue.</w:t>
       </w:r>
       <w:r>
         <w:rPr>
@@ -6371,10 +6388,64 @@
           <w:sz w:val="18"/>
           <w:szCs w:val="18"/>
         </w:rPr>
-        <w:t>action[0, 0] = 0.82</w:t>
-      </w:r>
-      <w:r>
-        <w:t xml:space="preserve">  → Agent 0 TAKES research_task (first in queue)            </w:t>
+        <w:t>action[</w:t>
+      </w:r>
+      <w:r>
+        <w:rPr>
+          <w:rFonts w:ascii="Consolas" w:hAnsi="Consolas" w:cs="Consolas"/>
+          <w:color w:val="0F9ED5" w:themeColor="accent4"/>
+          <w:sz w:val="18"/>
+          <w:szCs w:val="18"/>
+        </w:rPr>
+        <w:t>0</w:t>
+      </w:r>
+      <w:r>
+        <w:rPr>
+          <w:rFonts w:ascii="Consolas" w:hAnsi="Consolas" w:cs="Consolas"/>
+          <w:sz w:val="18"/>
+          <w:szCs w:val="18"/>
+        </w:rPr>
+        <w:t xml:space="preserve">, </w:t>
+      </w:r>
+      <w:r>
+        <w:rPr>
+          <w:rFonts w:ascii="Consolas" w:hAnsi="Consolas" w:cs="Consolas"/>
+          <w:color w:val="0F9ED5" w:themeColor="accent4"/>
+          <w:sz w:val="18"/>
+          <w:szCs w:val="18"/>
+        </w:rPr>
+        <w:t>0</w:t>
+      </w:r>
+      <w:r>
+        <w:rPr>
+          <w:rFonts w:ascii="Consolas" w:hAnsi="Consolas" w:cs="Consolas"/>
+          <w:sz w:val="18"/>
+          <w:szCs w:val="18"/>
+        </w:rPr>
+        <w:t xml:space="preserve">] = </w:t>
+      </w:r>
+      <w:r>
+        <w:rPr>
+          <w:rFonts w:ascii="Consolas" w:hAnsi="Consolas" w:cs="Consolas"/>
+          <w:color w:val="0F9ED5" w:themeColor="accent4"/>
+          <w:sz w:val="18"/>
+          <w:szCs w:val="18"/>
+        </w:rPr>
+        <w:t>0.82</w:t>
+      </w:r>
+      <w:r>
+        <w:t xml:space="preserve">  → Agent 0 TAKES </w:t>
+      </w:r>
+      <w:r>
+        <w:rPr>
+          <w:rFonts w:ascii="Consolas" w:hAnsi="Consolas" w:cs="Consolas"/>
+          <w:sz w:val="18"/>
+          <w:szCs w:val="18"/>
+        </w:rPr>
+        <w:t>research_task</w:t>
+      </w:r>
+      <w:r>
+        <w:t xml:space="preserve"> (first in queue)            </w:t>
       </w:r>
     </w:p>
     <w:p>
@@ -6393,7 +6464,50 @@
           <w:sz w:val="18"/>
           <w:szCs w:val="18"/>
         </w:rPr>
-        <w:t>action[1, 0] = 0.34</w:t>
+        <w:t>action[</w:t>
+      </w:r>
+      <w:r>
+        <w:rPr>
+          <w:rFonts w:ascii="Consolas" w:hAnsi="Consolas" w:cs="Consolas"/>
+          <w:color w:val="0F9ED5" w:themeColor="accent4"/>
+          <w:sz w:val="18"/>
+          <w:szCs w:val="18"/>
+        </w:rPr>
+        <w:t>1</w:t>
+      </w:r>
+      <w:r>
+        <w:rPr>
+          <w:rFonts w:ascii="Consolas" w:hAnsi="Consolas" w:cs="Consolas"/>
+          <w:sz w:val="18"/>
+          <w:szCs w:val="18"/>
+        </w:rPr>
+        <w:t xml:space="preserve">, </w:t>
+      </w:r>
+      <w:r>
+        <w:rPr>
+          <w:rFonts w:ascii="Consolas" w:hAnsi="Consolas" w:cs="Consolas"/>
+          <w:color w:val="0F9ED5" w:themeColor="accent4"/>
+          <w:sz w:val="18"/>
+          <w:szCs w:val="18"/>
+        </w:rPr>
+        <w:t>0</w:t>
+      </w:r>
+      <w:r>
+        <w:rPr>
+          <w:rFonts w:ascii="Consolas" w:hAnsi="Consolas" w:cs="Consolas"/>
+          <w:sz w:val="18"/>
+          <w:szCs w:val="18"/>
+        </w:rPr>
+        <w:t xml:space="preserve">] = </w:t>
+      </w:r>
+      <w:r>
+        <w:rPr>
+          <w:rFonts w:ascii="Consolas" w:hAnsi="Consolas" w:cs="Consolas"/>
+          <w:color w:val="0F9ED5" w:themeColor="accent4"/>
+          <w:sz w:val="18"/>
+          <w:szCs w:val="18"/>
+        </w:rPr>
+        <w:t>0.34</w:t>
       </w:r>
       <w:r>
         <w:t xml:space="preserve">  → Agent 1 SKIPS (doesn't take any task)</w:t>
@@ -6410,7 +6524,69 @@
         <w:t xml:space="preserve"> </w:t>
       </w:r>
       <w:r>
-        <w:t>action[2, 0] = 0.91  → Agent 2 TAKES analysis_task (now first in queue)</w:t>
+        <w:rPr>
+          <w:rFonts w:ascii="Consolas" w:hAnsi="Consolas" w:cs="Consolas"/>
+          <w:sz w:val="18"/>
+          <w:szCs w:val="18"/>
+        </w:rPr>
+        <w:t>action[</w:t>
+      </w:r>
+      <w:r>
+        <w:rPr>
+          <w:rFonts w:ascii="Consolas" w:hAnsi="Consolas" w:cs="Consolas"/>
+          <w:color w:val="0F9ED5" w:themeColor="accent4"/>
+          <w:sz w:val="18"/>
+          <w:szCs w:val="18"/>
+        </w:rPr>
+        <w:t>2</w:t>
+      </w:r>
+      <w:r>
+        <w:rPr>
+          <w:rFonts w:ascii="Consolas" w:hAnsi="Consolas" w:cs="Consolas"/>
+          <w:sz w:val="18"/>
+          <w:szCs w:val="18"/>
+        </w:rPr>
+        <w:t xml:space="preserve">, </w:t>
+      </w:r>
+      <w:r>
+        <w:rPr>
+          <w:rFonts w:ascii="Consolas" w:hAnsi="Consolas" w:cs="Consolas"/>
+          <w:color w:val="0F9ED5" w:themeColor="accent4"/>
+          <w:sz w:val="18"/>
+          <w:szCs w:val="18"/>
+        </w:rPr>
+        <w:t>0</w:t>
+      </w:r>
+      <w:r>
+        <w:rPr>
+          <w:rFonts w:ascii="Consolas" w:hAnsi="Consolas" w:cs="Consolas"/>
+          <w:sz w:val="18"/>
+          <w:szCs w:val="18"/>
+        </w:rPr>
+        <w:t xml:space="preserve">] = </w:t>
+      </w:r>
+      <w:r>
+        <w:rPr>
+          <w:rFonts w:ascii="Consolas" w:hAnsi="Consolas" w:cs="Consolas"/>
+          <w:color w:val="0F9ED5" w:themeColor="accent4"/>
+          <w:sz w:val="18"/>
+          <w:szCs w:val="18"/>
+        </w:rPr>
+        <w:t>0.91</w:t>
+      </w:r>
+      <w:r>
+        <w:t xml:space="preserve">  → Agent 2 TAKES </w:t>
+      </w:r>
+      <w:r>
+        <w:rPr>
+          <w:rFonts w:ascii="Consolas" w:hAnsi="Consolas" w:cs="Consolas"/>
+          <w:sz w:val="18"/>
+          <w:szCs w:val="18"/>
+        </w:rPr>
+        <w:t>analysis_task</w:t>
+      </w:r>
+      <w:r>
+        <w:t xml:space="preserve"> (now first in queue)</w:t>
       </w:r>
     </w:p>
     <w:p>
@@ -6424,7 +6600,58 @@
         <w:t xml:space="preserve"> </w:t>
       </w:r>
       <w:r>
-        <w:t>action[3, 0] = 0.12  → Agent 3 SKIPS</w:t>
+        <w:rPr>
+          <w:rFonts w:ascii="Consolas" w:hAnsi="Consolas" w:cs="Consolas"/>
+          <w:sz w:val="18"/>
+          <w:szCs w:val="18"/>
+        </w:rPr>
+        <w:t>action[</w:t>
+      </w:r>
+      <w:r>
+        <w:rPr>
+          <w:rFonts w:ascii="Consolas" w:hAnsi="Consolas" w:cs="Consolas"/>
+          <w:color w:val="0F9ED5" w:themeColor="accent4"/>
+          <w:sz w:val="18"/>
+          <w:szCs w:val="18"/>
+        </w:rPr>
+        <w:t>3</w:t>
+      </w:r>
+      <w:r>
+        <w:rPr>
+          <w:rFonts w:ascii="Consolas" w:hAnsi="Consolas" w:cs="Consolas"/>
+          <w:sz w:val="18"/>
+          <w:szCs w:val="18"/>
+        </w:rPr>
+        <w:t xml:space="preserve">, </w:t>
+      </w:r>
+      <w:r>
+        <w:rPr>
+          <w:rFonts w:ascii="Consolas" w:hAnsi="Consolas" w:cs="Consolas"/>
+          <w:color w:val="0F9ED5" w:themeColor="accent4"/>
+          <w:sz w:val="18"/>
+          <w:szCs w:val="18"/>
+        </w:rPr>
+        <w:t>0</w:t>
+      </w:r>
+      <w:r>
+        <w:rPr>
+          <w:rFonts w:ascii="Consolas" w:hAnsi="Consolas" w:cs="Consolas"/>
+          <w:sz w:val="18"/>
+          <w:szCs w:val="18"/>
+        </w:rPr>
+        <w:t xml:space="preserve">] = </w:t>
+      </w:r>
+      <w:r>
+        <w:rPr>
+          <w:rFonts w:ascii="Consolas" w:hAnsi="Consolas" w:cs="Consolas"/>
+          <w:color w:val="0F9ED5" w:themeColor="accent4"/>
+          <w:sz w:val="18"/>
+          <w:szCs w:val="18"/>
+        </w:rPr>
+        <w:t>0.12</w:t>
+      </w:r>
+      <w:r>
+        <w:t xml:space="preserve">  → Agent 3 SKIPS</w:t>
       </w:r>
     </w:p>
     <w:p/>
@@ -6445,7 +6672,18 @@
         <w:t xml:space="preserve">  </w:t>
       </w:r>
       <w:r>
-        <w:t>- research_task assigned to Agent 0</w:t>
+        <w:t xml:space="preserve">- </w:t>
+      </w:r>
+      <w:r>
+        <w:rPr>
+          <w:rFonts w:ascii="Consolas" w:hAnsi="Consolas" w:cs="Consolas"/>
+          <w:sz w:val="18"/>
+          <w:szCs w:val="18"/>
+        </w:rPr>
+        <w:t>research_task</w:t>
+      </w:r>
+      <w:r>
+        <w:t xml:space="preserve"> assigned to Agent 0</w:t>
       </w:r>
     </w:p>
     <w:p>
@@ -6453,7 +6691,18 @@
         <w:t xml:space="preserve">  </w:t>
       </w:r>
       <w:r>
-        <w:t>- analysis_task assigned to Agent 2</w:t>
+        <w:t xml:space="preserve">- </w:t>
+      </w:r>
+      <w:r>
+        <w:rPr>
+          <w:rFonts w:ascii="Consolas" w:hAnsi="Consolas" w:cs="Consolas"/>
+          <w:sz w:val="18"/>
+          <w:szCs w:val="18"/>
+        </w:rPr>
+        <w:t>analysis_task</w:t>
+      </w:r>
+      <w:r>
+        <w:t xml:space="preserve"> assigned to Agent 2</w:t>
       </w:r>
     </w:p>
     <w:p>
@@ -6461,7 +6710,18 @@
         <w:t xml:space="preserve">  </w:t>
       </w:r>
       <w:r>
-        <w:t>- validation_task remains in queue</w:t>
+        <w:t xml:space="preserve">- </w:t>
+      </w:r>
+      <w:r>
+        <w:rPr>
+          <w:rFonts w:ascii="Consolas" w:hAnsi="Consolas" w:cs="Consolas"/>
+          <w:sz w:val="18"/>
+          <w:szCs w:val="18"/>
+        </w:rPr>
+        <w:t>validation_task</w:t>
+      </w:r>
+      <w:r>
+        <w:t xml:space="preserve"> remains in queue</w:t>
       </w:r>
     </w:p>
     <w:p/>
@@ -6482,7 +6742,24 @@
           <w:sz w:val="18"/>
           <w:szCs w:val="18"/>
         </w:rPr>
-        <w:t>action[i, 1]</w:t>
+        <w:t xml:space="preserve">action[i, </w:t>
+      </w:r>
+      <w:r>
+        <w:rPr>
+          <w:rFonts w:ascii="Consolas" w:hAnsi="Consolas" w:cs="Consolas"/>
+          <w:color w:val="0F9ED5" w:themeColor="accent4"/>
+          <w:sz w:val="18"/>
+          <w:szCs w:val="18"/>
+        </w:rPr>
+        <w:t>1</w:t>
+      </w:r>
+      <w:r>
+        <w:rPr>
+          <w:rFonts w:ascii="Consolas" w:hAnsi="Consolas" w:cs="Consolas"/>
+          <w:sz w:val="18"/>
+          <w:szCs w:val="18"/>
+        </w:rPr>
+        <w:t>]</w:t>
       </w:r>
       <w:r>
         <w:t>)</w:t>
@@ -6545,14 +6822,106 @@
       </w:r>
     </w:p>
     <w:p/>
-    <w:p/>
-    <w:p/>
     <w:p>
       <w:r>
         <w:rPr>
           <w:b/>
           <w:bCs/>
         </w:rPr>
+        <w:t>Future Use Example</w:t>
+      </w:r>
+      <w:r>
+        <w:t>:</w:t>
+      </w:r>
+    </w:p>
+    <w:p/>
+    <w:p>
+      <w:pPr>
+        <w:rPr>
+          <w:rFonts w:ascii="Consolas" w:hAnsi="Consolas" w:cs="Consolas"/>
+          <w:color w:val="3A7C22" w:themeColor="accent6" w:themeShade="BF"/>
+          <w:sz w:val="18"/>
+          <w:szCs w:val="18"/>
+        </w:rPr>
+      </w:pPr>
+      <w:r>
+        <w:rPr>
+          <w:rFonts w:ascii="Consolas" w:hAnsi="Consolas" w:cs="Consolas"/>
+          <w:color w:val="3A7C22" w:themeColor="accent6" w:themeShade="BF"/>
+          <w:sz w:val="18"/>
+          <w:szCs w:val="18"/>
+        </w:rPr>
+        <w:t># Potential implementation:</w:t>
+      </w:r>
+    </w:p>
+    <w:p>
+      <w:pPr>
+        <w:rPr>
+          <w:rFonts w:ascii="Consolas" w:hAnsi="Consolas" w:cs="Consolas"/>
+          <w:sz w:val="18"/>
+          <w:szCs w:val="18"/>
+        </w:rPr>
+      </w:pPr>
+      <w:r>
+        <w:rPr>
+          <w:rFonts w:ascii="Consolas" w:hAnsi="Consolas" w:cs="Consolas"/>
+          <w:sz w:val="18"/>
+          <w:szCs w:val="18"/>
+        </w:rPr>
+        <w:t xml:space="preserve">effective_capacity = agent.capacity * action[i, </w:t>
+      </w:r>
+      <w:r>
+        <w:rPr>
+          <w:rFonts w:ascii="Consolas" w:hAnsi="Consolas" w:cs="Consolas"/>
+          <w:color w:val="0F9ED5" w:themeColor="accent4"/>
+          <w:sz w:val="18"/>
+          <w:szCs w:val="18"/>
+        </w:rPr>
+        <w:t>1</w:t>
+      </w:r>
+      <w:r>
+        <w:rPr>
+          <w:rFonts w:ascii="Consolas" w:hAnsi="Consolas" w:cs="Consolas"/>
+          <w:sz w:val="18"/>
+          <w:szCs w:val="18"/>
+        </w:rPr>
+        <w:t>]</w:t>
+      </w:r>
+    </w:p>
+    <w:p>
+      <w:r>
+        <w:rPr>
+          <w:rFonts w:ascii="Consolas" w:hAnsi="Consolas" w:cs="Consolas"/>
+          <w:sz w:val="18"/>
+          <w:szCs w:val="18"/>
+        </w:rPr>
+        <w:t xml:space="preserve">progress = agent.expertise.get(task.type, </w:t>
+      </w:r>
+      <w:r>
+        <w:rPr>
+          <w:rFonts w:ascii="Consolas" w:hAnsi="Consolas" w:cs="Consolas"/>
+          <w:color w:val="0F9ED5" w:themeColor="accent4"/>
+          <w:sz w:val="18"/>
+          <w:szCs w:val="18"/>
+        </w:rPr>
+        <w:t>0.5</w:t>
+      </w:r>
+      <w:r>
+        <w:rPr>
+          <w:rFonts w:ascii="Consolas" w:hAnsi="Consolas" w:cs="Consolas"/>
+          <w:sz w:val="18"/>
+          <w:szCs w:val="18"/>
+        </w:rPr>
+        <w:t>) * effective_capacity</w:t>
+      </w:r>
+    </w:p>
+    <w:p/>
+    <w:p>
+      <w:r>
+        <w:rPr>
+          <w:b/>
+          <w:bCs/>
+        </w:rPr>
         <w:t>Action Component 2: Collaboration Request Signal</w:t>
       </w:r>
       <w:r>
@@ -6564,7 +6933,24 @@
           <w:sz w:val="18"/>
           <w:szCs w:val="18"/>
         </w:rPr>
-        <w:t>action[i, 2]</w:t>
+        <w:t xml:space="preserve">action[i, </w:t>
+      </w:r>
+      <w:r>
+        <w:rPr>
+          <w:rFonts w:ascii="Consolas" w:hAnsi="Consolas" w:cs="Consolas"/>
+          <w:color w:val="0F9ED5" w:themeColor="accent4"/>
+          <w:sz w:val="18"/>
+          <w:szCs w:val="18"/>
+        </w:rPr>
+        <w:t>2</w:t>
+      </w:r>
+      <w:r>
+        <w:rPr>
+          <w:rFonts w:ascii="Consolas" w:hAnsi="Consolas" w:cs="Consolas"/>
+          <w:sz w:val="18"/>
+          <w:szCs w:val="18"/>
+        </w:rPr>
+        <w:t>]</w:t>
       </w:r>
       <w:r>
         <w:t>)</w:t>
@@ -6658,7 +7044,58 @@
           <w:sz w:val="18"/>
           <w:szCs w:val="18"/>
         </w:rPr>
-        <w:t>(self) -&gt; List[AgentState]:</w:t>
+        <w:t>(</w:t>
+      </w:r>
+      <w:r>
+        <w:rPr>
+          <w:rFonts w:ascii="Consolas" w:hAnsi="Consolas" w:cs="Consolas"/>
+          <w:color w:val="7030A0"/>
+          <w:sz w:val="18"/>
+          <w:szCs w:val="18"/>
+        </w:rPr>
+        <w:t>self</w:t>
+      </w:r>
+      <w:r>
+        <w:rPr>
+          <w:rFonts w:ascii="Consolas" w:hAnsi="Consolas" w:cs="Consolas"/>
+          <w:sz w:val="18"/>
+          <w:szCs w:val="18"/>
+        </w:rPr>
+        <w:t xml:space="preserve">) -&gt; </w:t>
+      </w:r>
+      <w:r>
+        <w:rPr>
+          <w:rFonts w:ascii="Consolas" w:hAnsi="Consolas" w:cs="Consolas"/>
+          <w:color w:val="0B769F" w:themeColor="accent4" w:themeShade="BF"/>
+          <w:sz w:val="18"/>
+          <w:szCs w:val="18"/>
+        </w:rPr>
+        <w:t>List</w:t>
+      </w:r>
+      <w:r>
+        <w:rPr>
+          <w:rFonts w:ascii="Consolas" w:hAnsi="Consolas" w:cs="Consolas"/>
+          <w:sz w:val="18"/>
+          <w:szCs w:val="18"/>
+        </w:rPr>
+        <w:t>[</w:t>
+      </w:r>
+      <w:r>
+        <w:rPr>
+          <w:rFonts w:ascii="Consolas" w:hAnsi="Consolas" w:cs="Consolas"/>
+          <w:color w:val="0B769F" w:themeColor="accent4" w:themeShade="BF"/>
+          <w:sz w:val="18"/>
+          <w:szCs w:val="18"/>
+        </w:rPr>
+        <w:t>AgentState</w:t>
+      </w:r>
+      <w:r>
+        <w:rPr>
+          <w:rFonts w:ascii="Consolas" w:hAnsi="Consolas" w:cs="Consolas"/>
+          <w:sz w:val="18"/>
+          <w:szCs w:val="18"/>
+        </w:rPr>
+        <w:t>]:</w:t>
       </w:r>
     </w:p>
     <w:p>
@@ -7892,6 +8329,7 @@
       <w:bookmarkStart w:id="5" w:name="_Ref220573207"/>
       <w:bookmarkStart w:id="6" w:name="_Toc220903300"/>
       <w:r>
+        <w:lastRenderedPageBreak/>
         <w:t>Task Generation</w:t>
       </w:r>
       <w:bookmarkEnd w:id="5"/>
@@ -9705,6 +10143,7 @@
           <w:sz w:val="18"/>
           <w:szCs w:val="18"/>
         </w:rPr>
+        <w:lastRenderedPageBreak/>
         <w:t xml:space="preserve">        clip_range_vf=None,</w:t>
       </w:r>
     </w:p>
@@ -9790,7 +10229,6 @@
           <w:sz w:val="18"/>
           <w:szCs w:val="18"/>
         </w:rPr>
-        <w:lastRenderedPageBreak/>
         <w:t xml:space="preserve">        verbose=1,</w:t>
       </w:r>
     </w:p>
@@ -10454,6 +10892,7 @@
     <w:p/>
     <w:p>
       <w:r>
+        <w:lastRenderedPageBreak/>
         <w:t>This means the observation dimension includes n_agents * n_agents values from the matrix, letting the policy learn which agent pairs have historically collaborated well.</w:t>
       </w:r>
     </w:p>
@@ -10484,7 +10923,6 @@
         </w:numPr>
       </w:pPr>
       <w:r>
-        <w:lastRenderedPageBreak/>
         <w:t>Strengthens their collaboration bond (1% increase)</w:t>
       </w:r>
     </w:p>
@@ -11255,7 +11693,6 @@
           <w:sz w:val="18"/>
           <w:szCs w:val="18"/>
         </w:rPr>
-        <w:lastRenderedPageBreak/>
         <w:t># inside evaluate(n_episodes)</w:t>
       </w:r>
     </w:p>
@@ -12688,211 +13125,210 @@
       </w:pPr>
       <w:bookmarkStart w:id="15" w:name="_Toc220903309"/>
       <w:r>
+        <w:t xml:space="preserve">Step </w:t>
+      </w:r>
+      <w:r>
+        <w:t>Execution</w:t>
+      </w:r>
+      <w:bookmarkEnd w:id="15"/>
+    </w:p>
+    <w:p>
+      <w:pPr>
+        <w:pStyle w:val="Heading2"/>
+      </w:pPr>
+    </w:p>
+    <w:p>
+      <w:r>
+        <w:t>def step(self, action: np.ndarray) -&gt; Tuple[np.ndarray, float, bool, bool, Dict]:</w:t>
+      </w:r>
+    </w:p>
+    <w:p>
+      <w:r>
+        <w:t xml:space="preserve">        """Execute action and return new state"""</w:t>
+      </w:r>
+    </w:p>
+    <w:p>
+      <w:r>
+        <w:t xml:space="preserve">        self.current_step += 1</w:t>
+      </w:r>
+    </w:p>
+    <w:p/>
+    <w:p>
+      <w:r>
+        <w:t xml:space="preserve">        # Parse actions</w:t>
+      </w:r>
+    </w:p>
+    <w:p>
+      <w:r>
+        <w:t xml:space="preserve">        action = action.reshape(self.n_agents, 3)</w:t>
+      </w:r>
+    </w:p>
+    <w:p/>
+    <w:p>
+      <w:r>
+        <w:t xml:space="preserve">        # Process task assignments</w:t>
+      </w:r>
+    </w:p>
+    <w:p>
+      <w:r>
+        <w:t xml:space="preserve">        reward = 0</w:t>
+      </w:r>
+    </w:p>
+    <w:p>
+      <w:r>
+        <w:t xml:space="preserve">        for i, agent in enumerate(self.agents):</w:t>
+      </w:r>
+    </w:p>
+    <w:p>
+      <w:r>
+        <w:t xml:space="preserve">            if len(self.task_queue) &gt; 0 and action[i, 0] &gt; 0.5:</w:t>
+      </w:r>
+    </w:p>
+    <w:p>
+      <w:r>
+        <w:t xml:space="preserve">                task = self.task_queue.popleft()</w:t>
+      </w:r>
+    </w:p>
+    <w:p>
+      <w:r>
+        <w:t xml:space="preserve">                self._assign_task(agent, task)</w:t>
+      </w:r>
+    </w:p>
+    <w:p/>
+    <w:p>
+      <w:r>
+        <w:t xml:space="preserve">                # Calculate immediate reward for assignment</w:t>
+      </w:r>
+    </w:p>
+    <w:p>
+      <w:r>
+        <w:t xml:space="preserve">                match_score = agent.expertise.get(task.type, 0.5)</w:t>
+      </w:r>
+    </w:p>
+    <w:p>
+      <w:r>
+        <w:t xml:space="preserve">                reward += match_score * task.priority</w:t>
+      </w:r>
+    </w:p>
+    <w:p/>
+    <w:p>
+      <w:r>
+        <w:t xml:space="preserve">        # Process active tasks</w:t>
+      </w:r>
+    </w:p>
+    <w:p>
+      <w:r>
+        <w:t xml:space="preserve">        completed_this_step = []</w:t>
+      </w:r>
+    </w:p>
+    <w:p>
+      <w:r>
+        <w:t xml:space="preserve">        for task_id, (task, agent) in list(self.active_tasks.items()):</w:t>
+      </w:r>
+    </w:p>
+    <w:p>
+      <w:r>
+        <w:t xml:space="preserve">            progress = agent.expertise.get(task.type, 0.5) * agent.capacity</w:t>
+      </w:r>
+    </w:p>
+    <w:p/>
+    <w:p>
+      <w:r>
+        <w:t xml:space="preserve">            # Check if task completed</w:t>
+      </w:r>
+    </w:p>
+    <w:p>
+      <w:r>
+        <w:t xml:space="preserve">            if np.random.random() &lt; progress:</w:t>
+      </w:r>
+    </w:p>
+    <w:p>
+      <w:r>
+        <w:t xml:space="preserve">                self._complete_task(task, agent)</w:t>
+      </w:r>
+    </w:p>
+    <w:p>
+      <w:r>
+        <w:t xml:space="preserve">                completed_this_step.append(task)</w:t>
+      </w:r>
+    </w:p>
+    <w:p/>
+    <w:p>
+      <w:r>
+        <w:t xml:space="preserve">                # Calculate completion reward</w:t>
+      </w:r>
+    </w:p>
+    <w:p>
+      <w:r>
+        <w:t xml:space="preserve">                time_bonus = max(0, 1 - (self.current_step / task.deadline))</w:t>
+      </w:r>
+    </w:p>
+    <w:p>
+      <w:r>
+        <w:t xml:space="preserve">                quality = agent.expertise.get(task.type, 0.5) * agent.success_rate</w:t>
+      </w:r>
+    </w:p>
+    <w:p>
+      <w:r>
+        <w:t xml:space="preserve">                reward += (quality * task.priority * (1 + time_bonus)) * 10</w:t>
+      </w:r>
+    </w:p>
+    <w:p/>
+    <w:p>
+      <w:r>
+        <w:t xml:space="preserve">        # Update collaboration matrix based on actions</w:t>
+      </w:r>
+    </w:p>
+    <w:p>
+      <w:r>
+        <w:t xml:space="preserve">        for i in range(self.n_agents):</w:t>
+      </w:r>
+    </w:p>
+    <w:p>
+      <w:r>
+        <w:t xml:space="preserve">            for j in range(self.n_agents):</w:t>
+      </w:r>
+    </w:p>
+    <w:p>
+      <w:r>
+        <w:t xml:space="preserve">                if i != j and action[i, 2] &gt; 0.7 and action[j, 2] &gt; 0.7:</w:t>
+      </w:r>
+    </w:p>
+    <w:p>
+      <w:r>
+        <w:t xml:space="preserve">                    self.collaboration_matrix[i, j] *= 1.01</w:t>
+      </w:r>
+    </w:p>
+    <w:p>
+      <w:r>
+        <w:t xml:space="preserve">                    reward += 0.5  # Collaboration bonus</w:t>
+      </w:r>
+    </w:p>
+    <w:p/>
+    <w:p>
+      <w:r>
+        <w:t xml:space="preserve">        # Generate new tasks</w:t>
+      </w:r>
+    </w:p>
+    <w:p>
+      <w:r>
+        <w:t xml:space="preserve">        if np.random.random() &lt; 0.3:</w:t>
+      </w:r>
+    </w:p>
+    <w:p>
+      <w:r>
+        <w:t xml:space="preserve">            self.task_queue.append(self._generate_task())</w:t>
+      </w:r>
+    </w:p>
+    <w:p/>
+    <w:p>
+      <w:r>
         <w:lastRenderedPageBreak/>
-        <w:t xml:space="preserve">Step </w:t>
-      </w:r>
-      <w:r>
-        <w:t>Execution</w:t>
-      </w:r>
-      <w:bookmarkEnd w:id="15"/>
-    </w:p>
-    <w:p>
-      <w:pPr>
-        <w:pStyle w:val="Heading2"/>
-      </w:pPr>
-    </w:p>
-    <w:p>
-      <w:r>
-        <w:t>def step(self, action: np.ndarray) -&gt; Tuple[np.ndarray, float, bool, bool, Dict]:</w:t>
-      </w:r>
-    </w:p>
-    <w:p>
-      <w:r>
-        <w:t xml:space="preserve">        """Execute action and return new state"""</w:t>
-      </w:r>
-    </w:p>
-    <w:p>
-      <w:r>
-        <w:t xml:space="preserve">        self.current_step += 1</w:t>
-      </w:r>
-    </w:p>
-    <w:p/>
-    <w:p>
-      <w:r>
-        <w:t xml:space="preserve">        # Parse actions</w:t>
-      </w:r>
-    </w:p>
-    <w:p>
-      <w:r>
-        <w:t xml:space="preserve">        action = action.reshape(self.n_agents, 3)</w:t>
-      </w:r>
-    </w:p>
-    <w:p/>
-    <w:p>
-      <w:r>
-        <w:t xml:space="preserve">        # Process task assignments</w:t>
-      </w:r>
-    </w:p>
-    <w:p>
-      <w:r>
-        <w:t xml:space="preserve">        reward = 0</w:t>
-      </w:r>
-    </w:p>
-    <w:p>
-      <w:r>
-        <w:t xml:space="preserve">        for i, agent in enumerate(self.agents):</w:t>
-      </w:r>
-    </w:p>
-    <w:p>
-      <w:r>
-        <w:t xml:space="preserve">            if len(self.task_queue) &gt; 0 and action[i, 0] &gt; 0.5:</w:t>
-      </w:r>
-    </w:p>
-    <w:p>
-      <w:r>
-        <w:t xml:space="preserve">                task = self.task_queue.popleft()</w:t>
-      </w:r>
-    </w:p>
-    <w:p>
-      <w:r>
-        <w:t xml:space="preserve">                self._assign_task(agent, task)</w:t>
-      </w:r>
-    </w:p>
-    <w:p/>
-    <w:p>
-      <w:r>
-        <w:t xml:space="preserve">                # Calculate immediate reward for assignment</w:t>
-      </w:r>
-    </w:p>
-    <w:p>
-      <w:r>
-        <w:t xml:space="preserve">                match_score = agent.expertise.get(task.type, 0.5)</w:t>
-      </w:r>
-    </w:p>
-    <w:p>
-      <w:r>
-        <w:t xml:space="preserve">                reward += match_score * task.priority</w:t>
-      </w:r>
-    </w:p>
-    <w:p/>
-    <w:p>
-      <w:r>
-        <w:t xml:space="preserve">        # Process active tasks</w:t>
-      </w:r>
-    </w:p>
-    <w:p>
-      <w:r>
-        <w:t xml:space="preserve">        completed_this_step = []</w:t>
-      </w:r>
-    </w:p>
-    <w:p>
-      <w:r>
-        <w:t xml:space="preserve">        for task_id, (task, agent) in list(self.active_tasks.items()):</w:t>
-      </w:r>
-    </w:p>
-    <w:p>
-      <w:r>
-        <w:t xml:space="preserve">            progress = agent.expertise.get(task.type, 0.5) * agent.capacity</w:t>
-      </w:r>
-    </w:p>
-    <w:p/>
-    <w:p>
-      <w:r>
-        <w:t xml:space="preserve">            # Check if task completed</w:t>
-      </w:r>
-    </w:p>
-    <w:p>
-      <w:r>
-        <w:t xml:space="preserve">            if np.random.random() &lt; progress:</w:t>
-      </w:r>
-    </w:p>
-    <w:p>
-      <w:r>
-        <w:t xml:space="preserve">                self._complete_task(task, agent)</w:t>
-      </w:r>
-    </w:p>
-    <w:p>
-      <w:r>
-        <w:t xml:space="preserve">                completed_this_step.append(task)</w:t>
-      </w:r>
-    </w:p>
-    <w:p/>
-    <w:p>
-      <w:r>
-        <w:t xml:space="preserve">                # Calculate completion reward</w:t>
-      </w:r>
-    </w:p>
-    <w:p>
-      <w:r>
-        <w:t xml:space="preserve">                time_bonus = max(0, 1 - (self.current_step / task.deadline))</w:t>
-      </w:r>
-    </w:p>
-    <w:p>
-      <w:r>
-        <w:t xml:space="preserve">                quality = agent.expertise.get(task.type, 0.5) * agent.success_rate</w:t>
-      </w:r>
-    </w:p>
-    <w:p>
-      <w:r>
-        <w:t xml:space="preserve">                reward += (quality * task.priority * (1 + time_bonus)) * 10</w:t>
-      </w:r>
-    </w:p>
-    <w:p/>
-    <w:p>
-      <w:r>
-        <w:t xml:space="preserve">        # Update collaboration matrix based on actions</w:t>
-      </w:r>
-    </w:p>
-    <w:p>
-      <w:r>
-        <w:t xml:space="preserve">        for i in range(self.n_agents):</w:t>
-      </w:r>
-    </w:p>
-    <w:p>
-      <w:r>
-        <w:t xml:space="preserve">            for j in range(self.n_agents):</w:t>
-      </w:r>
-    </w:p>
-    <w:p>
-      <w:r>
-        <w:t xml:space="preserve">                if i != j and action[i, 2] &gt; 0.7 and action[j, 2] &gt; 0.7:</w:t>
-      </w:r>
-    </w:p>
-    <w:p>
-      <w:r>
-        <w:t xml:space="preserve">                    self.collaboration_matrix[i, j] *= 1.01</w:t>
-      </w:r>
-    </w:p>
-    <w:p>
-      <w:r>
-        <w:t xml:space="preserve">                    reward += 0.5  # Collaboration bonus</w:t>
-      </w:r>
-    </w:p>
-    <w:p/>
-    <w:p>
-      <w:r>
-        <w:t xml:space="preserve">        # Generate new tasks</w:t>
-      </w:r>
-    </w:p>
-    <w:p>
-      <w:r>
-        <w:t xml:space="preserve">        if np.random.random() &lt; 0.3:</w:t>
-      </w:r>
-    </w:p>
-    <w:p>
-      <w:r>
-        <w:t xml:space="preserve">            self.task_queue.append(self._generate_task())</w:t>
-      </w:r>
-    </w:p>
-    <w:p/>
-    <w:p>
-      <w:r>
         <w:t xml:space="preserve">        # Calculate penalties</w:t>
       </w:r>
     </w:p>
     <w:p>
       <w:r>
-        <w:lastRenderedPageBreak/>
         <w:t xml:space="preserve">        queue_penalty = len(self.task_queue) * 0.1</w:t>
       </w:r>
     </w:p>
@@ -13089,6 +13525,7 @@
     </w:p>
     <w:p>
       <w:r>
+        <w:lastRenderedPageBreak/>
         <w:t xml:space="preserve">                task_completion_rates.append(completion_rate)</w:t>
       </w:r>
     </w:p>
@@ -15465,7 +15902,7 @@
           </mc:Choice>
           <mc:Fallback>
             <w:pict>
-              <v:shape w14:anchorId="46915E71" id="Freeform 27" o:spid="_x0000_s1026" style="position:absolute;margin-left:-43.3pt;margin-top:111pt;width:524.4pt;height:166.05pt;z-index:251703296;visibility:visible;mso-wrap-style:square;mso-height-percent:0;mso-wrap-distance-left:9pt;mso-wrap-distance-top:0;mso-wrap-distance-right:9pt;mso-wrap-distance-bottom:0;mso-position-horizontal:absolute;mso-position-horizontal-relative:text;mso-position-vertical:absolute;mso-position-vertical-relative:text;mso-height-percent:0;mso-height-relative:margin;v-text-anchor:middle" coordsize="6660186,2143785" o:gfxdata="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" path="m6480510,1559v12451,-2491,24902,-4981,53788,17929c6563184,42398,6638886,101167,6653827,139018v14941,37851,2988,75702,-29882,107576c6591075,278468,6541271,305363,6456604,330265v-84667,24902,-254000,52792,-340659,65741c6029286,408955,5936651,407959,5936651,407959r-484094,29882l5087992,461747v-132478,6972,-281890,13945,-430306,17929c4509270,483660,4375796,480673,4197498,485653v-178298,4980,-609600,23906,-609600,23906l3121733,521512r-806823,5976l1806910,539441r-645459,5977c959247,550398,740109,555378,593686,569323,447262,583268,367577,604186,282910,629088,198243,653990,132502,656978,85686,718735,38870,780492,10981,887072,2016,999629v-8965,112557,13945,281890,29882,394447c47835,1506633,70745,1592296,97639,1674970v26894,82674,58769,153396,95624,215153c230118,1951880,268965,2004673,318769,2045512v49804,40839,129490,74706,173317,89647c535913,2150100,558823,2142629,581733,2135159e" filled="f" strokecolor="#030e13 [484]" strokeweight=".5pt">
+              <v:shape w14:anchorId="69745871" id="Freeform 27" o:spid="_x0000_s1026" style="position:absolute;margin-left:-43.3pt;margin-top:111pt;width:524.4pt;height:166.05pt;z-index:251703296;visibility:visible;mso-wrap-style:square;mso-height-percent:0;mso-wrap-distance-left:9pt;mso-wrap-distance-top:0;mso-wrap-distance-right:9pt;mso-wrap-distance-bottom:0;mso-position-horizontal:absolute;mso-position-horizontal-relative:text;mso-position-vertical:absolute;mso-position-vertical-relative:text;mso-height-percent:0;mso-height-relative:margin;v-text-anchor:middle" coordsize="6660186,2143785" o:gfxdata="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" path="m6480510,1559v12451,-2491,24902,-4981,53788,17929c6563184,42398,6638886,101167,6653827,139018v14941,37851,2988,75702,-29882,107576c6591075,278468,6541271,305363,6456604,330265v-84667,24902,-254000,52792,-340659,65741c6029286,408955,5936651,407959,5936651,407959r-484094,29882l5087992,461747v-132478,6972,-281890,13945,-430306,17929c4509270,483660,4375796,480673,4197498,485653v-178298,4980,-609600,23906,-609600,23906l3121733,521512r-806823,5976l1806910,539441r-645459,5977c959247,550398,740109,555378,593686,569323,447262,583268,367577,604186,282910,629088,198243,653990,132502,656978,85686,718735,38870,780492,10981,887072,2016,999629v-8965,112557,13945,281890,29882,394447c47835,1506633,70745,1592296,97639,1674970v26894,82674,58769,153396,95624,215153c230118,1951880,268965,2004673,318769,2045512v49804,40839,129490,74706,173317,89647c535913,2150100,558823,2142629,581733,2135159e" filled="f" strokecolor="#030e13 [484]" strokeweight=".5pt">
                 <v:stroke opacity="34181f" joinstyle="miter"/>
                 <v:path arrowok="t" o:connecttype="custom" o:connectlocs="6480510,1534;6534298,19171;6653827,136759;6623945,242587;6456604,324898;6115945,389571;5936651,401329;5452557,430726;5087992,454243;4657686,471881;4197498,477761;3587898,501278;3121733,513037;2314910,518916;1806910,530675;1161451,536555;593686,560071;282910,618865;85686,707055;2016,983384;31898,1371421;97639,1647751;193263,1859407;318769,2012271;492086,2100461;581733,2100461" o:connectangles="0,0,0,0,0,0,0,0,0,0,0,0,0,0,0,0,0,0,0,0,0,0,0,0,0,0"/>
               </v:shape>
@@ -15833,7 +16270,7 @@
           </mc:Choice>
           <mc:Fallback>
             <w:pict>
-              <v:shape w14:anchorId="032BC9F9" id="Freeform 26" o:spid="_x0000_s1026" style="position:absolute;margin-left:-26.6pt;margin-top:62pt;width:519.5pt;height:160.95pt;z-index:251702272;visibility:visible;mso-wrap-style:square;mso-wrap-distance-left:9pt;mso-wrap-distance-top:0;mso-wrap-distance-right:9pt;mso-wrap-distance-bottom:0;mso-position-horizontal:absolute;mso-position-horizontal-relative:text;mso-position-vertical:absolute;mso-position-vertical-relative:text;v-text-anchor:middle" coordsize="6597555,2043953" o:gfxdata="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" path="m6284303,v79188,69227,158377,138454,203200,197223c6532327,255992,6535315,291851,6553244,352612v17930,60761,35860,148415,41836,209176c6601056,622549,6595079,659404,6589103,717176v-5976,57772,-11953,130486,-29882,191247c6541292,969184,6519378,1037913,6481527,1081741v-37851,43828,-149412,89647,-149412,89647l6332115,1171388v-57773,7969,-240055,35859,-346635,47812c5878900,1231153,5820131,1236133,5692633,1243106v-127498,6973,-472142,17929,-472142,17929l4826044,1272988r-406400,11953l3750280,1290917r-621553,5977l2507174,1302870r-567765,5977l1574844,1314823r-472141,5977l612633,1332753v-130486,2988,-216149,1992,-292847,5976c243088,1342713,203244,1328769,152444,1356659v-50800,27890,-113552,94627,-137458,149411c-8920,1560854,1041,1629584,9009,1685364v7968,55780,31874,113554,53788,155389c84711,1882588,116585,1908486,140491,1936376v23906,27890,40840,55781,65742,71718c231135,2024031,265001,2026024,289903,2032000v24902,5976,45321,8964,65741,11953e" filled="f" strokecolor="#030e13 [484]" strokeweight=".5pt">
+              <v:shape w14:anchorId="59F3E431" id="Freeform 26" o:spid="_x0000_s1026" style="position:absolute;margin-left:-26.6pt;margin-top:62pt;width:519.5pt;height:160.95pt;z-index:251702272;visibility:visible;mso-wrap-style:square;mso-wrap-distance-left:9pt;mso-wrap-distance-top:0;mso-wrap-distance-right:9pt;mso-wrap-distance-bottom:0;mso-position-horizontal:absolute;mso-position-horizontal-relative:text;mso-position-vertical:absolute;mso-position-vertical-relative:text;v-text-anchor:middle" coordsize="6597555,2043953" o:gfxdata="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" path="m6284303,v79188,69227,158377,138454,203200,197223c6532327,255992,6535315,291851,6553244,352612v17930,60761,35860,148415,41836,209176c6601056,622549,6595079,659404,6589103,717176v-5976,57772,-11953,130486,-29882,191247c6541292,969184,6519378,1037913,6481527,1081741v-37851,43828,-149412,89647,-149412,89647l6332115,1171388v-57773,7969,-240055,35859,-346635,47812c5878900,1231153,5820131,1236133,5692633,1243106v-127498,6973,-472142,17929,-472142,17929l4826044,1272988r-406400,11953l3750280,1290917r-621553,5977l2507174,1302870r-567765,5977l1574844,1314823r-472141,5977l612633,1332753v-130486,2988,-216149,1992,-292847,5976c243088,1342713,203244,1328769,152444,1356659v-50800,27890,-113552,94627,-137458,149411c-8920,1560854,1041,1629584,9009,1685364v7968,55780,31874,113554,53788,155389c84711,1882588,116585,1908486,140491,1936376v23906,27890,40840,55781,65742,71718c231135,2024031,265001,2026024,289903,2032000v24902,5976,45321,8964,65741,11953e" filled="f" strokecolor="#030e13 [484]" strokeweight=".5pt">
                 <v:stroke opacity="34695f" joinstyle="miter"/>
                 <v:path arrowok="t" o:connecttype="custom" o:connectlocs="6284303,0;6487503,197223;6553244,352612;6595080,561788;6589103,717176;6559221,908423;6481527,1081741;6332115,1171388;6332115,1171388;5985480,1219200;5692633,1243106;5220491,1261035;4826044,1272988;4419644,1284941;3750280,1290917;3128727,1296894;2507174,1302870;1939409,1308847;1574844,1314823;1102703,1320800;612633,1332753;319786,1338729;152444,1356659;14986,1506070;9009,1685364;62797,1840753;140491,1936376;206233,2008094;289903,2032000;355644,2043953" o:connectangles="0,0,0,0,0,0,0,0,0,0,0,0,0,0,0,0,0,0,0,0,0,0,0,0,0,0,0,0,0,0"/>
               </v:shape>
@@ -16243,7 +16680,7 @@
           </mc:Choice>
           <mc:Fallback>
             <w:pict>
-              <v:shape w14:anchorId="7B92AE70" id="Freeform 29" o:spid="_x0000_s1026" style="position:absolute;margin-left:-44.3pt;margin-top:113.7pt;width:525.4pt;height:165.1pt;z-index:251705344;visibility:visible;mso-wrap-style:square;mso-wrap-distance-left:9pt;mso-wrap-distance-top:0;mso-wrap-distance-right:9pt;mso-wrap-distance-bottom:0;mso-position-horizontal:absolute;mso-position-horizontal-relative:text;mso-position-vertical:absolute;mso-position-vertical-relative:text;v-text-anchor:middle" coordsize="6672793,2097040" o:gfxdata="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" path="m6503202,9526v28886,-6973,57772,-13945,83670,-5976c6612770,11519,6644645,20483,6658590,57338v13945,36855,16933,94627,11953,167341c6665563,297393,6660582,421902,6628708,493620v-31874,71718,-66738,128494,-149412,161365c6396622,687856,6281077,683872,6132661,690844v-148416,6972,-351616,6972,-543859,5976c5396559,695824,4979202,684868,4979202,684868r-573741,-5977l3777931,666938v-197224,-1992,-555812,,-555812,l2600566,666938r-663388,l1214025,660962c1003853,657974,843484,638052,676143,649009,508802,659966,316558,673911,209978,726703,103398,779495,71524,868146,36661,965762,1798,1063378,-2186,1205817,802,1312397v2988,106580,30878,204196,53788,292847c77500,1693895,104394,1784538,138261,1844303v33867,59765,85662,87655,119529,119529c291657,1995706,310582,2016625,341461,2035550v30878,18926,72714,31874,101600,41835c471947,2087346,493860,2092327,514778,2095315v20918,2988,37353,1494,53788,e" filled="f" strokecolor="#030e13 [484]" strokeweight=".5pt">
+              <v:shape w14:anchorId="30360B50" id="Freeform 29" o:spid="_x0000_s1026" style="position:absolute;margin-left:-44.3pt;margin-top:113.7pt;width:525.4pt;height:165.1pt;z-index:251705344;visibility:visible;mso-wrap-style:square;mso-wrap-distance-left:9pt;mso-wrap-distance-top:0;mso-wrap-distance-right:9pt;mso-wrap-distance-bottom:0;mso-position-horizontal:absolute;mso-position-horizontal-relative:text;mso-position-vertical:absolute;mso-position-vertical-relative:text;v-text-anchor:middle" coordsize="6672793,2097040" o:gfxdata="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" path="m6503202,9526v28886,-6973,57772,-13945,83670,-5976c6612770,11519,6644645,20483,6658590,57338v13945,36855,16933,94627,11953,167341c6665563,297393,6660582,421902,6628708,493620v-31874,71718,-66738,128494,-149412,161365c6396622,687856,6281077,683872,6132661,690844v-148416,6972,-351616,6972,-543859,5976c5396559,695824,4979202,684868,4979202,684868r-573741,-5977l3777931,666938v-197224,-1992,-555812,,-555812,l2600566,666938r-663388,l1214025,660962c1003853,657974,843484,638052,676143,649009,508802,659966,316558,673911,209978,726703,103398,779495,71524,868146,36661,965762,1798,1063378,-2186,1205817,802,1312397v2988,106580,30878,204196,53788,292847c77500,1693895,104394,1784538,138261,1844303v33867,59765,85662,87655,119529,119529c291657,1995706,310582,2016625,341461,2035550v30878,18926,72714,31874,101600,41835c471947,2087346,493860,2092327,514778,2095315v20918,2988,37353,1494,53788,e" filled="f" strokecolor="#030e13 [484]" strokeweight=".5pt">
                 <v:stroke opacity="31868f" joinstyle="miter"/>
                 <v:path arrowok="t" o:connecttype="custom" o:connectlocs="6503202,9526;6586872,3550;6658590,57338;6670543,224679;6628708,493620;6479296,654985;6132661,690844;5588802,696820;4979202,684868;4405461,678891;3777931,666938;3222119,666938;2600566,666938;1937178,666938;1214025,660962;676143,649009;209978,726703;36661,965762;802,1312397;54590,1605244;138261,1844303;257790,1963832;341461,2035550;443061,2077385;514778,2095315;568566,2095315" o:connectangles="0,0,0,0,0,0,0,0,0,0,0,0,0,0,0,0,0,0,0,0,0,0,0,0,0,0"/>
               </v:shape>
@@ -16561,7 +16998,7 @@
           </mc:Choice>
           <mc:Fallback>
             <w:pict>
-              <v:shape w14:anchorId="7BEB41A1" id="Freeform 28" o:spid="_x0000_s1026" style="position:absolute;margin-left:-21.05pt;margin-top:70.2pt;width:516.2pt;height:155.95pt;z-index:251704320;visibility:visible;mso-wrap-style:square;mso-wrap-distance-left:9pt;mso-wrap-distance-top:0;mso-wrap-distance-right:9pt;mso-wrap-distance-bottom:0;mso-position-horizontal:absolute;mso-position-horizontal-relative:text;mso-position-vertical:absolute;mso-position-vertical-relative:text;v-text-anchor:middle" coordsize="6555831,1980354" o:gfxdata="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" path="m6207906,v83670,87156,167341,174313,215153,245035c6470871,315757,6472862,346636,6494776,424330v21914,77694,53789,202203,59765,286870c6560517,795867,6544580,859616,6530635,932330v-13945,72714,-28887,153395,-59765,215152c6439992,1209239,6411106,1268008,6345365,1302871v-65741,34863,-167342,41835,-268942,53788c5974823,1368612,5867247,1373592,5735765,1374588v-131482,996,-448236,-11953,-448236,-11953l4689882,1350682r-651435,l3488612,1356659v-190251,,-591671,-5977,-591671,-5977l2143906,1350682v-231090,1992,-633506,11953,-633506,11953l841035,1362635v-197223,,-392455,-5976,-513976,c205538,1368611,165694,1359647,111906,1398494,58118,1437341,18274,1529977,4329,1595718v-13945,65741,8965,144431,23906,197223c43176,1845733,64094,1882589,93976,1912471v29882,29882,84667,48807,113553,59764c236415,1983192,251854,1980702,267294,1978212e" filled="f" strokecolor="#030e13 [484]" strokeweight=".5pt">
+              <v:shape w14:anchorId="407EA23C" id="Freeform 28" o:spid="_x0000_s1026" style="position:absolute;margin-left:-21.05pt;margin-top:70.2pt;width:516.2pt;height:155.95pt;z-index:251704320;visibility:visible;mso-wrap-style:square;mso-wrap-distance-left:9pt;mso-wrap-distance-top:0;mso-wrap-distance-right:9pt;mso-wrap-distance-bottom:0;mso-position-horizontal:absolute;mso-position-horizontal-relative:text;mso-position-vertical:absolute;mso-position-vertical-relative:text;v-text-anchor:middle" coordsize="6555831,1980354" o:gfxdata="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" path="m6207906,v83670,87156,167341,174313,215153,245035c6470871,315757,6472862,346636,6494776,424330v21914,77694,53789,202203,59765,286870c6560517,795867,6544580,859616,6530635,932330v-13945,72714,-28887,153395,-59765,215152c6439992,1209239,6411106,1268008,6345365,1302871v-65741,34863,-167342,41835,-268942,53788c5974823,1368612,5867247,1373592,5735765,1374588v-131482,996,-448236,-11953,-448236,-11953l4689882,1350682r-651435,l3488612,1356659v-190251,,-591671,-5977,-591671,-5977l2143906,1350682v-231090,1992,-633506,11953,-633506,11953l841035,1362635v-197223,,-392455,-5976,-513976,c205538,1368611,165694,1359647,111906,1398494,58118,1437341,18274,1529977,4329,1595718v-13945,65741,8965,144431,23906,197223c43176,1845733,64094,1882589,93976,1912471v29882,29882,84667,48807,113553,59764c236415,1983192,251854,1980702,267294,1978212e" filled="f" strokecolor="#030e13 [484]" strokeweight=".5pt">
                 <v:stroke opacity="29555f" joinstyle="miter"/>
                 <v:path arrowok="t" o:connecttype="custom" o:connectlocs="6207906,0;6423059,245035;6494776,424330;6554541,711200;6530635,932330;6470870,1147482;6345365,1302871;6076423,1356659;5735765,1374588;5287529,1362635;4689882,1350682;4038447,1350682;3488612,1356659;2896941,1350682;2143906,1350682;1510400,1362635;841035,1362635;327059,1362635;111906,1398494;4329,1595718;28235,1792941;93976,1912471;207529,1972235;267294,1978212" o:connectangles="0,0,0,0,0,0,0,0,0,0,0,0,0,0,0,0,0,0,0,0,0,0,0,0"/>
               </v:shape>
@@ -16935,7 +17372,7 @@
           </mc:Choice>
           <mc:Fallback>
             <w:pict>
-              <v:shape w14:anchorId="5C99C6FA" id="Freeform 30" o:spid="_x0000_s1026" style="position:absolute;margin-left:-46.15pt;margin-top:99.85pt;width:536.35pt;height:149.65pt;z-index:251706368;visibility:visible;mso-wrap-style:square;mso-wrap-distance-left:9pt;mso-wrap-distance-top:0;mso-wrap-distance-right:9pt;mso-wrap-distance-bottom:0;mso-position-horizontal:absolute;mso-position-horizontal-relative:text;mso-position-vertical:absolute;mso-position-vertical-relative:text;v-text-anchor:middle" coordsize="6811425,1900517" o:gfxdata="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" path="m6514971,v92137,19423,184274,38847,233082,59765c6796861,80683,6798853,102596,6807818,125506v8965,22910,-997,43827,-5977,71717c6796861,225113,6792877,249020,6777936,292847v-14941,43827,-36856,118533,-65742,167341c6683308,508996,6655418,556808,6604618,585694v-50800,28886,-84667,35859,-197224,47812c6294837,645459,6152398,651436,5929277,657412v-223121,5976,-543859,11953,-860612,11953c4751912,669365,4028759,657412,4028759,657412r-1165412,l1500712,657412r-890494,5976c403034,676337,350241,686298,257606,735106,164971,783914,97237,862604,54406,956235,11575,1049866,-3366,1181349,618,1296894v3984,115545,41835,263961,77694,352612c114171,1738157,173936,1791945,215771,1828800v41835,36855,72714,30878,113553,41835c370163,1881592,417975,1889561,460806,1894541v42831,4980,84168,5478,125506,5976e" filled="f" strokecolor="#030e13 [484]" strokeweight=".5pt">
+              <v:shape w14:anchorId="1B094E4F" id="Freeform 30" o:spid="_x0000_s1026" style="position:absolute;margin-left:-46.15pt;margin-top:99.85pt;width:536.35pt;height:149.65pt;z-index:251706368;visibility:visible;mso-wrap-style:square;mso-wrap-distance-left:9pt;mso-wrap-distance-top:0;mso-wrap-distance-right:9pt;mso-wrap-distance-bottom:0;mso-position-horizontal:absolute;mso-position-horizontal-relative:text;mso-position-vertical:absolute;mso-position-vertical-relative:text;v-text-anchor:middle" coordsize="6811425,1900517" o:gfxdata="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" path="m6514971,v92137,19423,184274,38847,233082,59765c6796861,80683,6798853,102596,6807818,125506v8965,22910,-997,43827,-5977,71717c6796861,225113,6792877,249020,6777936,292847v-14941,43827,-36856,118533,-65742,167341c6683308,508996,6655418,556808,6604618,585694v-50800,28886,-84667,35859,-197224,47812c6294837,645459,6152398,651436,5929277,657412v-223121,5976,-543859,11953,-860612,11953c4751912,669365,4028759,657412,4028759,657412r-1165412,l1500712,657412r-890494,5976c403034,676337,350241,686298,257606,735106,164971,783914,97237,862604,54406,956235,11575,1049866,-3366,1181349,618,1296894v3984,115545,41835,263961,77694,352612c114171,1738157,173936,1791945,215771,1828800v41835,36855,72714,30878,113553,41835c370163,1881592,417975,1889561,460806,1894541v42831,4980,84168,5478,125506,5976e" filled="f" strokecolor="#030e13 [484]" strokeweight=".5pt">
                 <v:stroke opacity="34181f" joinstyle="miter"/>
                 <v:path arrowok="t" o:connecttype="custom" o:connectlocs="6514971,0;6748053,59765;6807818,125506;6801841,197223;6777936,292847;6712194,460188;6604618,585694;6407394,633506;5929277,657412;5068665,669365;4028759,657412;2863347,657412;1500712,657412;610218,663388;257606,735106;54406,956235;618,1296894;78312,1649506;215771,1828800;329324,1870635;460806,1894541;586312,1900517" o:connectangles="0,0,0,0,0,0,0,0,0,0,0,0,0,0,0,0,0,0,0,0,0,0"/>
               </v:shape>
@@ -18029,7 +18466,7 @@
           </mc:Choice>
           <mc:Fallback>
             <w:pict>
-              <v:shape w14:anchorId="48912264" id="Freeform 3" o:spid="_x0000_s1026" style="position:absolute;margin-left:71.05pt;margin-top:3.35pt;width:110.75pt;height:26pt;z-index:251665408;visibility:visible;mso-wrap-style:square;mso-wrap-distance-left:9pt;mso-wrap-distance-top:0;mso-wrap-distance-right:9pt;mso-wrap-distance-bottom:0;mso-position-horizontal:absolute;mso-position-horizontal-relative:text;mso-position-vertical:absolute;mso-position-vertical-relative:text;v-text-anchor:middle" coordsize="1406771,330481" o:gfxdata="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" path="m,324504c6474,267230,12949,209956,65741,163140,118533,116324,217145,70504,316753,43610,416361,16716,560792,6755,663388,1775v102596,-4980,183278,996,268941,11953c1017992,24685,1117600,48591,1177365,67516v59765,18925,79686,35859,113553,59765c1324785,151187,1361640,183061,1380565,210951v18925,27890,23906,83671,23906,83671c1408455,314544,1406463,322512,1404471,330481e" filled="f" strokecolor="#030e13 [484]" strokeweight="1pt">
+              <v:shape w14:anchorId="0C40D967" id="Freeform 3" o:spid="_x0000_s1026" style="position:absolute;margin-left:71.05pt;margin-top:3.35pt;width:110.75pt;height:26pt;z-index:251665408;visibility:visible;mso-wrap-style:square;mso-wrap-distance-left:9pt;mso-wrap-distance-top:0;mso-wrap-distance-right:9pt;mso-wrap-distance-bottom:0;mso-position-horizontal:absolute;mso-position-horizontal-relative:text;mso-position-vertical:absolute;mso-position-vertical-relative:text;v-text-anchor:middle" coordsize="1406771,330481" o:gfxdata="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" path="m,324504c6474,267230,12949,209956,65741,163140,118533,116324,217145,70504,316753,43610,416361,16716,560792,6755,663388,1775v102596,-4980,183278,996,268941,11953c1017992,24685,1117600,48591,1177365,67516v59765,18925,79686,35859,113553,59765c1324785,151187,1361640,183061,1380565,210951v18925,27890,23906,83671,23906,83671c1408455,314544,1406463,322512,1404471,330481e" filled="f" strokecolor="#030e13 [484]" strokeweight="1pt">
                 <v:stroke endarrow="block" endarrowwidth="narrow" endarrowlength="short" joinstyle="miter"/>
                 <v:path arrowok="t" o:connecttype="custom" o:connectlocs="0,324504;65741,163140;316753,43610;663388,1775;932329,13728;1177365,67516;1290918,127281;1380565,210951;1404471,294622;1404471,330481" o:connectangles="0,0,0,0,0,0,0,0,0,0"/>
               </v:shape>
@@ -18470,7 +18907,7 @@
           </mc:Choice>
           <mc:Fallback>
             <w:pict>
-              <v:shape w14:anchorId="317C3068" id="Freeform 4" o:spid="_x0000_s1026" style="position:absolute;margin-left:70.45pt;margin-top:3.2pt;width:111.2pt;height:25pt;z-index:251666432;visibility:visible;mso-wrap-style:square;mso-wrap-distance-left:9pt;mso-wrap-distance-top:0;mso-wrap-distance-right:9pt;mso-wrap-distance-bottom:0;mso-position-horizontal:absolute;mso-position-horizontal-relative:text;mso-position-vertical:absolute;mso-position-vertical-relative:text;v-text-anchor:middle" coordsize="1412408,317188" o:gfxdata="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" path="m1412217,v498,46816,996,93632,-11953,125506c1387315,157380,1374366,169333,1334523,191247v-39843,21914,-108573,48808,-173318,65741c1096460,273921,1060601,282886,946052,292847v-114549,9961,-356596,21914,-472141,23906c358366,318745,312546,313765,252781,304800,193016,295835,153174,286871,115323,262965,77472,239059,44600,190251,25675,161365,6750,132479,5754,112557,1770,89647v-3984,-22910,,-65741,,-65741l1770,11953e" filled="f" strokecolor="#030e13 [484]" strokeweight="1pt">
+              <v:shape w14:anchorId="279078D1" id="Freeform 4" o:spid="_x0000_s1026" style="position:absolute;margin-left:70.45pt;margin-top:3.2pt;width:111.2pt;height:25pt;z-index:251666432;visibility:visible;mso-wrap-style:square;mso-wrap-distance-left:9pt;mso-wrap-distance-top:0;mso-wrap-distance-right:9pt;mso-wrap-distance-bottom:0;mso-position-horizontal:absolute;mso-position-horizontal-relative:text;mso-position-vertical:absolute;mso-position-vertical-relative:text;v-text-anchor:middle" coordsize="1412408,317188" o:gfxdata="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" path="m1412217,v498,46816,996,93632,-11953,125506c1387315,157380,1374366,169333,1334523,191247v-39843,21914,-108573,48808,-173318,65741c1096460,273921,1060601,282886,946052,292847v-114549,9961,-356596,21914,-472141,23906c358366,318745,312546,313765,252781,304800,193016,295835,153174,286871,115323,262965,77472,239059,44600,190251,25675,161365,6750,132479,5754,112557,1770,89647v-3984,-22910,,-65741,,-65741l1770,11953e" filled="f" strokecolor="#030e13 [484]" strokeweight="1pt">
                 <v:stroke endarrow="block" endarrowwidth="narrow" endarrowlength="short" joinstyle="miter"/>
                 <v:path arrowok="t" o:connecttype="custom" o:connectlocs="1412217,0;1400264,125506;1334523,191247;1161205,256988;946052,292847;473911,316753;252781,304800;115323,262965;25675,161365;1770,89647;1770,23906;1770,11953" o:connectangles="0,0,0,0,0,0,0,0,0,0,0,0"/>
               </v:shape>
@@ -34887,7 +35324,7 @@
 </file>
 
 <file path=customXml/itemProps1.xml><?xml version="1.0" encoding="utf-8"?>
-<ds:datastoreItem xmlns:ds="http://schemas.openxmlformats.org/officeDocument/2006/customXml" ds:itemID="{9D59B938-160B-2D4D-ACEE-A1267D66E337}">
+<ds:datastoreItem xmlns:ds="http://schemas.openxmlformats.org/officeDocument/2006/customXml" ds:itemID="{978D4CF0-C5FF-9445-A081-1D35DDF8C3F5}">
   <ds:schemaRefs>
     <ds:schemaRef ds:uri="http://schemas.openxmlformats.org/officeDocument/2006/bibliography"/>
   </ds:schemaRefs>

--- a/docs/Multi-Agent_Load_Balancing_and_Collaboration_via_Reinforcement_Learning.docx
+++ b/docs/Multi-Agent_Load_Balancing_and_Collaboration_via_Reinforcement_Learning.docx
@@ -24,7 +24,10 @@
         <w:t>with the help of</w:t>
       </w:r>
       <w:r>
-        <w:t xml:space="preserve"> Claude Opus 4.1</w:t>
+        <w:t xml:space="preserve"> Claude Opus 4.</w:t>
+      </w:r>
+      <w:r>
+        <w:t>5</w:t>
       </w:r>
       <w:r>
         <w:t>, 1/4/2026</w:t>
@@ -6037,7 +6040,41 @@
           <w:sz w:val="18"/>
           <w:szCs w:val="18"/>
         </w:rPr>
-        <w:t xml:space="preserve"> len(self.task_queue) &gt; </w:t>
+        <w:t xml:space="preserve"> </w:t>
+      </w:r>
+      <w:r>
+        <w:rPr>
+          <w:rFonts w:ascii="Consolas" w:hAnsi="Consolas" w:cs="Consolas"/>
+          <w:color w:val="BF4E14" w:themeColor="accent2" w:themeShade="BF"/>
+          <w:sz w:val="18"/>
+          <w:szCs w:val="18"/>
+        </w:rPr>
+        <w:t>len</w:t>
+      </w:r>
+      <w:r>
+        <w:rPr>
+          <w:rFonts w:ascii="Consolas" w:hAnsi="Consolas" w:cs="Consolas"/>
+          <w:sz w:val="18"/>
+          <w:szCs w:val="18"/>
+        </w:rPr>
+        <w:t>(</w:t>
+      </w:r>
+      <w:r>
+        <w:rPr>
+          <w:rFonts w:ascii="Consolas" w:hAnsi="Consolas" w:cs="Consolas"/>
+          <w:color w:val="7030A0"/>
+          <w:sz w:val="18"/>
+          <w:szCs w:val="18"/>
+        </w:rPr>
+        <w:t>self</w:t>
+      </w:r>
+      <w:r>
+        <w:rPr>
+          <w:rFonts w:ascii="Consolas" w:hAnsi="Consolas" w:cs="Consolas"/>
+          <w:sz w:val="18"/>
+          <w:szCs w:val="18"/>
+        </w:rPr>
+        <w:t xml:space="preserve">.task_queue) &gt; </w:t>
       </w:r>
       <w:r>
         <w:rPr>
@@ -6895,7 +6932,24 @@
           <w:sz w:val="18"/>
           <w:szCs w:val="18"/>
         </w:rPr>
-        <w:t xml:space="preserve">progress = agent.expertise.get(task.type, </w:t>
+        <w:t>progress = agent.expertise.</w:t>
+      </w:r>
+      <w:r>
+        <w:rPr>
+          <w:rFonts w:ascii="Consolas" w:hAnsi="Consolas" w:cs="Consolas"/>
+          <w:color w:val="BF4E14" w:themeColor="accent2" w:themeShade="BF"/>
+          <w:sz w:val="18"/>
+          <w:szCs w:val="18"/>
+        </w:rPr>
+        <w:t>get</w:t>
+      </w:r>
+      <w:r>
+        <w:rPr>
+          <w:rFonts w:ascii="Consolas" w:hAnsi="Consolas" w:cs="Consolas"/>
+          <w:sz w:val="18"/>
+          <w:szCs w:val="18"/>
+        </w:rPr>
+        <w:t xml:space="preserve">(task.type, </w:t>
       </w:r>
       <w:r>
         <w:rPr>
@@ -6954,6 +7008,1710 @@
       </w:r>
       <w:r>
         <w:t>)</w:t>
+      </w:r>
+    </w:p>
+    <w:p/>
+    <w:p>
+      <w:r>
+        <w:t>Signals whether the agent wants to collaborate with other agents.</w:t>
+      </w:r>
+    </w:p>
+    <w:p>
+      <w:r>
+        <w:t>Here is how it is used:</w:t>
+      </w:r>
+    </w:p>
+    <w:p/>
+    <w:p>
+      <w:pPr>
+        <w:rPr>
+          <w:rFonts w:ascii="Consolas" w:hAnsi="Consolas" w:cs="Consolas"/>
+          <w:sz w:val="17"/>
+          <w:szCs w:val="17"/>
+        </w:rPr>
+      </w:pPr>
+      <w:r>
+        <w:rPr>
+          <w:rFonts w:ascii="Consolas" w:hAnsi="Consolas" w:cs="Consolas"/>
+          <w:sz w:val="17"/>
+          <w:szCs w:val="17"/>
+        </w:rPr>
+        <w:t>for i in range(self.n_agents):</w:t>
+      </w:r>
+    </w:p>
+    <w:p>
+      <w:pPr>
+        <w:rPr>
+          <w:rFonts w:ascii="Consolas" w:hAnsi="Consolas" w:cs="Consolas"/>
+          <w:sz w:val="17"/>
+          <w:szCs w:val="17"/>
+        </w:rPr>
+      </w:pPr>
+      <w:r>
+        <w:rPr>
+          <w:rFonts w:ascii="Consolas" w:hAnsi="Consolas" w:cs="Consolas"/>
+          <w:sz w:val="17"/>
+          <w:szCs w:val="17"/>
+        </w:rPr>
+        <w:t xml:space="preserve">    for j in range(self.n_agents):</w:t>
+      </w:r>
+    </w:p>
+    <w:p>
+      <w:pPr>
+        <w:rPr>
+          <w:rFonts w:ascii="Consolas" w:hAnsi="Consolas" w:cs="Consolas"/>
+          <w:sz w:val="17"/>
+          <w:szCs w:val="17"/>
+        </w:rPr>
+      </w:pPr>
+      <w:r>
+        <w:rPr>
+          <w:rFonts w:ascii="Consolas" w:hAnsi="Consolas" w:cs="Consolas"/>
+          <w:sz w:val="17"/>
+          <w:szCs w:val="17"/>
+        </w:rPr>
+        <w:t xml:space="preserve">        if i != j and action[i, 2] &gt; 0.7 and action[j, 2] &gt; 0.7:</w:t>
+      </w:r>
+    </w:p>
+    <w:p>
+      <w:pPr>
+        <w:rPr>
+          <w:rFonts w:ascii="Consolas" w:hAnsi="Consolas" w:cs="Consolas"/>
+          <w:sz w:val="17"/>
+          <w:szCs w:val="17"/>
+        </w:rPr>
+      </w:pPr>
+      <w:r>
+        <w:rPr>
+          <w:rFonts w:ascii="Consolas" w:hAnsi="Consolas" w:cs="Consolas"/>
+          <w:sz w:val="17"/>
+          <w:szCs w:val="17"/>
+        </w:rPr>
+        <w:t xml:space="preserve">            self.collaboration_matrix[i, j] *= 1.01</w:t>
+      </w:r>
+    </w:p>
+    <w:p>
+      <w:pPr>
+        <w:rPr>
+          <w:rFonts w:ascii="Consolas" w:hAnsi="Consolas" w:cs="Consolas"/>
+          <w:sz w:val="17"/>
+          <w:szCs w:val="17"/>
+        </w:rPr>
+      </w:pPr>
+      <w:r>
+        <w:rPr>
+          <w:rFonts w:ascii="Consolas" w:hAnsi="Consolas" w:cs="Consolas"/>
+          <w:sz w:val="17"/>
+          <w:szCs w:val="17"/>
+        </w:rPr>
+        <w:t xml:space="preserve">            reward += 0.5  # Collaboration bonus</w:t>
+      </w:r>
+    </w:p>
+    <w:p/>
+    <w:p>
+      <w:r>
+        <w:t>I</w:t>
+      </w:r>
+      <w:r>
+        <w:t>nterpretation:</w:t>
+      </w:r>
+    </w:p>
+    <w:p>
+      <w:r>
+        <w:rPr>
+          <w:rFonts w:ascii="Consolas" w:hAnsi="Consolas" w:cs="Consolas"/>
+          <w:sz w:val="17"/>
+          <w:szCs w:val="17"/>
+        </w:rPr>
+        <w:t>action[i, 2] &gt; 0.7</w:t>
+      </w:r>
+      <w:r>
+        <w:t>: Agent is signaling willingness to collaborate</w:t>
+      </w:r>
+    </w:p>
+    <w:p>
+      <w:r>
+        <w:rPr>
+          <w:rFonts w:ascii="Consolas" w:hAnsi="Consolas" w:cs="Consolas"/>
+          <w:sz w:val="17"/>
+          <w:szCs w:val="17"/>
+        </w:rPr>
+        <w:t>action[i, 2] &gt;</w:t>
+      </w:r>
+      <w:r>
+        <w:rPr>
+          <w:rFonts w:ascii="Consolas" w:hAnsi="Consolas" w:cs="Consolas"/>
+          <w:sz w:val="17"/>
+          <w:szCs w:val="17"/>
+        </w:rPr>
+        <w:t>=</w:t>
+      </w:r>
+      <w:r>
+        <w:rPr>
+          <w:rFonts w:ascii="Consolas" w:hAnsi="Consolas" w:cs="Consolas"/>
+          <w:sz w:val="17"/>
+          <w:szCs w:val="17"/>
+        </w:rPr>
+        <w:t xml:space="preserve"> 0.7</w:t>
+      </w:r>
+      <w:r>
+        <w:t>: Agent is working independently</w:t>
+      </w:r>
+    </w:p>
+    <w:p/>
+    <w:p>
+      <w:r>
+        <w:rPr>
+          <w:b/>
+          <w:bCs/>
+        </w:rPr>
+        <w:t>Note</w:t>
+      </w:r>
+      <w:r>
+        <w:t>: Collaboration only happens when BOTH agents signal collaboration (mutual consent).</w:t>
+      </w:r>
+    </w:p>
+    <w:p/>
+    <w:p>
+      <w:r>
+        <w:rPr>
+          <w:b/>
+          <w:bCs/>
+        </w:rPr>
+        <w:t>Example</w:t>
+      </w:r>
+      <w:r>
+        <w:t>:</w:t>
+      </w:r>
+    </w:p>
+    <w:p>
+      <w:pPr>
+        <w:rPr>
+          <w:rFonts w:ascii="Consolas" w:hAnsi="Consolas" w:cs="Consolas"/>
+          <w:sz w:val="17"/>
+          <w:szCs w:val="17"/>
+        </w:rPr>
+      </w:pPr>
+      <w:r>
+        <w:rPr>
+          <w:rFonts w:ascii="Consolas" w:hAnsi="Consolas" w:cs="Consolas"/>
+          <w:sz w:val="17"/>
+          <w:szCs w:val="17"/>
+        </w:rPr>
+        <w:t>PPO outputs: action[0, 2] = 0.85  → Agent 0 WANTS to collaborate</w:t>
+      </w:r>
+    </w:p>
+    <w:p>
+      <w:pPr>
+        <w:rPr>
+          <w:rFonts w:ascii="Consolas" w:hAnsi="Consolas" w:cs="Consolas"/>
+          <w:sz w:val="17"/>
+          <w:szCs w:val="17"/>
+        </w:rPr>
+      </w:pPr>
+      <w:r>
+        <w:rPr>
+          <w:rFonts w:ascii="Consolas" w:hAnsi="Consolas" w:cs="Consolas"/>
+          <w:sz w:val="17"/>
+          <w:szCs w:val="17"/>
+        </w:rPr>
+        <w:t xml:space="preserve">             action[1, 2] = 0.92  → Agent 1 WANTS to collaborate</w:t>
+      </w:r>
+    </w:p>
+    <w:p>
+      <w:pPr>
+        <w:rPr>
+          <w:rFonts w:ascii="Consolas" w:hAnsi="Consolas" w:cs="Consolas"/>
+          <w:sz w:val="17"/>
+          <w:szCs w:val="17"/>
+        </w:rPr>
+      </w:pPr>
+      <w:r>
+        <w:rPr>
+          <w:rFonts w:ascii="Consolas" w:hAnsi="Consolas" w:cs="Consolas"/>
+          <w:sz w:val="17"/>
+          <w:szCs w:val="17"/>
+        </w:rPr>
+        <w:t xml:space="preserve">             action[2, 2] = 0.45  → Agent 2 working solo</w:t>
+      </w:r>
+    </w:p>
+    <w:p>
+      <w:pPr>
+        <w:rPr>
+          <w:rFonts w:ascii="Consolas" w:hAnsi="Consolas" w:cs="Consolas"/>
+          <w:sz w:val="17"/>
+          <w:szCs w:val="17"/>
+        </w:rPr>
+      </w:pPr>
+      <w:r>
+        <w:rPr>
+          <w:rFonts w:ascii="Consolas" w:hAnsi="Consolas" w:cs="Consolas"/>
+          <w:sz w:val="17"/>
+          <w:szCs w:val="17"/>
+        </w:rPr>
+        <w:t xml:space="preserve">             action[3, 2] = 0.78  → Agent 3 WANTS to collaborate</w:t>
+      </w:r>
+    </w:p>
+    <w:p/>
+    <w:p>
+      <w:r>
+        <w:t>Collaboration Analysis:</w:t>
+      </w:r>
+    </w:p>
+    <w:p>
+      <w:pPr>
+        <w:rPr>
+          <w:rFonts w:ascii="Consolas" w:hAnsi="Consolas" w:cs="Consolas"/>
+          <w:sz w:val="17"/>
+          <w:szCs w:val="17"/>
+        </w:rPr>
+      </w:pPr>
+      <w:r>
+        <w:rPr>
+          <w:rFonts w:ascii="Consolas" w:hAnsi="Consolas" w:cs="Consolas"/>
+          <w:sz w:val="17"/>
+          <w:szCs w:val="17"/>
+        </w:rPr>
+        <w:t>- Agents 0 &amp; 1: BOTH &gt; 0.7 → collaboration_matrix[0,1] *= 1.01, +0.5 reward</w:t>
+      </w:r>
+    </w:p>
+    <w:p>
+      <w:pPr>
+        <w:rPr>
+          <w:rFonts w:ascii="Consolas" w:hAnsi="Consolas" w:cs="Consolas"/>
+          <w:sz w:val="17"/>
+          <w:szCs w:val="17"/>
+        </w:rPr>
+      </w:pPr>
+      <w:r>
+        <w:rPr>
+          <w:rFonts w:ascii="Consolas" w:hAnsi="Consolas" w:cs="Consolas"/>
+          <w:sz w:val="17"/>
+          <w:szCs w:val="17"/>
+        </w:rPr>
+        <w:t>- Agents 0 &amp; 2: Only 0 &gt; 0.7 → NO collaboration (Agent 2 declined)</w:t>
+      </w:r>
+    </w:p>
+    <w:p>
+      <w:pPr>
+        <w:rPr>
+          <w:rFonts w:ascii="Consolas" w:hAnsi="Consolas" w:cs="Consolas"/>
+          <w:sz w:val="17"/>
+          <w:szCs w:val="17"/>
+        </w:rPr>
+      </w:pPr>
+      <w:r>
+        <w:rPr>
+          <w:rFonts w:ascii="Consolas" w:hAnsi="Consolas" w:cs="Consolas"/>
+          <w:sz w:val="17"/>
+          <w:szCs w:val="17"/>
+        </w:rPr>
+        <w:t>- Agents 0 &amp; 3: BOTH &gt; 0.7 → collaboration_matrix[0,3] *= 1.01, +0.5 reward</w:t>
+      </w:r>
+    </w:p>
+    <w:p>
+      <w:pPr>
+        <w:rPr>
+          <w:rFonts w:ascii="Consolas" w:hAnsi="Consolas" w:cs="Consolas"/>
+          <w:sz w:val="17"/>
+          <w:szCs w:val="17"/>
+        </w:rPr>
+      </w:pPr>
+      <w:r>
+        <w:rPr>
+          <w:rFonts w:ascii="Consolas" w:hAnsi="Consolas" w:cs="Consolas"/>
+          <w:sz w:val="17"/>
+          <w:szCs w:val="17"/>
+        </w:rPr>
+        <w:t>- Agents 1 &amp; 2: Only 1 &gt; 0.7 → NO collaboration</w:t>
+      </w:r>
+    </w:p>
+    <w:p>
+      <w:pPr>
+        <w:rPr>
+          <w:rFonts w:ascii="Consolas" w:hAnsi="Consolas" w:cs="Consolas"/>
+          <w:sz w:val="17"/>
+          <w:szCs w:val="17"/>
+        </w:rPr>
+      </w:pPr>
+      <w:r>
+        <w:rPr>
+          <w:rFonts w:ascii="Consolas" w:hAnsi="Consolas" w:cs="Consolas"/>
+          <w:sz w:val="17"/>
+          <w:szCs w:val="17"/>
+        </w:rPr>
+        <w:t>- Agents 1 &amp; 3: BOTH &gt; 0.7 → collaboration_matrix[1,3] *= 1.01, +0.5 reward</w:t>
+      </w:r>
+    </w:p>
+    <w:p>
+      <w:pPr>
+        <w:rPr>
+          <w:rFonts w:ascii="Consolas" w:hAnsi="Consolas" w:cs="Consolas"/>
+          <w:sz w:val="17"/>
+          <w:szCs w:val="17"/>
+        </w:rPr>
+      </w:pPr>
+      <w:r>
+        <w:rPr>
+          <w:rFonts w:ascii="Consolas" w:hAnsi="Consolas" w:cs="Consolas"/>
+          <w:sz w:val="17"/>
+          <w:szCs w:val="17"/>
+        </w:rPr>
+        <w:t>- Agents 2 &amp; 3: Only 3 &gt; 0.7 → NO collaboration</w:t>
+      </w:r>
+    </w:p>
+    <w:p/>
+    <w:p>
+      <w:r>
+        <w:t xml:space="preserve">Total collaboration reward this step: </w:t>
+      </w:r>
+      <m:oMath>
+        <m:r>
+          <w:rPr>
+            <w:rFonts w:ascii="Cambria Math" w:hAnsi="Cambria Math"/>
+          </w:rPr>
+          <m:t>0.5 × 3</m:t>
+        </m:r>
+      </m:oMath>
+      <w:r>
+        <w:t xml:space="preserve"> pairs </w:t>
+      </w:r>
+      <m:oMath>
+        <m:r>
+          <w:rPr>
+            <w:rFonts w:ascii="Cambria Math" w:hAnsi="Cambria Math"/>
+          </w:rPr>
+          <m:t>× 2</m:t>
+        </m:r>
+      </m:oMath>
+      <w:r>
+        <w:t xml:space="preserve"> directions = </w:t>
+      </w:r>
+      <m:oMath>
+        <m:r>
+          <w:rPr>
+            <w:rFonts w:ascii="Cambria Math" w:hAnsi="Cambria Math"/>
+          </w:rPr>
+          <m:t>3.0</m:t>
+        </m:r>
+      </m:oMath>
+    </w:p>
+    <w:p/>
+    <w:p>
+      <w:pPr>
+        <w:rPr>
+          <w:b/>
+          <w:bCs/>
+        </w:rPr>
+      </w:pPr>
+      <w:r>
+        <w:rPr>
+          <w:b/>
+          <w:bCs/>
+        </w:rPr>
+        <w:t>Complete Action Example</w:t>
+      </w:r>
+    </w:p>
+    <w:p>
+      <w:r>
+        <w:t>Let's trace through a full example with 4 agents:</w:t>
+      </w:r>
+    </w:p>
+    <w:p>
+      <w:r>
+        <w:t>Raw PPO Output (flat vector):</w:t>
+      </w:r>
+    </w:p>
+    <w:p>
+      <w:pPr>
+        <w:rPr>
+          <w:rFonts w:ascii="Consolas" w:hAnsi="Consolas" w:cs="Consolas"/>
+          <w:sz w:val="17"/>
+          <w:szCs w:val="17"/>
+        </w:rPr>
+      </w:pPr>
+      <w:r>
+        <w:rPr>
+          <w:rFonts w:ascii="Consolas" w:hAnsi="Consolas" w:cs="Consolas"/>
+          <w:sz w:val="17"/>
+          <w:szCs w:val="17"/>
+        </w:rPr>
+        <w:lastRenderedPageBreak/>
+        <w:t>ppo_action = np.</w:t>
+      </w:r>
+      <w:r>
+        <w:rPr>
+          <w:rFonts w:ascii="Consolas" w:hAnsi="Consolas" w:cs="Consolas"/>
+          <w:color w:val="0F9ED5" w:themeColor="accent4"/>
+          <w:sz w:val="17"/>
+          <w:szCs w:val="17"/>
+        </w:rPr>
+        <w:t>array</w:t>
+      </w:r>
+      <w:r>
+        <w:rPr>
+          <w:rFonts w:ascii="Consolas" w:hAnsi="Consolas" w:cs="Consolas"/>
+          <w:sz w:val="17"/>
+          <w:szCs w:val="17"/>
+        </w:rPr>
+        <w:t>([</w:t>
+      </w:r>
+    </w:p>
+    <w:p>
+      <w:pPr>
+        <w:rPr>
+          <w:rFonts w:ascii="Consolas" w:hAnsi="Consolas" w:cs="Consolas"/>
+          <w:sz w:val="17"/>
+          <w:szCs w:val="17"/>
+        </w:rPr>
+      </w:pPr>
+      <w:r>
+        <w:rPr>
+          <w:rFonts w:ascii="Consolas" w:hAnsi="Consolas" w:cs="Consolas"/>
+          <w:sz w:val="17"/>
+          <w:szCs w:val="17"/>
+        </w:rPr>
+        <w:t xml:space="preserve">    </w:t>
+      </w:r>
+      <w:r>
+        <w:rPr>
+          <w:rFonts w:ascii="Consolas" w:hAnsi="Consolas" w:cs="Consolas"/>
+          <w:color w:val="0F9ED5" w:themeColor="accent4"/>
+          <w:sz w:val="17"/>
+          <w:szCs w:val="17"/>
+        </w:rPr>
+        <w:t>0.82</w:t>
+      </w:r>
+      <w:r>
+        <w:rPr>
+          <w:rFonts w:ascii="Consolas" w:hAnsi="Consolas" w:cs="Consolas"/>
+          <w:sz w:val="17"/>
+          <w:szCs w:val="17"/>
+        </w:rPr>
+        <w:t xml:space="preserve">, </w:t>
+      </w:r>
+      <w:r>
+        <w:rPr>
+          <w:rFonts w:ascii="Consolas" w:hAnsi="Consolas" w:cs="Consolas"/>
+          <w:color w:val="0F9ED5" w:themeColor="accent4"/>
+          <w:sz w:val="17"/>
+          <w:szCs w:val="17"/>
+        </w:rPr>
+        <w:t>0.65</w:t>
+      </w:r>
+      <w:r>
+        <w:rPr>
+          <w:rFonts w:ascii="Consolas" w:hAnsi="Consolas" w:cs="Consolas"/>
+          <w:sz w:val="17"/>
+          <w:szCs w:val="17"/>
+        </w:rPr>
+        <w:t xml:space="preserve">, </w:t>
+      </w:r>
+      <w:r>
+        <w:rPr>
+          <w:rFonts w:ascii="Consolas" w:hAnsi="Consolas" w:cs="Consolas"/>
+          <w:color w:val="0F9ED5" w:themeColor="accent4"/>
+          <w:sz w:val="17"/>
+          <w:szCs w:val="17"/>
+        </w:rPr>
+        <w:t>0.85</w:t>
+      </w:r>
+      <w:r>
+        <w:rPr>
+          <w:rFonts w:ascii="Consolas" w:hAnsi="Consolas" w:cs="Consolas"/>
+          <w:sz w:val="17"/>
+          <w:szCs w:val="17"/>
+        </w:rPr>
+        <w:t xml:space="preserve">,   </w:t>
+      </w:r>
+      <w:r>
+        <w:rPr>
+          <w:rFonts w:ascii="Consolas" w:hAnsi="Consolas" w:cs="Consolas"/>
+          <w:color w:val="3A7C22" w:themeColor="accent6" w:themeShade="BF"/>
+          <w:sz w:val="17"/>
+          <w:szCs w:val="17"/>
+        </w:rPr>
+        <w:t># Agent 0: take task, medium resource, collaborate</w:t>
+      </w:r>
+    </w:p>
+    <w:p>
+      <w:pPr>
+        <w:rPr>
+          <w:rFonts w:ascii="Consolas" w:hAnsi="Consolas" w:cs="Consolas"/>
+          <w:sz w:val="17"/>
+          <w:szCs w:val="17"/>
+        </w:rPr>
+      </w:pPr>
+      <w:r>
+        <w:rPr>
+          <w:rFonts w:ascii="Consolas" w:hAnsi="Consolas" w:cs="Consolas"/>
+          <w:sz w:val="17"/>
+          <w:szCs w:val="17"/>
+        </w:rPr>
+        <w:t xml:space="preserve">    </w:t>
+      </w:r>
+      <w:r>
+        <w:rPr>
+          <w:rFonts w:ascii="Consolas" w:hAnsi="Consolas" w:cs="Consolas"/>
+          <w:color w:val="0F9ED5" w:themeColor="accent4"/>
+          <w:sz w:val="17"/>
+          <w:szCs w:val="17"/>
+        </w:rPr>
+        <w:t>0.34</w:t>
+      </w:r>
+      <w:r>
+        <w:rPr>
+          <w:rFonts w:ascii="Consolas" w:hAnsi="Consolas" w:cs="Consolas"/>
+          <w:sz w:val="17"/>
+          <w:szCs w:val="17"/>
+        </w:rPr>
+        <w:t xml:space="preserve">, </w:t>
+      </w:r>
+      <w:r>
+        <w:rPr>
+          <w:rFonts w:ascii="Consolas" w:hAnsi="Consolas" w:cs="Consolas"/>
+          <w:color w:val="0F9ED5" w:themeColor="accent4"/>
+          <w:sz w:val="17"/>
+          <w:szCs w:val="17"/>
+        </w:rPr>
+        <w:t>0.90</w:t>
+      </w:r>
+      <w:r>
+        <w:rPr>
+          <w:rFonts w:ascii="Consolas" w:hAnsi="Consolas" w:cs="Consolas"/>
+          <w:sz w:val="17"/>
+          <w:szCs w:val="17"/>
+        </w:rPr>
+        <w:t xml:space="preserve">, </w:t>
+      </w:r>
+      <w:r>
+        <w:rPr>
+          <w:rFonts w:ascii="Consolas" w:hAnsi="Consolas" w:cs="Consolas"/>
+          <w:color w:val="0F9ED5" w:themeColor="accent4"/>
+          <w:sz w:val="17"/>
+          <w:szCs w:val="17"/>
+        </w:rPr>
+        <w:t>0.92</w:t>
+      </w:r>
+      <w:r>
+        <w:rPr>
+          <w:rFonts w:ascii="Consolas" w:hAnsi="Consolas" w:cs="Consolas"/>
+          <w:sz w:val="17"/>
+          <w:szCs w:val="17"/>
+        </w:rPr>
+        <w:t xml:space="preserve">,   </w:t>
+      </w:r>
+      <w:r>
+        <w:rPr>
+          <w:rFonts w:ascii="Consolas" w:hAnsi="Consolas" w:cs="Consolas"/>
+          <w:color w:val="3A7C22" w:themeColor="accent6" w:themeShade="BF"/>
+          <w:sz w:val="17"/>
+          <w:szCs w:val="17"/>
+        </w:rPr>
+        <w:t># Agent 1: skip task, high resource, collaborate</w:t>
+      </w:r>
+      <w:r>
+        <w:rPr>
+          <w:rFonts w:ascii="Consolas" w:hAnsi="Consolas" w:cs="Consolas"/>
+          <w:sz w:val="17"/>
+          <w:szCs w:val="17"/>
+        </w:rPr>
+        <w:t xml:space="preserve">  </w:t>
+      </w:r>
+    </w:p>
+    <w:p>
+      <w:pPr>
+        <w:rPr>
+          <w:rFonts w:ascii="Consolas" w:hAnsi="Consolas" w:cs="Consolas"/>
+          <w:sz w:val="17"/>
+          <w:szCs w:val="17"/>
+        </w:rPr>
+      </w:pPr>
+      <w:r>
+        <w:rPr>
+          <w:rFonts w:ascii="Consolas" w:hAnsi="Consolas" w:cs="Consolas"/>
+          <w:sz w:val="17"/>
+          <w:szCs w:val="17"/>
+        </w:rPr>
+        <w:t xml:space="preserve">    </w:t>
+      </w:r>
+      <w:r>
+        <w:rPr>
+          <w:rFonts w:ascii="Consolas" w:hAnsi="Consolas" w:cs="Consolas"/>
+          <w:color w:val="0F9ED5" w:themeColor="accent4"/>
+          <w:sz w:val="17"/>
+          <w:szCs w:val="17"/>
+        </w:rPr>
+        <w:t>0.91</w:t>
+      </w:r>
+      <w:r>
+        <w:rPr>
+          <w:rFonts w:ascii="Consolas" w:hAnsi="Consolas" w:cs="Consolas"/>
+          <w:sz w:val="17"/>
+          <w:szCs w:val="17"/>
+        </w:rPr>
+        <w:t xml:space="preserve">, </w:t>
+      </w:r>
+      <w:r>
+        <w:rPr>
+          <w:rFonts w:ascii="Consolas" w:hAnsi="Consolas" w:cs="Consolas"/>
+          <w:color w:val="0F9ED5" w:themeColor="accent4"/>
+          <w:sz w:val="17"/>
+          <w:szCs w:val="17"/>
+        </w:rPr>
+        <w:t>0.45</w:t>
+      </w:r>
+      <w:r>
+        <w:rPr>
+          <w:rFonts w:ascii="Consolas" w:hAnsi="Consolas" w:cs="Consolas"/>
+          <w:sz w:val="17"/>
+          <w:szCs w:val="17"/>
+        </w:rPr>
+        <w:t xml:space="preserve">, </w:t>
+      </w:r>
+      <w:r>
+        <w:rPr>
+          <w:rFonts w:ascii="Consolas" w:hAnsi="Consolas" w:cs="Consolas"/>
+          <w:color w:val="0F9ED5" w:themeColor="accent4"/>
+          <w:sz w:val="17"/>
+          <w:szCs w:val="17"/>
+        </w:rPr>
+        <w:t>0.45</w:t>
+      </w:r>
+      <w:r>
+        <w:rPr>
+          <w:rFonts w:ascii="Consolas" w:hAnsi="Consolas" w:cs="Consolas"/>
+          <w:sz w:val="17"/>
+          <w:szCs w:val="17"/>
+        </w:rPr>
+        <w:t xml:space="preserve">,   </w:t>
+      </w:r>
+      <w:r>
+        <w:rPr>
+          <w:rFonts w:ascii="Consolas" w:hAnsi="Consolas" w:cs="Consolas"/>
+          <w:color w:val="3A7C22" w:themeColor="accent6" w:themeShade="BF"/>
+          <w:sz w:val="17"/>
+          <w:szCs w:val="17"/>
+        </w:rPr>
+        <w:t># Agent 2: take task, low resource, work solo</w:t>
+      </w:r>
+    </w:p>
+    <w:p>
+      <w:pPr>
+        <w:rPr>
+          <w:rFonts w:ascii="Consolas" w:hAnsi="Consolas" w:cs="Consolas"/>
+          <w:sz w:val="17"/>
+          <w:szCs w:val="17"/>
+        </w:rPr>
+      </w:pPr>
+      <w:r>
+        <w:rPr>
+          <w:rFonts w:ascii="Consolas" w:hAnsi="Consolas" w:cs="Consolas"/>
+          <w:sz w:val="17"/>
+          <w:szCs w:val="17"/>
+        </w:rPr>
+        <w:t xml:space="preserve">    </w:t>
+      </w:r>
+      <w:r>
+        <w:rPr>
+          <w:rFonts w:ascii="Consolas" w:hAnsi="Consolas" w:cs="Consolas"/>
+          <w:color w:val="0F9ED5" w:themeColor="accent4"/>
+          <w:sz w:val="17"/>
+          <w:szCs w:val="17"/>
+        </w:rPr>
+        <w:t>0.12</w:t>
+      </w:r>
+      <w:r>
+        <w:rPr>
+          <w:rFonts w:ascii="Consolas" w:hAnsi="Consolas" w:cs="Consolas"/>
+          <w:sz w:val="17"/>
+          <w:szCs w:val="17"/>
+        </w:rPr>
+        <w:t xml:space="preserve">, </w:t>
+      </w:r>
+      <w:r>
+        <w:rPr>
+          <w:rFonts w:ascii="Consolas" w:hAnsi="Consolas" w:cs="Consolas"/>
+          <w:color w:val="0F9ED5" w:themeColor="accent4"/>
+          <w:sz w:val="17"/>
+          <w:szCs w:val="17"/>
+        </w:rPr>
+        <w:t>0.70</w:t>
+      </w:r>
+      <w:r>
+        <w:rPr>
+          <w:rFonts w:ascii="Consolas" w:hAnsi="Consolas" w:cs="Consolas"/>
+          <w:sz w:val="17"/>
+          <w:szCs w:val="17"/>
+        </w:rPr>
+        <w:t xml:space="preserve">, </w:t>
+      </w:r>
+      <w:r>
+        <w:rPr>
+          <w:rFonts w:ascii="Consolas" w:hAnsi="Consolas" w:cs="Consolas"/>
+          <w:color w:val="0F9ED5" w:themeColor="accent4"/>
+          <w:sz w:val="17"/>
+          <w:szCs w:val="17"/>
+        </w:rPr>
+        <w:t>0.78</w:t>
+      </w:r>
+      <w:r>
+        <w:rPr>
+          <w:rFonts w:ascii="Consolas" w:hAnsi="Consolas" w:cs="Consolas"/>
+          <w:sz w:val="17"/>
+          <w:szCs w:val="17"/>
+        </w:rPr>
+        <w:t xml:space="preserve">    </w:t>
+      </w:r>
+      <w:r>
+        <w:rPr>
+          <w:rFonts w:ascii="Consolas" w:hAnsi="Consolas" w:cs="Consolas"/>
+          <w:color w:val="3A7C22" w:themeColor="accent6" w:themeShade="BF"/>
+          <w:sz w:val="17"/>
+          <w:szCs w:val="17"/>
+        </w:rPr>
+        <w:t># Agent 3: skip task, medium resource, collaborate</w:t>
+      </w:r>
+    </w:p>
+    <w:p>
+      <w:pPr>
+        <w:rPr>
+          <w:rFonts w:ascii="Consolas" w:hAnsi="Consolas" w:cs="Consolas"/>
+          <w:sz w:val="17"/>
+          <w:szCs w:val="17"/>
+        </w:rPr>
+      </w:pPr>
+      <w:r>
+        <w:rPr>
+          <w:rFonts w:ascii="Consolas" w:hAnsi="Consolas" w:cs="Consolas"/>
+          <w:sz w:val="17"/>
+          <w:szCs w:val="17"/>
+        </w:rPr>
+        <w:t>])</w:t>
+      </w:r>
+    </w:p>
+    <w:p/>
+    <w:p>
+      <w:r>
+        <w:t>After Reshape:</w:t>
+      </w:r>
+    </w:p>
+    <w:p>
+      <w:pPr>
+        <w:rPr>
+          <w:rFonts w:ascii="Consolas" w:hAnsi="Consolas" w:cs="Consolas"/>
+          <w:sz w:val="17"/>
+          <w:szCs w:val="17"/>
+        </w:rPr>
+      </w:pPr>
+      <w:r>
+        <w:rPr>
+          <w:rFonts w:ascii="Consolas" w:hAnsi="Consolas" w:cs="Consolas"/>
+          <w:sz w:val="17"/>
+          <w:szCs w:val="17"/>
+        </w:rPr>
+        <w:t>action = ppo_action.</w:t>
+      </w:r>
+      <w:r>
+        <w:rPr>
+          <w:rFonts w:ascii="Consolas" w:hAnsi="Consolas" w:cs="Consolas"/>
+          <w:color w:val="BF4E14" w:themeColor="accent2" w:themeShade="BF"/>
+          <w:sz w:val="17"/>
+          <w:szCs w:val="17"/>
+        </w:rPr>
+        <w:t>reshape</w:t>
+      </w:r>
+      <w:r>
+        <w:rPr>
+          <w:rFonts w:ascii="Consolas" w:hAnsi="Consolas" w:cs="Consolas"/>
+          <w:sz w:val="17"/>
+          <w:szCs w:val="17"/>
+        </w:rPr>
+        <w:t>(</w:t>
+      </w:r>
+      <w:r>
+        <w:rPr>
+          <w:rFonts w:ascii="Consolas" w:hAnsi="Consolas" w:cs="Consolas"/>
+          <w:color w:val="0F9ED5" w:themeColor="accent4"/>
+          <w:sz w:val="17"/>
+          <w:szCs w:val="17"/>
+        </w:rPr>
+        <w:t>4</w:t>
+      </w:r>
+      <w:r>
+        <w:rPr>
+          <w:rFonts w:ascii="Consolas" w:hAnsi="Consolas" w:cs="Consolas"/>
+          <w:sz w:val="17"/>
+          <w:szCs w:val="17"/>
+        </w:rPr>
+        <w:t xml:space="preserve">, </w:t>
+      </w:r>
+      <w:r>
+        <w:rPr>
+          <w:rFonts w:ascii="Consolas" w:hAnsi="Consolas" w:cs="Consolas"/>
+          <w:color w:val="0F9ED5" w:themeColor="accent4"/>
+          <w:sz w:val="17"/>
+          <w:szCs w:val="17"/>
+        </w:rPr>
+        <w:t>3</w:t>
+      </w:r>
+      <w:r>
+        <w:rPr>
+          <w:rFonts w:ascii="Consolas" w:hAnsi="Consolas" w:cs="Consolas"/>
+          <w:sz w:val="17"/>
+          <w:szCs w:val="17"/>
+        </w:rPr>
+        <w:t>)</w:t>
+      </w:r>
+    </w:p>
+    <w:p>
+      <w:pPr>
+        <w:rPr>
+          <w:rFonts w:ascii="Consolas" w:hAnsi="Consolas" w:cs="Consolas"/>
+          <w:color w:val="3A7C22" w:themeColor="accent6" w:themeShade="BF"/>
+          <w:sz w:val="17"/>
+          <w:szCs w:val="17"/>
+        </w:rPr>
+      </w:pPr>
+      <w:r>
+        <w:rPr>
+          <w:rFonts w:ascii="Consolas" w:hAnsi="Consolas" w:cs="Consolas"/>
+          <w:color w:val="3A7C22" w:themeColor="accent6" w:themeShade="BF"/>
+          <w:sz w:val="17"/>
+          <w:szCs w:val="17"/>
+        </w:rPr>
+        <w:t># array([[0.82, 0.65, 0.85],</w:t>
+      </w:r>
+    </w:p>
+    <w:p>
+      <w:pPr>
+        <w:rPr>
+          <w:rFonts w:ascii="Consolas" w:hAnsi="Consolas" w:cs="Consolas"/>
+          <w:color w:val="3A7C22" w:themeColor="accent6" w:themeShade="BF"/>
+          <w:sz w:val="17"/>
+          <w:szCs w:val="17"/>
+        </w:rPr>
+      </w:pPr>
+      <w:r>
+        <w:rPr>
+          <w:rFonts w:ascii="Consolas" w:hAnsi="Consolas" w:cs="Consolas"/>
+          <w:color w:val="3A7C22" w:themeColor="accent6" w:themeShade="BF"/>
+          <w:sz w:val="17"/>
+          <w:szCs w:val="17"/>
+        </w:rPr>
+        <w:t>#        [0.34, 0.90, 0.92],</w:t>
+      </w:r>
+    </w:p>
+    <w:p>
+      <w:pPr>
+        <w:rPr>
+          <w:rFonts w:ascii="Consolas" w:hAnsi="Consolas" w:cs="Consolas"/>
+          <w:color w:val="3A7C22" w:themeColor="accent6" w:themeShade="BF"/>
+          <w:sz w:val="17"/>
+          <w:szCs w:val="17"/>
+        </w:rPr>
+      </w:pPr>
+      <w:r>
+        <w:rPr>
+          <w:rFonts w:ascii="Consolas" w:hAnsi="Consolas" w:cs="Consolas"/>
+          <w:color w:val="3A7C22" w:themeColor="accent6" w:themeShade="BF"/>
+          <w:sz w:val="17"/>
+          <w:szCs w:val="17"/>
+        </w:rPr>
+        <w:t>#        [0.91, 0.45, 0.45],</w:t>
+      </w:r>
+    </w:p>
+    <w:p>
+      <w:pPr>
+        <w:rPr>
+          <w:rFonts w:ascii="Consolas" w:hAnsi="Consolas" w:cs="Consolas"/>
+          <w:color w:val="3A7C22" w:themeColor="accent6" w:themeShade="BF"/>
+          <w:sz w:val="17"/>
+          <w:szCs w:val="17"/>
+        </w:rPr>
+      </w:pPr>
+      <w:r>
+        <w:rPr>
+          <w:rFonts w:ascii="Consolas" w:hAnsi="Consolas" w:cs="Consolas"/>
+          <w:color w:val="3A7C22" w:themeColor="accent6" w:themeShade="BF"/>
+          <w:sz w:val="17"/>
+          <w:szCs w:val="17"/>
+        </w:rPr>
+        <w:t>#        [0.12, 0.70, 0.78]])</w:t>
+      </w:r>
+    </w:p>
+    <w:p/>
+    <w:p>
+      <w:r>
+        <w:t>What Happens This Step:</w:t>
+      </w:r>
+    </w:p>
+    <w:tbl>
+      <w:tblPr>
+        <w:tblStyle w:val="TableGrid"/>
+        <w:tblW w:w="9805" w:type="dxa"/>
+        <w:tblLook w:val="04A0" w:firstRow="1" w:lastRow="0" w:firstColumn="1" w:lastColumn="0" w:noHBand="0" w:noVBand="1"/>
+      </w:tblPr>
+      <w:tblGrid>
+        <w:gridCol w:w="1870"/>
+        <w:gridCol w:w="1870"/>
+        <w:gridCol w:w="1870"/>
+        <w:gridCol w:w="1870"/>
+        <w:gridCol w:w="2325"/>
+      </w:tblGrid>
+      <w:tr>
+        <w:tc>
+          <w:tcPr>
+            <w:tcW w:w="1870" w:type="dxa"/>
+          </w:tcPr>
+          <w:p>
+            <w:r>
+              <w:t>Agent</w:t>
+            </w:r>
+          </w:p>
+        </w:tc>
+        <w:tc>
+          <w:tcPr>
+            <w:tcW w:w="1870" w:type="dxa"/>
+          </w:tcPr>
+          <w:p>
+            <w:r>
+              <w:t>Task Assignment</w:t>
+            </w:r>
+          </w:p>
+        </w:tc>
+        <w:tc>
+          <w:tcPr>
+            <w:tcW w:w="1870" w:type="dxa"/>
+          </w:tcPr>
+          <w:p>
+            <w:r>
+              <w:t>Resource</w:t>
+            </w:r>
+          </w:p>
+        </w:tc>
+        <w:tc>
+          <w:tcPr>
+            <w:tcW w:w="1870" w:type="dxa"/>
+          </w:tcPr>
+          <w:p>
+            <w:r>
+              <w:t>Collaboration</w:t>
+            </w:r>
+          </w:p>
+        </w:tc>
+        <w:tc>
+          <w:tcPr>
+            <w:tcW w:w="2325" w:type="dxa"/>
+          </w:tcPr>
+          <w:p>
+            <w:r>
+              <w:t>Result</w:t>
+            </w:r>
+          </w:p>
+        </w:tc>
+      </w:tr>
+      <w:tr>
+        <w:tc>
+          <w:tcPr>
+            <w:tcW w:w="1870" w:type="dxa"/>
+          </w:tcPr>
+          <w:p>
+            <w:r>
+              <w:t>0</w:t>
+            </w:r>
+          </w:p>
+        </w:tc>
+        <w:tc>
+          <w:tcPr>
+            <w:tcW w:w="1870" w:type="dxa"/>
+          </w:tcPr>
+          <w:p>
+            <w:r>
+              <w:t xml:space="preserve">0.82 &gt; 0.5 </w:t>
+            </w:r>
+            <w:r>
+              <w:t>✓</w:t>
+            </w:r>
+          </w:p>
+        </w:tc>
+        <w:tc>
+          <w:tcPr>
+            <w:tcW w:w="1870" w:type="dxa"/>
+          </w:tcPr>
+          <w:p>
+            <w:r>
+              <w:t>0.65 (unused)</w:t>
+            </w:r>
+          </w:p>
+        </w:tc>
+        <w:tc>
+          <w:tcPr>
+            <w:tcW w:w="1870" w:type="dxa"/>
+          </w:tcPr>
+          <w:p>
+            <w:r>
+              <w:t>0</w:t>
+            </w:r>
+            <w:r>
+              <w:t>.85 &gt; 0.7 ✓</w:t>
+            </w:r>
+          </w:p>
+        </w:tc>
+        <w:tc>
+          <w:tcPr>
+            <w:tcW w:w="2325" w:type="dxa"/>
+          </w:tcPr>
+          <w:p>
+            <w:r>
+              <w:t>Takes task, signals collab</w:t>
+            </w:r>
+          </w:p>
+        </w:tc>
+      </w:tr>
+      <w:tr>
+        <w:tc>
+          <w:tcPr>
+            <w:tcW w:w="1870" w:type="dxa"/>
+          </w:tcPr>
+          <w:p>
+            <w:r>
+              <w:t>1</w:t>
+            </w:r>
+          </w:p>
+        </w:tc>
+        <w:tc>
+          <w:tcPr>
+            <w:tcW w:w="1870" w:type="dxa"/>
+          </w:tcPr>
+          <w:p>
+            <w:r>
+              <w:t xml:space="preserve">0.34 </w:t>
+            </w:r>
+            <w:r>
+              <w:t>≤</w:t>
+            </w:r>
+            <w:r>
+              <w:t xml:space="preserve"> 0.5 </w:t>
+            </w:r>
+            <w:r>
+              <w:rPr>
+                <w:rFonts w:ascii="Segoe UI Symbol" w:hAnsi="Segoe UI Symbol" w:cs="Segoe UI Symbol"/>
+              </w:rPr>
+              <w:t>✗</w:t>
+            </w:r>
+          </w:p>
+        </w:tc>
+        <w:tc>
+          <w:tcPr>
+            <w:tcW w:w="1870" w:type="dxa"/>
+          </w:tcPr>
+          <w:p>
+            <w:r>
+              <w:t>0.90 (unused)</w:t>
+            </w:r>
+          </w:p>
+        </w:tc>
+        <w:tc>
+          <w:tcPr>
+            <w:tcW w:w="1870" w:type="dxa"/>
+          </w:tcPr>
+          <w:p>
+            <w:r>
+              <w:t>0.92 &gt; 0.7 ✓</w:t>
+            </w:r>
+          </w:p>
+        </w:tc>
+        <w:tc>
+          <w:tcPr>
+            <w:tcW w:w="2325" w:type="dxa"/>
+          </w:tcPr>
+          <w:p>
+            <w:r>
+              <w:t>No task, signals collab</w:t>
+            </w:r>
+          </w:p>
+        </w:tc>
+      </w:tr>
+      <w:tr>
+        <w:tc>
+          <w:tcPr>
+            <w:tcW w:w="1870" w:type="dxa"/>
+          </w:tcPr>
+          <w:p>
+            <w:r>
+              <w:t>2</w:t>
+            </w:r>
+          </w:p>
+        </w:tc>
+        <w:tc>
+          <w:tcPr>
+            <w:tcW w:w="1870" w:type="dxa"/>
+          </w:tcPr>
+          <w:p>
+            <w:r>
+              <w:t xml:space="preserve">0.91 &gt; 0.5 </w:t>
+            </w:r>
+            <w:r>
+              <w:t>✓</w:t>
+            </w:r>
+          </w:p>
+        </w:tc>
+        <w:tc>
+          <w:tcPr>
+            <w:tcW w:w="1870" w:type="dxa"/>
+          </w:tcPr>
+          <w:p>
+            <w:r>
+              <w:t>0.45 (unused)</w:t>
+            </w:r>
+          </w:p>
+        </w:tc>
+        <w:tc>
+          <w:tcPr>
+            <w:tcW w:w="1870" w:type="dxa"/>
+          </w:tcPr>
+          <w:p>
+            <w:r>
+              <w:t xml:space="preserve">0.45 ≤ 0.7 </w:t>
+            </w:r>
+            <w:r>
+              <w:rPr>
+                <w:rFonts w:ascii="Segoe UI Symbol" w:hAnsi="Segoe UI Symbol" w:cs="Segoe UI Symbol"/>
+              </w:rPr>
+              <w:t>✗</w:t>
+            </w:r>
+          </w:p>
+        </w:tc>
+        <w:tc>
+          <w:tcPr>
+            <w:tcW w:w="2325" w:type="dxa"/>
+          </w:tcPr>
+          <w:p>
+            <w:r>
+              <w:t>Takes task, works alone</w:t>
+            </w:r>
+          </w:p>
+        </w:tc>
+      </w:tr>
+      <w:tr>
+        <w:tc>
+          <w:tcPr>
+            <w:tcW w:w="1870" w:type="dxa"/>
+          </w:tcPr>
+          <w:p>
+            <w:r>
+              <w:t>3</w:t>
+            </w:r>
+          </w:p>
+        </w:tc>
+        <w:tc>
+          <w:tcPr>
+            <w:tcW w:w="1870" w:type="dxa"/>
+          </w:tcPr>
+          <w:p>
+            <w:r>
+              <w:t xml:space="preserve">0.12 </w:t>
+            </w:r>
+            <w:r>
+              <w:t>≤</w:t>
+            </w:r>
+            <w:r>
+              <w:t xml:space="preserve"> 0.5 </w:t>
+            </w:r>
+            <w:r>
+              <w:rPr>
+                <w:rFonts w:ascii="Segoe UI Symbol" w:hAnsi="Segoe UI Symbol" w:cs="Segoe UI Symbol"/>
+              </w:rPr>
+              <w:t>✗</w:t>
+            </w:r>
+          </w:p>
+        </w:tc>
+        <w:tc>
+          <w:tcPr>
+            <w:tcW w:w="1870" w:type="dxa"/>
+          </w:tcPr>
+          <w:p>
+            <w:r>
+              <w:t>0.70 (unused)</w:t>
+            </w:r>
+          </w:p>
+        </w:tc>
+        <w:tc>
+          <w:tcPr>
+            <w:tcW w:w="1870" w:type="dxa"/>
+          </w:tcPr>
+          <w:p>
+            <w:r>
+              <w:t>0.78 &gt; 0.7 ✓</w:t>
+            </w:r>
+          </w:p>
+        </w:tc>
+        <w:tc>
+          <w:tcPr>
+            <w:tcW w:w="2325" w:type="dxa"/>
+          </w:tcPr>
+          <w:p>
+            <w:r>
+              <w:t>No task, signals collab</w:t>
+            </w:r>
+          </w:p>
+        </w:tc>
+      </w:tr>
+    </w:tbl>
+    <w:p/>
+    <w:p>
+      <w:r>
+        <w:t>Collaboration matrix updates:</w:t>
+      </w:r>
+    </w:p>
+    <w:p/>
+    <w:p>
+      <w:pPr>
+        <w:rPr>
+          <w:rFonts w:ascii="Consolas" w:hAnsi="Consolas" w:cs="Consolas"/>
+          <w:sz w:val="18"/>
+          <w:szCs w:val="18"/>
+        </w:rPr>
+      </w:pPr>
+      <w:r>
+        <w:rPr>
+          <w:rFonts w:ascii="Consolas" w:hAnsi="Consolas" w:cs="Consolas"/>
+          <w:sz w:val="18"/>
+          <w:szCs w:val="18"/>
+        </w:rPr>
+        <w:t>Before:                      After:</w:t>
+      </w:r>
+    </w:p>
+    <w:p>
+      <w:pPr>
+        <w:rPr>
+          <w:rFonts w:ascii="Consolas" w:hAnsi="Consolas" w:cs="Consolas"/>
+          <w:sz w:val="18"/>
+          <w:szCs w:val="18"/>
+        </w:rPr>
+      </w:pPr>
+      <w:r>
+        <w:rPr>
+          <w:rFonts w:ascii="Consolas" w:hAnsi="Consolas" w:cs="Consolas"/>
+          <w:sz w:val="18"/>
+          <w:szCs w:val="18"/>
+        </w:rPr>
+        <w:t>[[1.0, 1.0, 1.0, 1.0],      [[1.00, 1.01, 1.00, 1.01],</w:t>
+      </w:r>
+    </w:p>
+    <w:p>
+      <w:pPr>
+        <w:rPr>
+          <w:rFonts w:ascii="Consolas" w:hAnsi="Consolas" w:cs="Consolas"/>
+          <w:sz w:val="18"/>
+          <w:szCs w:val="18"/>
+        </w:rPr>
+      </w:pPr>
+      <w:r>
+        <w:rPr>
+          <w:rFonts w:ascii="Consolas" w:hAnsi="Consolas" w:cs="Consolas"/>
+          <w:sz w:val="18"/>
+          <w:szCs w:val="18"/>
+        </w:rPr>
+        <w:t xml:space="preserve"> [1.0, 1.0, 1.0, 1.0],  →    [1.01, 1.00, 1.00, 1.01],</w:t>
+      </w:r>
+    </w:p>
+    <w:p>
+      <w:pPr>
+        <w:rPr>
+          <w:rFonts w:ascii="Consolas" w:hAnsi="Consolas" w:cs="Consolas"/>
+          <w:sz w:val="18"/>
+          <w:szCs w:val="18"/>
+        </w:rPr>
+      </w:pPr>
+      <w:r>
+        <w:rPr>
+          <w:rFonts w:ascii="Consolas" w:hAnsi="Consolas" w:cs="Consolas"/>
+          <w:sz w:val="18"/>
+          <w:szCs w:val="18"/>
+        </w:rPr>
+        <w:t xml:space="preserve"> [1.0, 1.0, 1.0, 1.0],       [1.00, 1.00, 1.00, 1.00],  ← Agent 2 didn't collab</w:t>
+      </w:r>
+    </w:p>
+    <w:p>
+      <w:pPr>
+        <w:rPr>
+          <w:rFonts w:ascii="Consolas" w:hAnsi="Consolas" w:cs="Consolas"/>
+          <w:sz w:val="18"/>
+          <w:szCs w:val="18"/>
+        </w:rPr>
+      </w:pPr>
+      <w:r>
+        <w:rPr>
+          <w:rFonts w:ascii="Consolas" w:hAnsi="Consolas" w:cs="Consolas"/>
+          <w:sz w:val="18"/>
+          <w:szCs w:val="18"/>
+        </w:rPr>
+        <w:t xml:space="preserve"> [1.0, 1.0, 1.0, 1.0]]       [1.01, 1.01, 1.00, 1.00]]</w:t>
+      </w:r>
+    </w:p>
+    <w:p/>
+    <w:p>
+      <w:r>
+        <w:rPr>
+          <w:b/>
+          <w:bCs/>
+        </w:rPr>
+        <w:t>Benefits of this design</w:t>
+      </w:r>
+      <w:r>
+        <w:t>:</w:t>
+      </w:r>
+    </w:p>
+    <w:p>
+      <w:pPr>
+        <w:pStyle w:val="Heading3"/>
+        <w:spacing w:before="270" w:after="120"/>
+        <w:rPr>
+          <w:rFonts w:asciiTheme="minorHAnsi" w:hAnsiTheme="minorHAnsi"/>
+          <w:sz w:val="19"/>
+          <w:szCs w:val="19"/>
+        </w:rPr>
+      </w:pPr>
+      <w:r>
+        <w:rPr>
+          <w:rFonts w:asciiTheme="minorHAnsi" w:hAnsiTheme="minorHAnsi"/>
+          <w:sz w:val="19"/>
+          <w:szCs w:val="19"/>
+        </w:rPr>
+        <w:t>1. </w:t>
+      </w:r>
+      <w:r>
+        <w:rPr>
+          <w:rStyle w:val="markdown-bold-text"/>
+          <w:rFonts w:asciiTheme="minorHAnsi" w:hAnsiTheme="minorHAnsi"/>
+          <w:sz w:val="19"/>
+          <w:szCs w:val="19"/>
+        </w:rPr>
+        <w:t>Continuous Actions for Nuanced Control</w:t>
+      </w:r>
+    </w:p>
+    <w:p>
+      <w:pPr>
+        <w:rPr>
+          <w:szCs w:val="19"/>
+        </w:rPr>
+      </w:pPr>
+      <w:r>
+        <w:rPr>
+          <w:szCs w:val="19"/>
+        </w:rPr>
+        <w:t>Using </w:t>
+      </w:r>
+      <w:r>
+        <w:rPr>
+          <w:rStyle w:val="markdown-inline-code"/>
+          <w:rFonts w:cs="Menlo"/>
+          <w:szCs w:val="19"/>
+        </w:rPr>
+        <w:t>Box</w:t>
+      </w:r>
+      <w:r>
+        <w:rPr>
+          <w:szCs w:val="19"/>
+        </w:rPr>
+        <w:t> space with values 0-1 allows the PPO policy to learn subtle preferences:</w:t>
+      </w:r>
+    </w:p>
+    <w:p>
+      <w:pPr>
+        <w:numPr>
+          <w:ilvl w:val="0"/>
+          <w:numId w:val="13"/>
+        </w:numPr>
+        <w:spacing w:before="30" w:after="30" w:line="240" w:lineRule="auto"/>
+        <w:ind w:left="960"/>
+        <w:rPr>
+          <w:szCs w:val="19"/>
+        </w:rPr>
+      </w:pPr>
+      <w:r>
+        <w:rPr>
+          <w:szCs w:val="19"/>
+        </w:rPr>
+        <w:t>0.51 = barely willing to take a task</w:t>
+      </w:r>
+    </w:p>
+    <w:p>
+      <w:pPr>
+        <w:numPr>
+          <w:ilvl w:val="0"/>
+          <w:numId w:val="14"/>
+        </w:numPr>
+        <w:spacing w:before="30" w:after="30" w:line="240" w:lineRule="auto"/>
+        <w:ind w:left="960"/>
+        <w:rPr>
+          <w:szCs w:val="19"/>
+        </w:rPr>
+      </w:pPr>
+      <w:r>
+        <w:rPr>
+          <w:szCs w:val="19"/>
+        </w:rPr>
+        <w:t>0.99 = very eager to take a task</w:t>
+      </w:r>
+    </w:p>
+    <w:p>
+      <w:pPr>
+        <w:pStyle w:val="Heading3"/>
+        <w:spacing w:before="270" w:after="120"/>
+        <w:rPr>
+          <w:rFonts w:asciiTheme="minorHAnsi" w:hAnsiTheme="minorHAnsi"/>
+          <w:sz w:val="19"/>
+          <w:szCs w:val="19"/>
+        </w:rPr>
+      </w:pPr>
+      <w:r>
+        <w:rPr>
+          <w:rFonts w:asciiTheme="minorHAnsi" w:hAnsiTheme="minorHAnsi"/>
+          <w:sz w:val="19"/>
+          <w:szCs w:val="19"/>
+        </w:rPr>
+        <w:t>2. </w:t>
+      </w:r>
+      <w:r>
+        <w:rPr>
+          <w:rStyle w:val="markdown-bold-text"/>
+          <w:rFonts w:asciiTheme="minorHAnsi" w:hAnsiTheme="minorHAnsi"/>
+          <w:sz w:val="19"/>
+          <w:szCs w:val="19"/>
+        </w:rPr>
+        <w:t>Decentralized Yet Coordinated</w:t>
+      </w:r>
+    </w:p>
+    <w:p>
+      <w:pPr>
+        <w:rPr>
+          <w:szCs w:val="19"/>
+        </w:rPr>
+      </w:pPr>
+      <w:r>
+        <w:rPr>
+          <w:szCs w:val="19"/>
+        </w:rPr>
+        <w:t>Each agent has its own action components, but collaboration requires mutual agreement. The policy must learn to:</w:t>
+      </w:r>
+    </w:p>
+    <w:p>
+      <w:pPr>
+        <w:numPr>
+          <w:ilvl w:val="0"/>
+          <w:numId w:val="6"/>
+        </w:numPr>
+        <w:spacing w:before="30" w:after="30" w:line="240" w:lineRule="auto"/>
+        <w:ind w:left="960"/>
+        <w:rPr>
+          <w:szCs w:val="19"/>
+        </w:rPr>
+      </w:pPr>
+      <w:r>
+        <w:rPr>
+          <w:szCs w:val="19"/>
+        </w:rPr>
+        <w:t>Coordinate collaboration timing</w:t>
+      </w:r>
+    </w:p>
+    <w:p>
+      <w:pPr>
+        <w:numPr>
+          <w:ilvl w:val="0"/>
+          <w:numId w:val="7"/>
+        </w:numPr>
+        <w:spacing w:before="30" w:after="30" w:line="240" w:lineRule="auto"/>
+        <w:ind w:left="960"/>
+        <w:rPr>
+          <w:szCs w:val="19"/>
+        </w:rPr>
+      </w:pPr>
+      <w:r>
+        <w:rPr>
+          <w:szCs w:val="19"/>
+        </w:rPr>
+        <w:t>Match complementary agents</w:t>
+      </w:r>
+    </w:p>
+    <w:p>
+      <w:pPr>
+        <w:pStyle w:val="Heading3"/>
+        <w:spacing w:before="270" w:after="120"/>
+        <w:rPr>
+          <w:rFonts w:asciiTheme="minorHAnsi" w:hAnsiTheme="minorHAnsi"/>
+          <w:sz w:val="19"/>
+          <w:szCs w:val="19"/>
+        </w:rPr>
+      </w:pPr>
+      <w:r>
+        <w:rPr>
+          <w:rFonts w:asciiTheme="minorHAnsi" w:hAnsiTheme="minorHAnsi"/>
+          <w:sz w:val="19"/>
+          <w:szCs w:val="19"/>
+        </w:rPr>
+        <w:t>3. </w:t>
+      </w:r>
+      <w:r>
+        <w:rPr>
+          <w:rStyle w:val="markdown-bold-text"/>
+          <w:rFonts w:asciiTheme="minorHAnsi" w:hAnsiTheme="minorHAnsi"/>
+          <w:sz w:val="19"/>
+          <w:szCs w:val="19"/>
+        </w:rPr>
+        <w:t>Sparse Collaboration Signal</w:t>
+      </w:r>
+    </w:p>
+    <w:p>
+      <w:pPr>
+        <w:rPr>
+          <w:szCs w:val="19"/>
+        </w:rPr>
+      </w:pPr>
+      <w:r>
+        <w:rPr>
+          <w:szCs w:val="19"/>
+        </w:rPr>
+        <w:t>The 0.7 threshold for collaboration creates a clear distinction:</w:t>
+      </w:r>
+    </w:p>
+    <w:p>
+      <w:pPr>
+        <w:numPr>
+          <w:ilvl w:val="0"/>
+          <w:numId w:val="8"/>
+        </w:numPr>
+        <w:spacing w:before="30" w:after="30" w:line="240" w:lineRule="auto"/>
+        <w:ind w:left="960"/>
+        <w:rPr>
+          <w:szCs w:val="19"/>
+        </w:rPr>
+      </w:pPr>
+      <w:r>
+        <w:rPr>
+          <w:szCs w:val="19"/>
+        </w:rPr>
+        <w:t>Below 0.7: Focus on individual work</w:t>
+      </w:r>
+    </w:p>
+    <w:p>
+      <w:pPr>
+        <w:numPr>
+          <w:ilvl w:val="0"/>
+          <w:numId w:val="9"/>
+        </w:numPr>
+        <w:spacing w:before="30" w:after="30" w:line="240" w:lineRule="auto"/>
+        <w:ind w:left="960"/>
+        <w:rPr>
+          <w:szCs w:val="19"/>
+        </w:rPr>
+      </w:pPr>
+      <w:r>
+        <w:rPr>
+          <w:szCs w:val="19"/>
+        </w:rPr>
+        <w:t>Above 0.7: Actively seeking collaboration</w:t>
+      </w:r>
+    </w:p>
+    <w:p>
+      <w:pPr>
+        <w:pStyle w:val="Heading3"/>
+        <w:spacing w:before="270" w:after="120"/>
+        <w:rPr>
+          <w:rFonts w:asciiTheme="minorHAnsi" w:hAnsiTheme="minorHAnsi"/>
+          <w:sz w:val="19"/>
+          <w:szCs w:val="19"/>
+        </w:rPr>
+      </w:pPr>
+      <w:r>
+        <w:rPr>
+          <w:rFonts w:asciiTheme="minorHAnsi" w:hAnsiTheme="minorHAnsi"/>
+          <w:sz w:val="19"/>
+          <w:szCs w:val="19"/>
+        </w:rPr>
+        <w:t>4. </w:t>
+      </w:r>
+      <w:r>
+        <w:rPr>
+          <w:rStyle w:val="markdown-bold-text"/>
+          <w:rFonts w:asciiTheme="minorHAnsi" w:hAnsiTheme="minorHAnsi"/>
+          <w:sz w:val="19"/>
+          <w:szCs w:val="19"/>
+        </w:rPr>
+        <w:t>Emergent Team Behavior</w:t>
+      </w:r>
+    </w:p>
+    <w:p>
+      <w:pPr>
+        <w:rPr>
+          <w:szCs w:val="19"/>
+        </w:rPr>
+      </w:pPr>
+      <w:r>
+        <w:rPr>
+          <w:szCs w:val="19"/>
+        </w:rPr>
+        <w:t>Over training, the PPO policy learns patterns like:</w:t>
+      </w:r>
+    </w:p>
+    <w:p>
+      <w:pPr>
+        <w:numPr>
+          <w:ilvl w:val="0"/>
+          <w:numId w:val="10"/>
+        </w:numPr>
+        <w:spacing w:before="30" w:after="30" w:line="240" w:lineRule="auto"/>
+        <w:ind w:left="960"/>
+        <w:rPr>
+          <w:szCs w:val="19"/>
+        </w:rPr>
+      </w:pPr>
+      <w:r>
+        <w:rPr>
+          <w:szCs w:val="19"/>
+        </w:rPr>
+        <w:lastRenderedPageBreak/>
+        <w:t>"When facing complex tasks, signal collaboration"</w:t>
+      </w:r>
+    </w:p>
+    <w:p>
+      <w:pPr>
+        <w:numPr>
+          <w:ilvl w:val="0"/>
+          <w:numId w:val="11"/>
+        </w:numPr>
+        <w:spacing w:before="30" w:after="30" w:line="240" w:lineRule="auto"/>
+        <w:ind w:left="960"/>
+        <w:rPr>
+          <w:szCs w:val="19"/>
+        </w:rPr>
+      </w:pPr>
+      <w:r>
+        <w:rPr>
+          <w:szCs w:val="19"/>
+        </w:rPr>
+        <w:t>"Agent 1 (Analyzer) should collaborate with Agent 0 (Researcher)"</w:t>
+      </w:r>
+    </w:p>
+    <w:p>
+      <w:pPr>
+        <w:numPr>
+          <w:ilvl w:val="0"/>
+          <w:numId w:val="12"/>
+        </w:numPr>
+        <w:spacing w:before="30" w:after="30" w:line="240" w:lineRule="auto"/>
+        <w:ind w:left="960"/>
+        <w:rPr>
+          <w:szCs w:val="19"/>
+        </w:rPr>
+      </w:pPr>
+      <w:r>
+        <w:rPr>
+          <w:szCs w:val="19"/>
+        </w:rPr>
+        <w:t>"Don't overload any single agent with tasks"</w:t>
       </w:r>
     </w:p>
     <w:p/>
@@ -8329,7 +10087,6 @@
       <w:bookmarkStart w:id="5" w:name="_Ref220573207"/>
       <w:bookmarkStart w:id="6" w:name="_Toc220903300"/>
       <w:r>
-        <w:lastRenderedPageBreak/>
         <w:t>Task Generation</w:t>
       </w:r>
       <w:bookmarkEnd w:id="5"/>
@@ -8742,6 +10499,7 @@
           <w:sz w:val="18"/>
           <w:szCs w:val="18"/>
         </w:rPr>
+        <w:lastRenderedPageBreak/>
         <w:t xml:space="preserve">        type=task_type,</w:t>
       </w:r>
     </w:p>
@@ -10143,274 +11901,274 @@
           <w:sz w:val="18"/>
           <w:szCs w:val="18"/>
         </w:rPr>
+        <w:t xml:space="preserve">        clip_range_vf=None,</w:t>
+      </w:r>
+    </w:p>
+    <w:p>
+      <w:pPr>
+        <w:rPr>
+          <w:rFonts w:ascii="Consolas" w:hAnsi="Consolas" w:cs="Consolas"/>
+          <w:sz w:val="18"/>
+          <w:szCs w:val="18"/>
+        </w:rPr>
+      </w:pPr>
+      <w:r>
+        <w:rPr>
+          <w:rFonts w:ascii="Consolas" w:hAnsi="Consolas" w:cs="Consolas"/>
+          <w:sz w:val="18"/>
+          <w:szCs w:val="18"/>
+        </w:rPr>
+        <w:t xml:space="preserve">        ent_coef=0.01,</w:t>
+      </w:r>
+    </w:p>
+    <w:p>
+      <w:pPr>
+        <w:rPr>
+          <w:rFonts w:ascii="Consolas" w:hAnsi="Consolas" w:cs="Consolas"/>
+          <w:sz w:val="18"/>
+          <w:szCs w:val="18"/>
+        </w:rPr>
+      </w:pPr>
+      <w:r>
+        <w:rPr>
+          <w:rFonts w:ascii="Consolas" w:hAnsi="Consolas" w:cs="Consolas"/>
+          <w:sz w:val="18"/>
+          <w:szCs w:val="18"/>
+        </w:rPr>
+        <w:t xml:space="preserve">        vf_coef=0.5,</w:t>
+      </w:r>
+    </w:p>
+    <w:p>
+      <w:pPr>
+        <w:rPr>
+          <w:rFonts w:ascii="Consolas" w:hAnsi="Consolas" w:cs="Consolas"/>
+          <w:sz w:val="18"/>
+          <w:szCs w:val="18"/>
+        </w:rPr>
+      </w:pPr>
+      <w:r>
+        <w:rPr>
+          <w:rFonts w:ascii="Consolas" w:hAnsi="Consolas" w:cs="Consolas"/>
+          <w:sz w:val="18"/>
+          <w:szCs w:val="18"/>
+        </w:rPr>
+        <w:t xml:space="preserve">        max_grad_norm=0.5,</w:t>
+      </w:r>
+    </w:p>
+    <w:p>
+      <w:pPr>
+        <w:rPr>
+          <w:rFonts w:ascii="Consolas" w:hAnsi="Consolas" w:cs="Consolas"/>
+          <w:sz w:val="18"/>
+          <w:szCs w:val="18"/>
+        </w:rPr>
+      </w:pPr>
+      <w:r>
+        <w:rPr>
+          <w:rFonts w:ascii="Consolas" w:hAnsi="Consolas" w:cs="Consolas"/>
+          <w:sz w:val="18"/>
+          <w:szCs w:val="18"/>
+        </w:rPr>
+        <w:t xml:space="preserve">        policy_kwargs=policy_kwargs,</w:t>
+      </w:r>
+    </w:p>
+    <w:p>
+      <w:pPr>
+        <w:rPr>
+          <w:rFonts w:ascii="Consolas" w:hAnsi="Consolas" w:cs="Consolas"/>
+          <w:sz w:val="18"/>
+          <w:szCs w:val="18"/>
+        </w:rPr>
+      </w:pPr>
+      <w:r>
+        <w:rPr>
+          <w:rFonts w:ascii="Consolas" w:hAnsi="Consolas" w:cs="Consolas"/>
+          <w:sz w:val="18"/>
+          <w:szCs w:val="18"/>
+        </w:rPr>
+        <w:t xml:space="preserve">        verbose=1,</w:t>
+      </w:r>
+    </w:p>
+    <w:p>
+      <w:pPr>
+        <w:rPr>
+          <w:rFonts w:ascii="Consolas" w:hAnsi="Consolas" w:cs="Consolas"/>
+          <w:sz w:val="18"/>
+          <w:szCs w:val="18"/>
+        </w:rPr>
+      </w:pPr>
+      <w:r>
+        <w:rPr>
+          <w:rFonts w:ascii="Consolas" w:hAnsi="Consolas" w:cs="Consolas"/>
+          <w:sz w:val="18"/>
+          <w:szCs w:val="18"/>
+        </w:rPr>
+        <w:t xml:space="preserve">        tensorboard_log=</w:t>
+      </w:r>
+      <w:r>
+        <w:rPr>
+          <w:rFonts w:ascii="Consolas" w:hAnsi="Consolas" w:cs="Consolas"/>
+          <w:color w:val="4EA72E" w:themeColor="accent6"/>
+          <w:sz w:val="18"/>
+          <w:szCs w:val="18"/>
+        </w:rPr>
+        <w:t>"./tensorboard_logs/</w:t>
+      </w:r>
+      <w:r>
+        <w:rPr>
+          <w:rFonts w:ascii="Consolas" w:hAnsi="Consolas" w:cs="Consolas"/>
+          <w:color w:val="4EA72E" w:themeColor="accent6"/>
+          <w:sz w:val="18"/>
+          <w:szCs w:val="18"/>
+        </w:rPr>
+        <w:t>”</w:t>
+      </w:r>
+      <w:r>
+        <w:rPr>
+          <w:rFonts w:ascii="Consolas" w:hAnsi="Consolas" w:cs="Consolas"/>
+          <w:sz w:val="18"/>
+          <w:szCs w:val="18"/>
+        </w:rPr>
+        <w:t>)</w:t>
+      </w:r>
+    </w:p>
+    <w:p>
+      <w:pPr>
+        <w:rPr>
+          <w:rFonts w:ascii="Consolas" w:hAnsi="Consolas" w:cs="Consolas"/>
+          <w:sz w:val="18"/>
+          <w:szCs w:val="18"/>
+        </w:rPr>
+      </w:pPr>
+    </w:p>
+    <w:p>
+      <w:pPr>
+        <w:rPr>
+          <w:rFonts w:ascii="Consolas" w:hAnsi="Consolas" w:cs="Consolas"/>
+          <w:sz w:val="18"/>
+          <w:szCs w:val="18"/>
+        </w:rPr>
+      </w:pPr>
+      <w:r>
+        <w:rPr>
+          <w:rFonts w:ascii="Consolas" w:hAnsi="Consolas" w:cs="Consolas"/>
+          <w:sz w:val="18"/>
+          <w:szCs w:val="18"/>
+        </w:rPr>
+        <w:t xml:space="preserve">        </w:t>
+      </w:r>
+      <w:r>
+        <w:rPr>
+          <w:rFonts w:ascii="Consolas" w:hAnsi="Consolas" w:cs="Consolas"/>
+          <w:color w:val="C00000"/>
+          <w:sz w:val="18"/>
+          <w:szCs w:val="18"/>
+        </w:rPr>
+        <w:t>return</w:t>
+      </w:r>
+      <w:r>
+        <w:rPr>
+          <w:rFonts w:ascii="Consolas" w:hAnsi="Consolas" w:cs="Consolas"/>
+          <w:sz w:val="18"/>
+          <w:szCs w:val="18"/>
+        </w:rPr>
+        <w:t xml:space="preserve"> model</w:t>
+      </w:r>
+    </w:p>
+    <w:p>
+      <w:pPr>
+        <w:rPr>
+          <w:rFonts w:ascii="Consolas" w:hAnsi="Consolas" w:cs="Consolas"/>
+          <w:sz w:val="18"/>
+          <w:szCs w:val="18"/>
+        </w:rPr>
+      </w:pPr>
+    </w:p>
+    <w:p>
+      <w:pPr>
+        <w:rPr>
+          <w:rFonts w:ascii="Consolas" w:hAnsi="Consolas" w:cs="Consolas"/>
+          <w:sz w:val="18"/>
+          <w:szCs w:val="18"/>
+        </w:rPr>
+      </w:pPr>
+      <w:r>
+        <w:rPr>
+          <w:rFonts w:ascii="Consolas" w:hAnsi="Consolas" w:cs="Consolas"/>
+          <w:sz w:val="18"/>
+          <w:szCs w:val="18"/>
+        </w:rPr>
+        <w:t>...</w:t>
+      </w:r>
+    </w:p>
+    <w:p>
+      <w:pPr>
+        <w:rPr>
+          <w:rFonts w:ascii="Consolas" w:hAnsi="Consolas" w:cs="Consolas"/>
+          <w:sz w:val="18"/>
+          <w:szCs w:val="18"/>
+        </w:rPr>
+      </w:pPr>
+      <w:r>
+        <w:rPr>
+          <w:rFonts w:ascii="Consolas" w:hAnsi="Consolas" w:cs="Consolas"/>
+          <w:color w:val="7030A0"/>
+          <w:sz w:val="18"/>
+          <w:szCs w:val="18"/>
+        </w:rPr>
+        <w:t>self</w:t>
+      </w:r>
+      <w:r>
+        <w:rPr>
+          <w:rFonts w:ascii="Consolas" w:hAnsi="Consolas" w:cs="Consolas"/>
+          <w:sz w:val="18"/>
+          <w:szCs w:val="18"/>
+        </w:rPr>
+        <w:t xml:space="preserve">.model = </w:t>
+      </w:r>
+      <w:r>
+        <w:rPr>
+          <w:rFonts w:ascii="Consolas" w:hAnsi="Consolas" w:cs="Consolas"/>
+          <w:color w:val="7030A0"/>
+          <w:sz w:val="18"/>
+          <w:szCs w:val="18"/>
+        </w:rPr>
+        <w:t>self</w:t>
+      </w:r>
+      <w:r>
+        <w:rPr>
+          <w:rFonts w:ascii="Consolas" w:hAnsi="Consolas" w:cs="Consolas"/>
+          <w:sz w:val="18"/>
+          <w:szCs w:val="18"/>
+        </w:rPr>
+        <w:t>.</w:t>
+      </w:r>
+      <w:r>
+        <w:rPr>
+          <w:rFonts w:ascii="Consolas" w:hAnsi="Consolas" w:cs="Consolas"/>
+          <w:color w:val="AB7942"/>
+          <w:sz w:val="18"/>
+          <w:szCs w:val="18"/>
+        </w:rPr>
+        <w:t>_create_model</w:t>
+      </w:r>
+      <w:r>
+        <w:rPr>
+          <w:rFonts w:ascii="Consolas" w:hAnsi="Consolas" w:cs="Consolas"/>
+          <w:sz w:val="18"/>
+          <w:szCs w:val="18"/>
+        </w:rPr>
+        <w:t>()</w:t>
+      </w:r>
+    </w:p>
+    <w:p/>
+    <w:p>
+      <w:pPr>
+        <w:pStyle w:val="Heading2"/>
+      </w:pPr>
+      <w:bookmarkStart w:id="8" w:name="_Toc220903302"/>
+      <w:r>
         <w:lastRenderedPageBreak/>
-        <w:t xml:space="preserve">        clip_range_vf=None,</w:t>
-      </w:r>
-    </w:p>
-    <w:p>
-      <w:pPr>
-        <w:rPr>
-          <w:rFonts w:ascii="Consolas" w:hAnsi="Consolas" w:cs="Consolas"/>
-          <w:sz w:val="18"/>
-          <w:szCs w:val="18"/>
-        </w:rPr>
-      </w:pPr>
-      <w:r>
-        <w:rPr>
-          <w:rFonts w:ascii="Consolas" w:hAnsi="Consolas" w:cs="Consolas"/>
-          <w:sz w:val="18"/>
-          <w:szCs w:val="18"/>
-        </w:rPr>
-        <w:t xml:space="preserve">        ent_coef=0.01,</w:t>
-      </w:r>
-    </w:p>
-    <w:p>
-      <w:pPr>
-        <w:rPr>
-          <w:rFonts w:ascii="Consolas" w:hAnsi="Consolas" w:cs="Consolas"/>
-          <w:sz w:val="18"/>
-          <w:szCs w:val="18"/>
-        </w:rPr>
-      </w:pPr>
-      <w:r>
-        <w:rPr>
-          <w:rFonts w:ascii="Consolas" w:hAnsi="Consolas" w:cs="Consolas"/>
-          <w:sz w:val="18"/>
-          <w:szCs w:val="18"/>
-        </w:rPr>
-        <w:t xml:space="preserve">        vf_coef=0.5,</w:t>
-      </w:r>
-    </w:p>
-    <w:p>
-      <w:pPr>
-        <w:rPr>
-          <w:rFonts w:ascii="Consolas" w:hAnsi="Consolas" w:cs="Consolas"/>
-          <w:sz w:val="18"/>
-          <w:szCs w:val="18"/>
-        </w:rPr>
-      </w:pPr>
-      <w:r>
-        <w:rPr>
-          <w:rFonts w:ascii="Consolas" w:hAnsi="Consolas" w:cs="Consolas"/>
-          <w:sz w:val="18"/>
-          <w:szCs w:val="18"/>
-        </w:rPr>
-        <w:t xml:space="preserve">        max_grad_norm=0.5,</w:t>
-      </w:r>
-    </w:p>
-    <w:p>
-      <w:pPr>
-        <w:rPr>
-          <w:rFonts w:ascii="Consolas" w:hAnsi="Consolas" w:cs="Consolas"/>
-          <w:sz w:val="18"/>
-          <w:szCs w:val="18"/>
-        </w:rPr>
-      </w:pPr>
-      <w:r>
-        <w:rPr>
-          <w:rFonts w:ascii="Consolas" w:hAnsi="Consolas" w:cs="Consolas"/>
-          <w:sz w:val="18"/>
-          <w:szCs w:val="18"/>
-        </w:rPr>
-        <w:t xml:space="preserve">        policy_kwargs=policy_kwargs,</w:t>
-      </w:r>
-    </w:p>
-    <w:p>
-      <w:pPr>
-        <w:rPr>
-          <w:rFonts w:ascii="Consolas" w:hAnsi="Consolas" w:cs="Consolas"/>
-          <w:sz w:val="18"/>
-          <w:szCs w:val="18"/>
-        </w:rPr>
-      </w:pPr>
-      <w:r>
-        <w:rPr>
-          <w:rFonts w:ascii="Consolas" w:hAnsi="Consolas" w:cs="Consolas"/>
-          <w:sz w:val="18"/>
-          <w:szCs w:val="18"/>
-        </w:rPr>
-        <w:t xml:space="preserve">        verbose=1,</w:t>
-      </w:r>
-    </w:p>
-    <w:p>
-      <w:pPr>
-        <w:rPr>
-          <w:rFonts w:ascii="Consolas" w:hAnsi="Consolas" w:cs="Consolas"/>
-          <w:sz w:val="18"/>
-          <w:szCs w:val="18"/>
-        </w:rPr>
-      </w:pPr>
-      <w:r>
-        <w:rPr>
-          <w:rFonts w:ascii="Consolas" w:hAnsi="Consolas" w:cs="Consolas"/>
-          <w:sz w:val="18"/>
-          <w:szCs w:val="18"/>
-        </w:rPr>
-        <w:t xml:space="preserve">        tensorboard_log=</w:t>
-      </w:r>
-      <w:r>
-        <w:rPr>
-          <w:rFonts w:ascii="Consolas" w:hAnsi="Consolas" w:cs="Consolas"/>
-          <w:color w:val="4EA72E" w:themeColor="accent6"/>
-          <w:sz w:val="18"/>
-          <w:szCs w:val="18"/>
-        </w:rPr>
-        <w:t>"./tensorboard_logs/</w:t>
-      </w:r>
-      <w:r>
-        <w:rPr>
-          <w:rFonts w:ascii="Consolas" w:hAnsi="Consolas" w:cs="Consolas"/>
-          <w:color w:val="4EA72E" w:themeColor="accent6"/>
-          <w:sz w:val="18"/>
-          <w:szCs w:val="18"/>
-        </w:rPr>
-        <w:t>”</w:t>
-      </w:r>
-      <w:r>
-        <w:rPr>
-          <w:rFonts w:ascii="Consolas" w:hAnsi="Consolas" w:cs="Consolas"/>
-          <w:sz w:val="18"/>
-          <w:szCs w:val="18"/>
-        </w:rPr>
-        <w:t>)</w:t>
-      </w:r>
-    </w:p>
-    <w:p>
-      <w:pPr>
-        <w:rPr>
-          <w:rFonts w:ascii="Consolas" w:hAnsi="Consolas" w:cs="Consolas"/>
-          <w:sz w:val="18"/>
-          <w:szCs w:val="18"/>
-        </w:rPr>
-      </w:pPr>
-    </w:p>
-    <w:p>
-      <w:pPr>
-        <w:rPr>
-          <w:rFonts w:ascii="Consolas" w:hAnsi="Consolas" w:cs="Consolas"/>
-          <w:sz w:val="18"/>
-          <w:szCs w:val="18"/>
-        </w:rPr>
-      </w:pPr>
-      <w:r>
-        <w:rPr>
-          <w:rFonts w:ascii="Consolas" w:hAnsi="Consolas" w:cs="Consolas"/>
-          <w:sz w:val="18"/>
-          <w:szCs w:val="18"/>
-        </w:rPr>
-        <w:t xml:space="preserve">        </w:t>
-      </w:r>
-      <w:r>
-        <w:rPr>
-          <w:rFonts w:ascii="Consolas" w:hAnsi="Consolas" w:cs="Consolas"/>
-          <w:color w:val="C00000"/>
-          <w:sz w:val="18"/>
-          <w:szCs w:val="18"/>
-        </w:rPr>
-        <w:t>return</w:t>
-      </w:r>
-      <w:r>
-        <w:rPr>
-          <w:rFonts w:ascii="Consolas" w:hAnsi="Consolas" w:cs="Consolas"/>
-          <w:sz w:val="18"/>
-          <w:szCs w:val="18"/>
-        </w:rPr>
-        <w:t xml:space="preserve"> model</w:t>
-      </w:r>
-    </w:p>
-    <w:p>
-      <w:pPr>
-        <w:rPr>
-          <w:rFonts w:ascii="Consolas" w:hAnsi="Consolas" w:cs="Consolas"/>
-          <w:sz w:val="18"/>
-          <w:szCs w:val="18"/>
-        </w:rPr>
-      </w:pPr>
-    </w:p>
-    <w:p>
-      <w:pPr>
-        <w:rPr>
-          <w:rFonts w:ascii="Consolas" w:hAnsi="Consolas" w:cs="Consolas"/>
-          <w:sz w:val="18"/>
-          <w:szCs w:val="18"/>
-        </w:rPr>
-      </w:pPr>
-      <w:r>
-        <w:rPr>
-          <w:rFonts w:ascii="Consolas" w:hAnsi="Consolas" w:cs="Consolas"/>
-          <w:sz w:val="18"/>
-          <w:szCs w:val="18"/>
-        </w:rPr>
-        <w:t>...</w:t>
-      </w:r>
-    </w:p>
-    <w:p>
-      <w:pPr>
-        <w:rPr>
-          <w:rFonts w:ascii="Consolas" w:hAnsi="Consolas" w:cs="Consolas"/>
-          <w:sz w:val="18"/>
-          <w:szCs w:val="18"/>
-        </w:rPr>
-      </w:pPr>
-      <w:r>
-        <w:rPr>
-          <w:rFonts w:ascii="Consolas" w:hAnsi="Consolas" w:cs="Consolas"/>
-          <w:color w:val="7030A0"/>
-          <w:sz w:val="18"/>
-          <w:szCs w:val="18"/>
-        </w:rPr>
-        <w:t>self</w:t>
-      </w:r>
-      <w:r>
-        <w:rPr>
-          <w:rFonts w:ascii="Consolas" w:hAnsi="Consolas" w:cs="Consolas"/>
-          <w:sz w:val="18"/>
-          <w:szCs w:val="18"/>
-        </w:rPr>
-        <w:t xml:space="preserve">.model = </w:t>
-      </w:r>
-      <w:r>
-        <w:rPr>
-          <w:rFonts w:ascii="Consolas" w:hAnsi="Consolas" w:cs="Consolas"/>
-          <w:color w:val="7030A0"/>
-          <w:sz w:val="18"/>
-          <w:szCs w:val="18"/>
-        </w:rPr>
-        <w:t>self</w:t>
-      </w:r>
-      <w:r>
-        <w:rPr>
-          <w:rFonts w:ascii="Consolas" w:hAnsi="Consolas" w:cs="Consolas"/>
-          <w:sz w:val="18"/>
-          <w:szCs w:val="18"/>
-        </w:rPr>
-        <w:t>.</w:t>
-      </w:r>
-      <w:r>
-        <w:rPr>
-          <w:rFonts w:ascii="Consolas" w:hAnsi="Consolas" w:cs="Consolas"/>
-          <w:color w:val="AB7942"/>
-          <w:sz w:val="18"/>
-          <w:szCs w:val="18"/>
-        </w:rPr>
-        <w:t>_create_model</w:t>
-      </w:r>
-      <w:r>
-        <w:rPr>
-          <w:rFonts w:ascii="Consolas" w:hAnsi="Consolas" w:cs="Consolas"/>
-          <w:sz w:val="18"/>
-          <w:szCs w:val="18"/>
-        </w:rPr>
-        <w:t>()</w:t>
-      </w:r>
-    </w:p>
-    <w:p/>
-    <w:p>
-      <w:pPr>
-        <w:pStyle w:val="Heading2"/>
-      </w:pPr>
-      <w:bookmarkStart w:id="8" w:name="_Toc220903302"/>
-      <w:r>
         <w:t>Set up Model Training Callbacks</w:t>
       </w:r>
       <w:bookmarkEnd w:id="8"/>
@@ -10624,6 +12382,7 @@
     </w:p>
     <w:p>
       <w:r>
+        <w:lastRenderedPageBreak/>
         <w:t xml:space="preserve">        self.active_tasks[task.id] = (task, agent)</w:t>
       </w:r>
     </w:p>
@@ -10892,7 +12651,6 @@
     <w:p/>
     <w:p>
       <w:r>
-        <w:lastRenderedPageBreak/>
         <w:t>This means the observation dimension includes n_agents * n_agents values from the matrix, letting the policy learn which agent pairs have historically collaborated well.</w:t>
       </w:r>
     </w:p>
@@ -11926,6 +13684,7 @@
       </w:pPr>
       <w:bookmarkStart w:id="14" w:name="_Toc220903308"/>
       <w:r>
+        <w:lastRenderedPageBreak/>
         <w:t>Observation Generation</w:t>
       </w:r>
       <w:bookmarkEnd w:id="14"/>
@@ -13186,6 +14945,7 @@
     </w:p>
     <w:p>
       <w:r>
+        <w:lastRenderedPageBreak/>
         <w:t xml:space="preserve">                task = self.task_queue.popleft()</w:t>
       </w:r>
     </w:p>
@@ -13323,74 +15083,74 @@
     <w:p/>
     <w:p>
       <w:r>
+        <w:t xml:space="preserve">        # Calculate penalties</w:t>
+      </w:r>
+    </w:p>
+    <w:p>
+      <w:r>
+        <w:t xml:space="preserve">        queue_penalty = len(self.task_queue) * 0.1</w:t>
+      </w:r>
+    </w:p>
+    <w:p>
+      <w:r>
+        <w:t xml:space="preserve">        overdue_penalty = sum(1 for t in self.active_tasks.values()</w:t>
+      </w:r>
+    </w:p>
+    <w:p>
+      <w:r>
+        <w:t xml:space="preserve">                            if self.current_step &gt; t[0].deadline) * 0.5</w:t>
+      </w:r>
+    </w:p>
+    <w:p>
+      <w:r>
+        <w:t xml:space="preserve">        reward -= (queue_penalty + overdue_penalty)</w:t>
+      </w:r>
+    </w:p>
+    <w:p/>
+    <w:p>
+      <w:r>
+        <w:t xml:space="preserve">        # Check termination</w:t>
+      </w:r>
+    </w:p>
+    <w:p>
+      <w:r>
+        <w:t xml:space="preserve">        done = self.current_step &gt;= self.max_steps</w:t>
+      </w:r>
+    </w:p>
+    <w:p>
+      <w:r>
+        <w:t xml:space="preserve">        truncated = False</w:t>
+      </w:r>
+    </w:p>
+    <w:p/>
+    <w:p>
+      <w:r>
+        <w:t xml:space="preserve">        # Prepare info</w:t>
+      </w:r>
+    </w:p>
+    <w:p>
+      <w:r>
+        <w:t xml:space="preserve">        info = {</w:t>
+      </w:r>
+    </w:p>
+    <w:p>
+      <w:r>
+        <w:t xml:space="preserve">            "completed_tasks": len(completed_this_step),</w:t>
+      </w:r>
+    </w:p>
+    <w:p>
+      <w:r>
+        <w:t xml:space="preserve">            "queue_length": len(self.task_queue),</w:t>
+      </w:r>
+    </w:p>
+    <w:p>
+      <w:r>
+        <w:t xml:space="preserve">            "active_tasks": len(self.active_tasks),</w:t>
+      </w:r>
+    </w:p>
+    <w:p>
+      <w:r>
         <w:lastRenderedPageBreak/>
-        <w:t xml:space="preserve">        # Calculate penalties</w:t>
-      </w:r>
-    </w:p>
-    <w:p>
-      <w:r>
-        <w:t xml:space="preserve">        queue_penalty = len(self.task_queue) * 0.1</w:t>
-      </w:r>
-    </w:p>
-    <w:p>
-      <w:r>
-        <w:t xml:space="preserve">        overdue_penalty = sum(1 for t in self.active_tasks.values()</w:t>
-      </w:r>
-    </w:p>
-    <w:p>
-      <w:r>
-        <w:t xml:space="preserve">                            if self.current_step &gt; t[0].deadline) * 0.5</w:t>
-      </w:r>
-    </w:p>
-    <w:p>
-      <w:r>
-        <w:t xml:space="preserve">        reward -= (queue_penalty + overdue_penalty)</w:t>
-      </w:r>
-    </w:p>
-    <w:p/>
-    <w:p>
-      <w:r>
-        <w:t xml:space="preserve">        # Check termination</w:t>
-      </w:r>
-    </w:p>
-    <w:p>
-      <w:r>
-        <w:t xml:space="preserve">        done = self.current_step &gt;= self.max_steps</w:t>
-      </w:r>
-    </w:p>
-    <w:p>
-      <w:r>
-        <w:t xml:space="preserve">        truncated = False</w:t>
-      </w:r>
-    </w:p>
-    <w:p/>
-    <w:p>
-      <w:r>
-        <w:t xml:space="preserve">        # Prepare info</w:t>
-      </w:r>
-    </w:p>
-    <w:p>
-      <w:r>
-        <w:t xml:space="preserve">        info = {</w:t>
-      </w:r>
-    </w:p>
-    <w:p>
-      <w:r>
-        <w:t xml:space="preserve">            "completed_tasks": len(completed_this_step),</w:t>
-      </w:r>
-    </w:p>
-    <w:p>
-      <w:r>
-        <w:t xml:space="preserve">            "queue_length": len(self.task_queue),</w:t>
-      </w:r>
-    </w:p>
-    <w:p>
-      <w:r>
-        <w:t xml:space="preserve">            "active_tasks": len(self.active_tasks),</w:t>
-      </w:r>
-    </w:p>
-    <w:p>
-      <w:r>
         <w:t xml:space="preserve">            "avg_success_rate": np.mean([a.success_rate for a in self.agents])</w:t>
       </w:r>
     </w:p>
@@ -13525,7 +15285,6 @@
     </w:p>
     <w:p>
       <w:r>
-        <w:lastRenderedPageBreak/>
         <w:t xml:space="preserve">                task_completion_rates.append(completion_rate)</w:t>
       </w:r>
     </w:p>
@@ -13575,6 +15334,7 @@
       </w:pPr>
       <w:bookmarkStart w:id="17" w:name="_Toc220903311"/>
       <w:r>
+        <w:lastRenderedPageBreak/>
         <w:t>Class Diagrams</w:t>
       </w:r>
       <w:bookmarkEnd w:id="17"/>
@@ -13586,7 +15346,6 @@
       </w:pPr>
       <w:bookmarkStart w:id="18" w:name="_Toc220903312"/>
       <w:r>
-        <w:lastRenderedPageBreak/>
         <w:t>Core Classes</w:t>
       </w:r>
       <w:bookmarkEnd w:id="18"/>
@@ -15902,7 +17661,7 @@
           </mc:Choice>
           <mc:Fallback>
             <w:pict>
-              <v:shape w14:anchorId="69745871" id="Freeform 27" o:spid="_x0000_s1026" style="position:absolute;margin-left:-43.3pt;margin-top:111pt;width:524.4pt;height:166.05pt;z-index:251703296;visibility:visible;mso-wrap-style:square;mso-height-percent:0;mso-wrap-distance-left:9pt;mso-wrap-distance-top:0;mso-wrap-distance-right:9pt;mso-wrap-distance-bottom:0;mso-position-horizontal:absolute;mso-position-horizontal-relative:text;mso-position-vertical:absolute;mso-position-vertical-relative:text;mso-height-percent:0;mso-height-relative:margin;v-text-anchor:middle" coordsize="6660186,2143785" o:gfxdata="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" path="m6480510,1559v12451,-2491,24902,-4981,53788,17929c6563184,42398,6638886,101167,6653827,139018v14941,37851,2988,75702,-29882,107576c6591075,278468,6541271,305363,6456604,330265v-84667,24902,-254000,52792,-340659,65741c6029286,408955,5936651,407959,5936651,407959r-484094,29882l5087992,461747v-132478,6972,-281890,13945,-430306,17929c4509270,483660,4375796,480673,4197498,485653v-178298,4980,-609600,23906,-609600,23906l3121733,521512r-806823,5976l1806910,539441r-645459,5977c959247,550398,740109,555378,593686,569323,447262,583268,367577,604186,282910,629088,198243,653990,132502,656978,85686,718735,38870,780492,10981,887072,2016,999629v-8965,112557,13945,281890,29882,394447c47835,1506633,70745,1592296,97639,1674970v26894,82674,58769,153396,95624,215153c230118,1951880,268965,2004673,318769,2045512v49804,40839,129490,74706,173317,89647c535913,2150100,558823,2142629,581733,2135159e" filled="f" strokecolor="#030e13 [484]" strokeweight=".5pt">
+              <v:shape w14:anchorId="19B2FC27" id="Freeform 27" o:spid="_x0000_s1026" style="position:absolute;margin-left:-43.3pt;margin-top:111pt;width:524.4pt;height:166.05pt;z-index:251703296;visibility:visible;mso-wrap-style:square;mso-height-percent:0;mso-wrap-distance-left:9pt;mso-wrap-distance-top:0;mso-wrap-distance-right:9pt;mso-wrap-distance-bottom:0;mso-position-horizontal:absolute;mso-position-horizontal-relative:text;mso-position-vertical:absolute;mso-position-vertical-relative:text;mso-height-percent:0;mso-height-relative:margin;v-text-anchor:middle" coordsize="6660186,2143785" o:gfxdata="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" path="m6480510,1559v12451,-2491,24902,-4981,53788,17929c6563184,42398,6638886,101167,6653827,139018v14941,37851,2988,75702,-29882,107576c6591075,278468,6541271,305363,6456604,330265v-84667,24902,-254000,52792,-340659,65741c6029286,408955,5936651,407959,5936651,407959r-484094,29882l5087992,461747v-132478,6972,-281890,13945,-430306,17929c4509270,483660,4375796,480673,4197498,485653v-178298,4980,-609600,23906,-609600,23906l3121733,521512r-806823,5976l1806910,539441r-645459,5977c959247,550398,740109,555378,593686,569323,447262,583268,367577,604186,282910,629088,198243,653990,132502,656978,85686,718735,38870,780492,10981,887072,2016,999629v-8965,112557,13945,281890,29882,394447c47835,1506633,70745,1592296,97639,1674970v26894,82674,58769,153396,95624,215153c230118,1951880,268965,2004673,318769,2045512v49804,40839,129490,74706,173317,89647c535913,2150100,558823,2142629,581733,2135159e" filled="f" strokecolor="#030e13 [484]" strokeweight=".5pt">
                 <v:stroke opacity="34181f" joinstyle="miter"/>
                 <v:path arrowok="t" o:connecttype="custom" o:connectlocs="6480510,1534;6534298,19171;6653827,136759;6623945,242587;6456604,324898;6115945,389571;5936651,401329;5452557,430726;5087992,454243;4657686,471881;4197498,477761;3587898,501278;3121733,513037;2314910,518916;1806910,530675;1161451,536555;593686,560071;282910,618865;85686,707055;2016,983384;31898,1371421;97639,1647751;193263,1859407;318769,2012271;492086,2100461;581733,2100461" o:connectangles="0,0,0,0,0,0,0,0,0,0,0,0,0,0,0,0,0,0,0,0,0,0,0,0,0,0"/>
               </v:shape>
@@ -16270,7 +18029,7 @@
           </mc:Choice>
           <mc:Fallback>
             <w:pict>
-              <v:shape w14:anchorId="59F3E431" id="Freeform 26" o:spid="_x0000_s1026" style="position:absolute;margin-left:-26.6pt;margin-top:62pt;width:519.5pt;height:160.95pt;z-index:251702272;visibility:visible;mso-wrap-style:square;mso-wrap-distance-left:9pt;mso-wrap-distance-top:0;mso-wrap-distance-right:9pt;mso-wrap-distance-bottom:0;mso-position-horizontal:absolute;mso-position-horizontal-relative:text;mso-position-vertical:absolute;mso-position-vertical-relative:text;v-text-anchor:middle" coordsize="6597555,2043953" o:gfxdata="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" path="m6284303,v79188,69227,158377,138454,203200,197223c6532327,255992,6535315,291851,6553244,352612v17930,60761,35860,148415,41836,209176c6601056,622549,6595079,659404,6589103,717176v-5976,57772,-11953,130486,-29882,191247c6541292,969184,6519378,1037913,6481527,1081741v-37851,43828,-149412,89647,-149412,89647l6332115,1171388v-57773,7969,-240055,35859,-346635,47812c5878900,1231153,5820131,1236133,5692633,1243106v-127498,6973,-472142,17929,-472142,17929l4826044,1272988r-406400,11953l3750280,1290917r-621553,5977l2507174,1302870r-567765,5977l1574844,1314823r-472141,5977l612633,1332753v-130486,2988,-216149,1992,-292847,5976c243088,1342713,203244,1328769,152444,1356659v-50800,27890,-113552,94627,-137458,149411c-8920,1560854,1041,1629584,9009,1685364v7968,55780,31874,113554,53788,155389c84711,1882588,116585,1908486,140491,1936376v23906,27890,40840,55781,65742,71718c231135,2024031,265001,2026024,289903,2032000v24902,5976,45321,8964,65741,11953e" filled="f" strokecolor="#030e13 [484]" strokeweight=".5pt">
+              <v:shape w14:anchorId="64BDA98D" id="Freeform 26" o:spid="_x0000_s1026" style="position:absolute;margin-left:-26.6pt;margin-top:62pt;width:519.5pt;height:160.95pt;z-index:251702272;visibility:visible;mso-wrap-style:square;mso-wrap-distance-left:9pt;mso-wrap-distance-top:0;mso-wrap-distance-right:9pt;mso-wrap-distance-bottom:0;mso-position-horizontal:absolute;mso-position-horizontal-relative:text;mso-position-vertical:absolute;mso-position-vertical-relative:text;v-text-anchor:middle" coordsize="6597555,2043953" o:gfxdata="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" path="m6284303,v79188,69227,158377,138454,203200,197223c6532327,255992,6535315,291851,6553244,352612v17930,60761,35860,148415,41836,209176c6601056,622549,6595079,659404,6589103,717176v-5976,57772,-11953,130486,-29882,191247c6541292,969184,6519378,1037913,6481527,1081741v-37851,43828,-149412,89647,-149412,89647l6332115,1171388v-57773,7969,-240055,35859,-346635,47812c5878900,1231153,5820131,1236133,5692633,1243106v-127498,6973,-472142,17929,-472142,17929l4826044,1272988r-406400,11953l3750280,1290917r-621553,5977l2507174,1302870r-567765,5977l1574844,1314823r-472141,5977l612633,1332753v-130486,2988,-216149,1992,-292847,5976c243088,1342713,203244,1328769,152444,1356659v-50800,27890,-113552,94627,-137458,149411c-8920,1560854,1041,1629584,9009,1685364v7968,55780,31874,113554,53788,155389c84711,1882588,116585,1908486,140491,1936376v23906,27890,40840,55781,65742,71718c231135,2024031,265001,2026024,289903,2032000v24902,5976,45321,8964,65741,11953e" filled="f" strokecolor="#030e13 [484]" strokeweight=".5pt">
                 <v:stroke opacity="34695f" joinstyle="miter"/>
                 <v:path arrowok="t" o:connecttype="custom" o:connectlocs="6284303,0;6487503,197223;6553244,352612;6595080,561788;6589103,717176;6559221,908423;6481527,1081741;6332115,1171388;6332115,1171388;5985480,1219200;5692633,1243106;5220491,1261035;4826044,1272988;4419644,1284941;3750280,1290917;3128727,1296894;2507174,1302870;1939409,1308847;1574844,1314823;1102703,1320800;612633,1332753;319786,1338729;152444,1356659;14986,1506070;9009,1685364;62797,1840753;140491,1936376;206233,2008094;289903,2032000;355644,2043953" o:connectangles="0,0,0,0,0,0,0,0,0,0,0,0,0,0,0,0,0,0,0,0,0,0,0,0,0,0,0,0,0,0"/>
               </v:shape>
@@ -16680,7 +18439,7 @@
           </mc:Choice>
           <mc:Fallback>
             <w:pict>
-              <v:shape w14:anchorId="30360B50" id="Freeform 29" o:spid="_x0000_s1026" style="position:absolute;margin-left:-44.3pt;margin-top:113.7pt;width:525.4pt;height:165.1pt;z-index:251705344;visibility:visible;mso-wrap-style:square;mso-wrap-distance-left:9pt;mso-wrap-distance-top:0;mso-wrap-distance-right:9pt;mso-wrap-distance-bottom:0;mso-position-horizontal:absolute;mso-position-horizontal-relative:text;mso-position-vertical:absolute;mso-position-vertical-relative:text;v-text-anchor:middle" coordsize="6672793,2097040" o:gfxdata="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" path="m6503202,9526v28886,-6973,57772,-13945,83670,-5976c6612770,11519,6644645,20483,6658590,57338v13945,36855,16933,94627,11953,167341c6665563,297393,6660582,421902,6628708,493620v-31874,71718,-66738,128494,-149412,161365c6396622,687856,6281077,683872,6132661,690844v-148416,6972,-351616,6972,-543859,5976c5396559,695824,4979202,684868,4979202,684868r-573741,-5977l3777931,666938v-197224,-1992,-555812,,-555812,l2600566,666938r-663388,l1214025,660962c1003853,657974,843484,638052,676143,649009,508802,659966,316558,673911,209978,726703,103398,779495,71524,868146,36661,965762,1798,1063378,-2186,1205817,802,1312397v2988,106580,30878,204196,53788,292847c77500,1693895,104394,1784538,138261,1844303v33867,59765,85662,87655,119529,119529c291657,1995706,310582,2016625,341461,2035550v30878,18926,72714,31874,101600,41835c471947,2087346,493860,2092327,514778,2095315v20918,2988,37353,1494,53788,e" filled="f" strokecolor="#030e13 [484]" strokeweight=".5pt">
+              <v:shape w14:anchorId="348E30CE" id="Freeform 29" o:spid="_x0000_s1026" style="position:absolute;margin-left:-44.3pt;margin-top:113.7pt;width:525.4pt;height:165.1pt;z-index:251705344;visibility:visible;mso-wrap-style:square;mso-wrap-distance-left:9pt;mso-wrap-distance-top:0;mso-wrap-distance-right:9pt;mso-wrap-distance-bottom:0;mso-position-horizontal:absolute;mso-position-horizontal-relative:text;mso-position-vertical:absolute;mso-position-vertical-relative:text;v-text-anchor:middle" coordsize="6672793,2097040" o:gfxdata="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" path="m6503202,9526v28886,-6973,57772,-13945,83670,-5976c6612770,11519,6644645,20483,6658590,57338v13945,36855,16933,94627,11953,167341c6665563,297393,6660582,421902,6628708,493620v-31874,71718,-66738,128494,-149412,161365c6396622,687856,6281077,683872,6132661,690844v-148416,6972,-351616,6972,-543859,5976c5396559,695824,4979202,684868,4979202,684868r-573741,-5977l3777931,666938v-197224,-1992,-555812,,-555812,l2600566,666938r-663388,l1214025,660962c1003853,657974,843484,638052,676143,649009,508802,659966,316558,673911,209978,726703,103398,779495,71524,868146,36661,965762,1798,1063378,-2186,1205817,802,1312397v2988,106580,30878,204196,53788,292847c77500,1693895,104394,1784538,138261,1844303v33867,59765,85662,87655,119529,119529c291657,1995706,310582,2016625,341461,2035550v30878,18926,72714,31874,101600,41835c471947,2087346,493860,2092327,514778,2095315v20918,2988,37353,1494,53788,e" filled="f" strokecolor="#030e13 [484]" strokeweight=".5pt">
                 <v:stroke opacity="31868f" joinstyle="miter"/>
                 <v:path arrowok="t" o:connecttype="custom" o:connectlocs="6503202,9526;6586872,3550;6658590,57338;6670543,224679;6628708,493620;6479296,654985;6132661,690844;5588802,696820;4979202,684868;4405461,678891;3777931,666938;3222119,666938;2600566,666938;1937178,666938;1214025,660962;676143,649009;209978,726703;36661,965762;802,1312397;54590,1605244;138261,1844303;257790,1963832;341461,2035550;443061,2077385;514778,2095315;568566,2095315" o:connectangles="0,0,0,0,0,0,0,0,0,0,0,0,0,0,0,0,0,0,0,0,0,0,0,0,0,0"/>
               </v:shape>
@@ -16998,7 +18757,7 @@
           </mc:Choice>
           <mc:Fallback>
             <w:pict>
-              <v:shape w14:anchorId="407EA23C" id="Freeform 28" o:spid="_x0000_s1026" style="position:absolute;margin-left:-21.05pt;margin-top:70.2pt;width:516.2pt;height:155.95pt;z-index:251704320;visibility:visible;mso-wrap-style:square;mso-wrap-distance-left:9pt;mso-wrap-distance-top:0;mso-wrap-distance-right:9pt;mso-wrap-distance-bottom:0;mso-position-horizontal:absolute;mso-position-horizontal-relative:text;mso-position-vertical:absolute;mso-position-vertical-relative:text;v-text-anchor:middle" coordsize="6555831,1980354" o:gfxdata="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" path="m6207906,v83670,87156,167341,174313,215153,245035c6470871,315757,6472862,346636,6494776,424330v21914,77694,53789,202203,59765,286870c6560517,795867,6544580,859616,6530635,932330v-13945,72714,-28887,153395,-59765,215152c6439992,1209239,6411106,1268008,6345365,1302871v-65741,34863,-167342,41835,-268942,53788c5974823,1368612,5867247,1373592,5735765,1374588v-131482,996,-448236,-11953,-448236,-11953l4689882,1350682r-651435,l3488612,1356659v-190251,,-591671,-5977,-591671,-5977l2143906,1350682v-231090,1992,-633506,11953,-633506,11953l841035,1362635v-197223,,-392455,-5976,-513976,c205538,1368611,165694,1359647,111906,1398494,58118,1437341,18274,1529977,4329,1595718v-13945,65741,8965,144431,23906,197223c43176,1845733,64094,1882589,93976,1912471v29882,29882,84667,48807,113553,59764c236415,1983192,251854,1980702,267294,1978212e" filled="f" strokecolor="#030e13 [484]" strokeweight=".5pt">
+              <v:shape w14:anchorId="79DA1A35" id="Freeform 28" o:spid="_x0000_s1026" style="position:absolute;margin-left:-21.05pt;margin-top:70.2pt;width:516.2pt;height:155.95pt;z-index:251704320;visibility:visible;mso-wrap-style:square;mso-wrap-distance-left:9pt;mso-wrap-distance-top:0;mso-wrap-distance-right:9pt;mso-wrap-distance-bottom:0;mso-position-horizontal:absolute;mso-position-horizontal-relative:text;mso-position-vertical:absolute;mso-position-vertical-relative:text;v-text-anchor:middle" coordsize="6555831,1980354" o:gfxdata="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" path="m6207906,v83670,87156,167341,174313,215153,245035c6470871,315757,6472862,346636,6494776,424330v21914,77694,53789,202203,59765,286870c6560517,795867,6544580,859616,6530635,932330v-13945,72714,-28887,153395,-59765,215152c6439992,1209239,6411106,1268008,6345365,1302871v-65741,34863,-167342,41835,-268942,53788c5974823,1368612,5867247,1373592,5735765,1374588v-131482,996,-448236,-11953,-448236,-11953l4689882,1350682r-651435,l3488612,1356659v-190251,,-591671,-5977,-591671,-5977l2143906,1350682v-231090,1992,-633506,11953,-633506,11953l841035,1362635v-197223,,-392455,-5976,-513976,c205538,1368611,165694,1359647,111906,1398494,58118,1437341,18274,1529977,4329,1595718v-13945,65741,8965,144431,23906,197223c43176,1845733,64094,1882589,93976,1912471v29882,29882,84667,48807,113553,59764c236415,1983192,251854,1980702,267294,1978212e" filled="f" strokecolor="#030e13 [484]" strokeweight=".5pt">
                 <v:stroke opacity="29555f" joinstyle="miter"/>
                 <v:path arrowok="t" o:connecttype="custom" o:connectlocs="6207906,0;6423059,245035;6494776,424330;6554541,711200;6530635,932330;6470870,1147482;6345365,1302871;6076423,1356659;5735765,1374588;5287529,1362635;4689882,1350682;4038447,1350682;3488612,1356659;2896941,1350682;2143906,1350682;1510400,1362635;841035,1362635;327059,1362635;111906,1398494;4329,1595718;28235,1792941;93976,1912471;207529,1972235;267294,1978212" o:connectangles="0,0,0,0,0,0,0,0,0,0,0,0,0,0,0,0,0,0,0,0,0,0,0,0"/>
               </v:shape>
@@ -17372,7 +19131,7 @@
           </mc:Choice>
           <mc:Fallback>
             <w:pict>
-              <v:shape w14:anchorId="1B094E4F" id="Freeform 30" o:spid="_x0000_s1026" style="position:absolute;margin-left:-46.15pt;margin-top:99.85pt;width:536.35pt;height:149.65pt;z-index:251706368;visibility:visible;mso-wrap-style:square;mso-wrap-distance-left:9pt;mso-wrap-distance-top:0;mso-wrap-distance-right:9pt;mso-wrap-distance-bottom:0;mso-position-horizontal:absolute;mso-position-horizontal-relative:text;mso-position-vertical:absolute;mso-position-vertical-relative:text;v-text-anchor:middle" coordsize="6811425,1900517" o:gfxdata="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" path="m6514971,v92137,19423,184274,38847,233082,59765c6796861,80683,6798853,102596,6807818,125506v8965,22910,-997,43827,-5977,71717c6796861,225113,6792877,249020,6777936,292847v-14941,43827,-36856,118533,-65742,167341c6683308,508996,6655418,556808,6604618,585694v-50800,28886,-84667,35859,-197224,47812c6294837,645459,6152398,651436,5929277,657412v-223121,5976,-543859,11953,-860612,11953c4751912,669365,4028759,657412,4028759,657412r-1165412,l1500712,657412r-890494,5976c403034,676337,350241,686298,257606,735106,164971,783914,97237,862604,54406,956235,11575,1049866,-3366,1181349,618,1296894v3984,115545,41835,263961,77694,352612c114171,1738157,173936,1791945,215771,1828800v41835,36855,72714,30878,113553,41835c370163,1881592,417975,1889561,460806,1894541v42831,4980,84168,5478,125506,5976e" filled="f" strokecolor="#030e13 [484]" strokeweight=".5pt">
+              <v:shape w14:anchorId="713C24B2" id="Freeform 30" o:spid="_x0000_s1026" style="position:absolute;margin-left:-46.15pt;margin-top:99.85pt;width:536.35pt;height:149.65pt;z-index:251706368;visibility:visible;mso-wrap-style:square;mso-wrap-distance-left:9pt;mso-wrap-distance-top:0;mso-wrap-distance-right:9pt;mso-wrap-distance-bottom:0;mso-position-horizontal:absolute;mso-position-horizontal-relative:text;mso-position-vertical:absolute;mso-position-vertical-relative:text;v-text-anchor:middle" coordsize="6811425,1900517" o:gfxdata="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" path="m6514971,v92137,19423,184274,38847,233082,59765c6796861,80683,6798853,102596,6807818,125506v8965,22910,-997,43827,-5977,71717c6796861,225113,6792877,249020,6777936,292847v-14941,43827,-36856,118533,-65742,167341c6683308,508996,6655418,556808,6604618,585694v-50800,28886,-84667,35859,-197224,47812c6294837,645459,6152398,651436,5929277,657412v-223121,5976,-543859,11953,-860612,11953c4751912,669365,4028759,657412,4028759,657412r-1165412,l1500712,657412r-890494,5976c403034,676337,350241,686298,257606,735106,164971,783914,97237,862604,54406,956235,11575,1049866,-3366,1181349,618,1296894v3984,115545,41835,263961,77694,352612c114171,1738157,173936,1791945,215771,1828800v41835,36855,72714,30878,113553,41835c370163,1881592,417975,1889561,460806,1894541v42831,4980,84168,5478,125506,5976e" filled="f" strokecolor="#030e13 [484]" strokeweight=".5pt">
                 <v:stroke opacity="34181f" joinstyle="miter"/>
                 <v:path arrowok="t" o:connecttype="custom" o:connectlocs="6514971,0;6748053,59765;6807818,125506;6801841,197223;6777936,292847;6712194,460188;6604618,585694;6407394,633506;5929277,657412;5068665,669365;4028759,657412;2863347,657412;1500712,657412;610218,663388;257606,735106;54406,956235;618,1296894;78312,1649506;215771,1828800;329324,1870635;460806,1894541;586312,1900517" o:connectangles="0,0,0,0,0,0,0,0,0,0,0,0,0,0,0,0,0,0,0,0,0,0"/>
               </v:shape>
@@ -18466,7 +20225,7 @@
           </mc:Choice>
           <mc:Fallback>
             <w:pict>
-              <v:shape w14:anchorId="0C40D967" id="Freeform 3" o:spid="_x0000_s1026" style="position:absolute;margin-left:71.05pt;margin-top:3.35pt;width:110.75pt;height:26pt;z-index:251665408;visibility:visible;mso-wrap-style:square;mso-wrap-distance-left:9pt;mso-wrap-distance-top:0;mso-wrap-distance-right:9pt;mso-wrap-distance-bottom:0;mso-position-horizontal:absolute;mso-position-horizontal-relative:text;mso-position-vertical:absolute;mso-position-vertical-relative:text;v-text-anchor:middle" coordsize="1406771,330481" o:gfxdata="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" path="m,324504c6474,267230,12949,209956,65741,163140,118533,116324,217145,70504,316753,43610,416361,16716,560792,6755,663388,1775v102596,-4980,183278,996,268941,11953c1017992,24685,1117600,48591,1177365,67516v59765,18925,79686,35859,113553,59765c1324785,151187,1361640,183061,1380565,210951v18925,27890,23906,83671,23906,83671c1408455,314544,1406463,322512,1404471,330481e" filled="f" strokecolor="#030e13 [484]" strokeweight="1pt">
+              <v:shape w14:anchorId="71B35101" id="Freeform 3" o:spid="_x0000_s1026" style="position:absolute;margin-left:71.05pt;margin-top:3.35pt;width:110.75pt;height:26pt;z-index:251665408;visibility:visible;mso-wrap-style:square;mso-wrap-distance-left:9pt;mso-wrap-distance-top:0;mso-wrap-distance-right:9pt;mso-wrap-distance-bottom:0;mso-position-horizontal:absolute;mso-position-horizontal-relative:text;mso-position-vertical:absolute;mso-position-vertical-relative:text;v-text-anchor:middle" coordsize="1406771,330481" o:gfxdata="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" path="m,324504c6474,267230,12949,209956,65741,163140,118533,116324,217145,70504,316753,43610,416361,16716,560792,6755,663388,1775v102596,-4980,183278,996,268941,11953c1017992,24685,1117600,48591,1177365,67516v59765,18925,79686,35859,113553,59765c1324785,151187,1361640,183061,1380565,210951v18925,27890,23906,83671,23906,83671c1408455,314544,1406463,322512,1404471,330481e" filled="f" strokecolor="#030e13 [484]" strokeweight="1pt">
                 <v:stroke endarrow="block" endarrowwidth="narrow" endarrowlength="short" joinstyle="miter"/>
                 <v:path arrowok="t" o:connecttype="custom" o:connectlocs="0,324504;65741,163140;316753,43610;663388,1775;932329,13728;1177365,67516;1290918,127281;1380565,210951;1404471,294622;1404471,330481" o:connectangles="0,0,0,0,0,0,0,0,0,0"/>
               </v:shape>
@@ -18907,7 +20666,7 @@
           </mc:Choice>
           <mc:Fallback>
             <w:pict>
-              <v:shape w14:anchorId="279078D1" id="Freeform 4" o:spid="_x0000_s1026" style="position:absolute;margin-left:70.45pt;margin-top:3.2pt;width:111.2pt;height:25pt;z-index:251666432;visibility:visible;mso-wrap-style:square;mso-wrap-distance-left:9pt;mso-wrap-distance-top:0;mso-wrap-distance-right:9pt;mso-wrap-distance-bottom:0;mso-position-horizontal:absolute;mso-position-horizontal-relative:text;mso-position-vertical:absolute;mso-position-vertical-relative:text;v-text-anchor:middle" coordsize="1412408,317188" o:gfxdata="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" path="m1412217,v498,46816,996,93632,-11953,125506c1387315,157380,1374366,169333,1334523,191247v-39843,21914,-108573,48808,-173318,65741c1096460,273921,1060601,282886,946052,292847v-114549,9961,-356596,21914,-472141,23906c358366,318745,312546,313765,252781,304800,193016,295835,153174,286871,115323,262965,77472,239059,44600,190251,25675,161365,6750,132479,5754,112557,1770,89647v-3984,-22910,,-65741,,-65741l1770,11953e" filled="f" strokecolor="#030e13 [484]" strokeweight="1pt">
+              <v:shape w14:anchorId="3E83A432" id="Freeform 4" o:spid="_x0000_s1026" style="position:absolute;margin-left:70.45pt;margin-top:3.2pt;width:111.2pt;height:25pt;z-index:251666432;visibility:visible;mso-wrap-style:square;mso-wrap-distance-left:9pt;mso-wrap-distance-top:0;mso-wrap-distance-right:9pt;mso-wrap-distance-bottom:0;mso-position-horizontal:absolute;mso-position-horizontal-relative:text;mso-position-vertical:absolute;mso-position-vertical-relative:text;v-text-anchor:middle" coordsize="1412408,317188" o:gfxdata="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" path="m1412217,v498,46816,996,93632,-11953,125506c1387315,157380,1374366,169333,1334523,191247v-39843,21914,-108573,48808,-173318,65741c1096460,273921,1060601,282886,946052,292847v-114549,9961,-356596,21914,-472141,23906c358366,318745,312546,313765,252781,304800,193016,295835,153174,286871,115323,262965,77472,239059,44600,190251,25675,161365,6750,132479,5754,112557,1770,89647v-3984,-22910,,-65741,,-65741l1770,11953e" filled="f" strokecolor="#030e13 [484]" strokeweight="1pt">
                 <v:stroke endarrow="block" endarrowwidth="narrow" endarrowlength="short" joinstyle="miter"/>
                 <v:path arrowok="t" o:connecttype="custom" o:connectlocs="1412217,0;1400264,125506;1334523,191247;1161205,256988;946052,292847;473911,316753;252781,304800;115323,262965;25675,161365;1770,89647;1770,23906;1770,11953" o:connectangles="0,0,0,0,0,0,0,0,0,0,0,0"/>
               </v:shape>
@@ -33525,6 +35284,304 @@
     </w:lvl>
   </w:abstractNum>
   <w:abstractNum w:abstractNumId="1" w15:restartNumberingAfterBreak="0">
+    <w:nsid w:val="39AA5EC0"/>
+    <w:multiLevelType w:val="multilevel"/>
+    <w:tmpl w:val="5C6643B6"/>
+    <w:lvl w:ilvl="0">
+      <w:start w:val="1"/>
+      <w:numFmt w:val="bullet"/>
+      <w:lvlText w:val=""/>
+      <w:lvlJc w:val="left"/>
+      <w:pPr>
+        <w:tabs>
+          <w:tab w:val="num" w:pos="720"/>
+        </w:tabs>
+        <w:ind w:left="720" w:hanging="360"/>
+      </w:pPr>
+      <w:rPr>
+        <w:rFonts w:ascii="Symbol" w:hAnsi="Symbol" w:hint="default"/>
+        <w:sz w:val="20"/>
+      </w:rPr>
+    </w:lvl>
+    <w:lvl w:ilvl="1" w:tentative="1">
+      <w:start w:val="1"/>
+      <w:numFmt w:val="bullet"/>
+      <w:lvlText w:val="o"/>
+      <w:lvlJc w:val="left"/>
+      <w:pPr>
+        <w:tabs>
+          <w:tab w:val="num" w:pos="1440"/>
+        </w:tabs>
+        <w:ind w:left="1440" w:hanging="360"/>
+      </w:pPr>
+      <w:rPr>
+        <w:rFonts w:ascii="Courier New" w:hAnsi="Courier New" w:hint="default"/>
+        <w:sz w:val="20"/>
+      </w:rPr>
+    </w:lvl>
+    <w:lvl w:ilvl="2" w:tentative="1">
+      <w:start w:val="1"/>
+      <w:numFmt w:val="bullet"/>
+      <w:lvlText w:val=""/>
+      <w:lvlJc w:val="left"/>
+      <w:pPr>
+        <w:tabs>
+          <w:tab w:val="num" w:pos="2160"/>
+        </w:tabs>
+        <w:ind w:left="2160" w:hanging="360"/>
+      </w:pPr>
+      <w:rPr>
+        <w:rFonts w:ascii="Wingdings" w:hAnsi="Wingdings" w:hint="default"/>
+        <w:sz w:val="20"/>
+      </w:rPr>
+    </w:lvl>
+    <w:lvl w:ilvl="3" w:tentative="1">
+      <w:start w:val="1"/>
+      <w:numFmt w:val="bullet"/>
+      <w:lvlText w:val=""/>
+      <w:lvlJc w:val="left"/>
+      <w:pPr>
+        <w:tabs>
+          <w:tab w:val="num" w:pos="2880"/>
+        </w:tabs>
+        <w:ind w:left="2880" w:hanging="360"/>
+      </w:pPr>
+      <w:rPr>
+        <w:rFonts w:ascii="Wingdings" w:hAnsi="Wingdings" w:hint="default"/>
+        <w:sz w:val="20"/>
+      </w:rPr>
+    </w:lvl>
+    <w:lvl w:ilvl="4" w:tentative="1">
+      <w:start w:val="1"/>
+      <w:numFmt w:val="bullet"/>
+      <w:lvlText w:val=""/>
+      <w:lvlJc w:val="left"/>
+      <w:pPr>
+        <w:tabs>
+          <w:tab w:val="num" w:pos="3600"/>
+        </w:tabs>
+        <w:ind w:left="3600" w:hanging="360"/>
+      </w:pPr>
+      <w:rPr>
+        <w:rFonts w:ascii="Wingdings" w:hAnsi="Wingdings" w:hint="default"/>
+        <w:sz w:val="20"/>
+      </w:rPr>
+    </w:lvl>
+    <w:lvl w:ilvl="5" w:tentative="1">
+      <w:start w:val="1"/>
+      <w:numFmt w:val="bullet"/>
+      <w:lvlText w:val=""/>
+      <w:lvlJc w:val="left"/>
+      <w:pPr>
+        <w:tabs>
+          <w:tab w:val="num" w:pos="4320"/>
+        </w:tabs>
+        <w:ind w:left="4320" w:hanging="360"/>
+      </w:pPr>
+      <w:rPr>
+        <w:rFonts w:ascii="Wingdings" w:hAnsi="Wingdings" w:hint="default"/>
+        <w:sz w:val="20"/>
+      </w:rPr>
+    </w:lvl>
+    <w:lvl w:ilvl="6" w:tentative="1">
+      <w:start w:val="1"/>
+      <w:numFmt w:val="bullet"/>
+      <w:lvlText w:val=""/>
+      <w:lvlJc w:val="left"/>
+      <w:pPr>
+        <w:tabs>
+          <w:tab w:val="num" w:pos="5040"/>
+        </w:tabs>
+        <w:ind w:left="5040" w:hanging="360"/>
+      </w:pPr>
+      <w:rPr>
+        <w:rFonts w:ascii="Wingdings" w:hAnsi="Wingdings" w:hint="default"/>
+        <w:sz w:val="20"/>
+      </w:rPr>
+    </w:lvl>
+    <w:lvl w:ilvl="7" w:tentative="1">
+      <w:start w:val="1"/>
+      <w:numFmt w:val="bullet"/>
+      <w:lvlText w:val=""/>
+      <w:lvlJc w:val="left"/>
+      <w:pPr>
+        <w:tabs>
+          <w:tab w:val="num" w:pos="5760"/>
+        </w:tabs>
+        <w:ind w:left="5760" w:hanging="360"/>
+      </w:pPr>
+      <w:rPr>
+        <w:rFonts w:ascii="Wingdings" w:hAnsi="Wingdings" w:hint="default"/>
+        <w:sz w:val="20"/>
+      </w:rPr>
+    </w:lvl>
+    <w:lvl w:ilvl="8" w:tentative="1">
+      <w:start w:val="1"/>
+      <w:numFmt w:val="bullet"/>
+      <w:lvlText w:val=""/>
+      <w:lvlJc w:val="left"/>
+      <w:pPr>
+        <w:tabs>
+          <w:tab w:val="num" w:pos="6480"/>
+        </w:tabs>
+        <w:ind w:left="6480" w:hanging="360"/>
+      </w:pPr>
+      <w:rPr>
+        <w:rFonts w:ascii="Wingdings" w:hAnsi="Wingdings" w:hint="default"/>
+        <w:sz w:val="20"/>
+      </w:rPr>
+    </w:lvl>
+  </w:abstractNum>
+  <w:abstractNum w:abstractNumId="2" w15:restartNumberingAfterBreak="0">
+    <w:nsid w:val="3BDB0A69"/>
+    <w:multiLevelType w:val="multilevel"/>
+    <w:tmpl w:val="01F8EC2E"/>
+    <w:lvl w:ilvl="0">
+      <w:start w:val="1"/>
+      <w:numFmt w:val="bullet"/>
+      <w:lvlText w:val=""/>
+      <w:lvlJc w:val="left"/>
+      <w:pPr>
+        <w:tabs>
+          <w:tab w:val="num" w:pos="720"/>
+        </w:tabs>
+        <w:ind w:left="720" w:hanging="360"/>
+      </w:pPr>
+      <w:rPr>
+        <w:rFonts w:ascii="Symbol" w:hAnsi="Symbol" w:hint="default"/>
+        <w:sz w:val="20"/>
+      </w:rPr>
+    </w:lvl>
+    <w:lvl w:ilvl="1" w:tentative="1">
+      <w:start w:val="1"/>
+      <w:numFmt w:val="bullet"/>
+      <w:lvlText w:val="o"/>
+      <w:lvlJc w:val="left"/>
+      <w:pPr>
+        <w:tabs>
+          <w:tab w:val="num" w:pos="1440"/>
+        </w:tabs>
+        <w:ind w:left="1440" w:hanging="360"/>
+      </w:pPr>
+      <w:rPr>
+        <w:rFonts w:ascii="Courier New" w:hAnsi="Courier New" w:hint="default"/>
+        <w:sz w:val="20"/>
+      </w:rPr>
+    </w:lvl>
+    <w:lvl w:ilvl="2" w:tentative="1">
+      <w:start w:val="1"/>
+      <w:numFmt w:val="bullet"/>
+      <w:lvlText w:val=""/>
+      <w:lvlJc w:val="left"/>
+      <w:pPr>
+        <w:tabs>
+          <w:tab w:val="num" w:pos="2160"/>
+        </w:tabs>
+        <w:ind w:left="2160" w:hanging="360"/>
+      </w:pPr>
+      <w:rPr>
+        <w:rFonts w:ascii="Wingdings" w:hAnsi="Wingdings" w:hint="default"/>
+        <w:sz w:val="20"/>
+      </w:rPr>
+    </w:lvl>
+    <w:lvl w:ilvl="3" w:tentative="1">
+      <w:start w:val="1"/>
+      <w:numFmt w:val="bullet"/>
+      <w:lvlText w:val=""/>
+      <w:lvlJc w:val="left"/>
+      <w:pPr>
+        <w:tabs>
+          <w:tab w:val="num" w:pos="2880"/>
+        </w:tabs>
+        <w:ind w:left="2880" w:hanging="360"/>
+      </w:pPr>
+      <w:rPr>
+        <w:rFonts w:ascii="Wingdings" w:hAnsi="Wingdings" w:hint="default"/>
+        <w:sz w:val="20"/>
+      </w:rPr>
+    </w:lvl>
+    <w:lvl w:ilvl="4" w:tentative="1">
+      <w:start w:val="1"/>
+      <w:numFmt w:val="bullet"/>
+      <w:lvlText w:val=""/>
+      <w:lvlJc w:val="left"/>
+      <w:pPr>
+        <w:tabs>
+          <w:tab w:val="num" w:pos="3600"/>
+        </w:tabs>
+        <w:ind w:left="3600" w:hanging="360"/>
+      </w:pPr>
+      <w:rPr>
+        <w:rFonts w:ascii="Wingdings" w:hAnsi="Wingdings" w:hint="default"/>
+        <w:sz w:val="20"/>
+      </w:rPr>
+    </w:lvl>
+    <w:lvl w:ilvl="5" w:tentative="1">
+      <w:start w:val="1"/>
+      <w:numFmt w:val="bullet"/>
+      <w:lvlText w:val=""/>
+      <w:lvlJc w:val="left"/>
+      <w:pPr>
+        <w:tabs>
+          <w:tab w:val="num" w:pos="4320"/>
+        </w:tabs>
+        <w:ind w:left="4320" w:hanging="360"/>
+      </w:pPr>
+      <w:rPr>
+        <w:rFonts w:ascii="Wingdings" w:hAnsi="Wingdings" w:hint="default"/>
+        <w:sz w:val="20"/>
+      </w:rPr>
+    </w:lvl>
+    <w:lvl w:ilvl="6" w:tentative="1">
+      <w:start w:val="1"/>
+      <w:numFmt w:val="bullet"/>
+      <w:lvlText w:val=""/>
+      <w:lvlJc w:val="left"/>
+      <w:pPr>
+        <w:tabs>
+          <w:tab w:val="num" w:pos="5040"/>
+        </w:tabs>
+        <w:ind w:left="5040" w:hanging="360"/>
+      </w:pPr>
+      <w:rPr>
+        <w:rFonts w:ascii="Wingdings" w:hAnsi="Wingdings" w:hint="default"/>
+        <w:sz w:val="20"/>
+      </w:rPr>
+    </w:lvl>
+    <w:lvl w:ilvl="7" w:tentative="1">
+      <w:start w:val="1"/>
+      <w:numFmt w:val="bullet"/>
+      <w:lvlText w:val=""/>
+      <w:lvlJc w:val="left"/>
+      <w:pPr>
+        <w:tabs>
+          <w:tab w:val="num" w:pos="5760"/>
+        </w:tabs>
+        <w:ind w:left="5760" w:hanging="360"/>
+      </w:pPr>
+      <w:rPr>
+        <w:rFonts w:ascii="Wingdings" w:hAnsi="Wingdings" w:hint="default"/>
+        <w:sz w:val="20"/>
+      </w:rPr>
+    </w:lvl>
+    <w:lvl w:ilvl="8" w:tentative="1">
+      <w:start w:val="1"/>
+      <w:numFmt w:val="bullet"/>
+      <w:lvlText w:val=""/>
+      <w:lvlJc w:val="left"/>
+      <w:pPr>
+        <w:tabs>
+          <w:tab w:val="num" w:pos="6480"/>
+        </w:tabs>
+        <w:ind w:left="6480" w:hanging="360"/>
+      </w:pPr>
+      <w:rPr>
+        <w:rFonts w:ascii="Wingdings" w:hAnsi="Wingdings" w:hint="default"/>
+        <w:sz w:val="20"/>
+      </w:rPr>
+    </w:lvl>
+  </w:abstractNum>
+  <w:abstractNum w:abstractNumId="3" w15:restartNumberingAfterBreak="0">
     <w:nsid w:val="3C827D39"/>
     <w:multiLevelType w:val="hybridMultilevel"/>
     <w:tmpl w:val="6B749DF2"/>
@@ -33637,7 +35694,1348 @@
       </w:rPr>
     </w:lvl>
   </w:abstractNum>
-  <w:abstractNum w:abstractNumId="2" w15:restartNumberingAfterBreak="0">
+  <w:abstractNum w:abstractNumId="4" w15:restartNumberingAfterBreak="0">
+    <w:nsid w:val="3E3E041A"/>
+    <w:multiLevelType w:val="multilevel"/>
+    <w:tmpl w:val="31DC43D4"/>
+    <w:lvl w:ilvl="0">
+      <w:start w:val="1"/>
+      <w:numFmt w:val="bullet"/>
+      <w:lvlText w:val=""/>
+      <w:lvlJc w:val="left"/>
+      <w:pPr>
+        <w:tabs>
+          <w:tab w:val="num" w:pos="720"/>
+        </w:tabs>
+        <w:ind w:left="720" w:hanging="360"/>
+      </w:pPr>
+      <w:rPr>
+        <w:rFonts w:ascii="Symbol" w:hAnsi="Symbol" w:hint="default"/>
+        <w:sz w:val="20"/>
+      </w:rPr>
+    </w:lvl>
+    <w:lvl w:ilvl="1" w:tentative="1">
+      <w:start w:val="1"/>
+      <w:numFmt w:val="bullet"/>
+      <w:lvlText w:val="o"/>
+      <w:lvlJc w:val="left"/>
+      <w:pPr>
+        <w:tabs>
+          <w:tab w:val="num" w:pos="1440"/>
+        </w:tabs>
+        <w:ind w:left="1440" w:hanging="360"/>
+      </w:pPr>
+      <w:rPr>
+        <w:rFonts w:ascii="Courier New" w:hAnsi="Courier New" w:hint="default"/>
+        <w:sz w:val="20"/>
+      </w:rPr>
+    </w:lvl>
+    <w:lvl w:ilvl="2" w:tentative="1">
+      <w:start w:val="1"/>
+      <w:numFmt w:val="bullet"/>
+      <w:lvlText w:val=""/>
+      <w:lvlJc w:val="left"/>
+      <w:pPr>
+        <w:tabs>
+          <w:tab w:val="num" w:pos="2160"/>
+        </w:tabs>
+        <w:ind w:left="2160" w:hanging="360"/>
+      </w:pPr>
+      <w:rPr>
+        <w:rFonts w:ascii="Wingdings" w:hAnsi="Wingdings" w:hint="default"/>
+        <w:sz w:val="20"/>
+      </w:rPr>
+    </w:lvl>
+    <w:lvl w:ilvl="3" w:tentative="1">
+      <w:start w:val="1"/>
+      <w:numFmt w:val="bullet"/>
+      <w:lvlText w:val=""/>
+      <w:lvlJc w:val="left"/>
+      <w:pPr>
+        <w:tabs>
+          <w:tab w:val="num" w:pos="2880"/>
+        </w:tabs>
+        <w:ind w:left="2880" w:hanging="360"/>
+      </w:pPr>
+      <w:rPr>
+        <w:rFonts w:ascii="Wingdings" w:hAnsi="Wingdings" w:hint="default"/>
+        <w:sz w:val="20"/>
+      </w:rPr>
+    </w:lvl>
+    <w:lvl w:ilvl="4" w:tentative="1">
+      <w:start w:val="1"/>
+      <w:numFmt w:val="bullet"/>
+      <w:lvlText w:val=""/>
+      <w:lvlJc w:val="left"/>
+      <w:pPr>
+        <w:tabs>
+          <w:tab w:val="num" w:pos="3600"/>
+        </w:tabs>
+        <w:ind w:left="3600" w:hanging="360"/>
+      </w:pPr>
+      <w:rPr>
+        <w:rFonts w:ascii="Wingdings" w:hAnsi="Wingdings" w:hint="default"/>
+        <w:sz w:val="20"/>
+      </w:rPr>
+    </w:lvl>
+    <w:lvl w:ilvl="5" w:tentative="1">
+      <w:start w:val="1"/>
+      <w:numFmt w:val="bullet"/>
+      <w:lvlText w:val=""/>
+      <w:lvlJc w:val="left"/>
+      <w:pPr>
+        <w:tabs>
+          <w:tab w:val="num" w:pos="4320"/>
+        </w:tabs>
+        <w:ind w:left="4320" w:hanging="360"/>
+      </w:pPr>
+      <w:rPr>
+        <w:rFonts w:ascii="Wingdings" w:hAnsi="Wingdings" w:hint="default"/>
+        <w:sz w:val="20"/>
+      </w:rPr>
+    </w:lvl>
+    <w:lvl w:ilvl="6" w:tentative="1">
+      <w:start w:val="1"/>
+      <w:numFmt w:val="bullet"/>
+      <w:lvlText w:val=""/>
+      <w:lvlJc w:val="left"/>
+      <w:pPr>
+        <w:tabs>
+          <w:tab w:val="num" w:pos="5040"/>
+        </w:tabs>
+        <w:ind w:left="5040" w:hanging="360"/>
+      </w:pPr>
+      <w:rPr>
+        <w:rFonts w:ascii="Wingdings" w:hAnsi="Wingdings" w:hint="default"/>
+        <w:sz w:val="20"/>
+      </w:rPr>
+    </w:lvl>
+    <w:lvl w:ilvl="7" w:tentative="1">
+      <w:start w:val="1"/>
+      <w:numFmt w:val="bullet"/>
+      <w:lvlText w:val=""/>
+      <w:lvlJc w:val="left"/>
+      <w:pPr>
+        <w:tabs>
+          <w:tab w:val="num" w:pos="5760"/>
+        </w:tabs>
+        <w:ind w:left="5760" w:hanging="360"/>
+      </w:pPr>
+      <w:rPr>
+        <w:rFonts w:ascii="Wingdings" w:hAnsi="Wingdings" w:hint="default"/>
+        <w:sz w:val="20"/>
+      </w:rPr>
+    </w:lvl>
+    <w:lvl w:ilvl="8" w:tentative="1">
+      <w:start w:val="1"/>
+      <w:numFmt w:val="bullet"/>
+      <w:lvlText w:val=""/>
+      <w:lvlJc w:val="left"/>
+      <w:pPr>
+        <w:tabs>
+          <w:tab w:val="num" w:pos="6480"/>
+        </w:tabs>
+        <w:ind w:left="6480" w:hanging="360"/>
+      </w:pPr>
+      <w:rPr>
+        <w:rFonts w:ascii="Wingdings" w:hAnsi="Wingdings" w:hint="default"/>
+        <w:sz w:val="20"/>
+      </w:rPr>
+    </w:lvl>
+  </w:abstractNum>
+  <w:abstractNum w:abstractNumId="5" w15:restartNumberingAfterBreak="0">
+    <w:nsid w:val="4CF47437"/>
+    <w:multiLevelType w:val="multilevel"/>
+    <w:tmpl w:val="88B2BE92"/>
+    <w:lvl w:ilvl="0">
+      <w:start w:val="1"/>
+      <w:numFmt w:val="bullet"/>
+      <w:lvlText w:val=""/>
+      <w:lvlJc w:val="left"/>
+      <w:pPr>
+        <w:tabs>
+          <w:tab w:val="num" w:pos="720"/>
+        </w:tabs>
+        <w:ind w:left="720" w:hanging="360"/>
+      </w:pPr>
+      <w:rPr>
+        <w:rFonts w:ascii="Symbol" w:hAnsi="Symbol" w:hint="default"/>
+        <w:sz w:val="20"/>
+      </w:rPr>
+    </w:lvl>
+    <w:lvl w:ilvl="1" w:tentative="1">
+      <w:start w:val="1"/>
+      <w:numFmt w:val="bullet"/>
+      <w:lvlText w:val="o"/>
+      <w:lvlJc w:val="left"/>
+      <w:pPr>
+        <w:tabs>
+          <w:tab w:val="num" w:pos="1440"/>
+        </w:tabs>
+        <w:ind w:left="1440" w:hanging="360"/>
+      </w:pPr>
+      <w:rPr>
+        <w:rFonts w:ascii="Courier New" w:hAnsi="Courier New" w:hint="default"/>
+        <w:sz w:val="20"/>
+      </w:rPr>
+    </w:lvl>
+    <w:lvl w:ilvl="2" w:tentative="1">
+      <w:start w:val="1"/>
+      <w:numFmt w:val="bullet"/>
+      <w:lvlText w:val=""/>
+      <w:lvlJc w:val="left"/>
+      <w:pPr>
+        <w:tabs>
+          <w:tab w:val="num" w:pos="2160"/>
+        </w:tabs>
+        <w:ind w:left="2160" w:hanging="360"/>
+      </w:pPr>
+      <w:rPr>
+        <w:rFonts w:ascii="Wingdings" w:hAnsi="Wingdings" w:hint="default"/>
+        <w:sz w:val="20"/>
+      </w:rPr>
+    </w:lvl>
+    <w:lvl w:ilvl="3" w:tentative="1">
+      <w:start w:val="1"/>
+      <w:numFmt w:val="bullet"/>
+      <w:lvlText w:val=""/>
+      <w:lvlJc w:val="left"/>
+      <w:pPr>
+        <w:tabs>
+          <w:tab w:val="num" w:pos="2880"/>
+        </w:tabs>
+        <w:ind w:left="2880" w:hanging="360"/>
+      </w:pPr>
+      <w:rPr>
+        <w:rFonts w:ascii="Wingdings" w:hAnsi="Wingdings" w:hint="default"/>
+        <w:sz w:val="20"/>
+      </w:rPr>
+    </w:lvl>
+    <w:lvl w:ilvl="4" w:tentative="1">
+      <w:start w:val="1"/>
+      <w:numFmt w:val="bullet"/>
+      <w:lvlText w:val=""/>
+      <w:lvlJc w:val="left"/>
+      <w:pPr>
+        <w:tabs>
+          <w:tab w:val="num" w:pos="3600"/>
+        </w:tabs>
+        <w:ind w:left="3600" w:hanging="360"/>
+      </w:pPr>
+      <w:rPr>
+        <w:rFonts w:ascii="Wingdings" w:hAnsi="Wingdings" w:hint="default"/>
+        <w:sz w:val="20"/>
+      </w:rPr>
+    </w:lvl>
+    <w:lvl w:ilvl="5" w:tentative="1">
+      <w:start w:val="1"/>
+      <w:numFmt w:val="bullet"/>
+      <w:lvlText w:val=""/>
+      <w:lvlJc w:val="left"/>
+      <w:pPr>
+        <w:tabs>
+          <w:tab w:val="num" w:pos="4320"/>
+        </w:tabs>
+        <w:ind w:left="4320" w:hanging="360"/>
+      </w:pPr>
+      <w:rPr>
+        <w:rFonts w:ascii="Wingdings" w:hAnsi="Wingdings" w:hint="default"/>
+        <w:sz w:val="20"/>
+      </w:rPr>
+    </w:lvl>
+    <w:lvl w:ilvl="6" w:tentative="1">
+      <w:start w:val="1"/>
+      <w:numFmt w:val="bullet"/>
+      <w:lvlText w:val=""/>
+      <w:lvlJc w:val="left"/>
+      <w:pPr>
+        <w:tabs>
+          <w:tab w:val="num" w:pos="5040"/>
+        </w:tabs>
+        <w:ind w:left="5040" w:hanging="360"/>
+      </w:pPr>
+      <w:rPr>
+        <w:rFonts w:ascii="Wingdings" w:hAnsi="Wingdings" w:hint="default"/>
+        <w:sz w:val="20"/>
+      </w:rPr>
+    </w:lvl>
+    <w:lvl w:ilvl="7" w:tentative="1">
+      <w:start w:val="1"/>
+      <w:numFmt w:val="bullet"/>
+      <w:lvlText w:val=""/>
+      <w:lvlJc w:val="left"/>
+      <w:pPr>
+        <w:tabs>
+          <w:tab w:val="num" w:pos="5760"/>
+        </w:tabs>
+        <w:ind w:left="5760" w:hanging="360"/>
+      </w:pPr>
+      <w:rPr>
+        <w:rFonts w:ascii="Wingdings" w:hAnsi="Wingdings" w:hint="default"/>
+        <w:sz w:val="20"/>
+      </w:rPr>
+    </w:lvl>
+    <w:lvl w:ilvl="8" w:tentative="1">
+      <w:start w:val="1"/>
+      <w:numFmt w:val="bullet"/>
+      <w:lvlText w:val=""/>
+      <w:lvlJc w:val="left"/>
+      <w:pPr>
+        <w:tabs>
+          <w:tab w:val="num" w:pos="6480"/>
+        </w:tabs>
+        <w:ind w:left="6480" w:hanging="360"/>
+      </w:pPr>
+      <w:rPr>
+        <w:rFonts w:ascii="Wingdings" w:hAnsi="Wingdings" w:hint="default"/>
+        <w:sz w:val="20"/>
+      </w:rPr>
+    </w:lvl>
+  </w:abstractNum>
+  <w:abstractNum w:abstractNumId="6" w15:restartNumberingAfterBreak="0">
+    <w:nsid w:val="560B1F3E"/>
+    <w:multiLevelType w:val="multilevel"/>
+    <w:tmpl w:val="7A06D13C"/>
+    <w:lvl w:ilvl="0">
+      <w:start w:val="1"/>
+      <w:numFmt w:val="bullet"/>
+      <w:lvlText w:val=""/>
+      <w:lvlJc w:val="left"/>
+      <w:pPr>
+        <w:tabs>
+          <w:tab w:val="num" w:pos="720"/>
+        </w:tabs>
+        <w:ind w:left="720" w:hanging="360"/>
+      </w:pPr>
+      <w:rPr>
+        <w:rFonts w:ascii="Symbol" w:hAnsi="Symbol" w:hint="default"/>
+        <w:sz w:val="20"/>
+      </w:rPr>
+    </w:lvl>
+    <w:lvl w:ilvl="1" w:tentative="1">
+      <w:start w:val="1"/>
+      <w:numFmt w:val="bullet"/>
+      <w:lvlText w:val="o"/>
+      <w:lvlJc w:val="left"/>
+      <w:pPr>
+        <w:tabs>
+          <w:tab w:val="num" w:pos="1440"/>
+        </w:tabs>
+        <w:ind w:left="1440" w:hanging="360"/>
+      </w:pPr>
+      <w:rPr>
+        <w:rFonts w:ascii="Courier New" w:hAnsi="Courier New" w:hint="default"/>
+        <w:sz w:val="20"/>
+      </w:rPr>
+    </w:lvl>
+    <w:lvl w:ilvl="2" w:tentative="1">
+      <w:start w:val="1"/>
+      <w:numFmt w:val="bullet"/>
+      <w:lvlText w:val=""/>
+      <w:lvlJc w:val="left"/>
+      <w:pPr>
+        <w:tabs>
+          <w:tab w:val="num" w:pos="2160"/>
+        </w:tabs>
+        <w:ind w:left="2160" w:hanging="360"/>
+      </w:pPr>
+      <w:rPr>
+        <w:rFonts w:ascii="Wingdings" w:hAnsi="Wingdings" w:hint="default"/>
+        <w:sz w:val="20"/>
+      </w:rPr>
+    </w:lvl>
+    <w:lvl w:ilvl="3" w:tentative="1">
+      <w:start w:val="1"/>
+      <w:numFmt w:val="bullet"/>
+      <w:lvlText w:val=""/>
+      <w:lvlJc w:val="left"/>
+      <w:pPr>
+        <w:tabs>
+          <w:tab w:val="num" w:pos="2880"/>
+        </w:tabs>
+        <w:ind w:left="2880" w:hanging="360"/>
+      </w:pPr>
+      <w:rPr>
+        <w:rFonts w:ascii="Wingdings" w:hAnsi="Wingdings" w:hint="default"/>
+        <w:sz w:val="20"/>
+      </w:rPr>
+    </w:lvl>
+    <w:lvl w:ilvl="4" w:tentative="1">
+      <w:start w:val="1"/>
+      <w:numFmt w:val="bullet"/>
+      <w:lvlText w:val=""/>
+      <w:lvlJc w:val="left"/>
+      <w:pPr>
+        <w:tabs>
+          <w:tab w:val="num" w:pos="3600"/>
+        </w:tabs>
+        <w:ind w:left="3600" w:hanging="360"/>
+      </w:pPr>
+      <w:rPr>
+        <w:rFonts w:ascii="Wingdings" w:hAnsi="Wingdings" w:hint="default"/>
+        <w:sz w:val="20"/>
+      </w:rPr>
+    </w:lvl>
+    <w:lvl w:ilvl="5" w:tentative="1">
+      <w:start w:val="1"/>
+      <w:numFmt w:val="bullet"/>
+      <w:lvlText w:val=""/>
+      <w:lvlJc w:val="left"/>
+      <w:pPr>
+        <w:tabs>
+          <w:tab w:val="num" w:pos="4320"/>
+        </w:tabs>
+        <w:ind w:left="4320" w:hanging="360"/>
+      </w:pPr>
+      <w:rPr>
+        <w:rFonts w:ascii="Wingdings" w:hAnsi="Wingdings" w:hint="default"/>
+        <w:sz w:val="20"/>
+      </w:rPr>
+    </w:lvl>
+    <w:lvl w:ilvl="6" w:tentative="1">
+      <w:start w:val="1"/>
+      <w:numFmt w:val="bullet"/>
+      <w:lvlText w:val=""/>
+      <w:lvlJc w:val="left"/>
+      <w:pPr>
+        <w:tabs>
+          <w:tab w:val="num" w:pos="5040"/>
+        </w:tabs>
+        <w:ind w:left="5040" w:hanging="360"/>
+      </w:pPr>
+      <w:rPr>
+        <w:rFonts w:ascii="Wingdings" w:hAnsi="Wingdings" w:hint="default"/>
+        <w:sz w:val="20"/>
+      </w:rPr>
+    </w:lvl>
+    <w:lvl w:ilvl="7" w:tentative="1">
+      <w:start w:val="1"/>
+      <w:numFmt w:val="bullet"/>
+      <w:lvlText w:val=""/>
+      <w:lvlJc w:val="left"/>
+      <w:pPr>
+        <w:tabs>
+          <w:tab w:val="num" w:pos="5760"/>
+        </w:tabs>
+        <w:ind w:left="5760" w:hanging="360"/>
+      </w:pPr>
+      <w:rPr>
+        <w:rFonts w:ascii="Wingdings" w:hAnsi="Wingdings" w:hint="default"/>
+        <w:sz w:val="20"/>
+      </w:rPr>
+    </w:lvl>
+    <w:lvl w:ilvl="8" w:tentative="1">
+      <w:start w:val="1"/>
+      <w:numFmt w:val="bullet"/>
+      <w:lvlText w:val=""/>
+      <w:lvlJc w:val="left"/>
+      <w:pPr>
+        <w:tabs>
+          <w:tab w:val="num" w:pos="6480"/>
+        </w:tabs>
+        <w:ind w:left="6480" w:hanging="360"/>
+      </w:pPr>
+      <w:rPr>
+        <w:rFonts w:ascii="Wingdings" w:hAnsi="Wingdings" w:hint="default"/>
+        <w:sz w:val="20"/>
+      </w:rPr>
+    </w:lvl>
+  </w:abstractNum>
+  <w:abstractNum w:abstractNumId="7" w15:restartNumberingAfterBreak="0">
+    <w:nsid w:val="58376C01"/>
+    <w:multiLevelType w:val="multilevel"/>
+    <w:tmpl w:val="56349048"/>
+    <w:lvl w:ilvl="0">
+      <w:start w:val="1"/>
+      <w:numFmt w:val="bullet"/>
+      <w:lvlText w:val=""/>
+      <w:lvlJc w:val="left"/>
+      <w:pPr>
+        <w:tabs>
+          <w:tab w:val="num" w:pos="720"/>
+        </w:tabs>
+        <w:ind w:left="720" w:hanging="360"/>
+      </w:pPr>
+      <w:rPr>
+        <w:rFonts w:ascii="Symbol" w:hAnsi="Symbol" w:hint="default"/>
+        <w:sz w:val="20"/>
+      </w:rPr>
+    </w:lvl>
+    <w:lvl w:ilvl="1" w:tentative="1">
+      <w:start w:val="1"/>
+      <w:numFmt w:val="bullet"/>
+      <w:lvlText w:val="o"/>
+      <w:lvlJc w:val="left"/>
+      <w:pPr>
+        <w:tabs>
+          <w:tab w:val="num" w:pos="1440"/>
+        </w:tabs>
+        <w:ind w:left="1440" w:hanging="360"/>
+      </w:pPr>
+      <w:rPr>
+        <w:rFonts w:ascii="Courier New" w:hAnsi="Courier New" w:hint="default"/>
+        <w:sz w:val="20"/>
+      </w:rPr>
+    </w:lvl>
+    <w:lvl w:ilvl="2" w:tentative="1">
+      <w:start w:val="1"/>
+      <w:numFmt w:val="bullet"/>
+      <w:lvlText w:val=""/>
+      <w:lvlJc w:val="left"/>
+      <w:pPr>
+        <w:tabs>
+          <w:tab w:val="num" w:pos="2160"/>
+        </w:tabs>
+        <w:ind w:left="2160" w:hanging="360"/>
+      </w:pPr>
+      <w:rPr>
+        <w:rFonts w:ascii="Wingdings" w:hAnsi="Wingdings" w:hint="default"/>
+        <w:sz w:val="20"/>
+      </w:rPr>
+    </w:lvl>
+    <w:lvl w:ilvl="3" w:tentative="1">
+      <w:start w:val="1"/>
+      <w:numFmt w:val="bullet"/>
+      <w:lvlText w:val=""/>
+      <w:lvlJc w:val="left"/>
+      <w:pPr>
+        <w:tabs>
+          <w:tab w:val="num" w:pos="2880"/>
+        </w:tabs>
+        <w:ind w:left="2880" w:hanging="360"/>
+      </w:pPr>
+      <w:rPr>
+        <w:rFonts w:ascii="Wingdings" w:hAnsi="Wingdings" w:hint="default"/>
+        <w:sz w:val="20"/>
+      </w:rPr>
+    </w:lvl>
+    <w:lvl w:ilvl="4" w:tentative="1">
+      <w:start w:val="1"/>
+      <w:numFmt w:val="bullet"/>
+      <w:lvlText w:val=""/>
+      <w:lvlJc w:val="left"/>
+      <w:pPr>
+        <w:tabs>
+          <w:tab w:val="num" w:pos="3600"/>
+        </w:tabs>
+        <w:ind w:left="3600" w:hanging="360"/>
+      </w:pPr>
+      <w:rPr>
+        <w:rFonts w:ascii="Wingdings" w:hAnsi="Wingdings" w:hint="default"/>
+        <w:sz w:val="20"/>
+      </w:rPr>
+    </w:lvl>
+    <w:lvl w:ilvl="5" w:tentative="1">
+      <w:start w:val="1"/>
+      <w:numFmt w:val="bullet"/>
+      <w:lvlText w:val=""/>
+      <w:lvlJc w:val="left"/>
+      <w:pPr>
+        <w:tabs>
+          <w:tab w:val="num" w:pos="4320"/>
+        </w:tabs>
+        <w:ind w:left="4320" w:hanging="360"/>
+      </w:pPr>
+      <w:rPr>
+        <w:rFonts w:ascii="Wingdings" w:hAnsi="Wingdings" w:hint="default"/>
+        <w:sz w:val="20"/>
+      </w:rPr>
+    </w:lvl>
+    <w:lvl w:ilvl="6" w:tentative="1">
+      <w:start w:val="1"/>
+      <w:numFmt w:val="bullet"/>
+      <w:lvlText w:val=""/>
+      <w:lvlJc w:val="left"/>
+      <w:pPr>
+        <w:tabs>
+          <w:tab w:val="num" w:pos="5040"/>
+        </w:tabs>
+        <w:ind w:left="5040" w:hanging="360"/>
+      </w:pPr>
+      <w:rPr>
+        <w:rFonts w:ascii="Wingdings" w:hAnsi="Wingdings" w:hint="default"/>
+        <w:sz w:val="20"/>
+      </w:rPr>
+    </w:lvl>
+    <w:lvl w:ilvl="7" w:tentative="1">
+      <w:start w:val="1"/>
+      <w:numFmt w:val="bullet"/>
+      <w:lvlText w:val=""/>
+      <w:lvlJc w:val="left"/>
+      <w:pPr>
+        <w:tabs>
+          <w:tab w:val="num" w:pos="5760"/>
+        </w:tabs>
+        <w:ind w:left="5760" w:hanging="360"/>
+      </w:pPr>
+      <w:rPr>
+        <w:rFonts w:ascii="Wingdings" w:hAnsi="Wingdings" w:hint="default"/>
+        <w:sz w:val="20"/>
+      </w:rPr>
+    </w:lvl>
+    <w:lvl w:ilvl="8" w:tentative="1">
+      <w:start w:val="1"/>
+      <w:numFmt w:val="bullet"/>
+      <w:lvlText w:val=""/>
+      <w:lvlJc w:val="left"/>
+      <w:pPr>
+        <w:tabs>
+          <w:tab w:val="num" w:pos="6480"/>
+        </w:tabs>
+        <w:ind w:left="6480" w:hanging="360"/>
+      </w:pPr>
+      <w:rPr>
+        <w:rFonts w:ascii="Wingdings" w:hAnsi="Wingdings" w:hint="default"/>
+        <w:sz w:val="20"/>
+      </w:rPr>
+    </w:lvl>
+  </w:abstractNum>
+  <w:abstractNum w:abstractNumId="8" w15:restartNumberingAfterBreak="0">
+    <w:nsid w:val="5844767D"/>
+    <w:multiLevelType w:val="multilevel"/>
+    <w:tmpl w:val="D7627F56"/>
+    <w:lvl w:ilvl="0">
+      <w:start w:val="1"/>
+      <w:numFmt w:val="bullet"/>
+      <w:lvlText w:val=""/>
+      <w:lvlJc w:val="left"/>
+      <w:pPr>
+        <w:tabs>
+          <w:tab w:val="num" w:pos="720"/>
+        </w:tabs>
+        <w:ind w:left="720" w:hanging="360"/>
+      </w:pPr>
+      <w:rPr>
+        <w:rFonts w:ascii="Symbol" w:hAnsi="Symbol" w:hint="default"/>
+        <w:sz w:val="20"/>
+      </w:rPr>
+    </w:lvl>
+    <w:lvl w:ilvl="1" w:tentative="1">
+      <w:start w:val="1"/>
+      <w:numFmt w:val="bullet"/>
+      <w:lvlText w:val="o"/>
+      <w:lvlJc w:val="left"/>
+      <w:pPr>
+        <w:tabs>
+          <w:tab w:val="num" w:pos="1440"/>
+        </w:tabs>
+        <w:ind w:left="1440" w:hanging="360"/>
+      </w:pPr>
+      <w:rPr>
+        <w:rFonts w:ascii="Courier New" w:hAnsi="Courier New" w:hint="default"/>
+        <w:sz w:val="20"/>
+      </w:rPr>
+    </w:lvl>
+    <w:lvl w:ilvl="2" w:tentative="1">
+      <w:start w:val="1"/>
+      <w:numFmt w:val="bullet"/>
+      <w:lvlText w:val=""/>
+      <w:lvlJc w:val="left"/>
+      <w:pPr>
+        <w:tabs>
+          <w:tab w:val="num" w:pos="2160"/>
+        </w:tabs>
+        <w:ind w:left="2160" w:hanging="360"/>
+      </w:pPr>
+      <w:rPr>
+        <w:rFonts w:ascii="Wingdings" w:hAnsi="Wingdings" w:hint="default"/>
+        <w:sz w:val="20"/>
+      </w:rPr>
+    </w:lvl>
+    <w:lvl w:ilvl="3" w:tentative="1">
+      <w:start w:val="1"/>
+      <w:numFmt w:val="bullet"/>
+      <w:lvlText w:val=""/>
+      <w:lvlJc w:val="left"/>
+      <w:pPr>
+        <w:tabs>
+          <w:tab w:val="num" w:pos="2880"/>
+        </w:tabs>
+        <w:ind w:left="2880" w:hanging="360"/>
+      </w:pPr>
+      <w:rPr>
+        <w:rFonts w:ascii="Wingdings" w:hAnsi="Wingdings" w:hint="default"/>
+        <w:sz w:val="20"/>
+      </w:rPr>
+    </w:lvl>
+    <w:lvl w:ilvl="4" w:tentative="1">
+      <w:start w:val="1"/>
+      <w:numFmt w:val="bullet"/>
+      <w:lvlText w:val=""/>
+      <w:lvlJc w:val="left"/>
+      <w:pPr>
+        <w:tabs>
+          <w:tab w:val="num" w:pos="3600"/>
+        </w:tabs>
+        <w:ind w:left="3600" w:hanging="360"/>
+      </w:pPr>
+      <w:rPr>
+        <w:rFonts w:ascii="Wingdings" w:hAnsi="Wingdings" w:hint="default"/>
+        <w:sz w:val="20"/>
+      </w:rPr>
+    </w:lvl>
+    <w:lvl w:ilvl="5" w:tentative="1">
+      <w:start w:val="1"/>
+      <w:numFmt w:val="bullet"/>
+      <w:lvlText w:val=""/>
+      <w:lvlJc w:val="left"/>
+      <w:pPr>
+        <w:tabs>
+          <w:tab w:val="num" w:pos="4320"/>
+        </w:tabs>
+        <w:ind w:left="4320" w:hanging="360"/>
+      </w:pPr>
+      <w:rPr>
+        <w:rFonts w:ascii="Wingdings" w:hAnsi="Wingdings" w:hint="default"/>
+        <w:sz w:val="20"/>
+      </w:rPr>
+    </w:lvl>
+    <w:lvl w:ilvl="6" w:tentative="1">
+      <w:start w:val="1"/>
+      <w:numFmt w:val="bullet"/>
+      <w:lvlText w:val=""/>
+      <w:lvlJc w:val="left"/>
+      <w:pPr>
+        <w:tabs>
+          <w:tab w:val="num" w:pos="5040"/>
+        </w:tabs>
+        <w:ind w:left="5040" w:hanging="360"/>
+      </w:pPr>
+      <w:rPr>
+        <w:rFonts w:ascii="Wingdings" w:hAnsi="Wingdings" w:hint="default"/>
+        <w:sz w:val="20"/>
+      </w:rPr>
+    </w:lvl>
+    <w:lvl w:ilvl="7" w:tentative="1">
+      <w:start w:val="1"/>
+      <w:numFmt w:val="bullet"/>
+      <w:lvlText w:val=""/>
+      <w:lvlJc w:val="left"/>
+      <w:pPr>
+        <w:tabs>
+          <w:tab w:val="num" w:pos="5760"/>
+        </w:tabs>
+        <w:ind w:left="5760" w:hanging="360"/>
+      </w:pPr>
+      <w:rPr>
+        <w:rFonts w:ascii="Wingdings" w:hAnsi="Wingdings" w:hint="default"/>
+        <w:sz w:val="20"/>
+      </w:rPr>
+    </w:lvl>
+    <w:lvl w:ilvl="8" w:tentative="1">
+      <w:start w:val="1"/>
+      <w:numFmt w:val="bullet"/>
+      <w:lvlText w:val=""/>
+      <w:lvlJc w:val="left"/>
+      <w:pPr>
+        <w:tabs>
+          <w:tab w:val="num" w:pos="6480"/>
+        </w:tabs>
+        <w:ind w:left="6480" w:hanging="360"/>
+      </w:pPr>
+      <w:rPr>
+        <w:rFonts w:ascii="Wingdings" w:hAnsi="Wingdings" w:hint="default"/>
+        <w:sz w:val="20"/>
+      </w:rPr>
+    </w:lvl>
+  </w:abstractNum>
+  <w:abstractNum w:abstractNumId="9" w15:restartNumberingAfterBreak="0">
+    <w:nsid w:val="597D6717"/>
+    <w:multiLevelType w:val="multilevel"/>
+    <w:tmpl w:val="5C1E3E30"/>
+    <w:lvl w:ilvl="0">
+      <w:start w:val="1"/>
+      <w:numFmt w:val="bullet"/>
+      <w:lvlText w:val=""/>
+      <w:lvlJc w:val="left"/>
+      <w:pPr>
+        <w:tabs>
+          <w:tab w:val="num" w:pos="720"/>
+        </w:tabs>
+        <w:ind w:left="720" w:hanging="360"/>
+      </w:pPr>
+      <w:rPr>
+        <w:rFonts w:ascii="Symbol" w:hAnsi="Symbol" w:hint="default"/>
+        <w:sz w:val="20"/>
+      </w:rPr>
+    </w:lvl>
+    <w:lvl w:ilvl="1" w:tentative="1">
+      <w:start w:val="1"/>
+      <w:numFmt w:val="bullet"/>
+      <w:lvlText w:val="o"/>
+      <w:lvlJc w:val="left"/>
+      <w:pPr>
+        <w:tabs>
+          <w:tab w:val="num" w:pos="1440"/>
+        </w:tabs>
+        <w:ind w:left="1440" w:hanging="360"/>
+      </w:pPr>
+      <w:rPr>
+        <w:rFonts w:ascii="Courier New" w:hAnsi="Courier New" w:hint="default"/>
+        <w:sz w:val="20"/>
+      </w:rPr>
+    </w:lvl>
+    <w:lvl w:ilvl="2" w:tentative="1">
+      <w:start w:val="1"/>
+      <w:numFmt w:val="bullet"/>
+      <w:lvlText w:val=""/>
+      <w:lvlJc w:val="left"/>
+      <w:pPr>
+        <w:tabs>
+          <w:tab w:val="num" w:pos="2160"/>
+        </w:tabs>
+        <w:ind w:left="2160" w:hanging="360"/>
+      </w:pPr>
+      <w:rPr>
+        <w:rFonts w:ascii="Wingdings" w:hAnsi="Wingdings" w:hint="default"/>
+        <w:sz w:val="20"/>
+      </w:rPr>
+    </w:lvl>
+    <w:lvl w:ilvl="3" w:tentative="1">
+      <w:start w:val="1"/>
+      <w:numFmt w:val="bullet"/>
+      <w:lvlText w:val=""/>
+      <w:lvlJc w:val="left"/>
+      <w:pPr>
+        <w:tabs>
+          <w:tab w:val="num" w:pos="2880"/>
+        </w:tabs>
+        <w:ind w:left="2880" w:hanging="360"/>
+      </w:pPr>
+      <w:rPr>
+        <w:rFonts w:ascii="Wingdings" w:hAnsi="Wingdings" w:hint="default"/>
+        <w:sz w:val="20"/>
+      </w:rPr>
+    </w:lvl>
+    <w:lvl w:ilvl="4" w:tentative="1">
+      <w:start w:val="1"/>
+      <w:numFmt w:val="bullet"/>
+      <w:lvlText w:val=""/>
+      <w:lvlJc w:val="left"/>
+      <w:pPr>
+        <w:tabs>
+          <w:tab w:val="num" w:pos="3600"/>
+        </w:tabs>
+        <w:ind w:left="3600" w:hanging="360"/>
+      </w:pPr>
+      <w:rPr>
+        <w:rFonts w:ascii="Wingdings" w:hAnsi="Wingdings" w:hint="default"/>
+        <w:sz w:val="20"/>
+      </w:rPr>
+    </w:lvl>
+    <w:lvl w:ilvl="5" w:tentative="1">
+      <w:start w:val="1"/>
+      <w:numFmt w:val="bullet"/>
+      <w:lvlText w:val=""/>
+      <w:lvlJc w:val="left"/>
+      <w:pPr>
+        <w:tabs>
+          <w:tab w:val="num" w:pos="4320"/>
+        </w:tabs>
+        <w:ind w:left="4320" w:hanging="360"/>
+      </w:pPr>
+      <w:rPr>
+        <w:rFonts w:ascii="Wingdings" w:hAnsi="Wingdings" w:hint="default"/>
+        <w:sz w:val="20"/>
+      </w:rPr>
+    </w:lvl>
+    <w:lvl w:ilvl="6" w:tentative="1">
+      <w:start w:val="1"/>
+      <w:numFmt w:val="bullet"/>
+      <w:lvlText w:val=""/>
+      <w:lvlJc w:val="left"/>
+      <w:pPr>
+        <w:tabs>
+          <w:tab w:val="num" w:pos="5040"/>
+        </w:tabs>
+        <w:ind w:left="5040" w:hanging="360"/>
+      </w:pPr>
+      <w:rPr>
+        <w:rFonts w:ascii="Wingdings" w:hAnsi="Wingdings" w:hint="default"/>
+        <w:sz w:val="20"/>
+      </w:rPr>
+    </w:lvl>
+    <w:lvl w:ilvl="7" w:tentative="1">
+      <w:start w:val="1"/>
+      <w:numFmt w:val="bullet"/>
+      <w:lvlText w:val=""/>
+      <w:lvlJc w:val="left"/>
+      <w:pPr>
+        <w:tabs>
+          <w:tab w:val="num" w:pos="5760"/>
+        </w:tabs>
+        <w:ind w:left="5760" w:hanging="360"/>
+      </w:pPr>
+      <w:rPr>
+        <w:rFonts w:ascii="Wingdings" w:hAnsi="Wingdings" w:hint="default"/>
+        <w:sz w:val="20"/>
+      </w:rPr>
+    </w:lvl>
+    <w:lvl w:ilvl="8" w:tentative="1">
+      <w:start w:val="1"/>
+      <w:numFmt w:val="bullet"/>
+      <w:lvlText w:val=""/>
+      <w:lvlJc w:val="left"/>
+      <w:pPr>
+        <w:tabs>
+          <w:tab w:val="num" w:pos="6480"/>
+        </w:tabs>
+        <w:ind w:left="6480" w:hanging="360"/>
+      </w:pPr>
+      <w:rPr>
+        <w:rFonts w:ascii="Wingdings" w:hAnsi="Wingdings" w:hint="default"/>
+        <w:sz w:val="20"/>
+      </w:rPr>
+    </w:lvl>
+  </w:abstractNum>
+  <w:abstractNum w:abstractNumId="10" w15:restartNumberingAfterBreak="0">
+    <w:nsid w:val="59F84A76"/>
+    <w:multiLevelType w:val="multilevel"/>
+    <w:tmpl w:val="93E66ED8"/>
+    <w:lvl w:ilvl="0">
+      <w:start w:val="1"/>
+      <w:numFmt w:val="bullet"/>
+      <w:lvlText w:val=""/>
+      <w:lvlJc w:val="left"/>
+      <w:pPr>
+        <w:tabs>
+          <w:tab w:val="num" w:pos="720"/>
+        </w:tabs>
+        <w:ind w:left="720" w:hanging="360"/>
+      </w:pPr>
+      <w:rPr>
+        <w:rFonts w:ascii="Symbol" w:hAnsi="Symbol" w:hint="default"/>
+        <w:sz w:val="20"/>
+      </w:rPr>
+    </w:lvl>
+    <w:lvl w:ilvl="1" w:tentative="1">
+      <w:start w:val="1"/>
+      <w:numFmt w:val="bullet"/>
+      <w:lvlText w:val="o"/>
+      <w:lvlJc w:val="left"/>
+      <w:pPr>
+        <w:tabs>
+          <w:tab w:val="num" w:pos="1440"/>
+        </w:tabs>
+        <w:ind w:left="1440" w:hanging="360"/>
+      </w:pPr>
+      <w:rPr>
+        <w:rFonts w:ascii="Courier New" w:hAnsi="Courier New" w:hint="default"/>
+        <w:sz w:val="20"/>
+      </w:rPr>
+    </w:lvl>
+    <w:lvl w:ilvl="2" w:tentative="1">
+      <w:start w:val="1"/>
+      <w:numFmt w:val="bullet"/>
+      <w:lvlText w:val=""/>
+      <w:lvlJc w:val="left"/>
+      <w:pPr>
+        <w:tabs>
+          <w:tab w:val="num" w:pos="2160"/>
+        </w:tabs>
+        <w:ind w:left="2160" w:hanging="360"/>
+      </w:pPr>
+      <w:rPr>
+        <w:rFonts w:ascii="Wingdings" w:hAnsi="Wingdings" w:hint="default"/>
+        <w:sz w:val="20"/>
+      </w:rPr>
+    </w:lvl>
+    <w:lvl w:ilvl="3" w:tentative="1">
+      <w:start w:val="1"/>
+      <w:numFmt w:val="bullet"/>
+      <w:lvlText w:val=""/>
+      <w:lvlJc w:val="left"/>
+      <w:pPr>
+        <w:tabs>
+          <w:tab w:val="num" w:pos="2880"/>
+        </w:tabs>
+        <w:ind w:left="2880" w:hanging="360"/>
+      </w:pPr>
+      <w:rPr>
+        <w:rFonts w:ascii="Wingdings" w:hAnsi="Wingdings" w:hint="default"/>
+        <w:sz w:val="20"/>
+      </w:rPr>
+    </w:lvl>
+    <w:lvl w:ilvl="4" w:tentative="1">
+      <w:start w:val="1"/>
+      <w:numFmt w:val="bullet"/>
+      <w:lvlText w:val=""/>
+      <w:lvlJc w:val="left"/>
+      <w:pPr>
+        <w:tabs>
+          <w:tab w:val="num" w:pos="3600"/>
+        </w:tabs>
+        <w:ind w:left="3600" w:hanging="360"/>
+      </w:pPr>
+      <w:rPr>
+        <w:rFonts w:ascii="Wingdings" w:hAnsi="Wingdings" w:hint="default"/>
+        <w:sz w:val="20"/>
+      </w:rPr>
+    </w:lvl>
+    <w:lvl w:ilvl="5" w:tentative="1">
+      <w:start w:val="1"/>
+      <w:numFmt w:val="bullet"/>
+      <w:lvlText w:val=""/>
+      <w:lvlJc w:val="left"/>
+      <w:pPr>
+        <w:tabs>
+          <w:tab w:val="num" w:pos="4320"/>
+        </w:tabs>
+        <w:ind w:left="4320" w:hanging="360"/>
+      </w:pPr>
+      <w:rPr>
+        <w:rFonts w:ascii="Wingdings" w:hAnsi="Wingdings" w:hint="default"/>
+        <w:sz w:val="20"/>
+      </w:rPr>
+    </w:lvl>
+    <w:lvl w:ilvl="6" w:tentative="1">
+      <w:start w:val="1"/>
+      <w:numFmt w:val="bullet"/>
+      <w:lvlText w:val=""/>
+      <w:lvlJc w:val="left"/>
+      <w:pPr>
+        <w:tabs>
+          <w:tab w:val="num" w:pos="5040"/>
+        </w:tabs>
+        <w:ind w:left="5040" w:hanging="360"/>
+      </w:pPr>
+      <w:rPr>
+        <w:rFonts w:ascii="Wingdings" w:hAnsi="Wingdings" w:hint="default"/>
+        <w:sz w:val="20"/>
+      </w:rPr>
+    </w:lvl>
+    <w:lvl w:ilvl="7" w:tentative="1">
+      <w:start w:val="1"/>
+      <w:numFmt w:val="bullet"/>
+      <w:lvlText w:val=""/>
+      <w:lvlJc w:val="left"/>
+      <w:pPr>
+        <w:tabs>
+          <w:tab w:val="num" w:pos="5760"/>
+        </w:tabs>
+        <w:ind w:left="5760" w:hanging="360"/>
+      </w:pPr>
+      <w:rPr>
+        <w:rFonts w:ascii="Wingdings" w:hAnsi="Wingdings" w:hint="default"/>
+        <w:sz w:val="20"/>
+      </w:rPr>
+    </w:lvl>
+    <w:lvl w:ilvl="8" w:tentative="1">
+      <w:start w:val="1"/>
+      <w:numFmt w:val="bullet"/>
+      <w:lvlText w:val=""/>
+      <w:lvlJc w:val="left"/>
+      <w:pPr>
+        <w:tabs>
+          <w:tab w:val="num" w:pos="6480"/>
+        </w:tabs>
+        <w:ind w:left="6480" w:hanging="360"/>
+      </w:pPr>
+      <w:rPr>
+        <w:rFonts w:ascii="Wingdings" w:hAnsi="Wingdings" w:hint="default"/>
+        <w:sz w:val="20"/>
+      </w:rPr>
+    </w:lvl>
+  </w:abstractNum>
+  <w:abstractNum w:abstractNumId="11" w15:restartNumberingAfterBreak="0">
+    <w:nsid w:val="60196BE8"/>
+    <w:multiLevelType w:val="multilevel"/>
+    <w:tmpl w:val="FA9E0D80"/>
+    <w:lvl w:ilvl="0">
+      <w:start w:val="1"/>
+      <w:numFmt w:val="bullet"/>
+      <w:lvlText w:val=""/>
+      <w:lvlJc w:val="left"/>
+      <w:pPr>
+        <w:tabs>
+          <w:tab w:val="num" w:pos="720"/>
+        </w:tabs>
+        <w:ind w:left="720" w:hanging="360"/>
+      </w:pPr>
+      <w:rPr>
+        <w:rFonts w:ascii="Symbol" w:hAnsi="Symbol" w:hint="default"/>
+        <w:sz w:val="20"/>
+      </w:rPr>
+    </w:lvl>
+    <w:lvl w:ilvl="1" w:tentative="1">
+      <w:start w:val="1"/>
+      <w:numFmt w:val="bullet"/>
+      <w:lvlText w:val="o"/>
+      <w:lvlJc w:val="left"/>
+      <w:pPr>
+        <w:tabs>
+          <w:tab w:val="num" w:pos="1440"/>
+        </w:tabs>
+        <w:ind w:left="1440" w:hanging="360"/>
+      </w:pPr>
+      <w:rPr>
+        <w:rFonts w:ascii="Courier New" w:hAnsi="Courier New" w:hint="default"/>
+        <w:sz w:val="20"/>
+      </w:rPr>
+    </w:lvl>
+    <w:lvl w:ilvl="2" w:tentative="1">
+      <w:start w:val="1"/>
+      <w:numFmt w:val="bullet"/>
+      <w:lvlText w:val=""/>
+      <w:lvlJc w:val="left"/>
+      <w:pPr>
+        <w:tabs>
+          <w:tab w:val="num" w:pos="2160"/>
+        </w:tabs>
+        <w:ind w:left="2160" w:hanging="360"/>
+      </w:pPr>
+      <w:rPr>
+        <w:rFonts w:ascii="Wingdings" w:hAnsi="Wingdings" w:hint="default"/>
+        <w:sz w:val="20"/>
+      </w:rPr>
+    </w:lvl>
+    <w:lvl w:ilvl="3" w:tentative="1">
+      <w:start w:val="1"/>
+      <w:numFmt w:val="bullet"/>
+      <w:lvlText w:val=""/>
+      <w:lvlJc w:val="left"/>
+      <w:pPr>
+        <w:tabs>
+          <w:tab w:val="num" w:pos="2880"/>
+        </w:tabs>
+        <w:ind w:left="2880" w:hanging="360"/>
+      </w:pPr>
+      <w:rPr>
+        <w:rFonts w:ascii="Wingdings" w:hAnsi="Wingdings" w:hint="default"/>
+        <w:sz w:val="20"/>
+      </w:rPr>
+    </w:lvl>
+    <w:lvl w:ilvl="4" w:tentative="1">
+      <w:start w:val="1"/>
+      <w:numFmt w:val="bullet"/>
+      <w:lvlText w:val=""/>
+      <w:lvlJc w:val="left"/>
+      <w:pPr>
+        <w:tabs>
+          <w:tab w:val="num" w:pos="3600"/>
+        </w:tabs>
+        <w:ind w:left="3600" w:hanging="360"/>
+      </w:pPr>
+      <w:rPr>
+        <w:rFonts w:ascii="Wingdings" w:hAnsi="Wingdings" w:hint="default"/>
+        <w:sz w:val="20"/>
+      </w:rPr>
+    </w:lvl>
+    <w:lvl w:ilvl="5" w:tentative="1">
+      <w:start w:val="1"/>
+      <w:numFmt w:val="bullet"/>
+      <w:lvlText w:val=""/>
+      <w:lvlJc w:val="left"/>
+      <w:pPr>
+        <w:tabs>
+          <w:tab w:val="num" w:pos="4320"/>
+        </w:tabs>
+        <w:ind w:left="4320" w:hanging="360"/>
+      </w:pPr>
+      <w:rPr>
+        <w:rFonts w:ascii="Wingdings" w:hAnsi="Wingdings" w:hint="default"/>
+        <w:sz w:val="20"/>
+      </w:rPr>
+    </w:lvl>
+    <w:lvl w:ilvl="6" w:tentative="1">
+      <w:start w:val="1"/>
+      <w:numFmt w:val="bullet"/>
+      <w:lvlText w:val=""/>
+      <w:lvlJc w:val="left"/>
+      <w:pPr>
+        <w:tabs>
+          <w:tab w:val="num" w:pos="5040"/>
+        </w:tabs>
+        <w:ind w:left="5040" w:hanging="360"/>
+      </w:pPr>
+      <w:rPr>
+        <w:rFonts w:ascii="Wingdings" w:hAnsi="Wingdings" w:hint="default"/>
+        <w:sz w:val="20"/>
+      </w:rPr>
+    </w:lvl>
+    <w:lvl w:ilvl="7" w:tentative="1">
+      <w:start w:val="1"/>
+      <w:numFmt w:val="bullet"/>
+      <w:lvlText w:val=""/>
+      <w:lvlJc w:val="left"/>
+      <w:pPr>
+        <w:tabs>
+          <w:tab w:val="num" w:pos="5760"/>
+        </w:tabs>
+        <w:ind w:left="5760" w:hanging="360"/>
+      </w:pPr>
+      <w:rPr>
+        <w:rFonts w:ascii="Wingdings" w:hAnsi="Wingdings" w:hint="default"/>
+        <w:sz w:val="20"/>
+      </w:rPr>
+    </w:lvl>
+    <w:lvl w:ilvl="8" w:tentative="1">
+      <w:start w:val="1"/>
+      <w:numFmt w:val="bullet"/>
+      <w:lvlText w:val=""/>
+      <w:lvlJc w:val="left"/>
+      <w:pPr>
+        <w:tabs>
+          <w:tab w:val="num" w:pos="6480"/>
+        </w:tabs>
+        <w:ind w:left="6480" w:hanging="360"/>
+      </w:pPr>
+      <w:rPr>
+        <w:rFonts w:ascii="Wingdings" w:hAnsi="Wingdings" w:hint="default"/>
+        <w:sz w:val="20"/>
+      </w:rPr>
+    </w:lvl>
+  </w:abstractNum>
+  <w:abstractNum w:abstractNumId="12" w15:restartNumberingAfterBreak="0">
+    <w:nsid w:val="6A8A0FEE"/>
+    <w:multiLevelType w:val="multilevel"/>
+    <w:tmpl w:val="B588CDE2"/>
+    <w:lvl w:ilvl="0">
+      <w:start w:val="1"/>
+      <w:numFmt w:val="bullet"/>
+      <w:lvlText w:val=""/>
+      <w:lvlJc w:val="left"/>
+      <w:pPr>
+        <w:tabs>
+          <w:tab w:val="num" w:pos="720"/>
+        </w:tabs>
+        <w:ind w:left="720" w:hanging="360"/>
+      </w:pPr>
+      <w:rPr>
+        <w:rFonts w:ascii="Symbol" w:hAnsi="Symbol" w:hint="default"/>
+        <w:sz w:val="20"/>
+      </w:rPr>
+    </w:lvl>
+    <w:lvl w:ilvl="1" w:tentative="1">
+      <w:start w:val="1"/>
+      <w:numFmt w:val="bullet"/>
+      <w:lvlText w:val="o"/>
+      <w:lvlJc w:val="left"/>
+      <w:pPr>
+        <w:tabs>
+          <w:tab w:val="num" w:pos="1440"/>
+        </w:tabs>
+        <w:ind w:left="1440" w:hanging="360"/>
+      </w:pPr>
+      <w:rPr>
+        <w:rFonts w:ascii="Courier New" w:hAnsi="Courier New" w:hint="default"/>
+        <w:sz w:val="20"/>
+      </w:rPr>
+    </w:lvl>
+    <w:lvl w:ilvl="2" w:tentative="1">
+      <w:start w:val="1"/>
+      <w:numFmt w:val="bullet"/>
+      <w:lvlText w:val=""/>
+      <w:lvlJc w:val="left"/>
+      <w:pPr>
+        <w:tabs>
+          <w:tab w:val="num" w:pos="2160"/>
+        </w:tabs>
+        <w:ind w:left="2160" w:hanging="360"/>
+      </w:pPr>
+      <w:rPr>
+        <w:rFonts w:ascii="Wingdings" w:hAnsi="Wingdings" w:hint="default"/>
+        <w:sz w:val="20"/>
+      </w:rPr>
+    </w:lvl>
+    <w:lvl w:ilvl="3" w:tentative="1">
+      <w:start w:val="1"/>
+      <w:numFmt w:val="bullet"/>
+      <w:lvlText w:val=""/>
+      <w:lvlJc w:val="left"/>
+      <w:pPr>
+        <w:tabs>
+          <w:tab w:val="num" w:pos="2880"/>
+        </w:tabs>
+        <w:ind w:left="2880" w:hanging="360"/>
+      </w:pPr>
+      <w:rPr>
+        <w:rFonts w:ascii="Wingdings" w:hAnsi="Wingdings" w:hint="default"/>
+        <w:sz w:val="20"/>
+      </w:rPr>
+    </w:lvl>
+    <w:lvl w:ilvl="4" w:tentative="1">
+      <w:start w:val="1"/>
+      <w:numFmt w:val="bullet"/>
+      <w:lvlText w:val=""/>
+      <w:lvlJc w:val="left"/>
+      <w:pPr>
+        <w:tabs>
+          <w:tab w:val="num" w:pos="3600"/>
+        </w:tabs>
+        <w:ind w:left="3600" w:hanging="360"/>
+      </w:pPr>
+      <w:rPr>
+        <w:rFonts w:ascii="Wingdings" w:hAnsi="Wingdings" w:hint="default"/>
+        <w:sz w:val="20"/>
+      </w:rPr>
+    </w:lvl>
+    <w:lvl w:ilvl="5" w:tentative="1">
+      <w:start w:val="1"/>
+      <w:numFmt w:val="bullet"/>
+      <w:lvlText w:val=""/>
+      <w:lvlJc w:val="left"/>
+      <w:pPr>
+        <w:tabs>
+          <w:tab w:val="num" w:pos="4320"/>
+        </w:tabs>
+        <w:ind w:left="4320" w:hanging="360"/>
+      </w:pPr>
+      <w:rPr>
+        <w:rFonts w:ascii="Wingdings" w:hAnsi="Wingdings" w:hint="default"/>
+        <w:sz w:val="20"/>
+      </w:rPr>
+    </w:lvl>
+    <w:lvl w:ilvl="6" w:tentative="1">
+      <w:start w:val="1"/>
+      <w:numFmt w:val="bullet"/>
+      <w:lvlText w:val=""/>
+      <w:lvlJc w:val="left"/>
+      <w:pPr>
+        <w:tabs>
+          <w:tab w:val="num" w:pos="5040"/>
+        </w:tabs>
+        <w:ind w:left="5040" w:hanging="360"/>
+      </w:pPr>
+      <w:rPr>
+        <w:rFonts w:ascii="Wingdings" w:hAnsi="Wingdings" w:hint="default"/>
+        <w:sz w:val="20"/>
+      </w:rPr>
+    </w:lvl>
+    <w:lvl w:ilvl="7" w:tentative="1">
+      <w:start w:val="1"/>
+      <w:numFmt w:val="bullet"/>
+      <w:lvlText w:val=""/>
+      <w:lvlJc w:val="left"/>
+      <w:pPr>
+        <w:tabs>
+          <w:tab w:val="num" w:pos="5760"/>
+        </w:tabs>
+        <w:ind w:left="5760" w:hanging="360"/>
+      </w:pPr>
+      <w:rPr>
+        <w:rFonts w:ascii="Wingdings" w:hAnsi="Wingdings" w:hint="default"/>
+        <w:sz w:val="20"/>
+      </w:rPr>
+    </w:lvl>
+    <w:lvl w:ilvl="8" w:tentative="1">
+      <w:start w:val="1"/>
+      <w:numFmt w:val="bullet"/>
+      <w:lvlText w:val=""/>
+      <w:lvlJc w:val="left"/>
+      <w:pPr>
+        <w:tabs>
+          <w:tab w:val="num" w:pos="6480"/>
+        </w:tabs>
+        <w:ind w:left="6480" w:hanging="360"/>
+      </w:pPr>
+      <w:rPr>
+        <w:rFonts w:ascii="Wingdings" w:hAnsi="Wingdings" w:hint="default"/>
+        <w:sz w:val="20"/>
+      </w:rPr>
+    </w:lvl>
+  </w:abstractNum>
+  <w:abstractNum w:abstractNumId="13" w15:restartNumberingAfterBreak="0">
     <w:nsid w:val="78FE6C79"/>
     <w:multiLevelType w:val="hybridMultilevel"/>
     <w:tmpl w:val="D09A426E"/>
@@ -33754,10 +37152,43 @@
     <w:abstractNumId w:val="0"/>
   </w:num>
   <w:num w:numId="2" w16cid:durableId="568661199">
-    <w:abstractNumId w:val="2"/>
+    <w:abstractNumId w:val="13"/>
   </w:num>
   <w:num w:numId="3" w16cid:durableId="417948376">
+    <w:abstractNumId w:val="3"/>
+  </w:num>
+  <w:num w:numId="4" w16cid:durableId="1103459918">
+    <w:abstractNumId w:val="7"/>
+  </w:num>
+  <w:num w:numId="5" w16cid:durableId="189804262">
+    <w:abstractNumId w:val="9"/>
+  </w:num>
+  <w:num w:numId="6" w16cid:durableId="1337226876">
+    <w:abstractNumId w:val="8"/>
+  </w:num>
+  <w:num w:numId="7" w16cid:durableId="825779851">
+    <w:abstractNumId w:val="6"/>
+  </w:num>
+  <w:num w:numId="8" w16cid:durableId="1166167777">
+    <w:abstractNumId w:val="4"/>
+  </w:num>
+  <w:num w:numId="9" w16cid:durableId="1488669872">
+    <w:abstractNumId w:val="10"/>
+  </w:num>
+  <w:num w:numId="10" w16cid:durableId="976029468">
+    <w:abstractNumId w:val="5"/>
+  </w:num>
+  <w:num w:numId="11" w16cid:durableId="738870320">
+    <w:abstractNumId w:val="11"/>
+  </w:num>
+  <w:num w:numId="12" w16cid:durableId="95442988">
     <w:abstractNumId w:val="1"/>
+  </w:num>
+  <w:num w:numId="13" w16cid:durableId="63143515">
+    <w:abstractNumId w:val="12"/>
+  </w:num>
+  <w:num w:numId="14" w16cid:durableId="327757099">
+    <w:abstractNumId w:val="2"/>
   </w:num>
 </w:numbering>
 </file>
@@ -35021,6 +38452,11 @@
       </w:tblBorders>
     </w:tblPr>
   </w:style>
+  <w:style w:type="character" w:customStyle="1" w:styleId="markdown-inline-code">
+    <w:name w:val="markdown-inline-code"/>
+    <w:basedOn w:val="DefaultParagraphFont"/>
+    <w:rsid w:val="00AE566F"/>
+  </w:style>
 </w:styles>
 </file>
 
@@ -35324,7 +38760,7 @@
 </file>
 
 <file path=customXml/itemProps1.xml><?xml version="1.0" encoding="utf-8"?>
-<ds:datastoreItem xmlns:ds="http://schemas.openxmlformats.org/officeDocument/2006/customXml" ds:itemID="{978D4CF0-C5FF-9445-A081-1D35DDF8C3F5}">
+<ds:datastoreItem xmlns:ds="http://schemas.openxmlformats.org/officeDocument/2006/customXml" ds:itemID="{FC8EC3F3-0AFD-9B49-A568-5AB77BE16FDD}">
   <ds:schemaRefs>
     <ds:schemaRef ds:uri="http://schemas.openxmlformats.org/officeDocument/2006/bibliography"/>
   </ds:schemaRefs>

--- a/docs/Multi-Agent_Load_Balancing_and_Collaboration_via_Reinforcement_Learning.docx
+++ b/docs/Multi-Agent_Load_Balancing_and_Collaboration_via_Reinforcement_Learning.docx
@@ -8715,38 +8715,572 @@
       </w:r>
     </w:p>
     <w:p/>
-    <w:p/>
-    <w:p/>
+    <w:p>
+      <w:pPr>
+        <w:keepNext/>
+        <w:keepLines/>
+        <w:rPr>
+          <w:rFonts w:ascii="Consolas" w:hAnsi="Consolas" w:cs="Consolas"/>
+          <w:sz w:val="16"/>
+          <w:szCs w:val="16"/>
+        </w:rPr>
+      </w:pPr>
+      <w:r>
+        <w:rPr>
+          <w:rFonts w:ascii="Consolas" w:hAnsi="Consolas" w:cs="Consolas"/>
+          <w:sz w:val="16"/>
+          <w:szCs w:val="16"/>
+        </w:rPr>
+        <w:t>┌──────────────────────────────────────────────────────────────────┐</w:t>
+      </w:r>
+    </w:p>
+    <w:p>
+      <w:pPr>
+        <w:keepNext/>
+        <w:keepLines/>
+        <w:rPr>
+          <w:rFonts w:ascii="Consolas" w:hAnsi="Consolas" w:cs="Consolas"/>
+          <w:sz w:val="16"/>
+          <w:szCs w:val="16"/>
+        </w:rPr>
+      </w:pPr>
+      <w:r>
+        <w:rPr>
+          <w:rFonts w:ascii="Consolas" w:hAnsi="Consolas" w:cs="Consolas"/>
+          <w:sz w:val="16"/>
+          <w:szCs w:val="16"/>
+        </w:rPr>
+        <w:t>│                     PPO ACTION VECTOR                            │</w:t>
+      </w:r>
+    </w:p>
+    <w:p>
+      <w:pPr>
+        <w:keepNext/>
+        <w:keepLines/>
+        <w:rPr>
+          <w:rFonts w:ascii="Consolas" w:hAnsi="Consolas" w:cs="Consolas"/>
+          <w:sz w:val="16"/>
+          <w:szCs w:val="16"/>
+        </w:rPr>
+      </w:pPr>
+      <w:r>
+        <w:rPr>
+          <w:rFonts w:ascii="Consolas" w:hAnsi="Consolas" w:cs="Consolas"/>
+          <w:sz w:val="16"/>
+          <w:szCs w:val="16"/>
+        </w:rPr>
+        <w:t xml:space="preserve">│  [a0_task, a0_res, a0_col, a1_task, a1_res, a1_col, ...]        </w:t>
+      </w:r>
+      <w:r>
+        <w:rPr>
+          <w:rFonts w:ascii="Consolas" w:hAnsi="Consolas" w:cs="Consolas"/>
+          <w:sz w:val="16"/>
+          <w:szCs w:val="16"/>
+        </w:rPr>
+        <w:t xml:space="preserve"> </w:t>
+      </w:r>
+      <w:r>
+        <w:rPr>
+          <w:rFonts w:ascii="Consolas" w:hAnsi="Consolas" w:cs="Consolas"/>
+          <w:sz w:val="16"/>
+          <w:szCs w:val="16"/>
+        </w:rPr>
+        <w:t>│</w:t>
+      </w:r>
+    </w:p>
+    <w:p>
+      <w:pPr>
+        <w:keepNext/>
+        <w:keepLines/>
+        <w:rPr>
+          <w:rFonts w:ascii="Consolas" w:hAnsi="Consolas" w:cs="Consolas"/>
+          <w:sz w:val="16"/>
+          <w:szCs w:val="16"/>
+        </w:rPr>
+      </w:pPr>
+      <w:r>
+        <w:rPr>
+          <w:rFonts w:ascii="Consolas" w:hAnsi="Consolas" w:cs="Consolas"/>
+          <w:sz w:val="16"/>
+          <w:szCs w:val="16"/>
+        </w:rPr>
+        <w:t>└──────────────────────────────────────────────────────────────────┘</w:t>
+      </w:r>
+    </w:p>
+    <w:p>
+      <w:pPr>
+        <w:keepNext/>
+        <w:keepLines/>
+        <w:rPr>
+          <w:rFonts w:ascii="Consolas" w:hAnsi="Consolas" w:cs="Consolas"/>
+          <w:sz w:val="16"/>
+          <w:szCs w:val="16"/>
+        </w:rPr>
+      </w:pPr>
+      <w:r>
+        <w:rPr>
+          <w:rFonts w:ascii="Consolas" w:hAnsi="Consolas" w:cs="Consolas"/>
+          <w:sz w:val="16"/>
+          <w:szCs w:val="16"/>
+        </w:rPr>
+        <w:t xml:space="preserve">                              │</w:t>
+      </w:r>
+    </w:p>
+    <w:p>
+      <w:pPr>
+        <w:keepNext/>
+        <w:keepLines/>
+        <w:rPr>
+          <w:rFonts w:ascii="Consolas" w:hAnsi="Consolas" w:cs="Consolas"/>
+          <w:sz w:val="16"/>
+          <w:szCs w:val="16"/>
+        </w:rPr>
+      </w:pPr>
+      <w:r>
+        <w:rPr>
+          <w:rFonts w:ascii="Consolas" w:hAnsi="Consolas" w:cs="Consolas"/>
+          <w:sz w:val="16"/>
+          <w:szCs w:val="16"/>
+        </w:rPr>
+        <w:t xml:space="preserve">                              ▼ reshape(n_agents, 3)</w:t>
+      </w:r>
+    </w:p>
+    <w:p>
+      <w:pPr>
+        <w:keepNext/>
+        <w:keepLines/>
+        <w:rPr>
+          <w:rFonts w:ascii="Consolas" w:hAnsi="Consolas" w:cs="Consolas"/>
+          <w:sz w:val="16"/>
+          <w:szCs w:val="16"/>
+        </w:rPr>
+      </w:pPr>
+      <w:r>
+        <w:rPr>
+          <w:rFonts w:ascii="Consolas" w:hAnsi="Consolas" w:cs="Consolas"/>
+          <w:sz w:val="16"/>
+          <w:szCs w:val="16"/>
+        </w:rPr>
+        <w:t>┌──────────────────────────────────────────────────────────────────┐</w:t>
+      </w:r>
+    </w:p>
+    <w:p>
+      <w:pPr>
+        <w:keepNext/>
+        <w:keepLines/>
+        <w:rPr>
+          <w:rFonts w:ascii="Consolas" w:hAnsi="Consolas" w:cs="Consolas"/>
+          <w:sz w:val="16"/>
+          <w:szCs w:val="16"/>
+        </w:rPr>
+      </w:pPr>
+      <w:r>
+        <w:rPr>
+          <w:rFonts w:ascii="Consolas" w:hAnsi="Consolas" w:cs="Consolas"/>
+          <w:sz w:val="16"/>
+          <w:szCs w:val="16"/>
+        </w:rPr>
+        <w:t>│           AGENT 0                    AGENT 1                     │</w:t>
+      </w:r>
+    </w:p>
+    <w:p>
+      <w:pPr>
+        <w:keepNext/>
+        <w:keepLines/>
+        <w:rPr>
+          <w:rFonts w:ascii="Consolas" w:hAnsi="Consolas" w:cs="Consolas"/>
+          <w:sz w:val="16"/>
+          <w:szCs w:val="16"/>
+        </w:rPr>
+      </w:pPr>
+      <w:r>
+        <w:rPr>
+          <w:rFonts w:ascii="Consolas" w:hAnsi="Consolas" w:cs="Consolas"/>
+          <w:sz w:val="16"/>
+          <w:szCs w:val="16"/>
+        </w:rPr>
+        <w:t>│  ┌─────────</w:t>
+      </w:r>
+      <w:r>
+        <w:rPr>
+          <w:rFonts w:ascii="Consolas" w:eastAsia="MS Gothic" w:hAnsi="Consolas" w:cs="Consolas"/>
+          <w:sz w:val="16"/>
+          <w:szCs w:val="16"/>
+        </w:rPr>
+        <w:t>┬</w:t>
+      </w:r>
+      <w:r>
+        <w:rPr>
+          <w:rFonts w:ascii="Consolas" w:hAnsi="Consolas" w:cs="Consolas"/>
+          <w:sz w:val="16"/>
+          <w:szCs w:val="16"/>
+        </w:rPr>
+        <w:t>─────────</w:t>
+      </w:r>
+      <w:r>
+        <w:rPr>
+          <w:rFonts w:ascii="Consolas" w:eastAsia="MS Gothic" w:hAnsi="Consolas" w:cs="Consolas"/>
+          <w:sz w:val="16"/>
+          <w:szCs w:val="16"/>
+        </w:rPr>
+        <w:t>┬</w:t>
+      </w:r>
+      <w:r>
+        <w:rPr>
+          <w:rFonts w:ascii="Consolas" w:hAnsi="Consolas" w:cs="Consolas"/>
+          <w:sz w:val="16"/>
+          <w:szCs w:val="16"/>
+        </w:rPr>
+        <w:t>─────────┐  ┌─────────</w:t>
+      </w:r>
+      <w:r>
+        <w:rPr>
+          <w:rFonts w:ascii="Consolas" w:eastAsia="MS Gothic" w:hAnsi="Consolas" w:cs="Consolas"/>
+          <w:sz w:val="16"/>
+          <w:szCs w:val="16"/>
+        </w:rPr>
+        <w:t>┬</w:t>
+      </w:r>
+      <w:r>
+        <w:rPr>
+          <w:rFonts w:ascii="Consolas" w:hAnsi="Consolas" w:cs="Consolas"/>
+          <w:sz w:val="16"/>
+          <w:szCs w:val="16"/>
+        </w:rPr>
+        <w:t>─────────</w:t>
+      </w:r>
+      <w:r>
+        <w:rPr>
+          <w:rFonts w:ascii="Consolas" w:eastAsia="MS Gothic" w:hAnsi="Consolas" w:cs="Consolas"/>
+          <w:sz w:val="16"/>
+          <w:szCs w:val="16"/>
+        </w:rPr>
+        <w:t>┬</w:t>
+      </w:r>
+      <w:r>
+        <w:rPr>
+          <w:rFonts w:ascii="Consolas" w:hAnsi="Consolas" w:cs="Consolas"/>
+          <w:sz w:val="16"/>
+          <w:szCs w:val="16"/>
+        </w:rPr>
+        <w:t>────────┐</w:t>
+      </w:r>
+      <w:r>
+        <w:rPr>
+          <w:rFonts w:ascii="Consolas" w:hAnsi="Consolas" w:cs="Consolas"/>
+          <w:sz w:val="16"/>
+          <w:szCs w:val="16"/>
+        </w:rPr>
+        <w:t xml:space="preserve"> </w:t>
+      </w:r>
+      <w:r>
+        <w:rPr>
+          <w:rFonts w:ascii="Consolas" w:hAnsi="Consolas" w:cs="Consolas"/>
+          <w:sz w:val="16"/>
+          <w:szCs w:val="16"/>
+        </w:rPr>
+        <w:t>│</w:t>
+      </w:r>
+    </w:p>
+    <w:p>
+      <w:pPr>
+        <w:keepNext/>
+        <w:keepLines/>
+        <w:rPr>
+          <w:rFonts w:ascii="Consolas" w:hAnsi="Consolas" w:cs="Consolas"/>
+          <w:sz w:val="16"/>
+          <w:szCs w:val="16"/>
+        </w:rPr>
+      </w:pPr>
+      <w:r>
+        <w:rPr>
+          <w:rFonts w:ascii="Consolas" w:hAnsi="Consolas" w:cs="Consolas"/>
+          <w:sz w:val="16"/>
+          <w:szCs w:val="16"/>
+        </w:rPr>
+        <w:t>│  │ Task    │Resource │ Collab  │  │ Task    │Resource │ Collab │</w:t>
+      </w:r>
+      <w:r>
+        <w:rPr>
+          <w:rFonts w:ascii="Consolas" w:hAnsi="Consolas" w:cs="Consolas"/>
+          <w:sz w:val="16"/>
+          <w:szCs w:val="16"/>
+        </w:rPr>
+        <w:t xml:space="preserve"> </w:t>
+      </w:r>
+      <w:r>
+        <w:rPr>
+          <w:rFonts w:ascii="Consolas" w:hAnsi="Consolas" w:cs="Consolas"/>
+          <w:sz w:val="16"/>
+          <w:szCs w:val="16"/>
+        </w:rPr>
+        <w:t>│</w:t>
+      </w:r>
+    </w:p>
+    <w:p>
+      <w:pPr>
+        <w:keepNext/>
+        <w:keepLines/>
+        <w:rPr>
+          <w:rFonts w:ascii="Consolas" w:hAnsi="Consolas" w:cs="Consolas"/>
+          <w:sz w:val="16"/>
+          <w:szCs w:val="16"/>
+        </w:rPr>
+      </w:pPr>
+      <w:r>
+        <w:rPr>
+          <w:rFonts w:ascii="Consolas" w:hAnsi="Consolas" w:cs="Consolas"/>
+          <w:sz w:val="16"/>
+          <w:szCs w:val="16"/>
+        </w:rPr>
+        <w:t>│  │ &gt;0.5?   │(future) │ &gt;0.7?   │  │ &gt;0.5?   │(future) │ &gt;0.7?  │</w:t>
+      </w:r>
+      <w:r>
+        <w:rPr>
+          <w:rFonts w:ascii="Consolas" w:hAnsi="Consolas" w:cs="Consolas"/>
+          <w:sz w:val="16"/>
+          <w:szCs w:val="16"/>
+        </w:rPr>
+        <w:t xml:space="preserve"> </w:t>
+      </w:r>
+      <w:r>
+        <w:rPr>
+          <w:rFonts w:ascii="Consolas" w:hAnsi="Consolas" w:cs="Consolas"/>
+          <w:sz w:val="16"/>
+          <w:szCs w:val="16"/>
+        </w:rPr>
+        <w:t>│</w:t>
+      </w:r>
+    </w:p>
+    <w:p>
+      <w:pPr>
+        <w:keepNext/>
+        <w:keepLines/>
+        <w:rPr>
+          <w:rFonts w:ascii="Consolas" w:hAnsi="Consolas" w:cs="Consolas"/>
+          <w:sz w:val="16"/>
+          <w:szCs w:val="16"/>
+        </w:rPr>
+      </w:pPr>
+      <w:r>
+        <w:rPr>
+          <w:rFonts w:ascii="Consolas" w:hAnsi="Consolas" w:cs="Consolas"/>
+          <w:sz w:val="16"/>
+          <w:szCs w:val="16"/>
+        </w:rPr>
+        <w:t>│  │ ↓       │         │ ↓       │  │ ↓       │         │ ↓      │</w:t>
+      </w:r>
+      <w:r>
+        <w:rPr>
+          <w:rFonts w:ascii="Consolas" w:hAnsi="Consolas" w:cs="Consolas"/>
+          <w:sz w:val="16"/>
+          <w:szCs w:val="16"/>
+        </w:rPr>
+        <w:t xml:space="preserve"> </w:t>
+      </w:r>
+      <w:r>
+        <w:rPr>
+          <w:rFonts w:ascii="Consolas" w:hAnsi="Consolas" w:cs="Consolas"/>
+          <w:sz w:val="16"/>
+          <w:szCs w:val="16"/>
+        </w:rPr>
+        <w:t>│</w:t>
+      </w:r>
+    </w:p>
+    <w:p>
+      <w:pPr>
+        <w:keepNext/>
+        <w:keepLines/>
+        <w:rPr>
+          <w:rFonts w:ascii="Consolas" w:hAnsi="Consolas" w:cs="Consolas"/>
+          <w:sz w:val="16"/>
+          <w:szCs w:val="16"/>
+        </w:rPr>
+      </w:pPr>
+      <w:r>
+        <w:rPr>
+          <w:rFonts w:ascii="Consolas" w:hAnsi="Consolas" w:cs="Consolas"/>
+          <w:sz w:val="16"/>
+          <w:szCs w:val="16"/>
+        </w:rPr>
+        <w:t>│  │ Assign  │         │ Update  │  │ Assign  │         │ Update │</w:t>
+      </w:r>
+      <w:r>
+        <w:rPr>
+          <w:rFonts w:ascii="Consolas" w:hAnsi="Consolas" w:cs="Consolas"/>
+          <w:sz w:val="16"/>
+          <w:szCs w:val="16"/>
+        </w:rPr>
+        <w:t xml:space="preserve"> </w:t>
+      </w:r>
+      <w:r>
+        <w:rPr>
+          <w:rFonts w:ascii="Consolas" w:hAnsi="Consolas" w:cs="Consolas"/>
+          <w:sz w:val="16"/>
+          <w:szCs w:val="16"/>
+        </w:rPr>
+        <w:t>│</w:t>
+      </w:r>
+    </w:p>
+    <w:p>
+      <w:pPr>
+        <w:keepNext/>
+        <w:keepLines/>
+        <w:rPr>
+          <w:rFonts w:ascii="Consolas" w:hAnsi="Consolas" w:cs="Consolas"/>
+          <w:sz w:val="16"/>
+          <w:szCs w:val="16"/>
+        </w:rPr>
+      </w:pPr>
+      <w:r>
+        <w:rPr>
+          <w:rFonts w:ascii="Consolas" w:hAnsi="Consolas" w:cs="Consolas"/>
+          <w:sz w:val="16"/>
+          <w:szCs w:val="16"/>
+        </w:rPr>
+        <w:t>│  │ Task    │         │ Matrix  │  │ Task    │         │ Matrix │</w:t>
+      </w:r>
+      <w:r>
+        <w:rPr>
+          <w:rFonts w:ascii="Consolas" w:hAnsi="Consolas" w:cs="Consolas"/>
+          <w:sz w:val="16"/>
+          <w:szCs w:val="16"/>
+        </w:rPr>
+        <w:t xml:space="preserve"> </w:t>
+      </w:r>
+      <w:r>
+        <w:rPr>
+          <w:rFonts w:ascii="Consolas" w:hAnsi="Consolas" w:cs="Consolas"/>
+          <w:sz w:val="16"/>
+          <w:szCs w:val="16"/>
+        </w:rPr>
+        <w:t>│</w:t>
+      </w:r>
+    </w:p>
+    <w:p>
+      <w:pPr>
+        <w:keepNext/>
+        <w:keepLines/>
+        <w:rPr>
+          <w:rFonts w:ascii="Consolas" w:hAnsi="Consolas" w:cs="Consolas"/>
+          <w:sz w:val="16"/>
+          <w:szCs w:val="16"/>
+        </w:rPr>
+      </w:pPr>
+      <w:r>
+        <w:rPr>
+          <w:rFonts w:ascii="Consolas" w:hAnsi="Consolas" w:cs="Consolas"/>
+          <w:sz w:val="16"/>
+          <w:szCs w:val="16"/>
+        </w:rPr>
+        <w:t>│  └─────────</w:t>
+      </w:r>
+      <w:r>
+        <w:rPr>
+          <w:rFonts w:ascii="Consolas" w:eastAsia="MS Gothic" w:hAnsi="Consolas" w:cs="Consolas"/>
+          <w:sz w:val="16"/>
+          <w:szCs w:val="16"/>
+        </w:rPr>
+        <w:t>┴</w:t>
+      </w:r>
+      <w:r>
+        <w:rPr>
+          <w:rFonts w:ascii="Consolas" w:hAnsi="Consolas" w:cs="Consolas"/>
+          <w:sz w:val="16"/>
+          <w:szCs w:val="16"/>
+        </w:rPr>
+        <w:t>─────────</w:t>
+      </w:r>
+      <w:r>
+        <w:rPr>
+          <w:rFonts w:ascii="Consolas" w:eastAsia="MS Gothic" w:hAnsi="Consolas" w:cs="Consolas"/>
+          <w:sz w:val="16"/>
+          <w:szCs w:val="16"/>
+        </w:rPr>
+        <w:t>┴</w:t>
+      </w:r>
+      <w:r>
+        <w:rPr>
+          <w:rFonts w:ascii="Consolas" w:hAnsi="Consolas" w:cs="Consolas"/>
+          <w:sz w:val="16"/>
+          <w:szCs w:val="16"/>
+        </w:rPr>
+        <w:t>─────────┘  └─────────</w:t>
+      </w:r>
+      <w:r>
+        <w:rPr>
+          <w:rFonts w:ascii="Consolas" w:eastAsia="MS Gothic" w:hAnsi="Consolas" w:cs="Consolas"/>
+          <w:sz w:val="16"/>
+          <w:szCs w:val="16"/>
+        </w:rPr>
+        <w:t>┴</w:t>
+      </w:r>
+      <w:r>
+        <w:rPr>
+          <w:rFonts w:ascii="Consolas" w:hAnsi="Consolas" w:cs="Consolas"/>
+          <w:sz w:val="16"/>
+          <w:szCs w:val="16"/>
+        </w:rPr>
+        <w:t>─────────</w:t>
+      </w:r>
+      <w:r>
+        <w:rPr>
+          <w:rFonts w:ascii="Consolas" w:eastAsia="MS Gothic" w:hAnsi="Consolas" w:cs="Consolas"/>
+          <w:sz w:val="16"/>
+          <w:szCs w:val="16"/>
+        </w:rPr>
+        <w:t>┴</w:t>
+      </w:r>
+      <w:r>
+        <w:rPr>
+          <w:rFonts w:ascii="Consolas" w:hAnsi="Consolas" w:cs="Consolas"/>
+          <w:sz w:val="16"/>
+          <w:szCs w:val="16"/>
+        </w:rPr>
+        <w:t>────────┘</w:t>
+      </w:r>
+      <w:r>
+        <w:rPr>
+          <w:rFonts w:ascii="Consolas" w:hAnsi="Consolas" w:cs="Consolas"/>
+          <w:sz w:val="16"/>
+          <w:szCs w:val="16"/>
+        </w:rPr>
+        <w:t xml:space="preserve"> </w:t>
+      </w:r>
+      <w:r>
+        <w:rPr>
+          <w:rFonts w:ascii="Consolas" w:hAnsi="Consolas" w:cs="Consolas"/>
+          <w:sz w:val="16"/>
+          <w:szCs w:val="16"/>
+        </w:rPr>
+        <w:t>│</w:t>
+      </w:r>
+    </w:p>
+    <w:p>
+      <w:pPr>
+        <w:keepNext/>
+        <w:keepLines/>
+        <w:rPr>
+          <w:rFonts w:ascii="Consolas" w:hAnsi="Consolas" w:cs="Consolas"/>
+          <w:sz w:val="16"/>
+          <w:szCs w:val="16"/>
+        </w:rPr>
+      </w:pPr>
+      <w:r>
+        <w:rPr>
+          <w:rFonts w:ascii="Consolas" w:hAnsi="Consolas" w:cs="Consolas"/>
+          <w:sz w:val="16"/>
+          <w:szCs w:val="16"/>
+        </w:rPr>
+        <w:t>└──────────────────────────────────────────────────────────────────┘</w:t>
+      </w:r>
+    </w:p>
     <w:p>
       <w:pPr>
         <w:rPr>
           <w:color w:val="EE0000"/>
         </w:rPr>
       </w:pPr>
-      <w:r>
-        <w:rPr>
-          <w:color w:val="EE0000"/>
-        </w:rPr>
-        <w:t>//TODO: finish th</w:t>
-      </w:r>
-      <w:r>
-        <w:rPr>
-          <w:color w:val="EE0000"/>
-        </w:rPr>
-        <w:t>e</w:t>
-      </w:r>
-      <w:r>
-        <w:rPr>
-          <w:color w:val="EE0000"/>
-        </w:rPr>
-        <w:t xml:space="preserve"> section</w:t>
-      </w:r>
-      <w:r>
-        <w:rPr>
-          <w:color w:val="EE0000"/>
-        </w:rPr>
-        <w:t xml:space="preserve"> on the Action Space</w:t>
-      </w:r>
     </w:p>
     <w:p/>
     <w:p>
@@ -10087,6 +10621,7 @@
       <w:bookmarkStart w:id="5" w:name="_Ref220573207"/>
       <w:bookmarkStart w:id="6" w:name="_Toc220903300"/>
       <w:r>
+        <w:lastRenderedPageBreak/>
         <w:t>Task Generation</w:t>
       </w:r>
       <w:bookmarkEnd w:id="5"/>
@@ -10499,7 +11034,6 @@
           <w:sz w:val="18"/>
           <w:szCs w:val="18"/>
         </w:rPr>
-        <w:lastRenderedPageBreak/>
         <w:t xml:space="preserve">        type=task_type,</w:t>
       </w:r>
     </w:p>
@@ -11901,6 +12435,7 @@
           <w:sz w:val="18"/>
           <w:szCs w:val="18"/>
         </w:rPr>
+        <w:lastRenderedPageBreak/>
         <w:t xml:space="preserve">        clip_range_vf=None,</w:t>
       </w:r>
     </w:p>
@@ -12168,285 +12703,718 @@
       </w:pPr>
       <w:bookmarkStart w:id="8" w:name="_Toc220903302"/>
       <w:r>
+        <w:t>Set up Model Training Callbacks</w:t>
+      </w:r>
+      <w:bookmarkEnd w:id="8"/>
+      <w:r>
+        <w:t xml:space="preserve"> </w:t>
+      </w:r>
+    </w:p>
+    <w:p>
+      <w:pPr>
+        <w:rPr>
+          <w:rFonts w:ascii="Consolas" w:hAnsi="Consolas" w:cs="Consolas"/>
+          <w:sz w:val="18"/>
+          <w:szCs w:val="18"/>
+        </w:rPr>
+      </w:pPr>
+      <w:r>
+        <w:rPr>
+          <w:rFonts w:ascii="Consolas" w:hAnsi="Consolas" w:cs="Consolas"/>
+          <w:color w:val="C00000"/>
+          <w:sz w:val="18"/>
+          <w:szCs w:val="18"/>
+        </w:rPr>
+        <w:t>def</w:t>
+      </w:r>
+      <w:r>
+        <w:rPr>
+          <w:rFonts w:ascii="Consolas" w:hAnsi="Consolas" w:cs="Consolas"/>
+          <w:sz w:val="18"/>
+          <w:szCs w:val="18"/>
+        </w:rPr>
+        <w:t xml:space="preserve"> </w:t>
+      </w:r>
+      <w:r>
+        <w:rPr>
+          <w:rFonts w:ascii="Consolas" w:hAnsi="Consolas" w:cs="Consolas"/>
+          <w:b/>
+          <w:bCs/>
+          <w:color w:val="80340D" w:themeColor="accent2" w:themeShade="80"/>
+          <w:sz w:val="18"/>
+          <w:szCs w:val="18"/>
+        </w:rPr>
+        <w:t>_setup_callbacks</w:t>
+      </w:r>
+      <w:r>
+        <w:rPr>
+          <w:rFonts w:ascii="Consolas" w:hAnsi="Consolas" w:cs="Consolas"/>
+          <w:sz w:val="18"/>
+          <w:szCs w:val="18"/>
+        </w:rPr>
+        <w:t>(</w:t>
+      </w:r>
+      <w:r>
+        <w:rPr>
+          <w:rFonts w:ascii="Consolas" w:hAnsi="Consolas" w:cs="Consolas"/>
+          <w:color w:val="7030A0"/>
+          <w:sz w:val="18"/>
+          <w:szCs w:val="18"/>
+        </w:rPr>
+        <w:t>self)</w:t>
+      </w:r>
+      <w:r>
+        <w:rPr>
+          <w:rFonts w:ascii="Consolas" w:hAnsi="Consolas" w:cs="Consolas"/>
+          <w:sz w:val="18"/>
+          <w:szCs w:val="18"/>
+        </w:rPr>
+        <w:t>:</w:t>
+      </w:r>
+    </w:p>
+    <w:p>
+      <w:pPr>
+        <w:rPr>
+          <w:rFonts w:ascii="Consolas" w:hAnsi="Consolas" w:cs="Consolas"/>
+          <w:sz w:val="18"/>
+          <w:szCs w:val="18"/>
+        </w:rPr>
+      </w:pPr>
+      <w:r>
+        <w:rPr>
+          <w:rFonts w:ascii="Consolas" w:hAnsi="Consolas" w:cs="Consolas"/>
+          <w:sz w:val="18"/>
+          <w:szCs w:val="18"/>
+        </w:rPr>
+        <w:t xml:space="preserve">        </w:t>
+      </w:r>
+      <w:r>
+        <w:rPr>
+          <w:rFonts w:ascii="Consolas" w:hAnsi="Consolas" w:cs="Consolas"/>
+          <w:color w:val="3A7C22" w:themeColor="accent6" w:themeShade="BF"/>
+          <w:sz w:val="18"/>
+          <w:szCs w:val="18"/>
+        </w:rPr>
+        <w:t>"""Setup training callbacks for monitoring and checkpointing"""</w:t>
+      </w:r>
+    </w:p>
+    <w:p>
+      <w:pPr>
+        <w:rPr>
+          <w:rFonts w:ascii="Consolas" w:hAnsi="Consolas" w:cs="Consolas"/>
+          <w:sz w:val="18"/>
+          <w:szCs w:val="18"/>
+        </w:rPr>
+      </w:pPr>
+      <w:r>
+        <w:rPr>
+          <w:rFonts w:ascii="Consolas" w:hAnsi="Consolas" w:cs="Consolas"/>
+          <w:sz w:val="18"/>
+          <w:szCs w:val="18"/>
+        </w:rPr>
+        <w:t xml:space="preserve">        eval_callback = </w:t>
+      </w:r>
+      <w:r>
+        <w:rPr>
+          <w:rFonts w:ascii="Consolas" w:hAnsi="Consolas" w:cs="Consolas"/>
+          <w:color w:val="0B769F" w:themeColor="accent4" w:themeShade="BF"/>
+          <w:sz w:val="18"/>
+          <w:szCs w:val="18"/>
+        </w:rPr>
+        <w:t>EvalCallback</w:t>
+      </w:r>
+      <w:r>
+        <w:rPr>
+          <w:rFonts w:ascii="Consolas" w:hAnsi="Consolas" w:cs="Consolas"/>
+          <w:sz w:val="18"/>
+          <w:szCs w:val="18"/>
+        </w:rPr>
+        <w:t>(</w:t>
+      </w:r>
+    </w:p>
+    <w:p>
+      <w:pPr>
+        <w:rPr>
+          <w:rFonts w:ascii="Consolas" w:hAnsi="Consolas" w:cs="Consolas"/>
+          <w:sz w:val="18"/>
+          <w:szCs w:val="18"/>
+        </w:rPr>
+      </w:pPr>
+      <w:r>
+        <w:rPr>
+          <w:rFonts w:ascii="Consolas" w:hAnsi="Consolas" w:cs="Consolas"/>
+          <w:sz w:val="18"/>
+          <w:szCs w:val="18"/>
+        </w:rPr>
+        <w:t xml:space="preserve">            </w:t>
+      </w:r>
+      <w:r>
+        <w:rPr>
+          <w:rFonts w:ascii="Consolas" w:hAnsi="Consolas" w:cs="Consolas"/>
+          <w:color w:val="7030A0"/>
+          <w:sz w:val="18"/>
+          <w:szCs w:val="18"/>
+        </w:rPr>
+        <w:t>self</w:t>
+      </w:r>
+      <w:r>
+        <w:rPr>
+          <w:rFonts w:ascii="Consolas" w:hAnsi="Consolas" w:cs="Consolas"/>
+          <w:sz w:val="18"/>
+          <w:szCs w:val="18"/>
+        </w:rPr>
+        <w:t>.eval_env,</w:t>
+      </w:r>
+    </w:p>
+    <w:p>
+      <w:pPr>
+        <w:rPr>
+          <w:rFonts w:ascii="Consolas" w:hAnsi="Consolas" w:cs="Consolas"/>
+          <w:sz w:val="18"/>
+          <w:szCs w:val="18"/>
+        </w:rPr>
+      </w:pPr>
+      <w:r>
+        <w:rPr>
+          <w:rFonts w:ascii="Consolas" w:hAnsi="Consolas" w:cs="Consolas"/>
+          <w:sz w:val="18"/>
+          <w:szCs w:val="18"/>
+        </w:rPr>
+        <w:t xml:space="preserve">            best_model_save_path=</w:t>
+      </w:r>
+      <w:r>
+        <w:rPr>
+          <w:rFonts w:ascii="Consolas" w:hAnsi="Consolas" w:cs="Consolas"/>
+          <w:color w:val="4EA72E" w:themeColor="accent6"/>
+          <w:sz w:val="18"/>
+          <w:szCs w:val="18"/>
+        </w:rPr>
+        <w:t>"./models/best_model/"</w:t>
+      </w:r>
+      <w:r>
+        <w:rPr>
+          <w:rFonts w:ascii="Consolas" w:hAnsi="Consolas" w:cs="Consolas"/>
+          <w:sz w:val="18"/>
+          <w:szCs w:val="18"/>
+        </w:rPr>
+        <w:t>,</w:t>
+      </w:r>
+    </w:p>
+    <w:p>
+      <w:pPr>
+        <w:rPr>
+          <w:rFonts w:ascii="Consolas" w:hAnsi="Consolas" w:cs="Consolas"/>
+          <w:sz w:val="18"/>
+          <w:szCs w:val="18"/>
+        </w:rPr>
+      </w:pPr>
+      <w:r>
+        <w:rPr>
+          <w:rFonts w:ascii="Consolas" w:hAnsi="Consolas" w:cs="Consolas"/>
+          <w:sz w:val="18"/>
+          <w:szCs w:val="18"/>
+        </w:rPr>
+        <w:t xml:space="preserve">            log_path=</w:t>
+      </w:r>
+      <w:r>
+        <w:rPr>
+          <w:rFonts w:ascii="Consolas" w:hAnsi="Consolas" w:cs="Consolas"/>
+          <w:color w:val="4EA72E" w:themeColor="accent6"/>
+          <w:sz w:val="18"/>
+          <w:szCs w:val="18"/>
+        </w:rPr>
+        <w:t>"./logs/"</w:t>
+      </w:r>
+      <w:r>
+        <w:rPr>
+          <w:rFonts w:ascii="Consolas" w:hAnsi="Consolas" w:cs="Consolas"/>
+          <w:sz w:val="18"/>
+          <w:szCs w:val="18"/>
+        </w:rPr>
+        <w:t>,</w:t>
+      </w:r>
+    </w:p>
+    <w:p>
+      <w:pPr>
+        <w:rPr>
+          <w:rFonts w:ascii="Consolas" w:hAnsi="Consolas" w:cs="Consolas"/>
+          <w:sz w:val="18"/>
+          <w:szCs w:val="18"/>
+        </w:rPr>
+      </w:pPr>
+      <w:r>
+        <w:rPr>
+          <w:rFonts w:ascii="Consolas" w:hAnsi="Consolas" w:cs="Consolas"/>
+          <w:sz w:val="18"/>
+          <w:szCs w:val="18"/>
+        </w:rPr>
+        <w:t xml:space="preserve">            eval_freq=</w:t>
+      </w:r>
+      <w:r>
+        <w:rPr>
+          <w:rFonts w:ascii="Consolas" w:hAnsi="Consolas" w:cs="Consolas"/>
+          <w:color w:val="0F9ED5" w:themeColor="accent4"/>
+          <w:sz w:val="18"/>
+          <w:szCs w:val="18"/>
+        </w:rPr>
+        <w:t>5000</w:t>
+      </w:r>
+      <w:r>
+        <w:rPr>
+          <w:rFonts w:ascii="Consolas" w:hAnsi="Consolas" w:cs="Consolas"/>
+          <w:sz w:val="18"/>
+          <w:szCs w:val="18"/>
+        </w:rPr>
+        <w:t>,</w:t>
+      </w:r>
+    </w:p>
+    <w:p>
+      <w:pPr>
+        <w:rPr>
+          <w:rFonts w:ascii="Consolas" w:hAnsi="Consolas" w:cs="Consolas"/>
+          <w:sz w:val="18"/>
+          <w:szCs w:val="18"/>
+        </w:rPr>
+      </w:pPr>
+      <w:r>
+        <w:rPr>
+          <w:rFonts w:ascii="Consolas" w:hAnsi="Consolas" w:cs="Consolas"/>
+          <w:sz w:val="18"/>
+          <w:szCs w:val="18"/>
+        </w:rPr>
+        <w:t xml:space="preserve">            deterministic=</w:t>
+      </w:r>
+      <w:r>
+        <w:rPr>
+          <w:rFonts w:ascii="Consolas" w:hAnsi="Consolas" w:cs="Consolas"/>
+          <w:color w:val="BF4E14" w:themeColor="accent2" w:themeShade="BF"/>
+          <w:sz w:val="18"/>
+          <w:szCs w:val="18"/>
+        </w:rPr>
+        <w:t>True</w:t>
+      </w:r>
+      <w:r>
+        <w:rPr>
+          <w:rFonts w:ascii="Consolas" w:hAnsi="Consolas" w:cs="Consolas"/>
+          <w:sz w:val="18"/>
+          <w:szCs w:val="18"/>
+        </w:rPr>
+        <w:t>,</w:t>
+      </w:r>
+    </w:p>
+    <w:p>
+      <w:pPr>
+        <w:rPr>
+          <w:rFonts w:ascii="Consolas" w:hAnsi="Consolas" w:cs="Consolas"/>
+          <w:sz w:val="18"/>
+          <w:szCs w:val="18"/>
+        </w:rPr>
+      </w:pPr>
+      <w:r>
+        <w:rPr>
+          <w:rFonts w:ascii="Consolas" w:hAnsi="Consolas" w:cs="Consolas"/>
+          <w:sz w:val="18"/>
+          <w:szCs w:val="18"/>
+        </w:rPr>
+        <w:t xml:space="preserve">            render=</w:t>
+      </w:r>
+      <w:r>
+        <w:rPr>
+          <w:rFonts w:ascii="Consolas" w:hAnsi="Consolas" w:cs="Consolas"/>
+          <w:color w:val="BF4E14" w:themeColor="accent2" w:themeShade="BF"/>
+          <w:sz w:val="18"/>
+          <w:szCs w:val="18"/>
+        </w:rPr>
+        <w:t>False</w:t>
+      </w:r>
+      <w:r>
+        <w:rPr>
+          <w:rFonts w:ascii="Consolas" w:hAnsi="Consolas" w:cs="Consolas"/>
+          <w:sz w:val="18"/>
+          <w:szCs w:val="18"/>
+        </w:rPr>
+        <w:t>,</w:t>
+      </w:r>
+    </w:p>
+    <w:p>
+      <w:pPr>
+        <w:rPr>
+          <w:rFonts w:ascii="Consolas" w:hAnsi="Consolas" w:cs="Consolas"/>
+          <w:sz w:val="18"/>
+          <w:szCs w:val="18"/>
+        </w:rPr>
+      </w:pPr>
+      <w:r>
+        <w:rPr>
+          <w:rFonts w:ascii="Consolas" w:hAnsi="Consolas" w:cs="Consolas"/>
+          <w:sz w:val="18"/>
+          <w:szCs w:val="18"/>
+        </w:rPr>
+        <w:t xml:space="preserve">            n_eval_episodes=</w:t>
+      </w:r>
+      <w:r>
+        <w:rPr>
+          <w:rFonts w:ascii="Consolas" w:hAnsi="Consolas" w:cs="Consolas"/>
+          <w:color w:val="0F9ED5" w:themeColor="accent4"/>
+          <w:sz w:val="18"/>
+          <w:szCs w:val="18"/>
+        </w:rPr>
+        <w:t>10</w:t>
+      </w:r>
+    </w:p>
+    <w:p>
+      <w:pPr>
+        <w:rPr>
+          <w:rFonts w:ascii="Consolas" w:hAnsi="Consolas" w:cs="Consolas"/>
+          <w:sz w:val="18"/>
+          <w:szCs w:val="18"/>
+        </w:rPr>
+      </w:pPr>
+      <w:r>
+        <w:rPr>
+          <w:rFonts w:ascii="Consolas" w:hAnsi="Consolas" w:cs="Consolas"/>
+          <w:sz w:val="18"/>
+          <w:szCs w:val="18"/>
+        </w:rPr>
+        <w:t xml:space="preserve">        )</w:t>
+      </w:r>
+    </w:p>
+    <w:p>
+      <w:pPr>
+        <w:rPr>
+          <w:rFonts w:ascii="Consolas" w:hAnsi="Consolas" w:cs="Consolas"/>
+          <w:sz w:val="18"/>
+          <w:szCs w:val="18"/>
+        </w:rPr>
+      </w:pPr>
+    </w:p>
+    <w:p>
+      <w:pPr>
+        <w:rPr>
+          <w:rFonts w:ascii="Consolas" w:hAnsi="Consolas" w:cs="Consolas"/>
+          <w:sz w:val="18"/>
+          <w:szCs w:val="18"/>
+        </w:rPr>
+      </w:pPr>
+      <w:r>
+        <w:rPr>
+          <w:rFonts w:ascii="Consolas" w:hAnsi="Consolas" w:cs="Consolas"/>
+          <w:sz w:val="18"/>
+          <w:szCs w:val="18"/>
+        </w:rPr>
+        <w:t xml:space="preserve">        checkpoint_callback = CheckpointCallback(</w:t>
+      </w:r>
+    </w:p>
+    <w:p>
+      <w:pPr>
+        <w:rPr>
+          <w:rFonts w:ascii="Consolas" w:hAnsi="Consolas" w:cs="Consolas"/>
+          <w:sz w:val="18"/>
+          <w:szCs w:val="18"/>
+        </w:rPr>
+      </w:pPr>
+      <w:r>
+        <w:rPr>
+          <w:rFonts w:ascii="Consolas" w:hAnsi="Consolas" w:cs="Consolas"/>
+          <w:sz w:val="18"/>
+          <w:szCs w:val="18"/>
+        </w:rPr>
+        <w:t xml:space="preserve">            save_freq=10000,</w:t>
+      </w:r>
+    </w:p>
+    <w:p>
+      <w:pPr>
+        <w:rPr>
+          <w:rFonts w:ascii="Consolas" w:hAnsi="Consolas" w:cs="Consolas"/>
+          <w:sz w:val="18"/>
+          <w:szCs w:val="18"/>
+        </w:rPr>
+      </w:pPr>
+      <w:r>
+        <w:rPr>
+          <w:rFonts w:ascii="Consolas" w:hAnsi="Consolas" w:cs="Consolas"/>
+          <w:sz w:val="18"/>
+          <w:szCs w:val="18"/>
+        </w:rPr>
+        <w:t xml:space="preserve">            save_path="./models/checkpoints/",</w:t>
+      </w:r>
+    </w:p>
+    <w:p>
+      <w:pPr>
+        <w:rPr>
+          <w:rFonts w:ascii="Consolas" w:hAnsi="Consolas" w:cs="Consolas"/>
+          <w:sz w:val="18"/>
+          <w:szCs w:val="18"/>
+        </w:rPr>
+      </w:pPr>
+      <w:r>
+        <w:rPr>
+          <w:rFonts w:ascii="Consolas" w:hAnsi="Consolas" w:cs="Consolas"/>
+          <w:sz w:val="18"/>
+          <w:szCs w:val="18"/>
+        </w:rPr>
+        <w:t xml:space="preserve">            name_prefix="agentic_rl_model"</w:t>
+      </w:r>
+    </w:p>
+    <w:p>
+      <w:pPr>
+        <w:rPr>
+          <w:rFonts w:ascii="Consolas" w:hAnsi="Consolas" w:cs="Consolas"/>
+          <w:sz w:val="18"/>
+          <w:szCs w:val="18"/>
+        </w:rPr>
+      </w:pPr>
+      <w:r>
+        <w:rPr>
+          <w:rFonts w:ascii="Consolas" w:hAnsi="Consolas" w:cs="Consolas"/>
+          <w:sz w:val="18"/>
+          <w:szCs w:val="18"/>
+        </w:rPr>
+        <w:t xml:space="preserve">        )</w:t>
+      </w:r>
+    </w:p>
+    <w:p>
+      <w:pPr>
+        <w:rPr>
+          <w:rFonts w:ascii="Consolas" w:hAnsi="Consolas" w:cs="Consolas"/>
+          <w:sz w:val="18"/>
+          <w:szCs w:val="18"/>
+        </w:rPr>
+      </w:pPr>
+    </w:p>
+    <w:p>
+      <w:pPr>
+        <w:rPr>
+          <w:rFonts w:ascii="Consolas" w:hAnsi="Consolas" w:cs="Consolas"/>
+          <w:sz w:val="18"/>
+          <w:szCs w:val="18"/>
+        </w:rPr>
+      </w:pPr>
+      <w:r>
+        <w:rPr>
+          <w:rFonts w:ascii="Consolas" w:hAnsi="Consolas" w:cs="Consolas"/>
+          <w:sz w:val="18"/>
+          <w:szCs w:val="18"/>
+        </w:rPr>
+        <w:t xml:space="preserve">        return [eval_callback, checkpoint_callback]</w:t>
+      </w:r>
+    </w:p>
+    <w:p>
+      <w:pPr>
+        <w:rPr>
+          <w:rFonts w:ascii="Consolas" w:hAnsi="Consolas" w:cs="Consolas"/>
+          <w:sz w:val="18"/>
+          <w:szCs w:val="18"/>
+        </w:rPr>
+      </w:pPr>
+      <w:r>
+        <w:rPr>
+          <w:rFonts w:ascii="Consolas" w:hAnsi="Consolas" w:cs="Consolas"/>
+          <w:sz w:val="18"/>
+          <w:szCs w:val="18"/>
+        </w:rPr>
+        <w:t>...</w:t>
+      </w:r>
+    </w:p>
+    <w:p>
+      <w:pPr>
+        <w:rPr>
+          <w:rFonts w:ascii="Consolas" w:hAnsi="Consolas" w:cs="Consolas"/>
+          <w:sz w:val="18"/>
+          <w:szCs w:val="18"/>
+        </w:rPr>
+      </w:pPr>
+      <w:r>
+        <w:rPr>
+          <w:rFonts w:ascii="Consolas" w:hAnsi="Consolas" w:cs="Consolas"/>
+          <w:sz w:val="18"/>
+          <w:szCs w:val="18"/>
+        </w:rPr>
+        <w:t>self.callbacks = self._setup_callbacks()</w:t>
+      </w:r>
+    </w:p>
+    <w:p>
+      <w:pPr>
+        <w:rPr>
+          <w:rFonts w:ascii="Consolas" w:hAnsi="Consolas" w:cs="Consolas"/>
+          <w:sz w:val="18"/>
+          <w:szCs w:val="18"/>
+        </w:rPr>
+      </w:pPr>
+    </w:p>
+    <w:p/>
+    <w:p>
+      <w:pPr>
+        <w:pStyle w:val="Heading2"/>
+      </w:pPr>
+      <w:bookmarkStart w:id="9" w:name="_Toc220903303"/>
+      <w:r>
+        <w:t>Train the PPO Model</w:t>
+      </w:r>
+      <w:bookmarkEnd w:id="9"/>
+    </w:p>
+    <w:p>
+      <w:r>
+        <w:t>def train(self, total_timesteps: int = 100000):</w:t>
+      </w:r>
+    </w:p>
+    <w:p>
+      <w:r>
+        <w:t xml:space="preserve">        """Train the multi-agent system"""</w:t>
+      </w:r>
+    </w:p>
+    <w:p>
+      <w:r>
+        <w:t xml:space="preserve">        logger.info(f"Starting training for {total_timesteps} timesteps")</w:t>
+      </w:r>
+    </w:p>
+    <w:p/>
+    <w:p>
+      <w:r>
+        <w:t xml:space="preserve">        self.model.learn(</w:t>
+      </w:r>
+    </w:p>
+    <w:p>
+      <w:r>
+        <w:t xml:space="preserve">            total_timesteps=total_timesteps,</w:t>
+      </w:r>
+    </w:p>
+    <w:p>
+      <w:r>
+        <w:t xml:space="preserve">            callback=self.callbacks,</w:t>
+      </w:r>
+    </w:p>
+    <w:p>
+      <w:r>
+        <w:t xml:space="preserve">            log_interval=10,</w:t>
+      </w:r>
+    </w:p>
+    <w:p>
+      <w:r>
+        <w:t xml:space="preserve">            progress_bar=True</w:t>
+      </w:r>
+    </w:p>
+    <w:p>
+      <w:r>
+        <w:t xml:space="preserve">        )</w:t>
+      </w:r>
+    </w:p>
+    <w:p/>
+    <w:p>
+      <w:r>
+        <w:t xml:space="preserve">        logger.info("Training completed")</w:t>
+      </w:r>
+    </w:p>
+    <w:p>
+      <w:r>
         <w:lastRenderedPageBreak/>
-        <w:t>Set up Model Training Callbacks</w:t>
-      </w:r>
-      <w:bookmarkEnd w:id="8"/>
-      <w:r>
-        <w:t xml:space="preserve"> </w:t>
-      </w:r>
-    </w:p>
-    <w:p>
-      <w:r>
-        <w:t>def _setup_callbacks(self):</w:t>
-      </w:r>
-    </w:p>
-    <w:p>
-      <w:r>
-        <w:t xml:space="preserve">        """Setup training callbacks for monitoring and checkpointing"""</w:t>
-      </w:r>
-    </w:p>
-    <w:p>
-      <w:r>
-        <w:t xml:space="preserve">        eval_callback = EvalCallback(</w:t>
-      </w:r>
-    </w:p>
-    <w:p>
-      <w:r>
-        <w:t xml:space="preserve">            self.eval_env,</w:t>
-      </w:r>
-    </w:p>
-    <w:p>
-      <w:r>
-        <w:t xml:space="preserve">            best_model_save_path="./models/best_model/",</w:t>
-      </w:r>
-    </w:p>
-    <w:p>
-      <w:r>
-        <w:t xml:space="preserve">            log_path="./logs/",</w:t>
-      </w:r>
-    </w:p>
-    <w:p>
-      <w:r>
-        <w:t xml:space="preserve">            eval_freq=5000,</w:t>
-      </w:r>
-    </w:p>
-    <w:p>
-      <w:r>
-        <w:t xml:space="preserve">            deterministic=True,</w:t>
-      </w:r>
-    </w:p>
-    <w:p>
-      <w:r>
-        <w:t xml:space="preserve">            render=False,</w:t>
-      </w:r>
-    </w:p>
-    <w:p>
-      <w:r>
-        <w:t xml:space="preserve">            n_eval_episodes=10</w:t>
-      </w:r>
-    </w:p>
-    <w:p>
-      <w:r>
-        <w:t xml:space="preserve">        )</w:t>
+        <w:t xml:space="preserve">        return self.model</w:t>
       </w:r>
     </w:p>
     <w:p/>
     <w:p>
-      <w:r>
-        <w:t xml:space="preserve">        checkpoint_callback = CheckpointCallback(</w:t>
-      </w:r>
-    </w:p>
-    <w:p>
-      <w:r>
-        <w:t xml:space="preserve">            save_freq=10000,</w:t>
-      </w:r>
-    </w:p>
-    <w:p>
-      <w:r>
-        <w:t xml:space="preserve">            save_path="./models/checkpoints/",</w:t>
-      </w:r>
-    </w:p>
-    <w:p>
-      <w:r>
-        <w:t xml:space="preserve">            name_prefix="agentic_rl_model"</w:t>
-      </w:r>
-    </w:p>
-    <w:p>
-      <w:r>
-        <w:t xml:space="preserve">        )</w:t>
-      </w:r>
-    </w:p>
-    <w:p/>
-    <w:p>
-      <w:r>
-        <w:t xml:space="preserve">        return [eval_callback, checkpoint_callback]</w:t>
-      </w:r>
-    </w:p>
-    <w:p>
-      <w:r>
-        <w:t>...</w:t>
-      </w:r>
-    </w:p>
-    <w:p>
-      <w:r>
-        <w:t>self.callbacks = self._setup_callbacks()</w:t>
-      </w:r>
+      <w:pPr>
+        <w:pStyle w:val="Heading2"/>
+      </w:pPr>
+    </w:p>
+    <w:p>
+      <w:pPr>
+        <w:pStyle w:val="Heading2"/>
+      </w:pPr>
+      <w:bookmarkStart w:id="10" w:name="_Toc220903304"/>
+      <w:r>
+        <w:t>Task Processing</w:t>
+      </w:r>
+      <w:bookmarkEnd w:id="10"/>
     </w:p>
     <w:p/>
     <w:p/>
     <w:p>
-      <w:pPr>
-        <w:pStyle w:val="Heading2"/>
-      </w:pPr>
-      <w:bookmarkStart w:id="9" w:name="_Toc220903303"/>
-      <w:r>
-        <w:t>Train the PPO Model</w:t>
-      </w:r>
-      <w:bookmarkEnd w:id="9"/>
-    </w:p>
-    <w:p>
-      <w:r>
-        <w:t>def train(self, total_timesteps: int = 100000):</w:t>
-      </w:r>
-    </w:p>
-    <w:p>
-      <w:r>
-        <w:t xml:space="preserve">        """Train the multi-agent system"""</w:t>
-      </w:r>
-    </w:p>
-    <w:p>
-      <w:r>
-        <w:t xml:space="preserve">        logger.info(f"Starting training for {total_timesteps} timesteps")</w:t>
+      <w:r>
+        <w:t>def _assign_task(self, agent: AgentState, task: Task):</w:t>
+      </w:r>
+    </w:p>
+    <w:p>
+      <w:r>
+        <w:t xml:space="preserve">        """Assign a task to an agent"""</w:t>
+      </w:r>
+    </w:p>
+    <w:p>
+      <w:r>
+        <w:t xml:space="preserve">        task.assigned_agent = agent.id</w:t>
+      </w:r>
+    </w:p>
+    <w:p>
+      <w:r>
+        <w:t xml:space="preserve">        task.status = "active"</w:t>
+      </w:r>
+    </w:p>
+    <w:p>
+      <w:r>
+        <w:t xml:space="preserve">        self.active_tasks[task.id] = (task, agent)</w:t>
+      </w:r>
+    </w:p>
+    <w:p>
+      <w:r>
+        <w:t xml:space="preserve">        agent.current_load += task.complexity</w:t>
       </w:r>
     </w:p>
     <w:p/>
     <w:p>
       <w:r>
-        <w:t xml:space="preserve">        self.model.learn(</w:t>
-      </w:r>
-    </w:p>
-    <w:p>
-      <w:r>
-        <w:t xml:space="preserve">            total_timesteps=total_timesteps,</w:t>
-      </w:r>
-    </w:p>
-    <w:p>
-      <w:r>
-        <w:t xml:space="preserve">            callback=self.callbacks,</w:t>
-      </w:r>
-    </w:p>
-    <w:p>
-      <w:r>
-        <w:t xml:space="preserve">            log_interval=10,</w:t>
-      </w:r>
-    </w:p>
-    <w:p>
-      <w:r>
-        <w:t xml:space="preserve">            progress_bar=True</w:t>
-      </w:r>
-    </w:p>
-    <w:p>
-      <w:r>
-        <w:t xml:space="preserve">        )</w:t>
+        <w:t xml:space="preserve"> def _complete_task(self, task: Task, agent: AgentState):</w:t>
+      </w:r>
+    </w:p>
+    <w:p>
+      <w:r>
+        <w:t xml:space="preserve">        """Mark a task as completed"""</w:t>
+      </w:r>
+    </w:p>
+    <w:p>
+      <w:r>
+        <w:t xml:space="preserve">        task.status = "completed"</w:t>
+      </w:r>
+    </w:p>
+    <w:p>
+      <w:r>
+        <w:t xml:space="preserve">        task.completion_time = self.current_step</w:t>
+      </w:r>
+    </w:p>
+    <w:p>
+      <w:r>
+        <w:t xml:space="preserve">        task.quality_score = agent.expertise.get(task.type, 0.5) * agent.success_rate</w:t>
       </w:r>
     </w:p>
     <w:p/>
     <w:p>
       <w:r>
-        <w:t xml:space="preserve">        logger.info("Training completed")</w:t>
-      </w:r>
-    </w:p>
-    <w:p>
-      <w:r>
-        <w:t xml:space="preserve">        return self.model</w:t>
+        <w:t xml:space="preserve">        self.completed_tasks.append(task)</w:t>
+      </w:r>
+    </w:p>
+    <w:p>
+      <w:r>
+        <w:t xml:space="preserve">        del self.active_tasks[task.id]</w:t>
       </w:r>
     </w:p>
     <w:p/>
     <w:p>
-      <w:pPr>
-        <w:pStyle w:val="Heading2"/>
-      </w:pPr>
-    </w:p>
-    <w:p>
-      <w:pPr>
-        <w:pStyle w:val="Heading2"/>
-      </w:pPr>
-      <w:bookmarkStart w:id="10" w:name="_Toc220903304"/>
-      <w:r>
-        <w:t>Task Processing</w:t>
-      </w:r>
-      <w:bookmarkEnd w:id="10"/>
+      <w:r>
+        <w:t xml:space="preserve">        agent.current_load = max(0, agent.current_load - task.complexity)</w:t>
+      </w:r>
+    </w:p>
+    <w:p>
+      <w:r>
+        <w:t xml:space="preserve">        agent.completed_tasks += 1</w:t>
+      </w:r>
+    </w:p>
+    <w:p>
+      <w:r>
+        <w:t xml:space="preserve">        agent.success_rate = 0.95 * agent.success_rate + 0.05 * task.quality_score</w:t>
+      </w:r>
     </w:p>
     <w:p/>
     <w:p/>
     <w:p>
-      <w:r>
-        <w:t>def _assign_task(self, agent: AgentState, task: Task):</w:t>
-      </w:r>
-    </w:p>
-    <w:p>
-      <w:r>
-        <w:t xml:space="preserve">        """Assign a task to an agent"""</w:t>
-      </w:r>
-    </w:p>
-    <w:p>
-      <w:r>
-        <w:t xml:space="preserve">        task.assigned_agent = agent.id</w:t>
-      </w:r>
-    </w:p>
-    <w:p>
-      <w:r>
-        <w:t xml:space="preserve">        task.status = "active"</w:t>
-      </w:r>
-    </w:p>
-    <w:p>
-      <w:r>
-        <w:lastRenderedPageBreak/>
-        <w:t xml:space="preserve">        self.active_tasks[task.id] = (task, agent)</w:t>
-      </w:r>
-    </w:p>
-    <w:p>
-      <w:r>
-        <w:t xml:space="preserve">        agent.current_load += task.complexity</w:t>
-      </w:r>
-    </w:p>
-    <w:p/>
-    <w:p>
-      <w:r>
-        <w:t xml:space="preserve"> def _complete_task(self, task: Task, agent: AgentState):</w:t>
-      </w:r>
-    </w:p>
-    <w:p>
-      <w:r>
-        <w:t xml:space="preserve">        """Mark a task as completed"""</w:t>
-      </w:r>
-    </w:p>
-    <w:p>
-      <w:r>
-        <w:t xml:space="preserve">        task.status = "completed"</w:t>
-      </w:r>
-    </w:p>
-    <w:p>
-      <w:r>
-        <w:t xml:space="preserve">        task.completion_time = self.current_step</w:t>
-      </w:r>
-    </w:p>
-    <w:p>
-      <w:r>
-        <w:t xml:space="preserve">        task.quality_score = agent.expertise.get(task.type, 0.5) * agent.success_rate</w:t>
-      </w:r>
-    </w:p>
-    <w:p/>
-    <w:p>
-      <w:r>
-        <w:t xml:space="preserve">        self.completed_tasks.append(task)</w:t>
-      </w:r>
-    </w:p>
-    <w:p>
-      <w:r>
-        <w:t xml:space="preserve">        del self.active_tasks[task.id]</w:t>
-      </w:r>
-    </w:p>
-    <w:p/>
-    <w:p>
-      <w:r>
-        <w:t xml:space="preserve">        agent.current_load = max(0, agent.current_load - task.complexity)</w:t>
-      </w:r>
-    </w:p>
-    <w:p>
-      <w:r>
-        <w:t xml:space="preserve">        agent.completed_tasks += 1</w:t>
-      </w:r>
-    </w:p>
-    <w:p>
-      <w:r>
-        <w:t xml:space="preserve">        agent.success_rate = 0.95 * agent.success_rate + 0.05 * task.quality_score</w:t>
-      </w:r>
-    </w:p>
-    <w:p/>
-    <w:p/>
-    <w:p>
       <w:pPr>
         <w:pStyle w:val="Heading2"/>
       </w:pPr>
@@ -12657,6 +13625,7 @@
     <w:p/>
     <w:p>
       <w:r>
+        <w:lastRenderedPageBreak/>
         <w:t xml:space="preserve">3. </w:t>
       </w:r>
       <w:r>
@@ -13451,6 +14420,7 @@
           <w:sz w:val="18"/>
           <w:szCs w:val="18"/>
         </w:rPr>
+        <w:lastRenderedPageBreak/>
         <w:t># inside evaluate(n_episodes)</w:t>
       </w:r>
     </w:p>
@@ -13684,7 +14654,6 @@
       </w:pPr>
       <w:bookmarkStart w:id="14" w:name="_Toc220903308"/>
       <w:r>
-        <w:lastRenderedPageBreak/>
         <w:t>Observation Generation</w:t>
       </w:r>
       <w:bookmarkEnd w:id="14"/>
@@ -14884,6 +15853,7 @@
       </w:pPr>
       <w:bookmarkStart w:id="15" w:name="_Toc220903309"/>
       <w:r>
+        <w:lastRenderedPageBreak/>
         <w:t xml:space="preserve">Step </w:t>
       </w:r>
       <w:r>
@@ -14945,186 +15915,186 @@
     </w:p>
     <w:p>
       <w:r>
+        <w:t xml:space="preserve">                task = self.task_queue.popleft()</w:t>
+      </w:r>
+    </w:p>
+    <w:p>
+      <w:r>
+        <w:t xml:space="preserve">                self._assign_task(agent, task)</w:t>
+      </w:r>
+    </w:p>
+    <w:p/>
+    <w:p>
+      <w:r>
+        <w:t xml:space="preserve">                # Calculate immediate reward for assignment</w:t>
+      </w:r>
+    </w:p>
+    <w:p>
+      <w:r>
+        <w:t xml:space="preserve">                match_score = agent.expertise.get(task.type, 0.5)</w:t>
+      </w:r>
+    </w:p>
+    <w:p>
+      <w:r>
+        <w:t xml:space="preserve">                reward += match_score * task.priority</w:t>
+      </w:r>
+    </w:p>
+    <w:p/>
+    <w:p>
+      <w:r>
+        <w:t xml:space="preserve">        # Process active tasks</w:t>
+      </w:r>
+    </w:p>
+    <w:p>
+      <w:r>
+        <w:t xml:space="preserve">        completed_this_step = []</w:t>
+      </w:r>
+    </w:p>
+    <w:p>
+      <w:r>
+        <w:t xml:space="preserve">        for task_id, (task, agent) in list(self.active_tasks.items()):</w:t>
+      </w:r>
+    </w:p>
+    <w:p>
+      <w:r>
+        <w:t xml:space="preserve">            progress = agent.expertise.get(task.type, 0.5) * agent.capacity</w:t>
+      </w:r>
+    </w:p>
+    <w:p/>
+    <w:p>
+      <w:r>
+        <w:t xml:space="preserve">            # Check if task completed</w:t>
+      </w:r>
+    </w:p>
+    <w:p>
+      <w:r>
+        <w:t xml:space="preserve">            if np.random.random() &lt; progress:</w:t>
+      </w:r>
+    </w:p>
+    <w:p>
+      <w:r>
+        <w:t xml:space="preserve">                self._complete_task(task, agent)</w:t>
+      </w:r>
+    </w:p>
+    <w:p>
+      <w:r>
+        <w:t xml:space="preserve">                completed_this_step.append(task)</w:t>
+      </w:r>
+    </w:p>
+    <w:p/>
+    <w:p>
+      <w:r>
+        <w:t xml:space="preserve">                # Calculate completion reward</w:t>
+      </w:r>
+    </w:p>
+    <w:p>
+      <w:r>
+        <w:t xml:space="preserve">                time_bonus = max(0, 1 - (self.current_step / task.deadline))</w:t>
+      </w:r>
+    </w:p>
+    <w:p>
+      <w:r>
+        <w:t xml:space="preserve">                quality = agent.expertise.get(task.type, 0.5) * agent.success_rate</w:t>
+      </w:r>
+    </w:p>
+    <w:p>
+      <w:r>
+        <w:t xml:space="preserve">                reward += (quality * task.priority * (1 + time_bonus)) * 10</w:t>
+      </w:r>
+    </w:p>
+    <w:p/>
+    <w:p>
+      <w:r>
+        <w:t xml:space="preserve">        # Update collaboration matrix based on actions</w:t>
+      </w:r>
+    </w:p>
+    <w:p>
+      <w:r>
+        <w:t xml:space="preserve">        for i in range(self.n_agents):</w:t>
+      </w:r>
+    </w:p>
+    <w:p>
+      <w:r>
+        <w:t xml:space="preserve">            for j in range(self.n_agents):</w:t>
+      </w:r>
+    </w:p>
+    <w:p>
+      <w:r>
+        <w:t xml:space="preserve">                if i != j and action[i, 2] &gt; 0.7 and action[j, 2] &gt; 0.7:</w:t>
+      </w:r>
+    </w:p>
+    <w:p>
+      <w:r>
+        <w:t xml:space="preserve">                    self.collaboration_matrix[i, j] *= 1.01</w:t>
+      </w:r>
+    </w:p>
+    <w:p>
+      <w:r>
+        <w:t xml:space="preserve">                    reward += 0.5  # Collaboration bonus</w:t>
+      </w:r>
+    </w:p>
+    <w:p/>
+    <w:p>
+      <w:r>
+        <w:t xml:space="preserve">        # Generate new tasks</w:t>
+      </w:r>
+    </w:p>
+    <w:p>
+      <w:r>
+        <w:t xml:space="preserve">        if np.random.random() &lt; 0.3:</w:t>
+      </w:r>
+    </w:p>
+    <w:p>
+      <w:r>
+        <w:t xml:space="preserve">            self.task_queue.append(self._generate_task())</w:t>
+      </w:r>
+    </w:p>
+    <w:p/>
+    <w:p>
+      <w:r>
+        <w:t xml:space="preserve">        # Calculate penalties</w:t>
+      </w:r>
+    </w:p>
+    <w:p>
+      <w:r>
         <w:lastRenderedPageBreak/>
-        <w:t xml:space="preserve">                task = self.task_queue.popleft()</w:t>
-      </w:r>
-    </w:p>
-    <w:p>
-      <w:r>
-        <w:t xml:space="preserve">                self._assign_task(agent, task)</w:t>
+        <w:t xml:space="preserve">        queue_penalty = len(self.task_queue) * 0.1</w:t>
+      </w:r>
+    </w:p>
+    <w:p>
+      <w:r>
+        <w:t xml:space="preserve">        overdue_penalty = sum(1 for t in self.active_tasks.values()</w:t>
+      </w:r>
+    </w:p>
+    <w:p>
+      <w:r>
+        <w:t xml:space="preserve">                            if self.current_step &gt; t[0].deadline) * 0.5</w:t>
+      </w:r>
+    </w:p>
+    <w:p>
+      <w:r>
+        <w:t xml:space="preserve">        reward -= (queue_penalty + overdue_penalty)</w:t>
       </w:r>
     </w:p>
     <w:p/>
     <w:p>
       <w:r>
-        <w:t xml:space="preserve">                # Calculate immediate reward for assignment</w:t>
-      </w:r>
-    </w:p>
-    <w:p>
-      <w:r>
-        <w:t xml:space="preserve">                match_score = agent.expertise.get(task.type, 0.5)</w:t>
-      </w:r>
-    </w:p>
-    <w:p>
-      <w:r>
-        <w:t xml:space="preserve">                reward += match_score * task.priority</w:t>
+        <w:t xml:space="preserve">        # Check termination</w:t>
+      </w:r>
+    </w:p>
+    <w:p>
+      <w:r>
+        <w:t xml:space="preserve">        done = self.current_step &gt;= self.max_steps</w:t>
+      </w:r>
+    </w:p>
+    <w:p>
+      <w:r>
+        <w:t xml:space="preserve">        truncated = False</w:t>
       </w:r>
     </w:p>
     <w:p/>
     <w:p>
       <w:r>
-        <w:t xml:space="preserve">        # Process active tasks</w:t>
-      </w:r>
-    </w:p>
-    <w:p>
-      <w:r>
-        <w:t xml:space="preserve">        completed_this_step = []</w:t>
-      </w:r>
-    </w:p>
-    <w:p>
-      <w:r>
-        <w:t xml:space="preserve">        for task_id, (task, agent) in list(self.active_tasks.items()):</w:t>
-      </w:r>
-    </w:p>
-    <w:p>
-      <w:r>
-        <w:t xml:space="preserve">            progress = agent.expertise.get(task.type, 0.5) * agent.capacity</w:t>
-      </w:r>
-    </w:p>
-    <w:p/>
-    <w:p>
-      <w:r>
-        <w:t xml:space="preserve">            # Check if task completed</w:t>
-      </w:r>
-    </w:p>
-    <w:p>
-      <w:r>
-        <w:t xml:space="preserve">            if np.random.random() &lt; progress:</w:t>
-      </w:r>
-    </w:p>
-    <w:p>
-      <w:r>
-        <w:t xml:space="preserve">                self._complete_task(task, agent)</w:t>
-      </w:r>
-    </w:p>
-    <w:p>
-      <w:r>
-        <w:t xml:space="preserve">                completed_this_step.append(task)</w:t>
-      </w:r>
-    </w:p>
-    <w:p/>
-    <w:p>
-      <w:r>
-        <w:t xml:space="preserve">                # Calculate completion reward</w:t>
-      </w:r>
-    </w:p>
-    <w:p>
-      <w:r>
-        <w:t xml:space="preserve">                time_bonus = max(0, 1 - (self.current_step / task.deadline))</w:t>
-      </w:r>
-    </w:p>
-    <w:p>
-      <w:r>
-        <w:t xml:space="preserve">                quality = agent.expertise.get(task.type, 0.5) * agent.success_rate</w:t>
-      </w:r>
-    </w:p>
-    <w:p>
-      <w:r>
-        <w:t xml:space="preserve">                reward += (quality * task.priority * (1 + time_bonus)) * 10</w:t>
-      </w:r>
-    </w:p>
-    <w:p/>
-    <w:p>
-      <w:r>
-        <w:t xml:space="preserve">        # Update collaboration matrix based on actions</w:t>
-      </w:r>
-    </w:p>
-    <w:p>
-      <w:r>
-        <w:t xml:space="preserve">        for i in range(self.n_agents):</w:t>
-      </w:r>
-    </w:p>
-    <w:p>
-      <w:r>
-        <w:t xml:space="preserve">            for j in range(self.n_agents):</w:t>
-      </w:r>
-    </w:p>
-    <w:p>
-      <w:r>
-        <w:t xml:space="preserve">                if i != j and action[i, 2] &gt; 0.7 and action[j, 2] &gt; 0.7:</w:t>
-      </w:r>
-    </w:p>
-    <w:p>
-      <w:r>
-        <w:t xml:space="preserve">                    self.collaboration_matrix[i, j] *= 1.01</w:t>
-      </w:r>
-    </w:p>
-    <w:p>
-      <w:r>
-        <w:t xml:space="preserve">                    reward += 0.5  # Collaboration bonus</w:t>
-      </w:r>
-    </w:p>
-    <w:p/>
-    <w:p>
-      <w:r>
-        <w:t xml:space="preserve">        # Generate new tasks</w:t>
-      </w:r>
-    </w:p>
-    <w:p>
-      <w:r>
-        <w:t xml:space="preserve">        if np.random.random() &lt; 0.3:</w:t>
-      </w:r>
-    </w:p>
-    <w:p>
-      <w:r>
-        <w:t xml:space="preserve">            self.task_queue.append(self._generate_task())</w:t>
-      </w:r>
-    </w:p>
-    <w:p/>
-    <w:p>
-      <w:r>
-        <w:t xml:space="preserve">        # Calculate penalties</w:t>
-      </w:r>
-    </w:p>
-    <w:p>
-      <w:r>
-        <w:t xml:space="preserve">        queue_penalty = len(self.task_queue) * 0.1</w:t>
-      </w:r>
-    </w:p>
-    <w:p>
-      <w:r>
-        <w:t xml:space="preserve">        overdue_penalty = sum(1 for t in self.active_tasks.values()</w:t>
-      </w:r>
-    </w:p>
-    <w:p>
-      <w:r>
-        <w:t xml:space="preserve">                            if self.current_step &gt; t[0].deadline) * 0.5</w:t>
-      </w:r>
-    </w:p>
-    <w:p>
-      <w:r>
-        <w:t xml:space="preserve">        reward -= (queue_penalty + overdue_penalty)</w:t>
-      </w:r>
-    </w:p>
-    <w:p/>
-    <w:p>
-      <w:r>
-        <w:t xml:space="preserve">        # Check termination</w:t>
-      </w:r>
-    </w:p>
-    <w:p>
-      <w:r>
-        <w:t xml:space="preserve">        done = self.current_step &gt;= self.max_steps</w:t>
-      </w:r>
-    </w:p>
-    <w:p>
-      <w:r>
-        <w:t xml:space="preserve">        truncated = False</w:t>
-      </w:r>
-    </w:p>
-    <w:p/>
-    <w:p>
-      <w:r>
         <w:t xml:space="preserve">        # Prepare info</w:t>
       </w:r>
     </w:p>
@@ -15150,7 +16120,6 @@
     </w:p>
     <w:p>
       <w:r>
-        <w:lastRenderedPageBreak/>
         <w:t xml:space="preserve">            "avg_success_rate": np.mean([a.success_rate for a in self.agents])</w:t>
       </w:r>
     </w:p>
@@ -15334,18 +16303,18 @@
       </w:pPr>
       <w:bookmarkStart w:id="17" w:name="_Toc220903311"/>
       <w:r>
+        <w:t>Class Diagrams</w:t>
+      </w:r>
+      <w:bookmarkEnd w:id="17"/>
+    </w:p>
+    <w:p/>
+    <w:p>
+      <w:pPr>
+        <w:pStyle w:val="Heading2"/>
+      </w:pPr>
+      <w:bookmarkStart w:id="18" w:name="_Toc220903312"/>
+      <w:r>
         <w:lastRenderedPageBreak/>
-        <w:t>Class Diagrams</w:t>
-      </w:r>
-      <w:bookmarkEnd w:id="17"/>
-    </w:p>
-    <w:p/>
-    <w:p>
-      <w:pPr>
-        <w:pStyle w:val="Heading2"/>
-      </w:pPr>
-      <w:bookmarkStart w:id="18" w:name="_Toc220903312"/>
-      <w:r>
         <w:t>Core Classes</w:t>
       </w:r>
       <w:bookmarkEnd w:id="18"/>
@@ -17661,7 +18630,7 @@
           </mc:Choice>
           <mc:Fallback>
             <w:pict>
-              <v:shape w14:anchorId="19B2FC27" id="Freeform 27" o:spid="_x0000_s1026" style="position:absolute;margin-left:-43.3pt;margin-top:111pt;width:524.4pt;height:166.05pt;z-index:251703296;visibility:visible;mso-wrap-style:square;mso-height-percent:0;mso-wrap-distance-left:9pt;mso-wrap-distance-top:0;mso-wrap-distance-right:9pt;mso-wrap-distance-bottom:0;mso-position-horizontal:absolute;mso-position-horizontal-relative:text;mso-position-vertical:absolute;mso-position-vertical-relative:text;mso-height-percent:0;mso-height-relative:margin;v-text-anchor:middle" coordsize="6660186,2143785" o:gfxdata="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" path="m6480510,1559v12451,-2491,24902,-4981,53788,17929c6563184,42398,6638886,101167,6653827,139018v14941,37851,2988,75702,-29882,107576c6591075,278468,6541271,305363,6456604,330265v-84667,24902,-254000,52792,-340659,65741c6029286,408955,5936651,407959,5936651,407959r-484094,29882l5087992,461747v-132478,6972,-281890,13945,-430306,17929c4509270,483660,4375796,480673,4197498,485653v-178298,4980,-609600,23906,-609600,23906l3121733,521512r-806823,5976l1806910,539441r-645459,5977c959247,550398,740109,555378,593686,569323,447262,583268,367577,604186,282910,629088,198243,653990,132502,656978,85686,718735,38870,780492,10981,887072,2016,999629v-8965,112557,13945,281890,29882,394447c47835,1506633,70745,1592296,97639,1674970v26894,82674,58769,153396,95624,215153c230118,1951880,268965,2004673,318769,2045512v49804,40839,129490,74706,173317,89647c535913,2150100,558823,2142629,581733,2135159e" filled="f" strokecolor="#030e13 [484]" strokeweight=".5pt">
+              <v:shape w14:anchorId="35994B1B" id="Freeform 27" o:spid="_x0000_s1026" style="position:absolute;margin-left:-43.3pt;margin-top:111pt;width:524.4pt;height:166.05pt;z-index:251703296;visibility:visible;mso-wrap-style:square;mso-height-percent:0;mso-wrap-distance-left:9pt;mso-wrap-distance-top:0;mso-wrap-distance-right:9pt;mso-wrap-distance-bottom:0;mso-position-horizontal:absolute;mso-position-horizontal-relative:text;mso-position-vertical:absolute;mso-position-vertical-relative:text;mso-height-percent:0;mso-height-relative:margin;v-text-anchor:middle" coordsize="6660186,2143785" o:gfxdata="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" path="m6480510,1559v12451,-2491,24902,-4981,53788,17929c6563184,42398,6638886,101167,6653827,139018v14941,37851,2988,75702,-29882,107576c6591075,278468,6541271,305363,6456604,330265v-84667,24902,-254000,52792,-340659,65741c6029286,408955,5936651,407959,5936651,407959r-484094,29882l5087992,461747v-132478,6972,-281890,13945,-430306,17929c4509270,483660,4375796,480673,4197498,485653v-178298,4980,-609600,23906,-609600,23906l3121733,521512r-806823,5976l1806910,539441r-645459,5977c959247,550398,740109,555378,593686,569323,447262,583268,367577,604186,282910,629088,198243,653990,132502,656978,85686,718735,38870,780492,10981,887072,2016,999629v-8965,112557,13945,281890,29882,394447c47835,1506633,70745,1592296,97639,1674970v26894,82674,58769,153396,95624,215153c230118,1951880,268965,2004673,318769,2045512v49804,40839,129490,74706,173317,89647c535913,2150100,558823,2142629,581733,2135159e" filled="f" strokecolor="#030e13 [484]" strokeweight=".5pt">
                 <v:stroke opacity="34181f" joinstyle="miter"/>
                 <v:path arrowok="t" o:connecttype="custom" o:connectlocs="6480510,1534;6534298,19171;6653827,136759;6623945,242587;6456604,324898;6115945,389571;5936651,401329;5452557,430726;5087992,454243;4657686,471881;4197498,477761;3587898,501278;3121733,513037;2314910,518916;1806910,530675;1161451,536555;593686,560071;282910,618865;85686,707055;2016,983384;31898,1371421;97639,1647751;193263,1859407;318769,2012271;492086,2100461;581733,2100461" o:connectangles="0,0,0,0,0,0,0,0,0,0,0,0,0,0,0,0,0,0,0,0,0,0,0,0,0,0"/>
               </v:shape>
@@ -18029,7 +18998,7 @@
           </mc:Choice>
           <mc:Fallback>
             <w:pict>
-              <v:shape w14:anchorId="64BDA98D" id="Freeform 26" o:spid="_x0000_s1026" style="position:absolute;margin-left:-26.6pt;margin-top:62pt;width:519.5pt;height:160.95pt;z-index:251702272;visibility:visible;mso-wrap-style:square;mso-wrap-distance-left:9pt;mso-wrap-distance-top:0;mso-wrap-distance-right:9pt;mso-wrap-distance-bottom:0;mso-position-horizontal:absolute;mso-position-horizontal-relative:text;mso-position-vertical:absolute;mso-position-vertical-relative:text;v-text-anchor:middle" coordsize="6597555,2043953" o:gfxdata="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" path="m6284303,v79188,69227,158377,138454,203200,197223c6532327,255992,6535315,291851,6553244,352612v17930,60761,35860,148415,41836,209176c6601056,622549,6595079,659404,6589103,717176v-5976,57772,-11953,130486,-29882,191247c6541292,969184,6519378,1037913,6481527,1081741v-37851,43828,-149412,89647,-149412,89647l6332115,1171388v-57773,7969,-240055,35859,-346635,47812c5878900,1231153,5820131,1236133,5692633,1243106v-127498,6973,-472142,17929,-472142,17929l4826044,1272988r-406400,11953l3750280,1290917r-621553,5977l2507174,1302870r-567765,5977l1574844,1314823r-472141,5977l612633,1332753v-130486,2988,-216149,1992,-292847,5976c243088,1342713,203244,1328769,152444,1356659v-50800,27890,-113552,94627,-137458,149411c-8920,1560854,1041,1629584,9009,1685364v7968,55780,31874,113554,53788,155389c84711,1882588,116585,1908486,140491,1936376v23906,27890,40840,55781,65742,71718c231135,2024031,265001,2026024,289903,2032000v24902,5976,45321,8964,65741,11953e" filled="f" strokecolor="#030e13 [484]" strokeweight=".5pt">
+              <v:shape w14:anchorId="45F2A872" id="Freeform 26" o:spid="_x0000_s1026" style="position:absolute;margin-left:-26.6pt;margin-top:62pt;width:519.5pt;height:160.95pt;z-index:251702272;visibility:visible;mso-wrap-style:square;mso-wrap-distance-left:9pt;mso-wrap-distance-top:0;mso-wrap-distance-right:9pt;mso-wrap-distance-bottom:0;mso-position-horizontal:absolute;mso-position-horizontal-relative:text;mso-position-vertical:absolute;mso-position-vertical-relative:text;v-text-anchor:middle" coordsize="6597555,2043953" o:gfxdata="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" path="m6284303,v79188,69227,158377,138454,203200,197223c6532327,255992,6535315,291851,6553244,352612v17930,60761,35860,148415,41836,209176c6601056,622549,6595079,659404,6589103,717176v-5976,57772,-11953,130486,-29882,191247c6541292,969184,6519378,1037913,6481527,1081741v-37851,43828,-149412,89647,-149412,89647l6332115,1171388v-57773,7969,-240055,35859,-346635,47812c5878900,1231153,5820131,1236133,5692633,1243106v-127498,6973,-472142,17929,-472142,17929l4826044,1272988r-406400,11953l3750280,1290917r-621553,5977l2507174,1302870r-567765,5977l1574844,1314823r-472141,5977l612633,1332753v-130486,2988,-216149,1992,-292847,5976c243088,1342713,203244,1328769,152444,1356659v-50800,27890,-113552,94627,-137458,149411c-8920,1560854,1041,1629584,9009,1685364v7968,55780,31874,113554,53788,155389c84711,1882588,116585,1908486,140491,1936376v23906,27890,40840,55781,65742,71718c231135,2024031,265001,2026024,289903,2032000v24902,5976,45321,8964,65741,11953e" filled="f" strokecolor="#030e13 [484]" strokeweight=".5pt">
                 <v:stroke opacity="34695f" joinstyle="miter"/>
                 <v:path arrowok="t" o:connecttype="custom" o:connectlocs="6284303,0;6487503,197223;6553244,352612;6595080,561788;6589103,717176;6559221,908423;6481527,1081741;6332115,1171388;6332115,1171388;5985480,1219200;5692633,1243106;5220491,1261035;4826044,1272988;4419644,1284941;3750280,1290917;3128727,1296894;2507174,1302870;1939409,1308847;1574844,1314823;1102703,1320800;612633,1332753;319786,1338729;152444,1356659;14986,1506070;9009,1685364;62797,1840753;140491,1936376;206233,2008094;289903,2032000;355644,2043953" o:connectangles="0,0,0,0,0,0,0,0,0,0,0,0,0,0,0,0,0,0,0,0,0,0,0,0,0,0,0,0,0,0"/>
               </v:shape>
@@ -18439,7 +19408,7 @@
           </mc:Choice>
           <mc:Fallback>
             <w:pict>
-              <v:shape w14:anchorId="348E30CE" id="Freeform 29" o:spid="_x0000_s1026" style="position:absolute;margin-left:-44.3pt;margin-top:113.7pt;width:525.4pt;height:165.1pt;z-index:251705344;visibility:visible;mso-wrap-style:square;mso-wrap-distance-left:9pt;mso-wrap-distance-top:0;mso-wrap-distance-right:9pt;mso-wrap-distance-bottom:0;mso-position-horizontal:absolute;mso-position-horizontal-relative:text;mso-position-vertical:absolute;mso-position-vertical-relative:text;v-text-anchor:middle" coordsize="6672793,2097040" o:gfxdata="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" path="m6503202,9526v28886,-6973,57772,-13945,83670,-5976c6612770,11519,6644645,20483,6658590,57338v13945,36855,16933,94627,11953,167341c6665563,297393,6660582,421902,6628708,493620v-31874,71718,-66738,128494,-149412,161365c6396622,687856,6281077,683872,6132661,690844v-148416,6972,-351616,6972,-543859,5976c5396559,695824,4979202,684868,4979202,684868r-573741,-5977l3777931,666938v-197224,-1992,-555812,,-555812,l2600566,666938r-663388,l1214025,660962c1003853,657974,843484,638052,676143,649009,508802,659966,316558,673911,209978,726703,103398,779495,71524,868146,36661,965762,1798,1063378,-2186,1205817,802,1312397v2988,106580,30878,204196,53788,292847c77500,1693895,104394,1784538,138261,1844303v33867,59765,85662,87655,119529,119529c291657,1995706,310582,2016625,341461,2035550v30878,18926,72714,31874,101600,41835c471947,2087346,493860,2092327,514778,2095315v20918,2988,37353,1494,53788,e" filled="f" strokecolor="#030e13 [484]" strokeweight=".5pt">
+              <v:shape w14:anchorId="57844A84" id="Freeform 29" o:spid="_x0000_s1026" style="position:absolute;margin-left:-44.3pt;margin-top:113.7pt;width:525.4pt;height:165.1pt;z-index:251705344;visibility:visible;mso-wrap-style:square;mso-wrap-distance-left:9pt;mso-wrap-distance-top:0;mso-wrap-distance-right:9pt;mso-wrap-distance-bottom:0;mso-position-horizontal:absolute;mso-position-horizontal-relative:text;mso-position-vertical:absolute;mso-position-vertical-relative:text;v-text-anchor:middle" coordsize="6672793,2097040" o:gfxdata="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" path="m6503202,9526v28886,-6973,57772,-13945,83670,-5976c6612770,11519,6644645,20483,6658590,57338v13945,36855,16933,94627,11953,167341c6665563,297393,6660582,421902,6628708,493620v-31874,71718,-66738,128494,-149412,161365c6396622,687856,6281077,683872,6132661,690844v-148416,6972,-351616,6972,-543859,5976c5396559,695824,4979202,684868,4979202,684868r-573741,-5977l3777931,666938v-197224,-1992,-555812,,-555812,l2600566,666938r-663388,l1214025,660962c1003853,657974,843484,638052,676143,649009,508802,659966,316558,673911,209978,726703,103398,779495,71524,868146,36661,965762,1798,1063378,-2186,1205817,802,1312397v2988,106580,30878,204196,53788,292847c77500,1693895,104394,1784538,138261,1844303v33867,59765,85662,87655,119529,119529c291657,1995706,310582,2016625,341461,2035550v30878,18926,72714,31874,101600,41835c471947,2087346,493860,2092327,514778,2095315v20918,2988,37353,1494,53788,e" filled="f" strokecolor="#030e13 [484]" strokeweight=".5pt">
                 <v:stroke opacity="31868f" joinstyle="miter"/>
                 <v:path arrowok="t" o:connecttype="custom" o:connectlocs="6503202,9526;6586872,3550;6658590,57338;6670543,224679;6628708,493620;6479296,654985;6132661,690844;5588802,696820;4979202,684868;4405461,678891;3777931,666938;3222119,666938;2600566,666938;1937178,666938;1214025,660962;676143,649009;209978,726703;36661,965762;802,1312397;54590,1605244;138261,1844303;257790,1963832;341461,2035550;443061,2077385;514778,2095315;568566,2095315" o:connectangles="0,0,0,0,0,0,0,0,0,0,0,0,0,0,0,0,0,0,0,0,0,0,0,0,0,0"/>
               </v:shape>
@@ -18757,7 +19726,7 @@
           </mc:Choice>
           <mc:Fallback>
             <w:pict>
-              <v:shape w14:anchorId="79DA1A35" id="Freeform 28" o:spid="_x0000_s1026" style="position:absolute;margin-left:-21.05pt;margin-top:70.2pt;width:516.2pt;height:155.95pt;z-index:251704320;visibility:visible;mso-wrap-style:square;mso-wrap-distance-left:9pt;mso-wrap-distance-top:0;mso-wrap-distance-right:9pt;mso-wrap-distance-bottom:0;mso-position-horizontal:absolute;mso-position-horizontal-relative:text;mso-position-vertical:absolute;mso-position-vertical-relative:text;v-text-anchor:middle" coordsize="6555831,1980354" o:gfxdata="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" path="m6207906,v83670,87156,167341,174313,215153,245035c6470871,315757,6472862,346636,6494776,424330v21914,77694,53789,202203,59765,286870c6560517,795867,6544580,859616,6530635,932330v-13945,72714,-28887,153395,-59765,215152c6439992,1209239,6411106,1268008,6345365,1302871v-65741,34863,-167342,41835,-268942,53788c5974823,1368612,5867247,1373592,5735765,1374588v-131482,996,-448236,-11953,-448236,-11953l4689882,1350682r-651435,l3488612,1356659v-190251,,-591671,-5977,-591671,-5977l2143906,1350682v-231090,1992,-633506,11953,-633506,11953l841035,1362635v-197223,,-392455,-5976,-513976,c205538,1368611,165694,1359647,111906,1398494,58118,1437341,18274,1529977,4329,1595718v-13945,65741,8965,144431,23906,197223c43176,1845733,64094,1882589,93976,1912471v29882,29882,84667,48807,113553,59764c236415,1983192,251854,1980702,267294,1978212e" filled="f" strokecolor="#030e13 [484]" strokeweight=".5pt">
+              <v:shape w14:anchorId="15654D03" id="Freeform 28" o:spid="_x0000_s1026" style="position:absolute;margin-left:-21.05pt;margin-top:70.2pt;width:516.2pt;height:155.95pt;z-index:251704320;visibility:visible;mso-wrap-style:square;mso-wrap-distance-left:9pt;mso-wrap-distance-top:0;mso-wrap-distance-right:9pt;mso-wrap-distance-bottom:0;mso-position-horizontal:absolute;mso-position-horizontal-relative:text;mso-position-vertical:absolute;mso-position-vertical-relative:text;v-text-anchor:middle" coordsize="6555831,1980354" o:gfxdata="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" path="m6207906,v83670,87156,167341,174313,215153,245035c6470871,315757,6472862,346636,6494776,424330v21914,77694,53789,202203,59765,286870c6560517,795867,6544580,859616,6530635,932330v-13945,72714,-28887,153395,-59765,215152c6439992,1209239,6411106,1268008,6345365,1302871v-65741,34863,-167342,41835,-268942,53788c5974823,1368612,5867247,1373592,5735765,1374588v-131482,996,-448236,-11953,-448236,-11953l4689882,1350682r-651435,l3488612,1356659v-190251,,-591671,-5977,-591671,-5977l2143906,1350682v-231090,1992,-633506,11953,-633506,11953l841035,1362635v-197223,,-392455,-5976,-513976,c205538,1368611,165694,1359647,111906,1398494,58118,1437341,18274,1529977,4329,1595718v-13945,65741,8965,144431,23906,197223c43176,1845733,64094,1882589,93976,1912471v29882,29882,84667,48807,113553,59764c236415,1983192,251854,1980702,267294,1978212e" filled="f" strokecolor="#030e13 [484]" strokeweight=".5pt">
                 <v:stroke opacity="29555f" joinstyle="miter"/>
                 <v:path arrowok="t" o:connecttype="custom" o:connectlocs="6207906,0;6423059,245035;6494776,424330;6554541,711200;6530635,932330;6470870,1147482;6345365,1302871;6076423,1356659;5735765,1374588;5287529,1362635;4689882,1350682;4038447,1350682;3488612,1356659;2896941,1350682;2143906,1350682;1510400,1362635;841035,1362635;327059,1362635;111906,1398494;4329,1595718;28235,1792941;93976,1912471;207529,1972235;267294,1978212" o:connectangles="0,0,0,0,0,0,0,0,0,0,0,0,0,0,0,0,0,0,0,0,0,0,0,0"/>
               </v:shape>
@@ -19131,7 +20100,7 @@
           </mc:Choice>
           <mc:Fallback>
             <w:pict>
-              <v:shape w14:anchorId="713C24B2" id="Freeform 30" o:spid="_x0000_s1026" style="position:absolute;margin-left:-46.15pt;margin-top:99.85pt;width:536.35pt;height:149.65pt;z-index:251706368;visibility:visible;mso-wrap-style:square;mso-wrap-distance-left:9pt;mso-wrap-distance-top:0;mso-wrap-distance-right:9pt;mso-wrap-distance-bottom:0;mso-position-horizontal:absolute;mso-position-horizontal-relative:text;mso-position-vertical:absolute;mso-position-vertical-relative:text;v-text-anchor:middle" coordsize="6811425,1900517" o:gfxdata="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" path="m6514971,v92137,19423,184274,38847,233082,59765c6796861,80683,6798853,102596,6807818,125506v8965,22910,-997,43827,-5977,71717c6796861,225113,6792877,249020,6777936,292847v-14941,43827,-36856,118533,-65742,167341c6683308,508996,6655418,556808,6604618,585694v-50800,28886,-84667,35859,-197224,47812c6294837,645459,6152398,651436,5929277,657412v-223121,5976,-543859,11953,-860612,11953c4751912,669365,4028759,657412,4028759,657412r-1165412,l1500712,657412r-890494,5976c403034,676337,350241,686298,257606,735106,164971,783914,97237,862604,54406,956235,11575,1049866,-3366,1181349,618,1296894v3984,115545,41835,263961,77694,352612c114171,1738157,173936,1791945,215771,1828800v41835,36855,72714,30878,113553,41835c370163,1881592,417975,1889561,460806,1894541v42831,4980,84168,5478,125506,5976e" filled="f" strokecolor="#030e13 [484]" strokeweight=".5pt">
+              <v:shape w14:anchorId="2CE365BC" id="Freeform 30" o:spid="_x0000_s1026" style="position:absolute;margin-left:-46.15pt;margin-top:99.85pt;width:536.35pt;height:149.65pt;z-index:251706368;visibility:visible;mso-wrap-style:square;mso-wrap-distance-left:9pt;mso-wrap-distance-top:0;mso-wrap-distance-right:9pt;mso-wrap-distance-bottom:0;mso-position-horizontal:absolute;mso-position-horizontal-relative:text;mso-position-vertical:absolute;mso-position-vertical-relative:text;v-text-anchor:middle" coordsize="6811425,1900517" o:gfxdata="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" path="m6514971,v92137,19423,184274,38847,233082,59765c6796861,80683,6798853,102596,6807818,125506v8965,22910,-997,43827,-5977,71717c6796861,225113,6792877,249020,6777936,292847v-14941,43827,-36856,118533,-65742,167341c6683308,508996,6655418,556808,6604618,585694v-50800,28886,-84667,35859,-197224,47812c6294837,645459,6152398,651436,5929277,657412v-223121,5976,-543859,11953,-860612,11953c4751912,669365,4028759,657412,4028759,657412r-1165412,l1500712,657412r-890494,5976c403034,676337,350241,686298,257606,735106,164971,783914,97237,862604,54406,956235,11575,1049866,-3366,1181349,618,1296894v3984,115545,41835,263961,77694,352612c114171,1738157,173936,1791945,215771,1828800v41835,36855,72714,30878,113553,41835c370163,1881592,417975,1889561,460806,1894541v42831,4980,84168,5478,125506,5976e" filled="f" strokecolor="#030e13 [484]" strokeweight=".5pt">
                 <v:stroke opacity="34181f" joinstyle="miter"/>
                 <v:path arrowok="t" o:connecttype="custom" o:connectlocs="6514971,0;6748053,59765;6807818,125506;6801841,197223;6777936,292847;6712194,460188;6604618,585694;6407394,633506;5929277,657412;5068665,669365;4028759,657412;2863347,657412;1500712,657412;610218,663388;257606,735106;54406,956235;618,1296894;78312,1649506;215771,1828800;329324,1870635;460806,1894541;586312,1900517" o:connectangles="0,0,0,0,0,0,0,0,0,0,0,0,0,0,0,0,0,0,0,0,0,0"/>
               </v:shape>
@@ -20225,7 +21194,7 @@
           </mc:Choice>
           <mc:Fallback>
             <w:pict>
-              <v:shape w14:anchorId="71B35101" id="Freeform 3" o:spid="_x0000_s1026" style="position:absolute;margin-left:71.05pt;margin-top:3.35pt;width:110.75pt;height:26pt;z-index:251665408;visibility:visible;mso-wrap-style:square;mso-wrap-distance-left:9pt;mso-wrap-distance-top:0;mso-wrap-distance-right:9pt;mso-wrap-distance-bottom:0;mso-position-horizontal:absolute;mso-position-horizontal-relative:text;mso-position-vertical:absolute;mso-position-vertical-relative:text;v-text-anchor:middle" coordsize="1406771,330481" o:gfxdata="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" path="m,324504c6474,267230,12949,209956,65741,163140,118533,116324,217145,70504,316753,43610,416361,16716,560792,6755,663388,1775v102596,-4980,183278,996,268941,11953c1017992,24685,1117600,48591,1177365,67516v59765,18925,79686,35859,113553,59765c1324785,151187,1361640,183061,1380565,210951v18925,27890,23906,83671,23906,83671c1408455,314544,1406463,322512,1404471,330481e" filled="f" strokecolor="#030e13 [484]" strokeweight="1pt">
+              <v:shape w14:anchorId="53157B3F" id="Freeform 3" o:spid="_x0000_s1026" style="position:absolute;margin-left:71.05pt;margin-top:3.35pt;width:110.75pt;height:26pt;z-index:251665408;visibility:visible;mso-wrap-style:square;mso-wrap-distance-left:9pt;mso-wrap-distance-top:0;mso-wrap-distance-right:9pt;mso-wrap-distance-bottom:0;mso-position-horizontal:absolute;mso-position-horizontal-relative:text;mso-position-vertical:absolute;mso-position-vertical-relative:text;v-text-anchor:middle" coordsize="1406771,330481" o:gfxdata="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" path="m,324504c6474,267230,12949,209956,65741,163140,118533,116324,217145,70504,316753,43610,416361,16716,560792,6755,663388,1775v102596,-4980,183278,996,268941,11953c1017992,24685,1117600,48591,1177365,67516v59765,18925,79686,35859,113553,59765c1324785,151187,1361640,183061,1380565,210951v18925,27890,23906,83671,23906,83671c1408455,314544,1406463,322512,1404471,330481e" filled="f" strokecolor="#030e13 [484]" strokeweight="1pt">
                 <v:stroke endarrow="block" endarrowwidth="narrow" endarrowlength="short" joinstyle="miter"/>
                 <v:path arrowok="t" o:connecttype="custom" o:connectlocs="0,324504;65741,163140;316753,43610;663388,1775;932329,13728;1177365,67516;1290918,127281;1380565,210951;1404471,294622;1404471,330481" o:connectangles="0,0,0,0,0,0,0,0,0,0"/>
               </v:shape>
@@ -20666,7 +21635,7 @@
           </mc:Choice>
           <mc:Fallback>
             <w:pict>
-              <v:shape w14:anchorId="3E83A432" id="Freeform 4" o:spid="_x0000_s1026" style="position:absolute;margin-left:70.45pt;margin-top:3.2pt;width:111.2pt;height:25pt;z-index:251666432;visibility:visible;mso-wrap-style:square;mso-wrap-distance-left:9pt;mso-wrap-distance-top:0;mso-wrap-distance-right:9pt;mso-wrap-distance-bottom:0;mso-position-horizontal:absolute;mso-position-horizontal-relative:text;mso-position-vertical:absolute;mso-position-vertical-relative:text;v-text-anchor:middle" coordsize="1412408,317188" o:gfxdata="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" path="m1412217,v498,46816,996,93632,-11953,125506c1387315,157380,1374366,169333,1334523,191247v-39843,21914,-108573,48808,-173318,65741c1096460,273921,1060601,282886,946052,292847v-114549,9961,-356596,21914,-472141,23906c358366,318745,312546,313765,252781,304800,193016,295835,153174,286871,115323,262965,77472,239059,44600,190251,25675,161365,6750,132479,5754,112557,1770,89647v-3984,-22910,,-65741,,-65741l1770,11953e" filled="f" strokecolor="#030e13 [484]" strokeweight="1pt">
+              <v:shape w14:anchorId="26A8F256" id="Freeform 4" o:spid="_x0000_s1026" style="position:absolute;margin-left:70.45pt;margin-top:3.2pt;width:111.2pt;height:25pt;z-index:251666432;visibility:visible;mso-wrap-style:square;mso-wrap-distance-left:9pt;mso-wrap-distance-top:0;mso-wrap-distance-right:9pt;mso-wrap-distance-bottom:0;mso-position-horizontal:absolute;mso-position-horizontal-relative:text;mso-position-vertical:absolute;mso-position-vertical-relative:text;v-text-anchor:middle" coordsize="1412408,317188" o:gfxdata="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" path="m1412217,v498,46816,996,93632,-11953,125506c1387315,157380,1374366,169333,1334523,191247v-39843,21914,-108573,48808,-173318,65741c1096460,273921,1060601,282886,946052,292847v-114549,9961,-356596,21914,-472141,23906c358366,318745,312546,313765,252781,304800,193016,295835,153174,286871,115323,262965,77472,239059,44600,190251,25675,161365,6750,132479,5754,112557,1770,89647v-3984,-22910,,-65741,,-65741l1770,11953e" filled="f" strokecolor="#030e13 [484]" strokeweight="1pt">
                 <v:stroke endarrow="block" endarrowwidth="narrow" endarrowlength="short" joinstyle="miter"/>
                 <v:path arrowok="t" o:connecttype="custom" o:connectlocs="1412217,0;1400264,125506;1334523,191247;1161205,256988;946052,292847;473911,316753;252781,304800;115323,262965;25675,161365;1770,89647;1770,23906;1770,11953" o:connectangles="0,0,0,0,0,0,0,0,0,0,0,0"/>
               </v:shape>
@@ -38760,7 +39729,7 @@
 </file>
 
 <file path=customXml/itemProps1.xml><?xml version="1.0" encoding="utf-8"?>
-<ds:datastoreItem xmlns:ds="http://schemas.openxmlformats.org/officeDocument/2006/customXml" ds:itemID="{FC8EC3F3-0AFD-9B49-A568-5AB77BE16FDD}">
+<ds:datastoreItem xmlns:ds="http://schemas.openxmlformats.org/officeDocument/2006/customXml" ds:itemID="{FBDC0FB5-1CA4-7040-9A5E-9F0E8693AC0F}">
   <ds:schemaRefs>
     <ds:schemaRef ds:uri="http://schemas.openxmlformats.org/officeDocument/2006/bibliography"/>
   </ds:schemaRefs>

--- a/docs/Multi-Agent_Load_Balancing_and_Collaboration_via_Reinforcement_Learning.docx
+++ b/docs/Multi-Agent_Load_Balancing_and_Collaboration_via_Reinforcement_Learning.docx
@@ -812,7 +812,25 @@
                 <w:sz w:val="20"/>
                 <w:szCs w:val="20"/>
               </w:rPr>
-              <w:t>Train the PPO Model</w:t>
+              <w:t>Train the PPO Mo</w:t>
+            </w:r>
+            <w:r>
+              <w:rPr>
+                <w:rStyle w:val="Hyperlink"/>
+                <w:noProof/>
+                <w:sz w:val="20"/>
+                <w:szCs w:val="20"/>
+              </w:rPr>
+              <w:t>d</w:t>
+            </w:r>
+            <w:r>
+              <w:rPr>
+                <w:rStyle w:val="Hyperlink"/>
+                <w:noProof/>
+                <w:sz w:val="20"/>
+                <w:szCs w:val="20"/>
+              </w:rPr>
+              <w:t>el</w:t>
             </w:r>
             <w:r>
               <w:rPr>
@@ -1755,7 +1773,43 @@
                 <w:sz w:val="20"/>
                 <w:szCs w:val="20"/>
               </w:rPr>
-              <w:t>System Flowchart</w:t>
+              <w:t>System Flo</w:t>
+            </w:r>
+            <w:r>
+              <w:rPr>
+                <w:rStyle w:val="Hyperlink"/>
+                <w:noProof/>
+                <w:sz w:val="20"/>
+                <w:szCs w:val="20"/>
+              </w:rPr>
+              <w:t>w</w:t>
+            </w:r>
+            <w:r>
+              <w:rPr>
+                <w:rStyle w:val="Hyperlink"/>
+                <w:noProof/>
+                <w:sz w:val="20"/>
+                <w:szCs w:val="20"/>
+              </w:rPr>
+              <w:t>c</w:t>
+            </w:r>
+            <w:r>
+              <w:rPr>
+                <w:rStyle w:val="Hyperlink"/>
+                <w:noProof/>
+                <w:sz w:val="20"/>
+                <w:szCs w:val="20"/>
+              </w:rPr>
+              <w:t>h</w:t>
+            </w:r>
+            <w:r>
+              <w:rPr>
+                <w:rStyle w:val="Hyperlink"/>
+                <w:noProof/>
+                <w:sz w:val="20"/>
+                <w:szCs w:val="20"/>
+              </w:rPr>
+              <w:t>art</w:t>
             </w:r>
             <w:r>
               <w:rPr>
@@ -1933,7 +1987,16 @@
                 <w:sz w:val="20"/>
                 <w:szCs w:val="20"/>
               </w:rPr>
-              <w:t>Training Loop</w:t>
+              <w:t>Training Loo</w:t>
+            </w:r>
+            <w:r>
+              <w:rPr>
+                <w:rStyle w:val="Hyperlink"/>
+                <w:noProof/>
+                <w:sz w:val="20"/>
+                <w:szCs w:val="20"/>
+              </w:rPr>
+              <w:t>p</w:t>
             </w:r>
             <w:r>
               <w:rPr>
@@ -2016,7 +2079,21 @@
                 <w:rStyle w:val="Hyperlink"/>
                 <w:noProof/>
               </w:rPr>
-              <w:t>Parallel Vectorized Environments</w:t>
+              <w:t>Parallel V</w:t>
+            </w:r>
+            <w:r>
+              <w:rPr>
+                <w:rStyle w:val="Hyperlink"/>
+                <w:noProof/>
+              </w:rPr>
+              <w:t>e</w:t>
+            </w:r>
+            <w:r>
+              <w:rPr>
+                <w:rStyle w:val="Hyperlink"/>
+                <w:noProof/>
+              </w:rPr>
+              <w:t>ctorized Environments</w:t>
             </w:r>
             <w:r>
               <w:rPr>
@@ -2819,7 +2896,25 @@
                 <w:sz w:val="20"/>
                 <w:szCs w:val="20"/>
               </w:rPr>
-              <w:t>References</w:t>
+              <w:t>Referen</w:t>
+            </w:r>
+            <w:r>
+              <w:rPr>
+                <w:rStyle w:val="Hyperlink"/>
+                <w:noProof/>
+                <w:sz w:val="20"/>
+                <w:szCs w:val="20"/>
+              </w:rPr>
+              <w:t>c</w:t>
+            </w:r>
+            <w:r>
+              <w:rPr>
+                <w:rStyle w:val="Hyperlink"/>
+                <w:noProof/>
+                <w:sz w:val="20"/>
+                <w:szCs w:val="20"/>
+              </w:rPr>
+              <w:t>es</w:t>
             </w:r>
             <w:r>
               <w:rPr>
@@ -13253,61 +13348,209 @@
       </w:r>
       <w:bookmarkEnd w:id="9"/>
     </w:p>
-    <w:p>
-      <w:r>
+    <w:p/>
+    <w:p>
+      <w:pPr>
+        <w:rPr>
+          <w:rFonts w:ascii="Consolas" w:hAnsi="Consolas" w:cs="Consolas"/>
+          <w:sz w:val="18"/>
+          <w:szCs w:val="18"/>
+        </w:rPr>
+      </w:pPr>
+      <w:r>
+        <w:rPr>
+          <w:rFonts w:ascii="Consolas" w:hAnsi="Consolas" w:cs="Consolas"/>
+          <w:sz w:val="18"/>
+          <w:szCs w:val="18"/>
+        </w:rPr>
         <w:t>def train(self, total_timesteps: int = 100000):</w:t>
       </w:r>
     </w:p>
     <w:p>
-      <w:r>
+      <w:pPr>
+        <w:rPr>
+          <w:rFonts w:ascii="Consolas" w:hAnsi="Consolas" w:cs="Consolas"/>
+          <w:sz w:val="18"/>
+          <w:szCs w:val="18"/>
+        </w:rPr>
+      </w:pPr>
+      <w:r>
+        <w:rPr>
+          <w:rFonts w:ascii="Consolas" w:hAnsi="Consolas" w:cs="Consolas"/>
+          <w:sz w:val="18"/>
+          <w:szCs w:val="18"/>
+        </w:rPr>
         <w:t xml:space="preserve">        """Train the multi-agent system"""</w:t>
       </w:r>
     </w:p>
     <w:p>
-      <w:r>
+      <w:pPr>
+        <w:rPr>
+          <w:rFonts w:ascii="Consolas" w:hAnsi="Consolas" w:cs="Consolas"/>
+          <w:sz w:val="18"/>
+          <w:szCs w:val="18"/>
+        </w:rPr>
+      </w:pPr>
+      <w:r>
+        <w:rPr>
+          <w:rFonts w:ascii="Consolas" w:hAnsi="Consolas" w:cs="Consolas"/>
+          <w:sz w:val="18"/>
+          <w:szCs w:val="18"/>
+        </w:rPr>
         <w:t xml:space="preserve">        logger.info(f"Starting training for {total_timesteps} timesteps")</w:t>
       </w:r>
     </w:p>
-    <w:p/>
-    <w:p>
-      <w:r>
+    <w:p>
+      <w:pPr>
+        <w:rPr>
+          <w:rFonts w:ascii="Consolas" w:hAnsi="Consolas" w:cs="Consolas"/>
+          <w:sz w:val="18"/>
+          <w:szCs w:val="18"/>
+        </w:rPr>
+      </w:pPr>
+    </w:p>
+    <w:p>
+      <w:pPr>
+        <w:rPr>
+          <w:rFonts w:ascii="Consolas" w:hAnsi="Consolas" w:cs="Consolas"/>
+          <w:sz w:val="18"/>
+          <w:szCs w:val="18"/>
+        </w:rPr>
+      </w:pPr>
+      <w:r>
+        <w:rPr>
+          <w:rFonts w:ascii="Consolas" w:hAnsi="Consolas" w:cs="Consolas"/>
+          <w:sz w:val="18"/>
+          <w:szCs w:val="18"/>
+        </w:rPr>
         <w:t xml:space="preserve">        self.model.learn(</w:t>
       </w:r>
     </w:p>
     <w:p>
-      <w:r>
+      <w:pPr>
+        <w:rPr>
+          <w:rFonts w:ascii="Consolas" w:hAnsi="Consolas" w:cs="Consolas"/>
+          <w:sz w:val="18"/>
+          <w:szCs w:val="18"/>
+        </w:rPr>
+      </w:pPr>
+      <w:r>
+        <w:rPr>
+          <w:rFonts w:ascii="Consolas" w:hAnsi="Consolas" w:cs="Consolas"/>
+          <w:sz w:val="18"/>
+          <w:szCs w:val="18"/>
+        </w:rPr>
         <w:t xml:space="preserve">            total_timesteps=total_timesteps,</w:t>
       </w:r>
     </w:p>
     <w:p>
-      <w:r>
+      <w:pPr>
+        <w:rPr>
+          <w:rFonts w:ascii="Consolas" w:hAnsi="Consolas" w:cs="Consolas"/>
+          <w:sz w:val="18"/>
+          <w:szCs w:val="18"/>
+        </w:rPr>
+      </w:pPr>
+      <w:r>
+        <w:rPr>
+          <w:rFonts w:ascii="Consolas" w:hAnsi="Consolas" w:cs="Consolas"/>
+          <w:sz w:val="18"/>
+          <w:szCs w:val="18"/>
+        </w:rPr>
         <w:t xml:space="preserve">            callback=self.callbacks,</w:t>
       </w:r>
     </w:p>
     <w:p>
-      <w:r>
+      <w:pPr>
+        <w:rPr>
+          <w:rFonts w:ascii="Consolas" w:hAnsi="Consolas" w:cs="Consolas"/>
+          <w:sz w:val="18"/>
+          <w:szCs w:val="18"/>
+        </w:rPr>
+      </w:pPr>
+      <w:r>
+        <w:rPr>
+          <w:rFonts w:ascii="Consolas" w:hAnsi="Consolas" w:cs="Consolas"/>
+          <w:sz w:val="18"/>
+          <w:szCs w:val="18"/>
+        </w:rPr>
         <w:t xml:space="preserve">            log_interval=10,</w:t>
       </w:r>
     </w:p>
     <w:p>
-      <w:r>
+      <w:pPr>
+        <w:rPr>
+          <w:rFonts w:ascii="Consolas" w:hAnsi="Consolas" w:cs="Consolas"/>
+          <w:sz w:val="18"/>
+          <w:szCs w:val="18"/>
+        </w:rPr>
+      </w:pPr>
+      <w:r>
+        <w:rPr>
+          <w:rFonts w:ascii="Consolas" w:hAnsi="Consolas" w:cs="Consolas"/>
+          <w:sz w:val="18"/>
+          <w:szCs w:val="18"/>
+        </w:rPr>
         <w:t xml:space="preserve">            progress_bar=True</w:t>
       </w:r>
     </w:p>
     <w:p>
-      <w:r>
+      <w:pPr>
+        <w:rPr>
+          <w:rFonts w:ascii="Consolas" w:hAnsi="Consolas" w:cs="Consolas"/>
+          <w:sz w:val="18"/>
+          <w:szCs w:val="18"/>
+        </w:rPr>
+      </w:pPr>
+      <w:r>
+        <w:rPr>
+          <w:rFonts w:ascii="Consolas" w:hAnsi="Consolas" w:cs="Consolas"/>
+          <w:sz w:val="18"/>
+          <w:szCs w:val="18"/>
+        </w:rPr>
         <w:t xml:space="preserve">        )</w:t>
       </w:r>
     </w:p>
-    <w:p/>
-    <w:p>
-      <w:r>
+    <w:p>
+      <w:pPr>
+        <w:rPr>
+          <w:rFonts w:ascii="Consolas" w:hAnsi="Consolas" w:cs="Consolas"/>
+          <w:sz w:val="18"/>
+          <w:szCs w:val="18"/>
+        </w:rPr>
+      </w:pPr>
+    </w:p>
+    <w:p>
+      <w:pPr>
+        <w:rPr>
+          <w:rFonts w:ascii="Consolas" w:hAnsi="Consolas" w:cs="Consolas"/>
+          <w:sz w:val="18"/>
+          <w:szCs w:val="18"/>
+        </w:rPr>
+      </w:pPr>
+      <w:r>
+        <w:rPr>
+          <w:rFonts w:ascii="Consolas" w:hAnsi="Consolas" w:cs="Consolas"/>
+          <w:sz w:val="18"/>
+          <w:szCs w:val="18"/>
+        </w:rPr>
         <w:t xml:space="preserve">        logger.info("Training completed")</w:t>
       </w:r>
     </w:p>
     <w:p>
-      <w:r>
-        <w:lastRenderedPageBreak/>
+      <w:pPr>
+        <w:rPr>
+          <w:rFonts w:ascii="Consolas" w:hAnsi="Consolas" w:cs="Consolas"/>
+          <w:sz w:val="18"/>
+          <w:szCs w:val="18"/>
+        </w:rPr>
+      </w:pPr>
+      <w:r>
+        <w:rPr>
+          <w:rFonts w:ascii="Consolas" w:hAnsi="Consolas" w:cs="Consolas"/>
+          <w:sz w:val="18"/>
+          <w:szCs w:val="18"/>
+        </w:rPr>
         <w:t xml:space="preserve">        return self.model</w:t>
       </w:r>
     </w:p>
@@ -13625,7 +13868,6 @@
     <w:p/>
     <w:p>
       <w:r>
-        <w:lastRenderedPageBreak/>
         <w:t xml:space="preserve">3. </w:t>
       </w:r>
       <w:r>
@@ -13638,6 +13880,7 @@
     </w:p>
     <w:p>
       <w:r>
+        <w:lastRenderedPageBreak/>
         <w:t>When two agents both signal high collaboration intent (action value &gt; 0.7), the system:</w:t>
       </w:r>
     </w:p>
@@ -16475,6 +16718,9 @@
         <w:t>System Flowchart</w:t>
       </w:r>
       <w:bookmarkEnd w:id="20"/>
+      <w:r>
+        <w:t xml:space="preserve"> and Training Process</w:t>
+      </w:r>
     </w:p>
     <w:p/>
     <w:p>
@@ -16817,6 +17063,7 @@
       </w:r>
     </w:p>
     <w:p/>
+    <w:p/>
     <w:p>
       <w:pPr>
         <w:pStyle w:val="Heading3"/>
@@ -17231,7 +17478,6 @@
       </w:pPr>
       <w:bookmarkStart w:id="25" w:name="_Toc220903319"/>
       <w:r>
-        <w:lastRenderedPageBreak/>
         <w:t>Key PPO hyperparameters</w:t>
       </w:r>
       <w:bookmarkEnd w:id="25"/>
@@ -17764,6 +18010,7 @@
       </w:pPr>
       <w:bookmarkStart w:id="28" w:name="_Toc220903322"/>
       <w:r>
+        <w:lastRenderedPageBreak/>
         <w:t>Task Driven Work Distribution</w:t>
       </w:r>
       <w:bookmarkEnd w:id="28"/>
@@ -17774,7 +18021,6 @@
         <w:rPr>
           <w:noProof/>
         </w:rPr>
-        <w:lastRenderedPageBreak/>
         <w:drawing>
           <wp:anchor distT="0" distB="0" distL="114300" distR="114300" simplePos="0" relativeHeight="251712512" behindDoc="0" locked="0" layoutInCell="1" allowOverlap="1" wp14:anchorId="6A940DCA" wp14:editId="29DBB561">
             <wp:simplePos x="0" y="0"/>
@@ -18630,7 +18876,7 @@
           </mc:Choice>
           <mc:Fallback>
             <w:pict>
-              <v:shape w14:anchorId="35994B1B" id="Freeform 27" o:spid="_x0000_s1026" style="position:absolute;margin-left:-43.3pt;margin-top:111pt;width:524.4pt;height:166.05pt;z-index:251703296;visibility:visible;mso-wrap-style:square;mso-height-percent:0;mso-wrap-distance-left:9pt;mso-wrap-distance-top:0;mso-wrap-distance-right:9pt;mso-wrap-distance-bottom:0;mso-position-horizontal:absolute;mso-position-horizontal-relative:text;mso-position-vertical:absolute;mso-position-vertical-relative:text;mso-height-percent:0;mso-height-relative:margin;v-text-anchor:middle" coordsize="6660186,2143785" o:gfxdata="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" path="m6480510,1559v12451,-2491,24902,-4981,53788,17929c6563184,42398,6638886,101167,6653827,139018v14941,37851,2988,75702,-29882,107576c6591075,278468,6541271,305363,6456604,330265v-84667,24902,-254000,52792,-340659,65741c6029286,408955,5936651,407959,5936651,407959r-484094,29882l5087992,461747v-132478,6972,-281890,13945,-430306,17929c4509270,483660,4375796,480673,4197498,485653v-178298,4980,-609600,23906,-609600,23906l3121733,521512r-806823,5976l1806910,539441r-645459,5977c959247,550398,740109,555378,593686,569323,447262,583268,367577,604186,282910,629088,198243,653990,132502,656978,85686,718735,38870,780492,10981,887072,2016,999629v-8965,112557,13945,281890,29882,394447c47835,1506633,70745,1592296,97639,1674970v26894,82674,58769,153396,95624,215153c230118,1951880,268965,2004673,318769,2045512v49804,40839,129490,74706,173317,89647c535913,2150100,558823,2142629,581733,2135159e" filled="f" strokecolor="#030e13 [484]" strokeweight=".5pt">
+              <v:shape w14:anchorId="51227AB5" id="Freeform 27" o:spid="_x0000_s1026" style="position:absolute;margin-left:-43.3pt;margin-top:111pt;width:524.4pt;height:166.05pt;z-index:251703296;visibility:visible;mso-wrap-style:square;mso-height-percent:0;mso-wrap-distance-left:9pt;mso-wrap-distance-top:0;mso-wrap-distance-right:9pt;mso-wrap-distance-bottom:0;mso-position-horizontal:absolute;mso-position-horizontal-relative:text;mso-position-vertical:absolute;mso-position-vertical-relative:text;mso-height-percent:0;mso-height-relative:margin;v-text-anchor:middle" coordsize="6660186,2143785" o:gfxdata="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" path="m6480510,1559v12451,-2491,24902,-4981,53788,17929c6563184,42398,6638886,101167,6653827,139018v14941,37851,2988,75702,-29882,107576c6591075,278468,6541271,305363,6456604,330265v-84667,24902,-254000,52792,-340659,65741c6029286,408955,5936651,407959,5936651,407959r-484094,29882l5087992,461747v-132478,6972,-281890,13945,-430306,17929c4509270,483660,4375796,480673,4197498,485653v-178298,4980,-609600,23906,-609600,23906l3121733,521512r-806823,5976l1806910,539441r-645459,5977c959247,550398,740109,555378,593686,569323,447262,583268,367577,604186,282910,629088,198243,653990,132502,656978,85686,718735,38870,780492,10981,887072,2016,999629v-8965,112557,13945,281890,29882,394447c47835,1506633,70745,1592296,97639,1674970v26894,82674,58769,153396,95624,215153c230118,1951880,268965,2004673,318769,2045512v49804,40839,129490,74706,173317,89647c535913,2150100,558823,2142629,581733,2135159e" filled="f" strokecolor="#030e13 [484]" strokeweight=".5pt">
                 <v:stroke opacity="34181f" joinstyle="miter"/>
                 <v:path arrowok="t" o:connecttype="custom" o:connectlocs="6480510,1534;6534298,19171;6653827,136759;6623945,242587;6456604,324898;6115945,389571;5936651,401329;5452557,430726;5087992,454243;4657686,471881;4197498,477761;3587898,501278;3121733,513037;2314910,518916;1806910,530675;1161451,536555;593686,560071;282910,618865;85686,707055;2016,983384;31898,1371421;97639,1647751;193263,1859407;318769,2012271;492086,2100461;581733,2100461" o:connectangles="0,0,0,0,0,0,0,0,0,0,0,0,0,0,0,0,0,0,0,0,0,0,0,0,0,0"/>
               </v:shape>
@@ -18998,7 +19244,7 @@
           </mc:Choice>
           <mc:Fallback>
             <w:pict>
-              <v:shape w14:anchorId="45F2A872" id="Freeform 26" o:spid="_x0000_s1026" style="position:absolute;margin-left:-26.6pt;margin-top:62pt;width:519.5pt;height:160.95pt;z-index:251702272;visibility:visible;mso-wrap-style:square;mso-wrap-distance-left:9pt;mso-wrap-distance-top:0;mso-wrap-distance-right:9pt;mso-wrap-distance-bottom:0;mso-position-horizontal:absolute;mso-position-horizontal-relative:text;mso-position-vertical:absolute;mso-position-vertical-relative:text;v-text-anchor:middle" coordsize="6597555,2043953" o:gfxdata="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" path="m6284303,v79188,69227,158377,138454,203200,197223c6532327,255992,6535315,291851,6553244,352612v17930,60761,35860,148415,41836,209176c6601056,622549,6595079,659404,6589103,717176v-5976,57772,-11953,130486,-29882,191247c6541292,969184,6519378,1037913,6481527,1081741v-37851,43828,-149412,89647,-149412,89647l6332115,1171388v-57773,7969,-240055,35859,-346635,47812c5878900,1231153,5820131,1236133,5692633,1243106v-127498,6973,-472142,17929,-472142,17929l4826044,1272988r-406400,11953l3750280,1290917r-621553,5977l2507174,1302870r-567765,5977l1574844,1314823r-472141,5977l612633,1332753v-130486,2988,-216149,1992,-292847,5976c243088,1342713,203244,1328769,152444,1356659v-50800,27890,-113552,94627,-137458,149411c-8920,1560854,1041,1629584,9009,1685364v7968,55780,31874,113554,53788,155389c84711,1882588,116585,1908486,140491,1936376v23906,27890,40840,55781,65742,71718c231135,2024031,265001,2026024,289903,2032000v24902,5976,45321,8964,65741,11953e" filled="f" strokecolor="#030e13 [484]" strokeweight=".5pt">
+              <v:shape w14:anchorId="5FEC5CBD" id="Freeform 26" o:spid="_x0000_s1026" style="position:absolute;margin-left:-26.6pt;margin-top:62pt;width:519.5pt;height:160.95pt;z-index:251702272;visibility:visible;mso-wrap-style:square;mso-wrap-distance-left:9pt;mso-wrap-distance-top:0;mso-wrap-distance-right:9pt;mso-wrap-distance-bottom:0;mso-position-horizontal:absolute;mso-position-horizontal-relative:text;mso-position-vertical:absolute;mso-position-vertical-relative:text;v-text-anchor:middle" coordsize="6597555,2043953" o:gfxdata="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" path="m6284303,v79188,69227,158377,138454,203200,197223c6532327,255992,6535315,291851,6553244,352612v17930,60761,35860,148415,41836,209176c6601056,622549,6595079,659404,6589103,717176v-5976,57772,-11953,130486,-29882,191247c6541292,969184,6519378,1037913,6481527,1081741v-37851,43828,-149412,89647,-149412,89647l6332115,1171388v-57773,7969,-240055,35859,-346635,47812c5878900,1231153,5820131,1236133,5692633,1243106v-127498,6973,-472142,17929,-472142,17929l4826044,1272988r-406400,11953l3750280,1290917r-621553,5977l2507174,1302870r-567765,5977l1574844,1314823r-472141,5977l612633,1332753v-130486,2988,-216149,1992,-292847,5976c243088,1342713,203244,1328769,152444,1356659v-50800,27890,-113552,94627,-137458,149411c-8920,1560854,1041,1629584,9009,1685364v7968,55780,31874,113554,53788,155389c84711,1882588,116585,1908486,140491,1936376v23906,27890,40840,55781,65742,71718c231135,2024031,265001,2026024,289903,2032000v24902,5976,45321,8964,65741,11953e" filled="f" strokecolor="#030e13 [484]" strokeweight=".5pt">
                 <v:stroke opacity="34695f" joinstyle="miter"/>
                 <v:path arrowok="t" o:connecttype="custom" o:connectlocs="6284303,0;6487503,197223;6553244,352612;6595080,561788;6589103,717176;6559221,908423;6481527,1081741;6332115,1171388;6332115,1171388;5985480,1219200;5692633,1243106;5220491,1261035;4826044,1272988;4419644,1284941;3750280,1290917;3128727,1296894;2507174,1302870;1939409,1308847;1574844,1314823;1102703,1320800;612633,1332753;319786,1338729;152444,1356659;14986,1506070;9009,1685364;62797,1840753;140491,1936376;206233,2008094;289903,2032000;355644,2043953" o:connectangles="0,0,0,0,0,0,0,0,0,0,0,0,0,0,0,0,0,0,0,0,0,0,0,0,0,0,0,0,0,0"/>
               </v:shape>
@@ -19408,7 +19654,7 @@
           </mc:Choice>
           <mc:Fallback>
             <w:pict>
-              <v:shape w14:anchorId="57844A84" id="Freeform 29" o:spid="_x0000_s1026" style="position:absolute;margin-left:-44.3pt;margin-top:113.7pt;width:525.4pt;height:165.1pt;z-index:251705344;visibility:visible;mso-wrap-style:square;mso-wrap-distance-left:9pt;mso-wrap-distance-top:0;mso-wrap-distance-right:9pt;mso-wrap-distance-bottom:0;mso-position-horizontal:absolute;mso-position-horizontal-relative:text;mso-position-vertical:absolute;mso-position-vertical-relative:text;v-text-anchor:middle" coordsize="6672793,2097040" o:gfxdata="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" path="m6503202,9526v28886,-6973,57772,-13945,83670,-5976c6612770,11519,6644645,20483,6658590,57338v13945,36855,16933,94627,11953,167341c6665563,297393,6660582,421902,6628708,493620v-31874,71718,-66738,128494,-149412,161365c6396622,687856,6281077,683872,6132661,690844v-148416,6972,-351616,6972,-543859,5976c5396559,695824,4979202,684868,4979202,684868r-573741,-5977l3777931,666938v-197224,-1992,-555812,,-555812,l2600566,666938r-663388,l1214025,660962c1003853,657974,843484,638052,676143,649009,508802,659966,316558,673911,209978,726703,103398,779495,71524,868146,36661,965762,1798,1063378,-2186,1205817,802,1312397v2988,106580,30878,204196,53788,292847c77500,1693895,104394,1784538,138261,1844303v33867,59765,85662,87655,119529,119529c291657,1995706,310582,2016625,341461,2035550v30878,18926,72714,31874,101600,41835c471947,2087346,493860,2092327,514778,2095315v20918,2988,37353,1494,53788,e" filled="f" strokecolor="#030e13 [484]" strokeweight=".5pt">
+              <v:shape w14:anchorId="51E2E59F" id="Freeform 29" o:spid="_x0000_s1026" style="position:absolute;margin-left:-44.3pt;margin-top:113.7pt;width:525.4pt;height:165.1pt;z-index:251705344;visibility:visible;mso-wrap-style:square;mso-wrap-distance-left:9pt;mso-wrap-distance-top:0;mso-wrap-distance-right:9pt;mso-wrap-distance-bottom:0;mso-position-horizontal:absolute;mso-position-horizontal-relative:text;mso-position-vertical:absolute;mso-position-vertical-relative:text;v-text-anchor:middle" coordsize="6672793,2097040" o:gfxdata="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" path="m6503202,9526v28886,-6973,57772,-13945,83670,-5976c6612770,11519,6644645,20483,6658590,57338v13945,36855,16933,94627,11953,167341c6665563,297393,6660582,421902,6628708,493620v-31874,71718,-66738,128494,-149412,161365c6396622,687856,6281077,683872,6132661,690844v-148416,6972,-351616,6972,-543859,5976c5396559,695824,4979202,684868,4979202,684868r-573741,-5977l3777931,666938v-197224,-1992,-555812,,-555812,l2600566,666938r-663388,l1214025,660962c1003853,657974,843484,638052,676143,649009,508802,659966,316558,673911,209978,726703,103398,779495,71524,868146,36661,965762,1798,1063378,-2186,1205817,802,1312397v2988,106580,30878,204196,53788,292847c77500,1693895,104394,1784538,138261,1844303v33867,59765,85662,87655,119529,119529c291657,1995706,310582,2016625,341461,2035550v30878,18926,72714,31874,101600,41835c471947,2087346,493860,2092327,514778,2095315v20918,2988,37353,1494,53788,e" filled="f" strokecolor="#030e13 [484]" strokeweight=".5pt">
                 <v:stroke opacity="31868f" joinstyle="miter"/>
                 <v:path arrowok="t" o:connecttype="custom" o:connectlocs="6503202,9526;6586872,3550;6658590,57338;6670543,224679;6628708,493620;6479296,654985;6132661,690844;5588802,696820;4979202,684868;4405461,678891;3777931,666938;3222119,666938;2600566,666938;1937178,666938;1214025,660962;676143,649009;209978,726703;36661,965762;802,1312397;54590,1605244;138261,1844303;257790,1963832;341461,2035550;443061,2077385;514778,2095315;568566,2095315" o:connectangles="0,0,0,0,0,0,0,0,0,0,0,0,0,0,0,0,0,0,0,0,0,0,0,0,0,0"/>
               </v:shape>
@@ -19726,7 +19972,7 @@
           </mc:Choice>
           <mc:Fallback>
             <w:pict>
-              <v:shape w14:anchorId="15654D03" id="Freeform 28" o:spid="_x0000_s1026" style="position:absolute;margin-left:-21.05pt;margin-top:70.2pt;width:516.2pt;height:155.95pt;z-index:251704320;visibility:visible;mso-wrap-style:square;mso-wrap-distance-left:9pt;mso-wrap-distance-top:0;mso-wrap-distance-right:9pt;mso-wrap-distance-bottom:0;mso-position-horizontal:absolute;mso-position-horizontal-relative:text;mso-position-vertical:absolute;mso-position-vertical-relative:text;v-text-anchor:middle" coordsize="6555831,1980354" o:gfxdata="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" path="m6207906,v83670,87156,167341,174313,215153,245035c6470871,315757,6472862,346636,6494776,424330v21914,77694,53789,202203,59765,286870c6560517,795867,6544580,859616,6530635,932330v-13945,72714,-28887,153395,-59765,215152c6439992,1209239,6411106,1268008,6345365,1302871v-65741,34863,-167342,41835,-268942,53788c5974823,1368612,5867247,1373592,5735765,1374588v-131482,996,-448236,-11953,-448236,-11953l4689882,1350682r-651435,l3488612,1356659v-190251,,-591671,-5977,-591671,-5977l2143906,1350682v-231090,1992,-633506,11953,-633506,11953l841035,1362635v-197223,,-392455,-5976,-513976,c205538,1368611,165694,1359647,111906,1398494,58118,1437341,18274,1529977,4329,1595718v-13945,65741,8965,144431,23906,197223c43176,1845733,64094,1882589,93976,1912471v29882,29882,84667,48807,113553,59764c236415,1983192,251854,1980702,267294,1978212e" filled="f" strokecolor="#030e13 [484]" strokeweight=".5pt">
+              <v:shape w14:anchorId="5CFE14CA" id="Freeform 28" o:spid="_x0000_s1026" style="position:absolute;margin-left:-21.05pt;margin-top:70.2pt;width:516.2pt;height:155.95pt;z-index:251704320;visibility:visible;mso-wrap-style:square;mso-wrap-distance-left:9pt;mso-wrap-distance-top:0;mso-wrap-distance-right:9pt;mso-wrap-distance-bottom:0;mso-position-horizontal:absolute;mso-position-horizontal-relative:text;mso-position-vertical:absolute;mso-position-vertical-relative:text;v-text-anchor:middle" coordsize="6555831,1980354" o:gfxdata="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" path="m6207906,v83670,87156,167341,174313,215153,245035c6470871,315757,6472862,346636,6494776,424330v21914,77694,53789,202203,59765,286870c6560517,795867,6544580,859616,6530635,932330v-13945,72714,-28887,153395,-59765,215152c6439992,1209239,6411106,1268008,6345365,1302871v-65741,34863,-167342,41835,-268942,53788c5974823,1368612,5867247,1373592,5735765,1374588v-131482,996,-448236,-11953,-448236,-11953l4689882,1350682r-651435,l3488612,1356659v-190251,,-591671,-5977,-591671,-5977l2143906,1350682v-231090,1992,-633506,11953,-633506,11953l841035,1362635v-197223,,-392455,-5976,-513976,c205538,1368611,165694,1359647,111906,1398494,58118,1437341,18274,1529977,4329,1595718v-13945,65741,8965,144431,23906,197223c43176,1845733,64094,1882589,93976,1912471v29882,29882,84667,48807,113553,59764c236415,1983192,251854,1980702,267294,1978212e" filled="f" strokecolor="#030e13 [484]" strokeweight=".5pt">
                 <v:stroke opacity="29555f" joinstyle="miter"/>
                 <v:path arrowok="t" o:connecttype="custom" o:connectlocs="6207906,0;6423059,245035;6494776,424330;6554541,711200;6530635,932330;6470870,1147482;6345365,1302871;6076423,1356659;5735765,1374588;5287529,1362635;4689882,1350682;4038447,1350682;3488612,1356659;2896941,1350682;2143906,1350682;1510400,1362635;841035,1362635;327059,1362635;111906,1398494;4329,1595718;28235,1792941;93976,1912471;207529,1972235;267294,1978212" o:connectangles="0,0,0,0,0,0,0,0,0,0,0,0,0,0,0,0,0,0,0,0,0,0,0,0"/>
               </v:shape>
@@ -20100,7 +20346,7 @@
           </mc:Choice>
           <mc:Fallback>
             <w:pict>
-              <v:shape w14:anchorId="2CE365BC" id="Freeform 30" o:spid="_x0000_s1026" style="position:absolute;margin-left:-46.15pt;margin-top:99.85pt;width:536.35pt;height:149.65pt;z-index:251706368;visibility:visible;mso-wrap-style:square;mso-wrap-distance-left:9pt;mso-wrap-distance-top:0;mso-wrap-distance-right:9pt;mso-wrap-distance-bottom:0;mso-position-horizontal:absolute;mso-position-horizontal-relative:text;mso-position-vertical:absolute;mso-position-vertical-relative:text;v-text-anchor:middle" coordsize="6811425,1900517" o:gfxdata="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" path="m6514971,v92137,19423,184274,38847,233082,59765c6796861,80683,6798853,102596,6807818,125506v8965,22910,-997,43827,-5977,71717c6796861,225113,6792877,249020,6777936,292847v-14941,43827,-36856,118533,-65742,167341c6683308,508996,6655418,556808,6604618,585694v-50800,28886,-84667,35859,-197224,47812c6294837,645459,6152398,651436,5929277,657412v-223121,5976,-543859,11953,-860612,11953c4751912,669365,4028759,657412,4028759,657412r-1165412,l1500712,657412r-890494,5976c403034,676337,350241,686298,257606,735106,164971,783914,97237,862604,54406,956235,11575,1049866,-3366,1181349,618,1296894v3984,115545,41835,263961,77694,352612c114171,1738157,173936,1791945,215771,1828800v41835,36855,72714,30878,113553,41835c370163,1881592,417975,1889561,460806,1894541v42831,4980,84168,5478,125506,5976e" filled="f" strokecolor="#030e13 [484]" strokeweight=".5pt">
+              <v:shape w14:anchorId="75834254" id="Freeform 30" o:spid="_x0000_s1026" style="position:absolute;margin-left:-46.15pt;margin-top:99.85pt;width:536.35pt;height:149.65pt;z-index:251706368;visibility:visible;mso-wrap-style:square;mso-wrap-distance-left:9pt;mso-wrap-distance-top:0;mso-wrap-distance-right:9pt;mso-wrap-distance-bottom:0;mso-position-horizontal:absolute;mso-position-horizontal-relative:text;mso-position-vertical:absolute;mso-position-vertical-relative:text;v-text-anchor:middle" coordsize="6811425,1900517" o:gfxdata="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" path="m6514971,v92137,19423,184274,38847,233082,59765c6796861,80683,6798853,102596,6807818,125506v8965,22910,-997,43827,-5977,71717c6796861,225113,6792877,249020,6777936,292847v-14941,43827,-36856,118533,-65742,167341c6683308,508996,6655418,556808,6604618,585694v-50800,28886,-84667,35859,-197224,47812c6294837,645459,6152398,651436,5929277,657412v-223121,5976,-543859,11953,-860612,11953c4751912,669365,4028759,657412,4028759,657412r-1165412,l1500712,657412r-890494,5976c403034,676337,350241,686298,257606,735106,164971,783914,97237,862604,54406,956235,11575,1049866,-3366,1181349,618,1296894v3984,115545,41835,263961,77694,352612c114171,1738157,173936,1791945,215771,1828800v41835,36855,72714,30878,113553,41835c370163,1881592,417975,1889561,460806,1894541v42831,4980,84168,5478,125506,5976e" filled="f" strokecolor="#030e13 [484]" strokeweight=".5pt">
                 <v:stroke opacity="34181f" joinstyle="miter"/>
                 <v:path arrowok="t" o:connecttype="custom" o:connectlocs="6514971,0;6748053,59765;6807818,125506;6801841,197223;6777936,292847;6712194,460188;6604618,585694;6407394,633506;5929277,657412;5068665,669365;4028759,657412;2863347,657412;1500712,657412;610218,663388;257606,735106;54406,956235;618,1296894;78312,1649506;215771,1828800;329324,1870635;460806,1894541;586312,1900517" o:connectangles="0,0,0,0,0,0,0,0,0,0,0,0,0,0,0,0,0,0,0,0,0,0"/>
               </v:shape>
@@ -20437,9 +20683,15 @@
         </w:drawing>
       </w:r>
     </w:p>
-    <w:p/>
-    <w:p/>
-    <w:p/>
+    <w:p>
+      <w:pPr>
+        <w:pStyle w:val="Heading1"/>
+      </w:pPr>
+      <w:r>
+        <w:lastRenderedPageBreak/>
+        <w:t>Interpreting the Results of Agentic RL System Execution</w:t>
+      </w:r>
+    </w:p>
     <w:p/>
     <w:p/>
     <w:p/>
@@ -20763,7 +21015,6 @@
     </w:p>
     <w:p>
       <w:r>
-        <w:lastRenderedPageBreak/>
         <w:t xml:space="preserve">[17] </w:t>
       </w:r>
       <w:hyperlink r:id="rId38" w:history="1">
@@ -21194,7 +21445,7 @@
           </mc:Choice>
           <mc:Fallback>
             <w:pict>
-              <v:shape w14:anchorId="53157B3F" id="Freeform 3" o:spid="_x0000_s1026" style="position:absolute;margin-left:71.05pt;margin-top:3.35pt;width:110.75pt;height:26pt;z-index:251665408;visibility:visible;mso-wrap-style:square;mso-wrap-distance-left:9pt;mso-wrap-distance-top:0;mso-wrap-distance-right:9pt;mso-wrap-distance-bottom:0;mso-position-horizontal:absolute;mso-position-horizontal-relative:text;mso-position-vertical:absolute;mso-position-vertical-relative:text;v-text-anchor:middle" coordsize="1406771,330481" o:gfxdata="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" path="m,324504c6474,267230,12949,209956,65741,163140,118533,116324,217145,70504,316753,43610,416361,16716,560792,6755,663388,1775v102596,-4980,183278,996,268941,11953c1017992,24685,1117600,48591,1177365,67516v59765,18925,79686,35859,113553,59765c1324785,151187,1361640,183061,1380565,210951v18925,27890,23906,83671,23906,83671c1408455,314544,1406463,322512,1404471,330481e" filled="f" strokecolor="#030e13 [484]" strokeweight="1pt">
+              <v:shape w14:anchorId="11874E17" id="Freeform 3" o:spid="_x0000_s1026" style="position:absolute;margin-left:71.05pt;margin-top:3.35pt;width:110.75pt;height:26pt;z-index:251665408;visibility:visible;mso-wrap-style:square;mso-wrap-distance-left:9pt;mso-wrap-distance-top:0;mso-wrap-distance-right:9pt;mso-wrap-distance-bottom:0;mso-position-horizontal:absolute;mso-position-horizontal-relative:text;mso-position-vertical:absolute;mso-position-vertical-relative:text;v-text-anchor:middle" coordsize="1406771,330481" o:gfxdata="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" path="m,324504c6474,267230,12949,209956,65741,163140,118533,116324,217145,70504,316753,43610,416361,16716,560792,6755,663388,1775v102596,-4980,183278,996,268941,11953c1017992,24685,1117600,48591,1177365,67516v59765,18925,79686,35859,113553,59765c1324785,151187,1361640,183061,1380565,210951v18925,27890,23906,83671,23906,83671c1408455,314544,1406463,322512,1404471,330481e" filled="f" strokecolor="#030e13 [484]" strokeweight="1pt">
                 <v:stroke endarrow="block" endarrowwidth="narrow" endarrowlength="short" joinstyle="miter"/>
                 <v:path arrowok="t" o:connecttype="custom" o:connectlocs="0,324504;65741,163140;316753,43610;663388,1775;932329,13728;1177365,67516;1290918,127281;1380565,210951;1404471,294622;1404471,330481" o:connectangles="0,0,0,0,0,0,0,0,0,0"/>
               </v:shape>
@@ -21635,7 +21886,7 @@
           </mc:Choice>
           <mc:Fallback>
             <w:pict>
-              <v:shape w14:anchorId="26A8F256" id="Freeform 4" o:spid="_x0000_s1026" style="position:absolute;margin-left:70.45pt;margin-top:3.2pt;width:111.2pt;height:25pt;z-index:251666432;visibility:visible;mso-wrap-style:square;mso-wrap-distance-left:9pt;mso-wrap-distance-top:0;mso-wrap-distance-right:9pt;mso-wrap-distance-bottom:0;mso-position-horizontal:absolute;mso-position-horizontal-relative:text;mso-position-vertical:absolute;mso-position-vertical-relative:text;v-text-anchor:middle" coordsize="1412408,317188" o:gfxdata="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" path="m1412217,v498,46816,996,93632,-11953,125506c1387315,157380,1374366,169333,1334523,191247v-39843,21914,-108573,48808,-173318,65741c1096460,273921,1060601,282886,946052,292847v-114549,9961,-356596,21914,-472141,23906c358366,318745,312546,313765,252781,304800,193016,295835,153174,286871,115323,262965,77472,239059,44600,190251,25675,161365,6750,132479,5754,112557,1770,89647v-3984,-22910,,-65741,,-65741l1770,11953e" filled="f" strokecolor="#030e13 [484]" strokeweight="1pt">
+              <v:shape w14:anchorId="351EDE97" id="Freeform 4" o:spid="_x0000_s1026" style="position:absolute;margin-left:70.45pt;margin-top:3.2pt;width:111.2pt;height:25pt;z-index:251666432;visibility:visible;mso-wrap-style:square;mso-wrap-distance-left:9pt;mso-wrap-distance-top:0;mso-wrap-distance-right:9pt;mso-wrap-distance-bottom:0;mso-position-horizontal:absolute;mso-position-horizontal-relative:text;mso-position-vertical:absolute;mso-position-vertical-relative:text;v-text-anchor:middle" coordsize="1412408,317188" o:gfxdata="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" path="m1412217,v498,46816,996,93632,-11953,125506c1387315,157380,1374366,169333,1334523,191247v-39843,21914,-108573,48808,-173318,65741c1096460,273921,1060601,282886,946052,292847v-114549,9961,-356596,21914,-472141,23906c358366,318745,312546,313765,252781,304800,193016,295835,153174,286871,115323,262965,77472,239059,44600,190251,25675,161365,6750,132479,5754,112557,1770,89647v-3984,-22910,,-65741,,-65741l1770,11953e" filled="f" strokecolor="#030e13 [484]" strokeweight="1pt">
                 <v:stroke endarrow="block" endarrowwidth="narrow" endarrowlength="short" joinstyle="miter"/>
                 <v:path arrowok="t" o:connecttype="custom" o:connectlocs="1412217,0;1400264,125506;1334523,191247;1161205,256988;946052,292847;473911,316753;252781,304800;115323,262965;25675,161365;1770,89647;1770,23906;1770,11953" o:connectangles="0,0,0,0,0,0,0,0,0,0,0,0"/>
               </v:shape>
@@ -21855,7 +22106,6 @@
           <w:b/>
           <w:bCs/>
         </w:rPr>
-        <w:lastRenderedPageBreak/>
         <w:t>Definition</w:t>
       </w:r>
       <w:r>
@@ -21871,6 +22121,7 @@
     </w:p>
     <w:p>
       <w:r>
+        <w:lastRenderedPageBreak/>
         <w:t>An observation</w:t>
       </w:r>
       <w:r>
@@ -39729,7 +39980,7 @@
 </file>
 
 <file path=customXml/itemProps1.xml><?xml version="1.0" encoding="utf-8"?>
-<ds:datastoreItem xmlns:ds="http://schemas.openxmlformats.org/officeDocument/2006/customXml" ds:itemID="{FBDC0FB5-1CA4-7040-9A5E-9F0E8693AC0F}">
+<ds:datastoreItem xmlns:ds="http://schemas.openxmlformats.org/officeDocument/2006/customXml" ds:itemID="{64F6F5FA-FB42-FD41-A0E0-CE064C46CE41}">
   <ds:schemaRefs>
     <ds:schemaRef ds:uri="http://schemas.openxmlformats.org/officeDocument/2006/bibliography"/>
   </ds:schemaRefs>

--- a/docs/Multi-Agent_Load_Balancing_and_Collaboration_via_Reinforcement_Learning.docx
+++ b/docs/Multi-Agent_Load_Balancing_and_Collaboration_via_Reinforcement_Learning.docx
@@ -36,6 +36,16 @@
     <w:p/>
     <w:sdt>
       <w:sdtPr>
+        <w:rPr>
+          <w:rFonts w:asciiTheme="minorHAnsi" w:eastAsiaTheme="minorHAnsi" w:hAnsiTheme="minorHAnsi" w:cstheme="minorBidi"/>
+          <w:b w:val="0"/>
+          <w:bCs w:val="0"/>
+          <w:color w:val="auto"/>
+          <w:kern w:val="2"/>
+          <w:sz w:val="19"/>
+          <w:szCs w:val="24"/>
+          <w14:ligatures w14:val="standardContextual"/>
+        </w:rPr>
         <w:id w:val="246000794"/>
         <w:docPartObj>
           <w:docPartGallery w:val="Table of Contents"/>
@@ -44,13 +54,9 @@
       </w:sdtPr>
       <w:sdtEndPr>
         <w:rPr>
-          <w:rFonts w:asciiTheme="minorHAnsi" w:eastAsiaTheme="minorHAnsi" w:hAnsiTheme="minorHAnsi" w:cstheme="minorBidi"/>
           <w:noProof/>
-          <w:color w:val="auto"/>
-          <w:kern w:val="2"/>
           <w:sz w:val="20"/>
           <w:szCs w:val="20"/>
-          <w14:ligatures w14:val="standardContextual"/>
         </w:rPr>
       </w:sdtEndPr>
       <w:sdtContent>
@@ -112,7 +118,7 @@
             </w:rPr>
             <w:fldChar w:fldCharType="separate"/>
           </w:r>
-          <w:hyperlink w:anchor="_Toc220903295" w:history="1">
+          <w:hyperlink w:anchor="_Toc222346394" w:history="1">
             <w:r>
               <w:rPr>
                 <w:rStyle w:val="Hyperlink"/>
@@ -147,7 +153,7 @@
                 <w:sz w:val="20"/>
                 <w:szCs w:val="20"/>
               </w:rPr>
-              <w:instrText xml:space="preserve"> PAGEREF _Toc220903295 \h </w:instrText>
+              <w:instrText xml:space="preserve"> PAGEREF _Toc222346394 \h </w:instrText>
             </w:r>
             <w:r>
               <w:rPr>
@@ -201,7 +207,7 @@
               <w:szCs w:val="20"/>
             </w:rPr>
           </w:pPr>
-          <w:hyperlink w:anchor="_Toc220903296" w:history="1">
+          <w:hyperlink w:anchor="_Toc222346395" w:history="1">
             <w:r>
               <w:rPr>
                 <w:rStyle w:val="Hyperlink"/>
@@ -236,7 +242,7 @@
                 <w:sz w:val="20"/>
                 <w:szCs w:val="20"/>
               </w:rPr>
-              <w:instrText xml:space="preserve"> PAGEREF _Toc220903296 \h </w:instrText>
+              <w:instrText xml:space="preserve"> PAGEREF _Toc222346395 \h </w:instrText>
             </w:r>
             <w:r>
               <w:rPr>
@@ -262,7 +268,7 @@
                 <w:sz w:val="20"/>
                 <w:szCs w:val="20"/>
               </w:rPr>
-              <w:t>3</w:t>
+              <w:t>4</w:t>
             </w:r>
             <w:r>
               <w:rPr>
@@ -290,7 +296,7 @@
               <w:szCs w:val="20"/>
             </w:rPr>
           </w:pPr>
-          <w:hyperlink w:anchor="_Toc220903297" w:history="1">
+          <w:hyperlink w:anchor="_Toc222346396" w:history="1">
             <w:r>
               <w:rPr>
                 <w:rStyle w:val="Hyperlink"/>
@@ -325,7 +331,7 @@
                 <w:sz w:val="20"/>
                 <w:szCs w:val="20"/>
               </w:rPr>
-              <w:instrText xml:space="preserve"> PAGEREF _Toc220903297 \h </w:instrText>
+              <w:instrText xml:space="preserve"> PAGEREF _Toc222346396 \h </w:instrText>
             </w:r>
             <w:r>
               <w:rPr>
@@ -351,7 +357,7 @@
                 <w:sz w:val="20"/>
                 <w:szCs w:val="20"/>
               </w:rPr>
-              <w:t>3</w:t>
+              <w:t>4</w:t>
             </w:r>
             <w:r>
               <w:rPr>
@@ -375,7 +381,7 @@
               <w:noProof/>
             </w:rPr>
           </w:pPr>
-          <w:hyperlink w:anchor="_Toc220903298" w:history="1">
+          <w:hyperlink w:anchor="_Toc222346397" w:history="1">
             <w:r>
               <w:rPr>
                 <w:rStyle w:val="Hyperlink"/>
@@ -402,7 +408,7 @@
                 <w:noProof/>
                 <w:webHidden/>
               </w:rPr>
-              <w:instrText xml:space="preserve"> PAGEREF _Toc220903298 \h </w:instrText>
+              <w:instrText xml:space="preserve"> PAGEREF _Toc222346397 \h </w:instrText>
             </w:r>
             <w:r>
               <w:rPr>
@@ -423,6 +429,282 @@
                 <w:webHidden/>
               </w:rPr>
               <w:t>4</w:t>
+            </w:r>
+            <w:r>
+              <w:rPr>
+                <w:noProof/>
+                <w:webHidden/>
+              </w:rPr>
+              <w:fldChar w:fldCharType="end"/>
+            </w:r>
+          </w:hyperlink>
+        </w:p>
+        <w:p>
+          <w:pPr>
+            <w:pStyle w:val="TOC3"/>
+            <w:tabs>
+              <w:tab w:val="right" w:leader="dot" w:pos="9350"/>
+            </w:tabs>
+            <w:rPr>
+              <w:rFonts w:eastAsiaTheme="minorEastAsia"/>
+              <w:noProof/>
+            </w:rPr>
+          </w:pPr>
+          <w:hyperlink w:anchor="_Toc222346398" w:history="1">
+            <w:r>
+              <w:rPr>
+                <w:rStyle w:val="Hyperlink"/>
+                <w:noProof/>
+              </w:rPr>
+              <w:t>1. Continuous Actions for Nuanced Control</w:t>
+            </w:r>
+            <w:r>
+              <w:rPr>
+                <w:noProof/>
+                <w:webHidden/>
+              </w:rPr>
+              <w:tab/>
+            </w:r>
+            <w:r>
+              <w:rPr>
+                <w:noProof/>
+                <w:webHidden/>
+              </w:rPr>
+              <w:fldChar w:fldCharType="begin"/>
+            </w:r>
+            <w:r>
+              <w:rPr>
+                <w:noProof/>
+                <w:webHidden/>
+              </w:rPr>
+              <w:instrText xml:space="preserve"> PAGEREF _Toc222346398 \h </w:instrText>
+            </w:r>
+            <w:r>
+              <w:rPr>
+                <w:noProof/>
+                <w:webHidden/>
+              </w:rPr>
+            </w:r>
+            <w:r>
+              <w:rPr>
+                <w:noProof/>
+                <w:webHidden/>
+              </w:rPr>
+              <w:fldChar w:fldCharType="separate"/>
+            </w:r>
+            <w:r>
+              <w:rPr>
+                <w:noProof/>
+                <w:webHidden/>
+              </w:rPr>
+              <w:t>7</w:t>
+            </w:r>
+            <w:r>
+              <w:rPr>
+                <w:noProof/>
+                <w:webHidden/>
+              </w:rPr>
+              <w:fldChar w:fldCharType="end"/>
+            </w:r>
+          </w:hyperlink>
+        </w:p>
+        <w:p>
+          <w:pPr>
+            <w:pStyle w:val="TOC3"/>
+            <w:tabs>
+              <w:tab w:val="right" w:leader="dot" w:pos="9350"/>
+            </w:tabs>
+            <w:rPr>
+              <w:rFonts w:eastAsiaTheme="minorEastAsia"/>
+              <w:noProof/>
+            </w:rPr>
+          </w:pPr>
+          <w:hyperlink w:anchor="_Toc222346399" w:history="1">
+            <w:r>
+              <w:rPr>
+                <w:rStyle w:val="Hyperlink"/>
+                <w:noProof/>
+              </w:rPr>
+              <w:t>2. Decentralized Yet Coordinated</w:t>
+            </w:r>
+            <w:r>
+              <w:rPr>
+                <w:noProof/>
+                <w:webHidden/>
+              </w:rPr>
+              <w:tab/>
+            </w:r>
+            <w:r>
+              <w:rPr>
+                <w:noProof/>
+                <w:webHidden/>
+              </w:rPr>
+              <w:fldChar w:fldCharType="begin"/>
+            </w:r>
+            <w:r>
+              <w:rPr>
+                <w:noProof/>
+                <w:webHidden/>
+              </w:rPr>
+              <w:instrText xml:space="preserve"> PAGEREF _Toc222346399 \h </w:instrText>
+            </w:r>
+            <w:r>
+              <w:rPr>
+                <w:noProof/>
+                <w:webHidden/>
+              </w:rPr>
+            </w:r>
+            <w:r>
+              <w:rPr>
+                <w:noProof/>
+                <w:webHidden/>
+              </w:rPr>
+              <w:fldChar w:fldCharType="separate"/>
+            </w:r>
+            <w:r>
+              <w:rPr>
+                <w:noProof/>
+                <w:webHidden/>
+              </w:rPr>
+              <w:t>7</w:t>
+            </w:r>
+            <w:r>
+              <w:rPr>
+                <w:noProof/>
+                <w:webHidden/>
+              </w:rPr>
+              <w:fldChar w:fldCharType="end"/>
+            </w:r>
+          </w:hyperlink>
+        </w:p>
+        <w:p>
+          <w:pPr>
+            <w:pStyle w:val="TOC3"/>
+            <w:tabs>
+              <w:tab w:val="right" w:leader="dot" w:pos="9350"/>
+            </w:tabs>
+            <w:rPr>
+              <w:rFonts w:eastAsiaTheme="minorEastAsia"/>
+              <w:noProof/>
+            </w:rPr>
+          </w:pPr>
+          <w:hyperlink w:anchor="_Toc222346400" w:history="1">
+            <w:r>
+              <w:rPr>
+                <w:rStyle w:val="Hyperlink"/>
+                <w:noProof/>
+              </w:rPr>
+              <w:t>3. Sparse Collaboration Signal</w:t>
+            </w:r>
+            <w:r>
+              <w:rPr>
+                <w:noProof/>
+                <w:webHidden/>
+              </w:rPr>
+              <w:tab/>
+            </w:r>
+            <w:r>
+              <w:rPr>
+                <w:noProof/>
+                <w:webHidden/>
+              </w:rPr>
+              <w:fldChar w:fldCharType="begin"/>
+            </w:r>
+            <w:r>
+              <w:rPr>
+                <w:noProof/>
+                <w:webHidden/>
+              </w:rPr>
+              <w:instrText xml:space="preserve"> PAGEREF _Toc222346400 \h </w:instrText>
+            </w:r>
+            <w:r>
+              <w:rPr>
+                <w:noProof/>
+                <w:webHidden/>
+              </w:rPr>
+            </w:r>
+            <w:r>
+              <w:rPr>
+                <w:noProof/>
+                <w:webHidden/>
+              </w:rPr>
+              <w:fldChar w:fldCharType="separate"/>
+            </w:r>
+            <w:r>
+              <w:rPr>
+                <w:noProof/>
+                <w:webHidden/>
+              </w:rPr>
+              <w:t>7</w:t>
+            </w:r>
+            <w:r>
+              <w:rPr>
+                <w:noProof/>
+                <w:webHidden/>
+              </w:rPr>
+              <w:fldChar w:fldCharType="end"/>
+            </w:r>
+          </w:hyperlink>
+        </w:p>
+        <w:p>
+          <w:pPr>
+            <w:pStyle w:val="TOC3"/>
+            <w:tabs>
+              <w:tab w:val="right" w:leader="dot" w:pos="9350"/>
+            </w:tabs>
+            <w:rPr>
+              <w:rFonts w:eastAsiaTheme="minorEastAsia"/>
+              <w:noProof/>
+            </w:rPr>
+          </w:pPr>
+          <w:hyperlink w:anchor="_Toc222346401" w:history="1">
+            <w:r>
+              <w:rPr>
+                <w:rStyle w:val="Hyperlink"/>
+                <w:noProof/>
+              </w:rPr>
+              <w:t>4. Emergent Team Behavior</w:t>
+            </w:r>
+            <w:r>
+              <w:rPr>
+                <w:noProof/>
+                <w:webHidden/>
+              </w:rPr>
+              <w:tab/>
+            </w:r>
+            <w:r>
+              <w:rPr>
+                <w:noProof/>
+                <w:webHidden/>
+              </w:rPr>
+              <w:fldChar w:fldCharType="begin"/>
+            </w:r>
+            <w:r>
+              <w:rPr>
+                <w:noProof/>
+                <w:webHidden/>
+              </w:rPr>
+              <w:instrText xml:space="preserve"> PAGEREF _Toc222346401 \h </w:instrText>
+            </w:r>
+            <w:r>
+              <w:rPr>
+                <w:noProof/>
+                <w:webHidden/>
+              </w:rPr>
+            </w:r>
+            <w:r>
+              <w:rPr>
+                <w:noProof/>
+                <w:webHidden/>
+              </w:rPr>
+              <w:fldChar w:fldCharType="separate"/>
+            </w:r>
+            <w:r>
+              <w:rPr>
+                <w:noProof/>
+                <w:webHidden/>
+              </w:rPr>
+              <w:t>7</w:t>
             </w:r>
             <w:r>
               <w:rPr>
@@ -448,7 +730,7 @@
               <w:szCs w:val="20"/>
             </w:rPr>
           </w:pPr>
-          <w:hyperlink w:anchor="_Toc220903299" w:history="1">
+          <w:hyperlink w:anchor="_Toc222346402" w:history="1">
             <w:r>
               <w:rPr>
                 <w:rStyle w:val="Hyperlink"/>
@@ -483,7 +765,7 @@
                 <w:sz w:val="20"/>
                 <w:szCs w:val="20"/>
               </w:rPr>
-              <w:instrText xml:space="preserve"> PAGEREF _Toc220903299 \h </w:instrText>
+              <w:instrText xml:space="preserve"> PAGEREF _Toc222346402 \h </w:instrText>
             </w:r>
             <w:r>
               <w:rPr>
@@ -509,7 +791,7 @@
                 <w:sz w:val="20"/>
                 <w:szCs w:val="20"/>
               </w:rPr>
-              <w:t>5</w:t>
+              <w:t>8</w:t>
             </w:r>
             <w:r>
               <w:rPr>
@@ -537,7 +819,7 @@
               <w:szCs w:val="20"/>
             </w:rPr>
           </w:pPr>
-          <w:hyperlink w:anchor="_Toc220903300" w:history="1">
+          <w:hyperlink w:anchor="_Toc222346403" w:history="1">
             <w:r>
               <w:rPr>
                 <w:rStyle w:val="Hyperlink"/>
@@ -572,7 +854,7 @@
                 <w:sz w:val="20"/>
                 <w:szCs w:val="20"/>
               </w:rPr>
-              <w:instrText xml:space="preserve"> PAGEREF _Toc220903300 \h </w:instrText>
+              <w:instrText xml:space="preserve"> PAGEREF _Toc222346403 \h </w:instrText>
             </w:r>
             <w:r>
               <w:rPr>
@@ -598,7 +880,7 @@
                 <w:sz w:val="20"/>
                 <w:szCs w:val="20"/>
               </w:rPr>
-              <w:t>6</w:t>
+              <w:t>8</w:t>
             </w:r>
             <w:r>
               <w:rPr>
@@ -626,7 +908,7 @@
               <w:szCs w:val="20"/>
             </w:rPr>
           </w:pPr>
-          <w:hyperlink w:anchor="_Toc220903301" w:history="1">
+          <w:hyperlink w:anchor="_Toc222346404" w:history="1">
             <w:r>
               <w:rPr>
                 <w:rStyle w:val="Hyperlink"/>
@@ -661,7 +943,7 @@
                 <w:sz w:val="20"/>
                 <w:szCs w:val="20"/>
               </w:rPr>
-              <w:instrText xml:space="preserve"> PAGEREF _Toc220903301 \h </w:instrText>
+              <w:instrText xml:space="preserve"> PAGEREF _Toc222346404 \h </w:instrText>
             </w:r>
             <w:r>
               <w:rPr>
@@ -687,7 +969,7 @@
                 <w:sz w:val="20"/>
                 <w:szCs w:val="20"/>
               </w:rPr>
-              <w:t>6</w:t>
+              <w:t>9</w:t>
             </w:r>
             <w:r>
               <w:rPr>
@@ -715,7 +997,7 @@
               <w:szCs w:val="20"/>
             </w:rPr>
           </w:pPr>
-          <w:hyperlink w:anchor="_Toc220903302" w:history="1">
+          <w:hyperlink w:anchor="_Toc222346405" w:history="1">
             <w:r>
               <w:rPr>
                 <w:rStyle w:val="Hyperlink"/>
@@ -750,7 +1032,7 @@
                 <w:sz w:val="20"/>
                 <w:szCs w:val="20"/>
               </w:rPr>
-              <w:instrText xml:space="preserve"> PAGEREF _Toc220903302 \h </w:instrText>
+              <w:instrText xml:space="preserve"> PAGEREF _Toc222346405 \h </w:instrText>
             </w:r>
             <w:r>
               <w:rPr>
@@ -776,7 +1058,7 @@
                 <w:sz w:val="20"/>
                 <w:szCs w:val="20"/>
               </w:rPr>
-              <w:t>7</w:t>
+              <w:t>10</w:t>
             </w:r>
             <w:r>
               <w:rPr>
@@ -804,7 +1086,7 @@
               <w:szCs w:val="20"/>
             </w:rPr>
           </w:pPr>
-          <w:hyperlink w:anchor="_Toc220903303" w:history="1">
+          <w:hyperlink w:anchor="_Toc222346406" w:history="1">
             <w:r>
               <w:rPr>
                 <w:rStyle w:val="Hyperlink"/>
@@ -812,25 +1094,7 @@
                 <w:sz w:val="20"/>
                 <w:szCs w:val="20"/>
               </w:rPr>
-              <w:t>Train the PPO Mo</w:t>
-            </w:r>
-            <w:r>
-              <w:rPr>
-                <w:rStyle w:val="Hyperlink"/>
-                <w:noProof/>
-                <w:sz w:val="20"/>
-                <w:szCs w:val="20"/>
-              </w:rPr>
-              <w:t>d</w:t>
-            </w:r>
-            <w:r>
-              <w:rPr>
-                <w:rStyle w:val="Hyperlink"/>
-                <w:noProof/>
-                <w:sz w:val="20"/>
-                <w:szCs w:val="20"/>
-              </w:rPr>
-              <w:t>el</w:t>
+              <w:t>Train the PPO Model</w:t>
             </w:r>
             <w:r>
               <w:rPr>
@@ -857,7 +1121,7 @@
                 <w:sz w:val="20"/>
                 <w:szCs w:val="20"/>
               </w:rPr>
-              <w:instrText xml:space="preserve"> PAGEREF _Toc220903303 \h </w:instrText>
+              <w:instrText xml:space="preserve"> PAGEREF _Toc222346406 \h </w:instrText>
             </w:r>
             <w:r>
               <w:rPr>
@@ -883,7 +1147,7 @@
                 <w:sz w:val="20"/>
                 <w:szCs w:val="20"/>
               </w:rPr>
-              <w:t>7</w:t>
+              <w:t>10</w:t>
             </w:r>
             <w:r>
               <w:rPr>
@@ -911,7 +1175,7 @@
               <w:szCs w:val="20"/>
             </w:rPr>
           </w:pPr>
-          <w:hyperlink w:anchor="_Toc220903304" w:history="1">
+          <w:hyperlink w:anchor="_Toc222346407" w:history="1">
             <w:r>
               <w:rPr>
                 <w:rStyle w:val="Hyperlink"/>
@@ -946,7 +1210,7 @@
                 <w:sz w:val="20"/>
                 <w:szCs w:val="20"/>
               </w:rPr>
-              <w:instrText xml:space="preserve"> PAGEREF _Toc220903304 \h </w:instrText>
+              <w:instrText xml:space="preserve"> PAGEREF _Toc222346407 \h </w:instrText>
             </w:r>
             <w:r>
               <w:rPr>
@@ -972,7 +1236,7 @@
                 <w:sz w:val="20"/>
                 <w:szCs w:val="20"/>
               </w:rPr>
-              <w:t>8</w:t>
+              <w:t>10</w:t>
             </w:r>
             <w:r>
               <w:rPr>
@@ -1000,7 +1264,7 @@
               <w:szCs w:val="20"/>
             </w:rPr>
           </w:pPr>
-          <w:hyperlink w:anchor="_Toc220903305" w:history="1">
+          <w:hyperlink w:anchor="_Toc222346408" w:history="1">
             <w:r>
               <w:rPr>
                 <w:rStyle w:val="Hyperlink"/>
@@ -1035,7 +1299,7 @@
                 <w:sz w:val="20"/>
                 <w:szCs w:val="20"/>
               </w:rPr>
-              <w:instrText xml:space="preserve"> PAGEREF _Toc220903305 \h </w:instrText>
+              <w:instrText xml:space="preserve"> PAGEREF _Toc222346408 \h </w:instrText>
             </w:r>
             <w:r>
               <w:rPr>
@@ -1061,7 +1325,7 @@
                 <w:sz w:val="20"/>
                 <w:szCs w:val="20"/>
               </w:rPr>
-              <w:t>8</w:t>
+              <w:t>11</w:t>
             </w:r>
             <w:r>
               <w:rPr>
@@ -1085,7 +1349,7 @@
               <w:noProof/>
             </w:rPr>
           </w:pPr>
-          <w:hyperlink w:anchor="_Toc220903306" w:history="1">
+          <w:hyperlink w:anchor="_Toc222346409" w:history="1">
             <w:r>
               <w:rPr>
                 <w:rStyle w:val="Hyperlink"/>
@@ -1112,7 +1376,7 @@
                 <w:noProof/>
                 <w:webHidden/>
               </w:rPr>
-              <w:instrText xml:space="preserve"> PAGEREF _Toc220903306 \h </w:instrText>
+              <w:instrText xml:space="preserve"> PAGEREF _Toc222346409 \h </w:instrText>
             </w:r>
             <w:r>
               <w:rPr>
@@ -1132,7 +1396,7 @@
                 <w:noProof/>
                 <w:webHidden/>
               </w:rPr>
-              <w:t>8</w:t>
+              <w:t>11</w:t>
             </w:r>
             <w:r>
               <w:rPr>
@@ -1154,7 +1418,7 @@
               <w:noProof/>
             </w:rPr>
           </w:pPr>
-          <w:hyperlink w:anchor="_Toc220903307" w:history="1">
+          <w:hyperlink w:anchor="_Toc222346410" w:history="1">
             <w:r>
               <w:rPr>
                 <w:rStyle w:val="Hyperlink"/>
@@ -1181,7 +1445,7 @@
                 <w:noProof/>
                 <w:webHidden/>
               </w:rPr>
-              <w:instrText xml:space="preserve"> PAGEREF _Toc220903307 \h </w:instrText>
+              <w:instrText xml:space="preserve"> PAGEREF _Toc222346410 \h </w:instrText>
             </w:r>
             <w:r>
               <w:rPr>
@@ -1201,7 +1465,7 @@
                 <w:noProof/>
                 <w:webHidden/>
               </w:rPr>
-              <w:t>10</w:t>
+              <w:t>12</w:t>
             </w:r>
             <w:r>
               <w:rPr>
@@ -1227,7 +1491,7 @@
               <w:szCs w:val="20"/>
             </w:rPr>
           </w:pPr>
-          <w:hyperlink w:anchor="_Toc220903308" w:history="1">
+          <w:hyperlink w:anchor="_Toc222346411" w:history="1">
             <w:r>
               <w:rPr>
                 <w:rStyle w:val="Hyperlink"/>
@@ -1262,7 +1526,7 @@
                 <w:sz w:val="20"/>
                 <w:szCs w:val="20"/>
               </w:rPr>
-              <w:instrText xml:space="preserve"> PAGEREF _Toc220903308 \h </w:instrText>
+              <w:instrText xml:space="preserve"> PAGEREF _Toc222346411 \h </w:instrText>
             </w:r>
             <w:r>
               <w:rPr>
@@ -1288,7 +1552,7 @@
                 <w:sz w:val="20"/>
                 <w:szCs w:val="20"/>
               </w:rPr>
-              <w:t>10</w:t>
+              <w:t>13</w:t>
             </w:r>
             <w:r>
               <w:rPr>
@@ -1316,7 +1580,7 @@
               <w:szCs w:val="20"/>
             </w:rPr>
           </w:pPr>
-          <w:hyperlink w:anchor="_Toc220903309" w:history="1">
+          <w:hyperlink w:anchor="_Toc222346412" w:history="1">
             <w:r>
               <w:rPr>
                 <w:rStyle w:val="Hyperlink"/>
@@ -1351,7 +1615,7 @@
                 <w:sz w:val="20"/>
                 <w:szCs w:val="20"/>
               </w:rPr>
-              <w:instrText xml:space="preserve"> PAGEREF _Toc220903309 \h </w:instrText>
+              <w:instrText xml:space="preserve"> PAGEREF _Toc222346412 \h </w:instrText>
             </w:r>
             <w:r>
               <w:rPr>
@@ -1377,7 +1641,7 @@
                 <w:sz w:val="20"/>
                 <w:szCs w:val="20"/>
               </w:rPr>
-              <w:t>11</w:t>
+              <w:t>14</w:t>
             </w:r>
             <w:r>
               <w:rPr>
@@ -1405,7 +1669,7 @@
               <w:szCs w:val="20"/>
             </w:rPr>
           </w:pPr>
-          <w:hyperlink w:anchor="_Toc220903310" w:history="1">
+          <w:hyperlink w:anchor="_Toc222346413" w:history="1">
             <w:r>
               <w:rPr>
                 <w:rStyle w:val="Hyperlink"/>
@@ -1440,7 +1704,7 @@
                 <w:sz w:val="20"/>
                 <w:szCs w:val="20"/>
               </w:rPr>
-              <w:instrText xml:space="preserve"> PAGEREF _Toc220903310 \h </w:instrText>
+              <w:instrText xml:space="preserve"> PAGEREF _Toc222346413 \h </w:instrText>
             </w:r>
             <w:r>
               <w:rPr>
@@ -1466,7 +1730,96 @@
                 <w:sz w:val="20"/>
                 <w:szCs w:val="20"/>
               </w:rPr>
-              <w:t>12</w:t>
+              <w:t>15</w:t>
+            </w:r>
+            <w:r>
+              <w:rPr>
+                <w:noProof/>
+                <w:webHidden/>
+                <w:sz w:val="20"/>
+                <w:szCs w:val="20"/>
+              </w:rPr>
+              <w:fldChar w:fldCharType="end"/>
+            </w:r>
+          </w:hyperlink>
+        </w:p>
+        <w:p>
+          <w:pPr>
+            <w:pStyle w:val="TOC2"/>
+            <w:tabs>
+              <w:tab w:val="right" w:leader="dot" w:pos="9350"/>
+            </w:tabs>
+            <w:rPr>
+              <w:rFonts w:eastAsiaTheme="minorEastAsia"/>
+              <w:b w:val="0"/>
+              <w:bCs w:val="0"/>
+              <w:noProof/>
+              <w:sz w:val="20"/>
+              <w:szCs w:val="20"/>
+            </w:rPr>
+          </w:pPr>
+          <w:hyperlink w:anchor="_Toc222346414" w:history="1">
+            <w:r>
+              <w:rPr>
+                <w:rStyle w:val="Hyperlink"/>
+                <w:noProof/>
+                <w:sz w:val="20"/>
+                <w:szCs w:val="20"/>
+              </w:rPr>
+              <w:t>Problem with the PPO Model using real LLM calls in the Agentic Workflow</w:t>
+            </w:r>
+            <w:r>
+              <w:rPr>
+                <w:noProof/>
+                <w:webHidden/>
+                <w:sz w:val="20"/>
+                <w:szCs w:val="20"/>
+              </w:rPr>
+              <w:tab/>
+            </w:r>
+            <w:r>
+              <w:rPr>
+                <w:noProof/>
+                <w:webHidden/>
+                <w:sz w:val="20"/>
+                <w:szCs w:val="20"/>
+              </w:rPr>
+              <w:fldChar w:fldCharType="begin"/>
+            </w:r>
+            <w:r>
+              <w:rPr>
+                <w:noProof/>
+                <w:webHidden/>
+                <w:sz w:val="20"/>
+                <w:szCs w:val="20"/>
+              </w:rPr>
+              <w:instrText xml:space="preserve"> PAGEREF _Toc222346414 \h </w:instrText>
+            </w:r>
+            <w:r>
+              <w:rPr>
+                <w:noProof/>
+                <w:webHidden/>
+                <w:sz w:val="20"/>
+                <w:szCs w:val="20"/>
+              </w:rPr>
+            </w:r>
+            <w:r>
+              <w:rPr>
+                <w:noProof/>
+                <w:webHidden/>
+                <w:sz w:val="20"/>
+                <w:szCs w:val="20"/>
+              </w:rPr>
+              <w:fldChar w:fldCharType="separate"/>
+            </w:r>
+            <w:r>
+              <w:rPr>
+                <w:noProof/>
+                <w:webHidden/>
+                <w:sz w:val="20"/>
+                <w:szCs w:val="20"/>
+              </w:rPr>
+              <w:t>16</w:t>
             </w:r>
             <w:r>
               <w:rPr>
@@ -1496,7 +1849,7 @@
               <w:szCs w:val="20"/>
             </w:rPr>
           </w:pPr>
-          <w:hyperlink w:anchor="_Toc220903311" w:history="1">
+          <w:hyperlink w:anchor="_Toc222346415" w:history="1">
             <w:r>
               <w:rPr>
                 <w:rStyle w:val="Hyperlink"/>
@@ -1531,7 +1884,7 @@
                 <w:sz w:val="20"/>
                 <w:szCs w:val="20"/>
               </w:rPr>
-              <w:instrText xml:space="preserve"> PAGEREF _Toc220903311 \h </w:instrText>
+              <w:instrText xml:space="preserve"> PAGEREF _Toc222346415 \h </w:instrText>
             </w:r>
             <w:r>
               <w:rPr>
@@ -1557,7 +1910,7 @@
                 <w:sz w:val="20"/>
                 <w:szCs w:val="20"/>
               </w:rPr>
-              <w:t>13</w:t>
+              <w:t>17</w:t>
             </w:r>
             <w:r>
               <w:rPr>
@@ -1585,7 +1938,7 @@
               <w:szCs w:val="20"/>
             </w:rPr>
           </w:pPr>
-          <w:hyperlink w:anchor="_Toc220903312" w:history="1">
+          <w:hyperlink w:anchor="_Toc222346416" w:history="1">
             <w:r>
               <w:rPr>
                 <w:rStyle w:val="Hyperlink"/>
@@ -1620,7 +1973,7 @@
                 <w:sz w:val="20"/>
                 <w:szCs w:val="20"/>
               </w:rPr>
-              <w:instrText xml:space="preserve"> PAGEREF _Toc220903312 \h </w:instrText>
+              <w:instrText xml:space="preserve"> PAGEREF _Toc222346416 \h </w:instrText>
             </w:r>
             <w:r>
               <w:rPr>
@@ -1646,7 +1999,7 @@
                 <w:sz w:val="20"/>
                 <w:szCs w:val="20"/>
               </w:rPr>
-              <w:t>14</w:t>
+              <w:t>18</w:t>
             </w:r>
             <w:r>
               <w:rPr>
@@ -1674,7 +2027,7 @@
               <w:szCs w:val="20"/>
             </w:rPr>
           </w:pPr>
-          <w:hyperlink w:anchor="_Toc220903313" w:history="1">
+          <w:hyperlink w:anchor="_Toc222346417" w:history="1">
             <w:r>
               <w:rPr>
                 <w:rStyle w:val="Hyperlink"/>
@@ -1709,7 +2062,7 @@
                 <w:sz w:val="20"/>
                 <w:szCs w:val="20"/>
               </w:rPr>
-              <w:instrText xml:space="preserve"> PAGEREF _Toc220903313 \h </w:instrText>
+              <w:instrText xml:space="preserve"> PAGEREF _Toc222346417 \h </w:instrText>
             </w:r>
             <w:r>
               <w:rPr>
@@ -1735,7 +2088,7 @@
                 <w:sz w:val="20"/>
                 <w:szCs w:val="20"/>
               </w:rPr>
-              <w:t>15</w:t>
+              <w:t>19</w:t>
             </w:r>
             <w:r>
               <w:rPr>
@@ -1765,7 +2118,7 @@
               <w:szCs w:val="20"/>
             </w:rPr>
           </w:pPr>
-          <w:hyperlink w:anchor="_Toc220903314" w:history="1">
+          <w:hyperlink w:anchor="_Toc222346418" w:history="1">
             <w:r>
               <w:rPr>
                 <w:rStyle w:val="Hyperlink"/>
@@ -1773,43 +2126,7 @@
                 <w:sz w:val="20"/>
                 <w:szCs w:val="20"/>
               </w:rPr>
-              <w:t>System Flo</w:t>
-            </w:r>
-            <w:r>
-              <w:rPr>
-                <w:rStyle w:val="Hyperlink"/>
-                <w:noProof/>
-                <w:sz w:val="20"/>
-                <w:szCs w:val="20"/>
-              </w:rPr>
-              <w:t>w</w:t>
-            </w:r>
-            <w:r>
-              <w:rPr>
-                <w:rStyle w:val="Hyperlink"/>
-                <w:noProof/>
-                <w:sz w:val="20"/>
-                <w:szCs w:val="20"/>
-              </w:rPr>
-              <w:t>c</w:t>
-            </w:r>
-            <w:r>
-              <w:rPr>
-                <w:rStyle w:val="Hyperlink"/>
-                <w:noProof/>
-                <w:sz w:val="20"/>
-                <w:szCs w:val="20"/>
-              </w:rPr>
-              <w:t>h</w:t>
-            </w:r>
-            <w:r>
-              <w:rPr>
-                <w:rStyle w:val="Hyperlink"/>
-                <w:noProof/>
-                <w:sz w:val="20"/>
-                <w:szCs w:val="20"/>
-              </w:rPr>
-              <w:t>art</w:t>
+              <w:t>System Flowchart and Training Process</w:t>
             </w:r>
             <w:r>
               <w:rPr>
@@ -1836,7 +2153,7 @@
                 <w:sz w:val="20"/>
                 <w:szCs w:val="20"/>
               </w:rPr>
-              <w:instrText xml:space="preserve"> PAGEREF _Toc220903314 \h </w:instrText>
+              <w:instrText xml:space="preserve"> PAGEREF _Toc222346418 \h </w:instrText>
             </w:r>
             <w:r>
               <w:rPr>
@@ -1862,7 +2179,7 @@
                 <w:sz w:val="20"/>
                 <w:szCs w:val="20"/>
               </w:rPr>
-              <w:t>15</w:t>
+              <w:t>19</w:t>
             </w:r>
             <w:r>
               <w:rPr>
@@ -1890,7 +2207,7 @@
               <w:szCs w:val="20"/>
             </w:rPr>
           </w:pPr>
-          <w:hyperlink w:anchor="_Toc220903315" w:history="1">
+          <w:hyperlink w:anchor="_Toc222346419" w:history="1">
             <w:r>
               <w:rPr>
                 <w:rStyle w:val="Hyperlink"/>
@@ -1925,7 +2242,7 @@
                 <w:sz w:val="20"/>
                 <w:szCs w:val="20"/>
               </w:rPr>
-              <w:instrText xml:space="preserve"> PAGEREF _Toc220903315 \h </w:instrText>
+              <w:instrText xml:space="preserve"> PAGEREF _Toc222346419 \h </w:instrText>
             </w:r>
             <w:r>
               <w:rPr>
@@ -1951,7 +2268,7 @@
                 <w:sz w:val="20"/>
                 <w:szCs w:val="20"/>
               </w:rPr>
-              <w:t>17</w:t>
+              <w:t>21</w:t>
             </w:r>
             <w:r>
               <w:rPr>
@@ -1979,7 +2296,7 @@
               <w:szCs w:val="20"/>
             </w:rPr>
           </w:pPr>
-          <w:hyperlink w:anchor="_Toc220903316" w:history="1">
+          <w:hyperlink w:anchor="_Toc222346420" w:history="1">
             <w:r>
               <w:rPr>
                 <w:rStyle w:val="Hyperlink"/>
@@ -1987,16 +2304,7 @@
                 <w:sz w:val="20"/>
                 <w:szCs w:val="20"/>
               </w:rPr>
-              <w:t>Training Loo</w:t>
-            </w:r>
-            <w:r>
-              <w:rPr>
-                <w:rStyle w:val="Hyperlink"/>
-                <w:noProof/>
-                <w:sz w:val="20"/>
-                <w:szCs w:val="20"/>
-              </w:rPr>
-              <w:t>p</w:t>
+              <w:t>Training Loop</w:t>
             </w:r>
             <w:r>
               <w:rPr>
@@ -2023,7 +2331,7 @@
                 <w:sz w:val="20"/>
                 <w:szCs w:val="20"/>
               </w:rPr>
-              <w:instrText xml:space="preserve"> PAGEREF _Toc220903316 \h </w:instrText>
+              <w:instrText xml:space="preserve"> PAGEREF _Toc222346420 \h </w:instrText>
             </w:r>
             <w:r>
               <w:rPr>
@@ -2049,7 +2357,7 @@
                 <w:sz w:val="20"/>
                 <w:szCs w:val="20"/>
               </w:rPr>
-              <w:t>18</w:t>
+              <w:t>22</w:t>
             </w:r>
             <w:r>
               <w:rPr>
@@ -2073,27 +2381,13 @@
               <w:noProof/>
             </w:rPr>
           </w:pPr>
-          <w:hyperlink w:anchor="_Toc220903317" w:history="1">
+          <w:hyperlink w:anchor="_Toc222346421" w:history="1">
             <w:r>
               <w:rPr>
                 <w:rStyle w:val="Hyperlink"/>
                 <w:noProof/>
               </w:rPr>
-              <w:t>Parallel V</w:t>
-            </w:r>
-            <w:r>
-              <w:rPr>
-                <w:rStyle w:val="Hyperlink"/>
-                <w:noProof/>
-              </w:rPr>
-              <w:t>e</w:t>
-            </w:r>
-            <w:r>
-              <w:rPr>
-                <w:rStyle w:val="Hyperlink"/>
-                <w:noProof/>
-              </w:rPr>
-              <w:t>ctorized Environments</w:t>
+              <w:t>Parallel Vectorized Environments</w:t>
             </w:r>
             <w:r>
               <w:rPr>
@@ -2114,7 +2408,7 @@
                 <w:noProof/>
                 <w:webHidden/>
               </w:rPr>
-              <w:instrText xml:space="preserve"> PAGEREF _Toc220903317 \h </w:instrText>
+              <w:instrText xml:space="preserve"> PAGEREF _Toc222346421 \h </w:instrText>
             </w:r>
             <w:r>
               <w:rPr>
@@ -2134,7 +2428,7 @@
                 <w:noProof/>
                 <w:webHidden/>
               </w:rPr>
-              <w:t>19</w:t>
+              <w:t>23</w:t>
             </w:r>
             <w:r>
               <w:rPr>
@@ -2156,7 +2450,7 @@
               <w:noProof/>
             </w:rPr>
           </w:pPr>
-          <w:hyperlink w:anchor="_Toc220903318" w:history="1">
+          <w:hyperlink w:anchor="_Toc222346422" w:history="1">
             <w:r>
               <w:rPr>
                 <w:rStyle w:val="Hyperlink"/>
@@ -2183,7 +2477,7 @@
                 <w:noProof/>
                 <w:webHidden/>
               </w:rPr>
-              <w:instrText xml:space="preserve"> PAGEREF _Toc220903318 \h </w:instrText>
+              <w:instrText xml:space="preserve"> PAGEREF _Toc222346422 \h </w:instrText>
             </w:r>
             <w:r>
               <w:rPr>
@@ -2203,7 +2497,7 @@
                 <w:noProof/>
                 <w:webHidden/>
               </w:rPr>
-              <w:t>19</w:t>
+              <w:t>23</w:t>
             </w:r>
             <w:r>
               <w:rPr>
@@ -2225,7 +2519,7 @@
               <w:noProof/>
             </w:rPr>
           </w:pPr>
-          <w:hyperlink w:anchor="_Toc220903319" w:history="1">
+          <w:hyperlink w:anchor="_Toc222346423" w:history="1">
             <w:r>
               <w:rPr>
                 <w:rStyle w:val="Hyperlink"/>
@@ -2252,7 +2546,7 @@
                 <w:noProof/>
                 <w:webHidden/>
               </w:rPr>
-              <w:instrText xml:space="preserve"> PAGEREF _Toc220903319 \h </w:instrText>
+              <w:instrText xml:space="preserve"> PAGEREF _Toc222346423 \h </w:instrText>
             </w:r>
             <w:r>
               <w:rPr>
@@ -2272,7 +2566,7 @@
                 <w:noProof/>
                 <w:webHidden/>
               </w:rPr>
-              <w:t>20</w:t>
+              <w:t>24</w:t>
             </w:r>
             <w:r>
               <w:rPr>
@@ -2294,7 +2588,7 @@
               <w:noProof/>
             </w:rPr>
           </w:pPr>
-          <w:hyperlink w:anchor="_Toc220903320" w:history="1">
+          <w:hyperlink w:anchor="_Toc222346424" w:history="1">
             <w:r>
               <w:rPr>
                 <w:rStyle w:val="Hyperlink"/>
@@ -2321,7 +2615,7 @@
                 <w:noProof/>
                 <w:webHidden/>
               </w:rPr>
-              <w:instrText xml:space="preserve"> PAGEREF _Toc220903320 \h </w:instrText>
+              <w:instrText xml:space="preserve"> PAGEREF _Toc222346424 \h </w:instrText>
             </w:r>
             <w:r>
               <w:rPr>
@@ -2341,7 +2635,7 @@
                 <w:noProof/>
                 <w:webHidden/>
               </w:rPr>
-              <w:t>20</w:t>
+              <w:t>24</w:t>
             </w:r>
             <w:r>
               <w:rPr>
@@ -2369,7 +2663,7 @@
               <w:szCs w:val="20"/>
             </w:rPr>
           </w:pPr>
-          <w:hyperlink w:anchor="_Toc220903321" w:history="1">
+          <w:hyperlink w:anchor="_Toc222346425" w:history="1">
             <w:r>
               <w:rPr>
                 <w:rStyle w:val="Hyperlink"/>
@@ -2404,7 +2698,7 @@
                 <w:sz w:val="20"/>
                 <w:szCs w:val="20"/>
               </w:rPr>
-              <w:instrText xml:space="preserve"> PAGEREF _Toc220903321 \h </w:instrText>
+              <w:instrText xml:space="preserve"> PAGEREF _Toc222346425 \h </w:instrText>
             </w:r>
             <w:r>
               <w:rPr>
@@ -2430,7 +2724,7 @@
                 <w:sz w:val="20"/>
                 <w:szCs w:val="20"/>
               </w:rPr>
-              <w:t>20</w:t>
+              <w:t>24</w:t>
             </w:r>
             <w:r>
               <w:rPr>
@@ -2458,7 +2752,7 @@
               <w:szCs w:val="20"/>
             </w:rPr>
           </w:pPr>
-          <w:hyperlink w:anchor="_Toc220903322" w:history="1">
+          <w:hyperlink w:anchor="_Toc222346426" w:history="1">
             <w:r>
               <w:rPr>
                 <w:rStyle w:val="Hyperlink"/>
@@ -2493,7 +2787,7 @@
                 <w:sz w:val="20"/>
                 <w:szCs w:val="20"/>
               </w:rPr>
-              <w:instrText xml:space="preserve"> PAGEREF _Toc220903322 \h </w:instrText>
+              <w:instrText xml:space="preserve"> PAGEREF _Toc222346426 \h </w:instrText>
             </w:r>
             <w:r>
               <w:rPr>
@@ -2519,7 +2813,7 @@
                 <w:sz w:val="20"/>
                 <w:szCs w:val="20"/>
               </w:rPr>
-              <w:t>20</w:t>
+              <w:t>25</w:t>
             </w:r>
             <w:r>
               <w:rPr>
@@ -2543,7 +2837,7 @@
               <w:noProof/>
             </w:rPr>
           </w:pPr>
-          <w:hyperlink w:anchor="_Toc220903323" w:history="1">
+          <w:hyperlink w:anchor="_Toc222346427" w:history="1">
             <w:r>
               <w:rPr>
                 <w:rStyle w:val="Hyperlink"/>
@@ -2573,7 +2867,7 @@
                 <w:noProof/>
                 <w:webHidden/>
               </w:rPr>
-              <w:instrText xml:space="preserve"> PAGEREF _Toc220903323 \h </w:instrText>
+              <w:instrText xml:space="preserve"> PAGEREF _Toc222346427 \h </w:instrText>
             </w:r>
             <w:r>
               <w:rPr>
@@ -2593,7 +2887,7 @@
                 <w:noProof/>
                 <w:webHidden/>
               </w:rPr>
-              <w:t>21</w:t>
+              <w:t>25</w:t>
             </w:r>
             <w:r>
               <w:rPr>
@@ -2619,7 +2913,7 @@
               <w:szCs w:val="20"/>
             </w:rPr>
           </w:pPr>
-          <w:hyperlink w:anchor="_Toc220903324" w:history="1">
+          <w:hyperlink w:anchor="_Toc222346428" w:history="1">
             <w:r>
               <w:rPr>
                 <w:rStyle w:val="Hyperlink"/>
@@ -2654,7 +2948,7 @@
                 <w:sz w:val="20"/>
                 <w:szCs w:val="20"/>
               </w:rPr>
-              <w:instrText xml:space="preserve"> PAGEREF _Toc220903324 \h </w:instrText>
+              <w:instrText xml:space="preserve"> PAGEREF _Toc222346428 \h </w:instrText>
             </w:r>
             <w:r>
               <w:rPr>
@@ -2680,7 +2974,7 @@
                 <w:sz w:val="20"/>
                 <w:szCs w:val="20"/>
               </w:rPr>
-              <w:t>22</w:t>
+              <w:t>26</w:t>
             </w:r>
             <w:r>
               <w:rPr>
@@ -2708,7 +3002,7 @@
               <w:szCs w:val="20"/>
             </w:rPr>
           </w:pPr>
-          <w:hyperlink w:anchor="_Toc220903325" w:history="1">
+          <w:hyperlink w:anchor="_Toc222346429" w:history="1">
             <w:r>
               <w:rPr>
                 <w:rStyle w:val="Hyperlink"/>
@@ -2743,7 +3037,7 @@
                 <w:sz w:val="20"/>
                 <w:szCs w:val="20"/>
               </w:rPr>
-              <w:instrText xml:space="preserve"> PAGEREF _Toc220903325 \h </w:instrText>
+              <w:instrText xml:space="preserve"> PAGEREF _Toc222346429 \h </w:instrText>
             </w:r>
             <w:r>
               <w:rPr>
@@ -2769,7 +3063,7 @@
                 <w:sz w:val="20"/>
                 <w:szCs w:val="20"/>
               </w:rPr>
-              <w:t>23</w:t>
+              <w:t>27</w:t>
             </w:r>
             <w:r>
               <w:rPr>
@@ -2797,7 +3091,7 @@
               <w:szCs w:val="20"/>
             </w:rPr>
           </w:pPr>
-          <w:hyperlink w:anchor="_Toc220903326" w:history="1">
+          <w:hyperlink w:anchor="_Toc222346430" w:history="1">
             <w:r>
               <w:rPr>
                 <w:rStyle w:val="Hyperlink"/>
@@ -2832,7 +3126,7 @@
                 <w:sz w:val="20"/>
                 <w:szCs w:val="20"/>
               </w:rPr>
-              <w:instrText xml:space="preserve"> PAGEREF _Toc220903326 \h </w:instrText>
+              <w:instrText xml:space="preserve"> PAGEREF _Toc222346430 \h </w:instrText>
             </w:r>
             <w:r>
               <w:rPr>
@@ -2858,7 +3152,7 @@
                 <w:sz w:val="20"/>
                 <w:szCs w:val="20"/>
               </w:rPr>
-              <w:t>25</w:t>
+              <w:t>29</w:t>
             </w:r>
             <w:r>
               <w:rPr>
@@ -2888,7 +3182,7 @@
               <w:szCs w:val="20"/>
             </w:rPr>
           </w:pPr>
-          <w:hyperlink w:anchor="_Toc220903327" w:history="1">
+          <w:hyperlink w:anchor="_Toc222346431" w:history="1">
             <w:r>
               <w:rPr>
                 <w:rStyle w:val="Hyperlink"/>
@@ -2896,25 +3190,7 @@
                 <w:sz w:val="20"/>
                 <w:szCs w:val="20"/>
               </w:rPr>
-              <w:t>Referen</w:t>
-            </w:r>
-            <w:r>
-              <w:rPr>
-                <w:rStyle w:val="Hyperlink"/>
-                <w:noProof/>
-                <w:sz w:val="20"/>
-                <w:szCs w:val="20"/>
-              </w:rPr>
-              <w:t>c</w:t>
-            </w:r>
-            <w:r>
-              <w:rPr>
-                <w:rStyle w:val="Hyperlink"/>
-                <w:noProof/>
-                <w:sz w:val="20"/>
-                <w:szCs w:val="20"/>
-              </w:rPr>
-              <w:t>es</w:t>
+              <w:t>Interpreting the Results of Agentic RL System Execution</w:t>
             </w:r>
             <w:r>
               <w:rPr>
@@ -2941,7 +3217,7 @@
                 <w:sz w:val="20"/>
                 <w:szCs w:val="20"/>
               </w:rPr>
-              <w:instrText xml:space="preserve"> PAGEREF _Toc220903327 \h </w:instrText>
+              <w:instrText xml:space="preserve"> PAGEREF _Toc222346431 \h </w:instrText>
             </w:r>
             <w:r>
               <w:rPr>
@@ -2967,7 +3243,7 @@
                 <w:sz w:val="20"/>
                 <w:szCs w:val="20"/>
               </w:rPr>
-              <w:t>26</w:t>
+              <w:t>30</w:t>
             </w:r>
             <w:r>
               <w:rPr>
@@ -2997,7 +3273,7 @@
               <w:szCs w:val="20"/>
             </w:rPr>
           </w:pPr>
-          <w:hyperlink w:anchor="_Toc220903328" w:history="1">
+          <w:hyperlink w:anchor="_Toc222346432" w:history="1">
             <w:r>
               <w:rPr>
                 <w:rStyle w:val="Hyperlink"/>
@@ -3005,7 +3281,7 @@
                 <w:sz w:val="20"/>
                 <w:szCs w:val="20"/>
               </w:rPr>
-              <w:t>Appendix</w:t>
+              <w:t>References</w:t>
             </w:r>
             <w:r>
               <w:rPr>
@@ -3032,7 +3308,7 @@
                 <w:sz w:val="20"/>
                 <w:szCs w:val="20"/>
               </w:rPr>
-              <w:instrText xml:space="preserve"> PAGEREF _Toc220903328 \h </w:instrText>
+              <w:instrText xml:space="preserve"> PAGEREF _Toc222346432 \h </w:instrText>
             </w:r>
             <w:r>
               <w:rPr>
@@ -3058,7 +3334,98 @@
                 <w:sz w:val="20"/>
                 <w:szCs w:val="20"/>
               </w:rPr>
-              <w:t>27</w:t>
+              <w:t>30</w:t>
+            </w:r>
+            <w:r>
+              <w:rPr>
+                <w:noProof/>
+                <w:webHidden/>
+                <w:sz w:val="20"/>
+                <w:szCs w:val="20"/>
+              </w:rPr>
+              <w:fldChar w:fldCharType="end"/>
+            </w:r>
+          </w:hyperlink>
+        </w:p>
+        <w:p>
+          <w:pPr>
+            <w:pStyle w:val="TOC1"/>
+            <w:tabs>
+              <w:tab w:val="right" w:leader="dot" w:pos="9350"/>
+            </w:tabs>
+            <w:rPr>
+              <w:rFonts w:eastAsiaTheme="minorEastAsia"/>
+              <w:b w:val="0"/>
+              <w:bCs w:val="0"/>
+              <w:i w:val="0"/>
+              <w:iCs w:val="0"/>
+              <w:noProof/>
+              <w:sz w:val="20"/>
+              <w:szCs w:val="20"/>
+            </w:rPr>
+          </w:pPr>
+          <w:hyperlink w:anchor="_Toc222346433" w:history="1">
+            <w:r>
+              <w:rPr>
+                <w:rStyle w:val="Hyperlink"/>
+                <w:noProof/>
+                <w:sz w:val="20"/>
+                <w:szCs w:val="20"/>
+              </w:rPr>
+              <w:t>Appendix</w:t>
+            </w:r>
+            <w:r>
+              <w:rPr>
+                <w:noProof/>
+                <w:webHidden/>
+                <w:sz w:val="20"/>
+                <w:szCs w:val="20"/>
+              </w:rPr>
+              <w:tab/>
+            </w:r>
+            <w:r>
+              <w:rPr>
+                <w:noProof/>
+                <w:webHidden/>
+                <w:sz w:val="20"/>
+                <w:szCs w:val="20"/>
+              </w:rPr>
+              <w:fldChar w:fldCharType="begin"/>
+            </w:r>
+            <w:r>
+              <w:rPr>
+                <w:noProof/>
+                <w:webHidden/>
+                <w:sz w:val="20"/>
+                <w:szCs w:val="20"/>
+              </w:rPr>
+              <w:instrText xml:space="preserve"> PAGEREF _Toc222346433 \h </w:instrText>
+            </w:r>
+            <w:r>
+              <w:rPr>
+                <w:noProof/>
+                <w:webHidden/>
+                <w:sz w:val="20"/>
+                <w:szCs w:val="20"/>
+              </w:rPr>
+            </w:r>
+            <w:r>
+              <w:rPr>
+                <w:noProof/>
+                <w:webHidden/>
+                <w:sz w:val="20"/>
+                <w:szCs w:val="20"/>
+              </w:rPr>
+              <w:fldChar w:fldCharType="separate"/>
+            </w:r>
+            <w:r>
+              <w:rPr>
+                <w:noProof/>
+                <w:webHidden/>
+                <w:sz w:val="20"/>
+                <w:szCs w:val="20"/>
+              </w:rPr>
+              <w:t>31</w:t>
             </w:r>
             <w:r>
               <w:rPr>
@@ -3086,7 +3453,7 @@
               <w:szCs w:val="20"/>
             </w:rPr>
           </w:pPr>
-          <w:hyperlink w:anchor="_Toc220903329" w:history="1">
+          <w:hyperlink w:anchor="_Toc222346434" w:history="1">
             <w:r>
               <w:rPr>
                 <w:rStyle w:val="Hyperlink"/>
@@ -3121,7 +3488,7 @@
                 <w:sz w:val="20"/>
                 <w:szCs w:val="20"/>
               </w:rPr>
-              <w:instrText xml:space="preserve"> PAGEREF _Toc220903329 \h </w:instrText>
+              <w:instrText xml:space="preserve"> PAGEREF _Toc222346434 \h </w:instrText>
             </w:r>
             <w:r>
               <w:rPr>
@@ -3147,7 +3514,7 @@
                 <w:sz w:val="20"/>
                 <w:szCs w:val="20"/>
               </w:rPr>
-              <w:t>27</w:t>
+              <w:t>31</w:t>
             </w:r>
             <w:r>
               <w:rPr>
@@ -3175,7 +3542,7 @@
               <w:szCs w:val="20"/>
             </w:rPr>
           </w:pPr>
-          <w:hyperlink w:anchor="_Toc220903330" w:history="1">
+          <w:hyperlink w:anchor="_Toc222346435" w:history="1">
             <w:r>
               <w:rPr>
                 <w:rStyle w:val="Hyperlink"/>
@@ -3210,7 +3577,7 @@
                 <w:sz w:val="20"/>
                 <w:szCs w:val="20"/>
               </w:rPr>
-              <w:instrText xml:space="preserve"> PAGEREF _Toc220903330 \h </w:instrText>
+              <w:instrText xml:space="preserve"> PAGEREF _Toc222346435 \h </w:instrText>
             </w:r>
             <w:r>
               <w:rPr>
@@ -3236,7 +3603,7 @@
                 <w:sz w:val="20"/>
                 <w:szCs w:val="20"/>
               </w:rPr>
-              <w:t>29</w:t>
+              <w:t>33</w:t>
             </w:r>
             <w:r>
               <w:rPr>
@@ -3264,7 +3631,7 @@
               <w:szCs w:val="20"/>
             </w:rPr>
           </w:pPr>
-          <w:hyperlink w:anchor="_Toc220903331" w:history="1">
+          <w:hyperlink w:anchor="_Toc222346436" w:history="1">
             <w:r>
               <w:rPr>
                 <w:rStyle w:val="Hyperlink"/>
@@ -3299,7 +3666,7 @@
                 <w:sz w:val="20"/>
                 <w:szCs w:val="20"/>
               </w:rPr>
-              <w:instrText xml:space="preserve"> PAGEREF _Toc220903331 \h </w:instrText>
+              <w:instrText xml:space="preserve"> PAGEREF _Toc222346436 \h </w:instrText>
             </w:r>
             <w:r>
               <w:rPr>
@@ -3325,7 +3692,7 @@
                 <w:sz w:val="20"/>
                 <w:szCs w:val="20"/>
               </w:rPr>
-              <w:t>29</w:t>
+              <w:t>33</w:t>
             </w:r>
             <w:r>
               <w:rPr>
@@ -3353,7 +3720,7 @@
               <w:szCs w:val="20"/>
             </w:rPr>
           </w:pPr>
-          <w:hyperlink w:anchor="_Toc220903332" w:history="1">
+          <w:hyperlink w:anchor="_Toc222346437" w:history="1">
             <w:r>
               <w:rPr>
                 <w:rStyle w:val="Hyperlink"/>
@@ -3388,7 +3755,7 @@
                 <w:sz w:val="20"/>
                 <w:szCs w:val="20"/>
               </w:rPr>
-              <w:instrText xml:space="preserve"> PAGEREF _Toc220903332 \h </w:instrText>
+              <w:instrText xml:space="preserve"> PAGEREF _Toc222346437 \h </w:instrText>
             </w:r>
             <w:r>
               <w:rPr>
@@ -3414,7 +3781,7 @@
                 <w:sz w:val="20"/>
                 <w:szCs w:val="20"/>
               </w:rPr>
-              <w:t>32</w:t>
+              <w:t>36</w:t>
             </w:r>
             <w:r>
               <w:rPr>
@@ -3442,7 +3809,7 @@
               <w:szCs w:val="20"/>
             </w:rPr>
           </w:pPr>
-          <w:hyperlink w:anchor="_Toc220903333" w:history="1">
+          <w:hyperlink w:anchor="_Toc222346438" w:history="1">
             <w:r>
               <w:rPr>
                 <w:rStyle w:val="Hyperlink"/>
@@ -3477,7 +3844,7 @@
                 <w:sz w:val="20"/>
                 <w:szCs w:val="20"/>
               </w:rPr>
-              <w:instrText xml:space="preserve"> PAGEREF _Toc220903333 \h </w:instrText>
+              <w:instrText xml:space="preserve"> PAGEREF _Toc222346438 \h </w:instrText>
             </w:r>
             <w:r>
               <w:rPr>
@@ -3503,7 +3870,7 @@
                 <w:sz w:val="20"/>
                 <w:szCs w:val="20"/>
               </w:rPr>
-              <w:t>32</w:t>
+              <w:t>36</w:t>
             </w:r>
             <w:r>
               <w:rPr>
@@ -3531,7 +3898,7 @@
               <w:szCs w:val="20"/>
             </w:rPr>
           </w:pPr>
-          <w:hyperlink w:anchor="_Toc220903334" w:history="1">
+          <w:hyperlink w:anchor="_Toc222346439" w:history="1">
             <w:r>
               <w:rPr>
                 <w:rStyle w:val="Hyperlink"/>
@@ -3566,7 +3933,7 @@
                 <w:sz w:val="20"/>
                 <w:szCs w:val="20"/>
               </w:rPr>
-              <w:instrText xml:space="preserve"> PAGEREF _Toc220903334 \h </w:instrText>
+              <w:instrText xml:space="preserve"> PAGEREF _Toc222346439 \h </w:instrText>
             </w:r>
             <w:r>
               <w:rPr>
@@ -3592,7 +3959,7 @@
                 <w:sz w:val="20"/>
                 <w:szCs w:val="20"/>
               </w:rPr>
-              <w:t>32</w:t>
+              <w:t>37</w:t>
             </w:r>
             <w:r>
               <w:rPr>
@@ -3620,7 +3987,7 @@
               <w:szCs w:val="20"/>
             </w:rPr>
           </w:pPr>
-          <w:hyperlink w:anchor="_Toc220903335" w:history="1">
+          <w:hyperlink w:anchor="_Toc222346440" w:history="1">
             <w:r>
               <w:rPr>
                 <w:rStyle w:val="Hyperlink"/>
@@ -3655,7 +4022,7 @@
                 <w:sz w:val="20"/>
                 <w:szCs w:val="20"/>
               </w:rPr>
-              <w:instrText xml:space="preserve"> PAGEREF _Toc220903335 \h </w:instrText>
+              <w:instrText xml:space="preserve"> PAGEREF _Toc222346440 \h </w:instrText>
             </w:r>
             <w:r>
               <w:rPr>
@@ -3681,7 +4048,7 @@
                 <w:sz w:val="20"/>
                 <w:szCs w:val="20"/>
               </w:rPr>
-              <w:t>32</w:t>
+              <w:t>37</w:t>
             </w:r>
             <w:r>
               <w:rPr>
@@ -3705,7 +4072,7 @@
               <w:noProof/>
             </w:rPr>
           </w:pPr>
-          <w:hyperlink w:anchor="_Toc220903336" w:history="1">
+          <w:hyperlink w:anchor="_Toc222346441" w:history="1">
             <w:r>
               <w:rPr>
                 <w:rStyle w:val="Hyperlink"/>
@@ -3740,7 +4107,7 @@
                 <w:noProof/>
                 <w:webHidden/>
               </w:rPr>
-              <w:instrText xml:space="preserve"> PAGEREF _Toc220903336 \h </w:instrText>
+              <w:instrText xml:space="preserve"> PAGEREF _Toc222346441 \h </w:instrText>
             </w:r>
             <w:r>
               <w:rPr>
@@ -3760,7 +4127,7 @@
                 <w:noProof/>
                 <w:webHidden/>
               </w:rPr>
-              <w:t>33</w:t>
+              <w:t>37</w:t>
             </w:r>
             <w:r>
               <w:rPr>
@@ -3782,7 +4149,7 @@
               <w:noProof/>
             </w:rPr>
           </w:pPr>
-          <w:hyperlink w:anchor="_Toc220903337" w:history="1">
+          <w:hyperlink w:anchor="_Toc222346442" w:history="1">
             <w:r>
               <w:rPr>
                 <w:rStyle w:val="Hyperlink"/>
@@ -3809,7 +4176,7 @@
                 <w:noProof/>
                 <w:webHidden/>
               </w:rPr>
-              <w:instrText xml:space="preserve"> PAGEREF _Toc220903337 \h </w:instrText>
+              <w:instrText xml:space="preserve"> PAGEREF _Toc222346442 \h </w:instrText>
             </w:r>
             <w:r>
               <w:rPr>
@@ -3829,7 +4196,7 @@
                 <w:noProof/>
                 <w:webHidden/>
               </w:rPr>
-              <w:t>37</w:t>
+              <w:t>41</w:t>
             </w:r>
             <w:r>
               <w:rPr>
@@ -3859,7 +4226,7 @@
       <w:pPr>
         <w:pStyle w:val="Heading1"/>
       </w:pPr>
-      <w:bookmarkStart w:id="0" w:name="_Toc220903295"/>
+      <w:bookmarkStart w:id="0" w:name="_Toc222346394"/>
       <w:r>
         <w:t>Overview of the System</w:t>
       </w:r>
@@ -4432,6 +4799,7 @@
           <w:sz w:val="18"/>
           <w:szCs w:val="18"/>
         </w:rPr>
+        <w:lastRenderedPageBreak/>
         <w:t xml:space="preserve">    requirements: </w:t>
       </w:r>
       <w:r>
@@ -5173,7 +5541,7 @@
       <w:pPr>
         <w:pStyle w:val="Heading2"/>
       </w:pPr>
-      <w:bookmarkStart w:id="1" w:name="_Toc220903296"/>
+      <w:bookmarkStart w:id="1" w:name="_Toc222346395"/>
       <w:r>
         <w:t>Agents Roles and Hierarchy</w:t>
       </w:r>
@@ -5251,7 +5619,7 @@
       <w:pPr>
         <w:pStyle w:val="Heading2"/>
       </w:pPr>
-      <w:bookmarkStart w:id="2" w:name="_Toc220903297"/>
+      <w:bookmarkStart w:id="2" w:name="_Toc222346396"/>
       <w:r>
         <w:t>Understanding the Action Space for the PPO Model</w:t>
       </w:r>
@@ -5398,7 +5766,7 @@
       <w:pPr>
         <w:pStyle w:val="Heading3"/>
       </w:pPr>
-      <w:bookmarkStart w:id="3" w:name="_Toc220903298"/>
+      <w:bookmarkStart w:id="3" w:name="_Toc222346397"/>
       <w:r>
         <w:t>Action Structure</w:t>
       </w:r>
@@ -6582,13 +6950,7 @@
     </w:p>
     <w:p>
       <w:r>
-        <w:t xml:space="preserve">                            </w:t>
-      </w:r>
-      <w:r>
-        <w:t xml:space="preserve"> </w:t>
-      </w:r>
-      <w:r>
-        <w:t xml:space="preserve"> </w:t>
+        <w:t xml:space="preserve">                              </w:t>
       </w:r>
       <w:r>
         <w:rPr>
@@ -6647,13 +7009,7 @@
     </w:p>
     <w:p>
       <w:r>
-        <w:t xml:space="preserve">                </w:t>
-      </w:r>
-      <w:r>
-        <w:t xml:space="preserve">             </w:t>
-      </w:r>
-      <w:r>
-        <w:t xml:space="preserve"> </w:t>
+        <w:t xml:space="preserve">                              </w:t>
       </w:r>
       <w:r>
         <w:rPr>
@@ -6723,13 +7079,7 @@
     </w:p>
     <w:p>
       <w:r>
-        <w:t xml:space="preserve">                 </w:t>
-      </w:r>
-      <w:r>
-        <w:t xml:space="preserve">            </w:t>
-      </w:r>
-      <w:r>
-        <w:t xml:space="preserve"> </w:t>
+        <w:t xml:space="preserve">                              </w:t>
       </w:r>
       <w:r>
         <w:rPr>
@@ -6801,10 +7151,7 @@
     </w:p>
     <w:p>
       <w:r>
-        <w:t xml:space="preserve">  </w:t>
-      </w:r>
-      <w:r>
-        <w:t xml:space="preserve">- </w:t>
+        <w:t xml:space="preserve">  - </w:t>
       </w:r>
       <w:r>
         <w:rPr>
@@ -6820,10 +7167,7 @@
     </w:p>
     <w:p>
       <w:r>
-        <w:t xml:space="preserve">  </w:t>
-      </w:r>
-      <w:r>
-        <w:t xml:space="preserve">- </w:t>
+        <w:t xml:space="preserve">  - </w:t>
       </w:r>
       <w:r>
         <w:rPr>
@@ -6839,10 +7183,7 @@
     </w:p>
     <w:p>
       <w:r>
-        <w:t xml:space="preserve">  </w:t>
-      </w:r>
-      <w:r>
-        <w:t xml:space="preserve">- </w:t>
+        <w:t xml:space="preserve">  - </w:t>
       </w:r>
       <w:r>
         <w:rPr>
@@ -6900,7 +7241,6 @@
     <w:p/>
     <w:p>
       <w:r>
-        <w:lastRenderedPageBreak/>
         <w:t>Intended for how much of the agent's capacity to allocate to current work.</w:t>
       </w:r>
     </w:p>
@@ -7205,10 +7545,7 @@
     <w:p/>
     <w:p>
       <w:r>
-        <w:t>I</w:t>
-      </w:r>
-      <w:r>
-        <w:t>nterpretation:</w:t>
+        <w:t>Interpretation:</w:t>
       </w:r>
     </w:p>
     <w:p>
@@ -7435,6 +7772,7 @@
           <w:sz w:val="17"/>
           <w:szCs w:val="17"/>
         </w:rPr>
+        <w:lastRenderedPageBreak/>
         <w:t>- Agents 1 &amp; 3: BOTH &gt; 0.7 → collaboration_matrix[1,3] *= 1.01, +0.5 reward</w:t>
       </w:r>
     </w:p>
@@ -7531,7 +7869,6 @@
           <w:sz w:val="17"/>
           <w:szCs w:val="17"/>
         </w:rPr>
-        <w:lastRenderedPageBreak/>
         <w:t>ppo_action = np.</w:t>
       </w:r>
       <w:r>
@@ -8469,6 +8806,7 @@
           <w:szCs w:val="19"/>
         </w:rPr>
       </w:pPr>
+      <w:bookmarkStart w:id="4" w:name="_Toc222346398"/>
       <w:r>
         <w:rPr>
           <w:rFonts w:asciiTheme="minorHAnsi" w:hAnsiTheme="minorHAnsi"/>
@@ -8486,6 +8824,7 @@
         </w:rPr>
         <w:t>Continuous Actions for Nuanced Control</w:t>
       </w:r>
+      <w:bookmarkEnd w:id="4"/>
     </w:p>
     <w:p>
       <w:pPr>
@@ -8562,6 +8901,7 @@
           <w:szCs w:val="19"/>
         </w:rPr>
       </w:pPr>
+      <w:bookmarkStart w:id="5" w:name="_Toc222346399"/>
       <w:r>
         <w:rPr>
           <w:rFonts w:asciiTheme="minorHAnsi" w:hAnsiTheme="minorHAnsi"/>
@@ -8579,6 +8919,7 @@
         </w:rPr>
         <w:t>Decentralized Yet Coordinated</w:t>
       </w:r>
+      <w:bookmarkEnd w:id="5"/>
     </w:p>
     <w:p>
       <w:pPr>
@@ -8641,12 +8982,14 @@
           <w:szCs w:val="19"/>
         </w:rPr>
       </w:pPr>
+      <w:bookmarkStart w:id="6" w:name="_Toc222346400"/>
       <w:r>
         <w:rPr>
           <w:rFonts w:asciiTheme="minorHAnsi" w:hAnsiTheme="minorHAnsi"/>
           <w:sz w:val="19"/>
           <w:szCs w:val="19"/>
         </w:rPr>
+        <w:lastRenderedPageBreak/>
         <w:t>3. </w:t>
       </w:r>
       <w:r>
@@ -8658,6 +9001,7 @@
         </w:rPr>
         <w:t>Sparse Collaboration Signal</w:t>
       </w:r>
+      <w:bookmarkEnd w:id="6"/>
     </w:p>
     <w:p>
       <w:pPr>
@@ -8720,6 +9064,7 @@
           <w:szCs w:val="19"/>
         </w:rPr>
       </w:pPr>
+      <w:bookmarkStart w:id="7" w:name="_Toc222346401"/>
       <w:r>
         <w:rPr>
           <w:rFonts w:asciiTheme="minorHAnsi" w:hAnsiTheme="minorHAnsi"/>
@@ -8737,6 +9082,7 @@
         </w:rPr>
         <w:t>Emergent Team Behavior</w:t>
       </w:r>
+      <w:bookmarkEnd w:id="7"/>
     </w:p>
     <w:p>
       <w:pPr>
@@ -8767,7 +9113,6 @@
         <w:rPr>
           <w:szCs w:val="19"/>
         </w:rPr>
-        <w:lastRenderedPageBreak/>
         <w:t>"When facing complex tasks, signal collaboration"</w:t>
       </w:r>
     </w:p>
@@ -9382,11 +9727,11 @@
       <w:pPr>
         <w:pStyle w:val="Heading2"/>
       </w:pPr>
-      <w:bookmarkStart w:id="4" w:name="_Toc220903299"/>
+      <w:bookmarkStart w:id="8" w:name="_Toc222346402"/>
       <w:r>
         <w:t>Initializing the Agents</w:t>
       </w:r>
-      <w:bookmarkEnd w:id="4"/>
+      <w:bookmarkEnd w:id="8"/>
     </w:p>
     <w:p/>
     <w:p>
@@ -10502,6 +10847,7 @@
           <w:sz w:val="18"/>
           <w:szCs w:val="18"/>
         </w:rPr>
+        <w:lastRenderedPageBreak/>
         <w:t xml:space="preserve">            id=</w:t>
       </w:r>
       <w:r>
@@ -10713,28 +11059,18 @@
       <w:pPr>
         <w:pStyle w:val="Heading2"/>
       </w:pPr>
-      <w:bookmarkStart w:id="5" w:name="_Ref220573207"/>
-      <w:bookmarkStart w:id="6" w:name="_Toc220903300"/>
-      <w:r>
-        <w:lastRenderedPageBreak/>
+      <w:bookmarkStart w:id="9" w:name="_Ref220573207"/>
+      <w:bookmarkStart w:id="10" w:name="_Toc222346403"/>
+      <w:r>
         <w:t>Task Generation</w:t>
       </w:r>
-      <w:bookmarkEnd w:id="5"/>
-      <w:bookmarkEnd w:id="6"/>
+      <w:bookmarkEnd w:id="9"/>
+      <w:bookmarkEnd w:id="10"/>
     </w:p>
     <w:p/>
     <w:p>
       <w:r>
-        <w:t xml:space="preserve">The environment of this problem generates tasks probabilistically (30% chance per step) . </w:t>
-      </w:r>
-      <w:r>
-        <w:t xml:space="preserve">The </w:t>
-      </w:r>
-      <w:r>
-        <w:t>code excerpts below</w:t>
-      </w:r>
-      <w:r>
-        <w:t xml:space="preserve"> illustrate the task generation workflow</w:t>
+        <w:t>The environment of this problem generates tasks probabilistically (30% chance per step) . The code excerpts below illustrate the task generation workflow</w:t>
       </w:r>
     </w:p>
     <w:p/>
@@ -11921,11 +12257,11 @@
       <w:pPr>
         <w:pStyle w:val="Heading2"/>
       </w:pPr>
-      <w:bookmarkStart w:id="7" w:name="_Toc220903301"/>
+      <w:bookmarkStart w:id="11" w:name="_Toc222346404"/>
       <w:r>
         <w:t>Create PPO Model</w:t>
       </w:r>
-      <w:bookmarkEnd w:id="7"/>
+      <w:bookmarkEnd w:id="11"/>
     </w:p>
     <w:p/>
     <w:p>
@@ -12326,6 +12662,7 @@
           <w:sz w:val="18"/>
           <w:szCs w:val="18"/>
         </w:rPr>
+        <w:lastRenderedPageBreak/>
         <w:t xml:space="preserve">        </w:t>
       </w:r>
       <w:r>
@@ -12530,7 +12867,6 @@
           <w:sz w:val="18"/>
           <w:szCs w:val="18"/>
         </w:rPr>
-        <w:lastRenderedPageBreak/>
         <w:t xml:space="preserve">        clip_range_vf=None,</w:t>
       </w:r>
     </w:p>
@@ -12796,11 +13132,11 @@
       <w:pPr>
         <w:pStyle w:val="Heading2"/>
       </w:pPr>
-      <w:bookmarkStart w:id="8" w:name="_Toc220903302"/>
+      <w:bookmarkStart w:id="12" w:name="_Toc222346405"/>
       <w:r>
         <w:t>Set up Model Training Callbacks</w:t>
       </w:r>
-      <w:bookmarkEnd w:id="8"/>
+      <w:bookmarkEnd w:id="12"/>
       <w:r>
         <w:t xml:space="preserve"> </w:t>
       </w:r>
@@ -13342,11 +13678,11 @@
       <w:pPr>
         <w:pStyle w:val="Heading2"/>
       </w:pPr>
-      <w:bookmarkStart w:id="9" w:name="_Toc220903303"/>
+      <w:bookmarkStart w:id="13" w:name="_Toc222346406"/>
       <w:r>
         <w:t>Train the PPO Model</w:t>
       </w:r>
-      <w:bookmarkEnd w:id="9"/>
+      <w:bookmarkEnd w:id="13"/>
     </w:p>
     <w:p/>
     <w:p>
@@ -13440,6 +13776,7 @@
           <w:sz w:val="18"/>
           <w:szCs w:val="18"/>
         </w:rPr>
+        <w:lastRenderedPageBreak/>
         <w:t xml:space="preserve">            total_timesteps=total_timesteps,</w:t>
       </w:r>
     </w:p>
@@ -13564,11 +13901,11 @@
       <w:pPr>
         <w:pStyle w:val="Heading2"/>
       </w:pPr>
-      <w:bookmarkStart w:id="10" w:name="_Toc220903304"/>
+      <w:bookmarkStart w:id="14" w:name="_Toc222346407"/>
       <w:r>
         <w:t>Task Processing</w:t>
       </w:r>
-      <w:bookmarkEnd w:id="10"/>
+      <w:bookmarkEnd w:id="14"/>
     </w:p>
     <w:p/>
     <w:p/>
@@ -13661,11 +13998,11 @@
       <w:pPr>
         <w:pStyle w:val="Heading2"/>
       </w:pPr>
-      <w:bookmarkStart w:id="11" w:name="_Toc220903305"/>
+      <w:bookmarkStart w:id="15" w:name="_Toc222346408"/>
       <w:r>
         <w:t>Collaboration Matrix</w:t>
       </w:r>
-      <w:bookmarkEnd w:id="11"/>
+      <w:bookmarkEnd w:id="15"/>
     </w:p>
     <w:p/>
     <w:p>
@@ -13674,14 +14011,14 @@
           <w:u w:val="single"/>
         </w:rPr>
       </w:pPr>
-      <w:bookmarkStart w:id="12" w:name="_Toc220903306"/>
+      <w:bookmarkStart w:id="16" w:name="_Toc222346409"/>
       <w:r>
         <w:rPr>
           <w:rStyle w:val="Heading3Char"/>
         </w:rPr>
         <w:t>Purpose of the Collaboration Matrix</w:t>
       </w:r>
-      <w:bookmarkEnd w:id="12"/>
+      <w:bookmarkEnd w:id="16"/>
     </w:p>
     <w:p>
       <w:pPr>
@@ -13805,6 +14142,7 @@
           <w:sz w:val="18"/>
           <w:szCs w:val="18"/>
         </w:rPr>
+        <w:lastRenderedPageBreak/>
         <w:t># In _get_observation()</w:t>
       </w:r>
     </w:p>
@@ -13880,7 +14218,6 @@
     </w:p>
     <w:p>
       <w:r>
-        <w:lastRenderedPageBreak/>
         <w:t>When two agents both signal high collaboration intent (action value &gt; 0.7), the system:</w:t>
       </w:r>
     </w:p>
@@ -14632,6 +14969,7 @@
     <w:p/>
     <w:p>
       <w:r>
+        <w:lastRenderedPageBreak/>
         <w:t>The RL policy can then learn to leverage this strengthened bond, preferring to assign related tasks to agents 0 and 2 since their collaboration has been historically successful.</w:t>
       </w:r>
     </w:p>
@@ -14640,11 +14978,11 @@
       <w:pPr>
         <w:pStyle w:val="Heading3"/>
       </w:pPr>
-      <w:bookmarkStart w:id="13" w:name="_Toc220903307"/>
+      <w:bookmarkStart w:id="17" w:name="_Toc222346410"/>
       <w:r>
         <w:t>Update of the Collaboration Matrix</w:t>
       </w:r>
-      <w:bookmarkEnd w:id="13"/>
+      <w:bookmarkEnd w:id="17"/>
     </w:p>
     <w:p/>
     <w:p>
@@ -14663,7 +15001,6 @@
           <w:sz w:val="18"/>
           <w:szCs w:val="18"/>
         </w:rPr>
-        <w:lastRenderedPageBreak/>
         <w:t># inside evaluate(n_episodes)</w:t>
       </w:r>
     </w:p>
@@ -14895,11 +15232,11 @@
       <w:pPr>
         <w:pStyle w:val="Heading2"/>
       </w:pPr>
-      <w:bookmarkStart w:id="14" w:name="_Toc220903308"/>
+      <w:bookmarkStart w:id="18" w:name="_Toc222346411"/>
       <w:r>
         <w:t>Observation Generation</w:t>
       </w:r>
-      <w:bookmarkEnd w:id="14"/>
+      <w:bookmarkEnd w:id="18"/>
     </w:p>
     <w:p/>
     <w:p>
@@ -15975,6 +16312,7 @@
           <w:sz w:val="18"/>
           <w:szCs w:val="18"/>
         </w:rPr>
+        <w:lastRenderedPageBreak/>
         <w:t xml:space="preserve">        obs.</w:t>
       </w:r>
       <w:r>
@@ -16094,213 +16432,209 @@
       <w:pPr>
         <w:pStyle w:val="Heading2"/>
       </w:pPr>
-      <w:bookmarkStart w:id="15" w:name="_Toc220903309"/>
+      <w:bookmarkStart w:id="19" w:name="_Toc222346412"/>
+      <w:r>
+        <w:t>Step Execution</w:t>
+      </w:r>
+      <w:bookmarkEnd w:id="19"/>
+    </w:p>
+    <w:p>
+      <w:pPr>
+        <w:pStyle w:val="Heading2"/>
+      </w:pPr>
+    </w:p>
+    <w:p>
+      <w:r>
+        <w:t>def step(self, action: np.ndarray) -&gt; Tuple[np.ndarray, float, bool, bool, Dict]:</w:t>
+      </w:r>
+    </w:p>
+    <w:p>
+      <w:r>
+        <w:t xml:space="preserve">        """Execute action and return new state"""</w:t>
+      </w:r>
+    </w:p>
+    <w:p>
+      <w:r>
+        <w:t xml:space="preserve">        self.current_step += 1</w:t>
+      </w:r>
+    </w:p>
+    <w:p/>
+    <w:p>
+      <w:r>
+        <w:t xml:space="preserve">        # Parse actions</w:t>
+      </w:r>
+    </w:p>
+    <w:p>
+      <w:r>
+        <w:t xml:space="preserve">        action = action.reshape(self.n_agents, 3)</w:t>
+      </w:r>
+    </w:p>
+    <w:p/>
+    <w:p>
+      <w:r>
+        <w:t xml:space="preserve">        # Process task assignments</w:t>
+      </w:r>
+    </w:p>
+    <w:p>
+      <w:r>
+        <w:t xml:space="preserve">        reward = 0</w:t>
+      </w:r>
+    </w:p>
+    <w:p>
+      <w:r>
+        <w:t xml:space="preserve">        for i, agent in enumerate(self.agents):</w:t>
+      </w:r>
+    </w:p>
+    <w:p>
+      <w:r>
+        <w:t xml:space="preserve">            if len(self.task_queue) &gt; 0 and action[i, 0] &gt; 0.5:</w:t>
+      </w:r>
+    </w:p>
+    <w:p>
+      <w:r>
+        <w:t xml:space="preserve">                task = self.task_queue.popleft()</w:t>
+      </w:r>
+    </w:p>
+    <w:p>
+      <w:r>
+        <w:t xml:space="preserve">                self._assign_task(agent, task)</w:t>
+      </w:r>
+    </w:p>
+    <w:p/>
+    <w:p>
+      <w:r>
+        <w:t xml:space="preserve">                # Calculate immediate reward for assignment</w:t>
+      </w:r>
+    </w:p>
+    <w:p>
+      <w:r>
+        <w:t xml:space="preserve">                match_score = agent.expertise.get(task.type, 0.5)</w:t>
+      </w:r>
+    </w:p>
+    <w:p>
+      <w:r>
+        <w:t xml:space="preserve">                reward += match_score * task.priority</w:t>
+      </w:r>
+    </w:p>
+    <w:p/>
+    <w:p>
+      <w:r>
+        <w:t xml:space="preserve">        # Process active tasks</w:t>
+      </w:r>
+    </w:p>
+    <w:p>
+      <w:r>
+        <w:t xml:space="preserve">        completed_this_step = []</w:t>
+      </w:r>
+    </w:p>
+    <w:p>
+      <w:r>
+        <w:t xml:space="preserve">        for task_id, (task, agent) in list(self.active_tasks.items()):</w:t>
+      </w:r>
+    </w:p>
+    <w:p>
+      <w:r>
+        <w:t xml:space="preserve">            progress = agent.expertise.get(task.type, 0.5) * agent.capacity</w:t>
+      </w:r>
+    </w:p>
+    <w:p/>
+    <w:p>
+      <w:r>
+        <w:t xml:space="preserve">            # Check if task completed</w:t>
+      </w:r>
+    </w:p>
+    <w:p>
+      <w:r>
+        <w:t xml:space="preserve">            if np.random.random() &lt; progress:</w:t>
+      </w:r>
+    </w:p>
+    <w:p>
+      <w:r>
+        <w:t xml:space="preserve">                self._complete_task(task, agent)</w:t>
+      </w:r>
+    </w:p>
+    <w:p>
+      <w:r>
+        <w:t xml:space="preserve">                completed_this_step.append(task)</w:t>
+      </w:r>
+    </w:p>
+    <w:p/>
+    <w:p>
+      <w:r>
+        <w:t xml:space="preserve">                # Calculate completion reward</w:t>
+      </w:r>
+    </w:p>
+    <w:p>
+      <w:r>
+        <w:t xml:space="preserve">                time_bonus = max(0, 1 - (self.current_step / task.deadline))</w:t>
+      </w:r>
+    </w:p>
+    <w:p>
+      <w:r>
+        <w:t xml:space="preserve">                quality = agent.expertise.get(task.type, 0.5) * agent.success_rate</w:t>
+      </w:r>
+    </w:p>
+    <w:p>
+      <w:r>
+        <w:t xml:space="preserve">                reward += (quality * task.priority * (1 + time_bonus)) * 10</w:t>
+      </w:r>
+    </w:p>
+    <w:p/>
+    <w:p>
+      <w:r>
+        <w:t xml:space="preserve">        # Update collaboration matrix based on actions</w:t>
+      </w:r>
+    </w:p>
+    <w:p>
+      <w:r>
+        <w:t xml:space="preserve">        for i in range(self.n_agents):</w:t>
+      </w:r>
+    </w:p>
+    <w:p>
+      <w:r>
+        <w:t xml:space="preserve">            for j in range(self.n_agents):</w:t>
+      </w:r>
+    </w:p>
+    <w:p>
+      <w:r>
+        <w:t xml:space="preserve">                if i != j and action[i, 2] &gt; 0.7 and action[j, 2] &gt; 0.7:</w:t>
+      </w:r>
+    </w:p>
+    <w:p>
+      <w:r>
+        <w:t xml:space="preserve">                    self.collaboration_matrix[i, j] *= 1.01</w:t>
+      </w:r>
+    </w:p>
+    <w:p>
+      <w:r>
+        <w:t xml:space="preserve">                    reward += 0.5  # Collaboration bonus</w:t>
+      </w:r>
+    </w:p>
+    <w:p/>
+    <w:p>
+      <w:r>
+        <w:t xml:space="preserve">        # Generate new tasks</w:t>
+      </w:r>
+    </w:p>
+    <w:p>
+      <w:r>
+        <w:t xml:space="preserve">        if np.random.random() &lt; 0.3:</w:t>
+      </w:r>
+    </w:p>
+    <w:p>
       <w:r>
         <w:lastRenderedPageBreak/>
-        <w:t xml:space="preserve">Step </w:t>
-      </w:r>
-      <w:r>
-        <w:t>Execution</w:t>
-      </w:r>
-      <w:bookmarkEnd w:id="15"/>
-    </w:p>
-    <w:p>
-      <w:pPr>
-        <w:pStyle w:val="Heading2"/>
-      </w:pPr>
-    </w:p>
-    <w:p>
-      <w:r>
-        <w:t>def step(self, action: np.ndarray) -&gt; Tuple[np.ndarray, float, bool, bool, Dict]:</w:t>
-      </w:r>
-    </w:p>
-    <w:p>
-      <w:r>
-        <w:t xml:space="preserve">        """Execute action and return new state"""</w:t>
-      </w:r>
-    </w:p>
-    <w:p>
-      <w:r>
-        <w:t xml:space="preserve">        self.current_step += 1</w:t>
+        <w:t xml:space="preserve">            self.task_queue.append(self._generate_task())</w:t>
       </w:r>
     </w:p>
     <w:p/>
     <w:p>
       <w:r>
-        <w:t xml:space="preserve">        # Parse actions</w:t>
-      </w:r>
-    </w:p>
-    <w:p>
-      <w:r>
-        <w:t xml:space="preserve">        action = action.reshape(self.n_agents, 3)</w:t>
-      </w:r>
-    </w:p>
-    <w:p/>
-    <w:p>
-      <w:r>
-        <w:t xml:space="preserve">        # Process task assignments</w:t>
-      </w:r>
-    </w:p>
-    <w:p>
-      <w:r>
-        <w:t xml:space="preserve">        reward = 0</w:t>
-      </w:r>
-    </w:p>
-    <w:p>
-      <w:r>
-        <w:t xml:space="preserve">        for i, agent in enumerate(self.agents):</w:t>
-      </w:r>
-    </w:p>
-    <w:p>
-      <w:r>
-        <w:t xml:space="preserve">            if len(self.task_queue) &gt; 0 and action[i, 0] &gt; 0.5:</w:t>
-      </w:r>
-    </w:p>
-    <w:p>
-      <w:r>
-        <w:t xml:space="preserve">                task = self.task_queue.popleft()</w:t>
-      </w:r>
-    </w:p>
-    <w:p>
-      <w:r>
-        <w:t xml:space="preserve">                self._assign_task(agent, task)</w:t>
-      </w:r>
-    </w:p>
-    <w:p/>
-    <w:p>
-      <w:r>
-        <w:t xml:space="preserve">                # Calculate immediate reward for assignment</w:t>
-      </w:r>
-    </w:p>
-    <w:p>
-      <w:r>
-        <w:t xml:space="preserve">                match_score = agent.expertise.get(task.type, 0.5)</w:t>
-      </w:r>
-    </w:p>
-    <w:p>
-      <w:r>
-        <w:t xml:space="preserve">                reward += match_score * task.priority</w:t>
-      </w:r>
-    </w:p>
-    <w:p/>
-    <w:p>
-      <w:r>
-        <w:t xml:space="preserve">        # Process active tasks</w:t>
-      </w:r>
-    </w:p>
-    <w:p>
-      <w:r>
-        <w:t xml:space="preserve">        completed_this_step = []</w:t>
-      </w:r>
-    </w:p>
-    <w:p>
-      <w:r>
-        <w:t xml:space="preserve">        for task_id, (task, agent) in list(self.active_tasks.items()):</w:t>
-      </w:r>
-    </w:p>
-    <w:p>
-      <w:r>
-        <w:t xml:space="preserve">            progress = agent.expertise.get(task.type, 0.5) * agent.capacity</w:t>
-      </w:r>
-    </w:p>
-    <w:p/>
-    <w:p>
-      <w:r>
-        <w:t xml:space="preserve">            # Check if task completed</w:t>
-      </w:r>
-    </w:p>
-    <w:p>
-      <w:r>
-        <w:t xml:space="preserve">            if np.random.random() &lt; progress:</w:t>
-      </w:r>
-    </w:p>
-    <w:p>
-      <w:r>
-        <w:t xml:space="preserve">                self._complete_task(task, agent)</w:t>
-      </w:r>
-    </w:p>
-    <w:p>
-      <w:r>
-        <w:t xml:space="preserve">                completed_this_step.append(task)</w:t>
-      </w:r>
-    </w:p>
-    <w:p/>
-    <w:p>
-      <w:r>
-        <w:t xml:space="preserve">                # Calculate completion reward</w:t>
-      </w:r>
-    </w:p>
-    <w:p>
-      <w:r>
-        <w:t xml:space="preserve">                time_bonus = max(0, 1 - (self.current_step / task.deadline))</w:t>
-      </w:r>
-    </w:p>
-    <w:p>
-      <w:r>
-        <w:t xml:space="preserve">                quality = agent.expertise.get(task.type, 0.5) * agent.success_rate</w:t>
-      </w:r>
-    </w:p>
-    <w:p>
-      <w:r>
-        <w:t xml:space="preserve">                reward += (quality * task.priority * (1 + time_bonus)) * 10</w:t>
-      </w:r>
-    </w:p>
-    <w:p/>
-    <w:p>
-      <w:r>
-        <w:t xml:space="preserve">        # Update collaboration matrix based on actions</w:t>
-      </w:r>
-    </w:p>
-    <w:p>
-      <w:r>
-        <w:t xml:space="preserve">        for i in range(self.n_agents):</w:t>
-      </w:r>
-    </w:p>
-    <w:p>
-      <w:r>
-        <w:t xml:space="preserve">            for j in range(self.n_agents):</w:t>
-      </w:r>
-    </w:p>
-    <w:p>
-      <w:r>
-        <w:t xml:space="preserve">                if i != j and action[i, 2] &gt; 0.7 and action[j, 2] &gt; 0.7:</w:t>
-      </w:r>
-    </w:p>
-    <w:p>
-      <w:r>
-        <w:t xml:space="preserve">                    self.collaboration_matrix[i, j] *= 1.01</w:t>
-      </w:r>
-    </w:p>
-    <w:p>
-      <w:r>
-        <w:t xml:space="preserve">                    reward += 0.5  # Collaboration bonus</w:t>
-      </w:r>
-    </w:p>
-    <w:p/>
-    <w:p>
-      <w:r>
-        <w:t xml:space="preserve">        # Generate new tasks</w:t>
-      </w:r>
-    </w:p>
-    <w:p>
-      <w:r>
-        <w:t xml:space="preserve">        if np.random.random() &lt; 0.3:</w:t>
-      </w:r>
-    </w:p>
-    <w:p>
-      <w:r>
-        <w:t xml:space="preserve">            self.task_queue.append(self._generate_task())</w:t>
-      </w:r>
-    </w:p>
-    <w:p/>
-    <w:p>
-      <w:r>
         <w:t xml:space="preserve">        # Calculate penalties</w:t>
       </w:r>
     </w:p>
     <w:p>
       <w:r>
-        <w:lastRenderedPageBreak/>
         <w:t xml:space="preserve">        queue_penalty = len(self.task_queue) * 0.1</w:t>
       </w:r>
     </w:p>
@@ -16384,11 +16718,11 @@
       <w:pPr>
         <w:pStyle w:val="Heading2"/>
       </w:pPr>
-      <w:bookmarkStart w:id="16" w:name="_Toc220903310"/>
+      <w:bookmarkStart w:id="20" w:name="_Toc222346413"/>
       <w:r>
         <w:t>Evaluate the PPO Model</w:t>
       </w:r>
-      <w:bookmarkEnd w:id="16"/>
+      <w:bookmarkEnd w:id="20"/>
     </w:p>
     <w:p>
       <w:r>
@@ -16487,6 +16821,7 @@
     <w:p/>
     <w:p>
       <w:r>
+        <w:lastRenderedPageBreak/>
         <w:t xml:space="preserve">            if len(env.completed_tasks) &gt; 0:</w:t>
       </w:r>
     </w:p>
@@ -16535,32 +16870,596 @@
     <w:p>
       <w:r>
         <w:t xml:space="preserve">        return metrics</w:t>
+      </w:r>
+    </w:p>
+    <w:p/>
+    <w:p>
+      <w:pPr>
+        <w:pStyle w:val="Heading2"/>
+      </w:pPr>
+      <w:bookmarkStart w:id="21" w:name="m_1744872343865203686__Toc222315950"/>
+      <w:bookmarkStart w:id="22" w:name="_Toc222346414"/>
+      <w:r>
+        <w:t>Problem with the PPO Model using real LLM calls in the Agentic Workflow</w:t>
+      </w:r>
+      <w:bookmarkEnd w:id="21"/>
+      <w:bookmarkEnd w:id="22"/>
+    </w:p>
+    <w:p>
+      <w:pPr>
+        <w:shd w:val="clear" w:color="auto" w:fill="FFFFFF"/>
+        <w:spacing w:line="218" w:lineRule="atLeast"/>
+        <w:rPr>
+          <w:rFonts w:ascii="Aptos" w:hAnsi="Aptos" w:cs="Times New Roman"/>
+          <w:color w:val="222222"/>
+          <w:szCs w:val="19"/>
+        </w:rPr>
+      </w:pPr>
+      <w:r>
+        <w:rPr>
+          <w:rFonts w:ascii="Aptos" w:hAnsi="Aptos"/>
+          <w:color w:val="222222"/>
+          <w:szCs w:val="19"/>
+        </w:rPr>
+        <w:t> </w:t>
+      </w:r>
+    </w:p>
+    <w:p>
+      <w:pPr>
+        <w:shd w:val="clear" w:color="auto" w:fill="FFFFFF"/>
+        <w:spacing w:line="218" w:lineRule="atLeast"/>
+        <w:rPr>
+          <w:rFonts w:ascii="Aptos" w:hAnsi="Aptos"/>
+          <w:color w:val="222222"/>
+          <w:szCs w:val="19"/>
+        </w:rPr>
+      </w:pPr>
+      <w:r>
+        <w:rPr>
+          <w:rFonts w:ascii="Aptos" w:hAnsi="Aptos"/>
+          <w:color w:val="222222"/>
+          <w:szCs w:val="19"/>
+        </w:rPr>
+        <w:t>The problem is that PPO's on-policy, batch-mode design demands an enormous volume of live environment interactions to produce each policy update which will incur substantial cost for the related LLM invocations as well as substantial time to complete. Hence the approach using the robust policy-based PPO becomes impractical in this specific scenario.</w:t>
+      </w:r>
+    </w:p>
+    <w:p>
+      <w:pPr>
+        <w:shd w:val="clear" w:color="auto" w:fill="FFFFFF"/>
+        <w:spacing w:line="218" w:lineRule="atLeast"/>
+        <w:rPr>
+          <w:rFonts w:ascii="Aptos" w:hAnsi="Aptos"/>
+          <w:color w:val="222222"/>
+          <w:szCs w:val="19"/>
+        </w:rPr>
+      </w:pPr>
+      <w:r>
+        <w:rPr>
+          <w:rFonts w:ascii="Aptos" w:hAnsi="Aptos"/>
+          <w:color w:val="222222"/>
+          <w:szCs w:val="19"/>
+        </w:rPr>
+        <w:t> </w:t>
+      </w:r>
+    </w:p>
+    <w:p>
+      <w:pPr>
+        <w:shd w:val="clear" w:color="auto" w:fill="FFFFFF"/>
+        <w:spacing w:line="218" w:lineRule="atLeast"/>
+        <w:rPr>
+          <w:rFonts w:ascii="Aptos" w:hAnsi="Aptos"/>
+          <w:color w:val="222222"/>
+          <w:szCs w:val="19"/>
+        </w:rPr>
+      </w:pPr>
+      <w:r>
+        <w:rPr>
+          <w:rFonts w:ascii="Aptos" w:hAnsi="Aptos"/>
+          <w:color w:val="222222"/>
+          <w:szCs w:val="19"/>
+        </w:rPr>
+        <w:t>Thus, after the introduction of real LLM invocations, the PPO-based RL algorithm has to be replaced with much less training-intensive approach utilizing Q learning. Also the collaboration matrix becomes infeasible with this design changed so it has been dropped from consideration which means the agents will not be collaborating.</w:t>
+      </w:r>
+    </w:p>
+    <w:p>
+      <w:pPr>
+        <w:shd w:val="clear" w:color="auto" w:fill="FFFFFF"/>
+        <w:spacing w:line="218" w:lineRule="atLeast"/>
+        <w:rPr>
+          <w:rFonts w:ascii="Aptos" w:hAnsi="Aptos"/>
+          <w:color w:val="222222"/>
+          <w:szCs w:val="19"/>
+        </w:rPr>
+      </w:pPr>
+      <w:r>
+        <w:rPr>
+          <w:rFonts w:ascii="Aptos" w:hAnsi="Aptos"/>
+          <w:color w:val="222222"/>
+          <w:szCs w:val="19"/>
+        </w:rPr>
+        <w:t> </w:t>
+      </w:r>
+    </w:p>
+    <w:p>
+      <w:pPr>
+        <w:shd w:val="clear" w:color="auto" w:fill="FFFFFF"/>
+        <w:spacing w:line="218" w:lineRule="atLeast"/>
+        <w:rPr>
+          <w:rFonts w:ascii="Aptos" w:hAnsi="Aptos"/>
+          <w:color w:val="222222"/>
+          <w:szCs w:val="19"/>
+        </w:rPr>
+      </w:pPr>
+      <w:r>
+        <w:rPr>
+          <w:rFonts w:ascii="Aptos" w:hAnsi="Aptos"/>
+          <w:color w:val="000000"/>
+          <w:szCs w:val="19"/>
+        </w:rPr>
+        <w:t>Both PPO and Q-Learning are </w:t>
+      </w:r>
+      <w:r>
+        <w:rPr>
+          <w:rStyle w:val="Strong"/>
+          <w:rFonts w:ascii="Aptos" w:hAnsi="Aptos"/>
+          <w:color w:val="000000"/>
+          <w:szCs w:val="19"/>
+        </w:rPr>
+        <w:t>online RL</w:t>
+      </w:r>
+      <w:r>
+        <w:rPr>
+          <w:rFonts w:ascii="Aptos" w:hAnsi="Aptos"/>
+          <w:color w:val="000000"/>
+          <w:szCs w:val="19"/>
+        </w:rPr>
+        <w:t> algorithms — they both learn by actively interacting with a live environment, not from a pre-collected static dataset. The critical difference is </w:t>
+      </w:r>
+      <w:r>
+        <w:rPr>
+          <w:rStyle w:val="Strong"/>
+          <w:rFonts w:ascii="Aptos" w:hAnsi="Aptos"/>
+          <w:color w:val="000000"/>
+          <w:szCs w:val="19"/>
+        </w:rPr>
+        <w:t>how much</w:t>
+      </w:r>
+      <w:r>
+        <w:rPr>
+          <w:rFonts w:ascii="Aptos" w:hAnsi="Aptos"/>
+          <w:color w:val="000000"/>
+          <w:szCs w:val="19"/>
+        </w:rPr>
+        <w:t> online interaction each algorithm demands before producing a robust policy. PPO's batch-mode, on-policy design requires </w:t>
+      </w:r>
+      <w:r>
+        <w:rPr>
+          <w:rStyle w:val="Strong"/>
+          <w:rFonts w:ascii="Aptos" w:hAnsi="Aptos"/>
+          <w:color w:val="000000"/>
+          <w:szCs w:val="19"/>
+        </w:rPr>
+        <w:t>tens of thousands</w:t>
+      </w:r>
+      <w:r>
+        <w:rPr>
+          <w:rFonts w:ascii="Aptos" w:hAnsi="Aptos"/>
+          <w:color w:val="000000"/>
+          <w:szCs w:val="19"/>
+        </w:rPr>
+        <w:t> of live environment interactions per policy update, making it economically prohibitive when each interaction is a paid LLM API call. Q-Learning's incremental, off-policy design learns from </w:t>
+      </w:r>
+      <w:r>
+        <w:rPr>
+          <w:rStyle w:val="Strong"/>
+          <w:rFonts w:ascii="Aptos" w:hAnsi="Aptos"/>
+          <w:color w:val="000000"/>
+          <w:szCs w:val="19"/>
+        </w:rPr>
+        <w:t>every single interaction</w:t>
+      </w:r>
+      <w:r>
+        <w:rPr>
+          <w:rFonts w:ascii="Aptos" w:hAnsi="Aptos"/>
+          <w:color w:val="000000"/>
+          <w:szCs w:val="19"/>
+        </w:rPr>
+        <w:t> and converges with orders of magnitude fewer samples.</w:t>
+      </w:r>
+    </w:p>
+    <w:p>
+      <w:pPr>
+        <w:shd w:val="clear" w:color="auto" w:fill="FFFFFF"/>
+        <w:spacing w:line="218" w:lineRule="atLeast"/>
+        <w:rPr>
+          <w:rFonts w:ascii="Aptos" w:hAnsi="Aptos"/>
+          <w:color w:val="222222"/>
+          <w:szCs w:val="19"/>
+        </w:rPr>
+      </w:pPr>
+      <w:r>
+        <w:rPr>
+          <w:rFonts w:ascii="Aptos" w:hAnsi="Aptos"/>
+          <w:color w:val="000000"/>
+          <w:szCs w:val="19"/>
+        </w:rPr>
+        <w:br/>
+      </w:r>
+      <w:r>
+        <w:rPr>
+          <w:rFonts w:ascii="Aptos" w:hAnsi="Aptos"/>
+          <w:noProof/>
+          <w:color w:val="222222"/>
+          <w:szCs w:val="19"/>
+        </w:rPr>
+        <w:drawing>
+          <wp:anchor distT="0" distB="0" distL="114300" distR="114300" simplePos="0" relativeHeight="251714560" behindDoc="0" locked="0" layoutInCell="1" allowOverlap="1" wp14:anchorId="659D18CF" wp14:editId="32E0DB1C">
+            <wp:simplePos x="0" y="0"/>
+            <wp:positionH relativeFrom="column">
+              <wp:posOffset>0</wp:posOffset>
+            </wp:positionH>
+            <wp:positionV relativeFrom="paragraph">
+              <wp:posOffset>146685</wp:posOffset>
+            </wp:positionV>
+            <wp:extent cx="5943600" cy="2230755"/>
+            <wp:effectExtent l="0" t="0" r="0" b="4445"/>
+            <wp:wrapTopAndBottom/>
+            <wp:docPr id="1009247353" name="Picture 16" descr="A screenshot of a computer&#10;&#10;AI-generated content may be incorrect."/>
+            <wp:cNvGraphicFramePr>
+              <a:graphicFrameLocks xmlns:a="http://schemas.openxmlformats.org/drawingml/2006/main" noChangeAspect="1"/>
+            </wp:cNvGraphicFramePr>
+            <a:graphic xmlns:a="http://schemas.openxmlformats.org/drawingml/2006/main">
+              <a:graphicData uri="http://schemas.openxmlformats.org/drawingml/2006/picture">
+                <pic:pic xmlns:pic="http://schemas.openxmlformats.org/drawingml/2006/picture">
+                  <pic:nvPicPr>
+                    <pic:cNvPr id="1009247353" name="Picture 16" descr="A screenshot of a computer&#10;&#10;AI-generated content may be incorrect."/>
+                    <pic:cNvPicPr/>
+                  </pic:nvPicPr>
+                  <pic:blipFill>
+                    <a:blip r:embed="rId7" cstate="print">
+                      <a:extLst>
+                        <a:ext uri="{28A0092B-C50C-407E-A947-70E740481C1C}">
+                          <a14:useLocalDpi xmlns:a14="http://schemas.microsoft.com/office/drawing/2010/main" val="0"/>
+                        </a:ext>
+                      </a:extLst>
+                    </a:blip>
+                    <a:stretch>
+                      <a:fillRect/>
+                    </a:stretch>
+                  </pic:blipFill>
+                  <pic:spPr>
+                    <a:xfrm>
+                      <a:off x="0" y="0"/>
+                      <a:ext cx="5943600" cy="2230755"/>
+                    </a:xfrm>
+                    <a:prstGeom prst="rect">
+                      <a:avLst/>
+                    </a:prstGeom>
+                  </pic:spPr>
+                </pic:pic>
+              </a:graphicData>
+            </a:graphic>
+            <wp14:sizeRelH relativeFrom="page">
+              <wp14:pctWidth>0</wp14:pctWidth>
+            </wp14:sizeRelH>
+            <wp14:sizeRelV relativeFrom="page">
+              <wp14:pctHeight>0</wp14:pctHeight>
+            </wp14:sizeRelV>
+          </wp:anchor>
+        </w:drawing>
+      </w:r>
+    </w:p>
+    <w:p>
+      <w:pPr>
+        <w:shd w:val="clear" w:color="auto" w:fill="FFFFFF"/>
+        <w:spacing w:line="218" w:lineRule="atLeast"/>
+        <w:rPr>
+          <w:rFonts w:ascii="Aptos" w:hAnsi="Aptos"/>
+          <w:color w:val="222222"/>
+          <w:szCs w:val="19"/>
+        </w:rPr>
+      </w:pPr>
+      <w:r>
+        <w:rPr>
+          <w:rFonts w:ascii="Aptos" w:hAnsi="Aptos"/>
+          <w:color w:val="000000"/>
+          <w:szCs w:val="19"/>
+        </w:rPr>
+        <w:br/>
+      </w:r>
+    </w:p>
+    <w:p>
+      <w:pPr>
+        <w:shd w:val="clear" w:color="auto" w:fill="FFFFFF"/>
+        <w:spacing w:line="218" w:lineRule="atLeast"/>
+        <w:rPr>
+          <w:rFonts w:ascii="Aptos" w:hAnsi="Aptos"/>
+          <w:color w:val="222222"/>
+          <w:szCs w:val="19"/>
+        </w:rPr>
+      </w:pPr>
+      <w:r>
+        <w:rPr>
+          <w:rFonts w:ascii="Aptos" w:hAnsi="Aptos"/>
+          <w:b/>
+          <w:bCs/>
+          <w:color w:val="222222"/>
+          <w:szCs w:val="19"/>
+        </w:rPr>
+        <w:t>Problem</w:t>
+      </w:r>
+      <w:r>
+        <w:rPr>
+          <w:rFonts w:ascii="Aptos" w:hAnsi="Aptos"/>
+          <w:color w:val="222222"/>
+          <w:szCs w:val="19"/>
+        </w:rPr>
+        <w:t> : Catastrophic Sample Inefficiency with Real API Calls</w:t>
+      </w:r>
+    </w:p>
+    <w:p>
+      <w:pPr>
+        <w:shd w:val="clear" w:color="auto" w:fill="FFFFFF"/>
+        <w:spacing w:line="218" w:lineRule="atLeast"/>
+        <w:rPr>
+          <w:rFonts w:ascii="Aptos" w:hAnsi="Aptos"/>
+          <w:color w:val="222222"/>
+          <w:szCs w:val="19"/>
+        </w:rPr>
+      </w:pPr>
+      <w:r>
+        <w:rPr>
+          <w:rFonts w:ascii="Aptos" w:hAnsi="Aptos"/>
+          <w:color w:val="222222"/>
+          <w:szCs w:val="19"/>
+        </w:rPr>
+        <w:t> </w:t>
+      </w:r>
+    </w:p>
+    <w:p>
+      <w:pPr>
+        <w:shd w:val="clear" w:color="auto" w:fill="FFFFFF"/>
+        <w:spacing w:line="218" w:lineRule="atLeast"/>
+        <w:rPr>
+          <w:rFonts w:ascii="Aptos" w:hAnsi="Aptos"/>
+          <w:color w:val="222222"/>
+          <w:szCs w:val="19"/>
+        </w:rPr>
+      </w:pPr>
+      <w:r>
+        <w:rPr>
+          <w:rFonts w:ascii="Aptos" w:hAnsi="Aptos"/>
+          <w:color w:val="222222"/>
+          <w:szCs w:val="19"/>
+        </w:rPr>
+        <w:t>The Core Issue</w:t>
+      </w:r>
+    </w:p>
+    <w:p>
+      <w:pPr>
+        <w:shd w:val="clear" w:color="auto" w:fill="FFFFFF"/>
+        <w:spacing w:line="218" w:lineRule="atLeast"/>
+        <w:rPr>
+          <w:rFonts w:ascii="Aptos" w:hAnsi="Aptos"/>
+          <w:color w:val="222222"/>
+          <w:szCs w:val="19"/>
+        </w:rPr>
+      </w:pPr>
+      <w:r>
+        <w:rPr>
+          <w:rFonts w:ascii="Aptos" w:hAnsi="Aptos"/>
+          <w:color w:val="222222"/>
+          <w:szCs w:val="19"/>
+        </w:rPr>
+        <w:lastRenderedPageBreak/>
+        <w:t>PPO is designed for environments where millions of interactions are cheap (video games, robotics simulators). When each interaction is a real LLM API call costing money and taking seconds, PPO's sample requirements become economically prohibitive.</w:t>
+      </w:r>
+    </w:p>
+    <w:p>
+      <w:pPr>
+        <w:shd w:val="clear" w:color="auto" w:fill="FFFFFF"/>
+        <w:spacing w:line="218" w:lineRule="atLeast"/>
+        <w:rPr>
+          <w:rFonts w:ascii="Aptos" w:hAnsi="Aptos"/>
+          <w:color w:val="222222"/>
+          <w:szCs w:val="19"/>
+        </w:rPr>
+      </w:pPr>
+      <w:r>
+        <w:rPr>
+          <w:rFonts w:ascii="Aptos" w:hAnsi="Aptos"/>
+          <w:color w:val="222222"/>
+          <w:szCs w:val="19"/>
+        </w:rPr>
+        <w:t> </w:t>
+      </w:r>
+    </w:p>
+    <w:p>
+      <w:pPr>
+        <w:shd w:val="clear" w:color="auto" w:fill="FFFFFF"/>
+        <w:spacing w:line="218" w:lineRule="atLeast"/>
+        <w:rPr>
+          <w:rFonts w:ascii="Aptos" w:hAnsi="Aptos"/>
+          <w:color w:val="222222"/>
+          <w:szCs w:val="19"/>
+        </w:rPr>
+      </w:pPr>
+      <w:r>
+        <w:rPr>
+          <w:rFonts w:ascii="Aptos" w:hAnsi="Aptos"/>
+          <w:color w:val="222222"/>
+          <w:szCs w:val="19"/>
+        </w:rPr>
+        <w:t>PPO's Sample Requirements (Original Notebook)</w:t>
+      </w:r>
+    </w:p>
+    <w:p>
+      <w:pPr>
+        <w:shd w:val="clear" w:color="auto" w:fill="FFFFFF"/>
+        <w:spacing w:line="218" w:lineRule="atLeast"/>
+        <w:rPr>
+          <w:rFonts w:ascii="Aptos" w:hAnsi="Aptos"/>
+          <w:color w:val="222222"/>
+          <w:szCs w:val="19"/>
+        </w:rPr>
+      </w:pPr>
+      <w:r>
+        <w:rPr>
+          <w:rFonts w:ascii="Aptos" w:hAnsi="Aptos"/>
+          <w:color w:val="222222"/>
+          <w:szCs w:val="19"/>
+        </w:rPr>
+        <w:t>The original notebook configured PPO for 50,000 timesteps.</w:t>
+      </w:r>
+    </w:p>
+    <w:p>
+      <w:pPr>
+        <w:shd w:val="clear" w:color="auto" w:fill="FFFFFF"/>
+        <w:spacing w:line="218" w:lineRule="atLeast"/>
+        <w:rPr>
+          <w:rFonts w:ascii="Aptos" w:hAnsi="Aptos"/>
+          <w:color w:val="222222"/>
+          <w:szCs w:val="19"/>
+        </w:rPr>
+      </w:pPr>
+      <w:r>
+        <w:rPr>
+          <w:rFonts w:ascii="Aptos" w:hAnsi="Aptos"/>
+          <w:color w:val="222222"/>
+          <w:szCs w:val="19"/>
+        </w:rPr>
+        <w:t>With evaluation episodes added, the total interaction count exceeds 60,000. At real API prices this results in an estimated cost north of $150.</w:t>
+      </w:r>
+    </w:p>
+    <w:p>
+      <w:pPr>
+        <w:shd w:val="clear" w:color="auto" w:fill="FFFFFF"/>
+        <w:spacing w:line="218" w:lineRule="atLeast"/>
+        <w:rPr>
+          <w:rFonts w:ascii="Aptos" w:hAnsi="Aptos"/>
+          <w:color w:val="222222"/>
+          <w:szCs w:val="19"/>
+        </w:rPr>
+      </w:pPr>
+      <w:r>
+        <w:rPr>
+          <w:rFonts w:ascii="Aptos" w:hAnsi="Aptos"/>
+          <w:color w:val="222222"/>
+          <w:szCs w:val="19"/>
+        </w:rPr>
+        <w:t> </w:t>
+      </w:r>
+    </w:p>
+    <w:p>
+      <w:pPr>
+        <w:shd w:val="clear" w:color="auto" w:fill="FFFFFF"/>
+        <w:spacing w:line="218" w:lineRule="atLeast"/>
+        <w:rPr>
+          <w:rFonts w:ascii="Aptos" w:hAnsi="Aptos"/>
+          <w:color w:val="222222"/>
+          <w:szCs w:val="19"/>
+        </w:rPr>
+      </w:pPr>
+      <w:r>
+        <w:rPr>
+          <w:rFonts w:ascii="Aptos" w:hAnsi="Aptos"/>
+          <w:color w:val="222222"/>
+          <w:szCs w:val="19"/>
+        </w:rPr>
+        <w:t>For comparison if we replace the PPO algorithm with Q Learning we will have no more than 30 iterations and a sample cost of no more than 9 cents per training.</w:t>
+      </w:r>
+    </w:p>
+    <w:p>
+      <w:pPr>
+        <w:shd w:val="clear" w:color="auto" w:fill="FFFFFF"/>
+        <w:spacing w:line="218" w:lineRule="atLeast"/>
+        <w:rPr>
+          <w:rFonts w:ascii="Aptos" w:hAnsi="Aptos"/>
+          <w:color w:val="222222"/>
+          <w:szCs w:val="19"/>
+        </w:rPr>
+      </w:pPr>
+      <w:r>
+        <w:rPr>
+          <w:rFonts w:ascii="Aptos" w:hAnsi="Aptos"/>
+          <w:color w:val="222222"/>
+          <w:szCs w:val="19"/>
+        </w:rPr>
+        <w:t> </w:t>
+      </w:r>
+    </w:p>
+    <w:p>
+      <w:pPr>
+        <w:shd w:val="clear" w:color="auto" w:fill="FFFFFF"/>
+        <w:spacing w:line="218" w:lineRule="atLeast"/>
+        <w:rPr>
+          <w:rFonts w:ascii="Aptos" w:hAnsi="Aptos"/>
+          <w:color w:val="222222"/>
+          <w:szCs w:val="19"/>
+        </w:rPr>
+      </w:pPr>
+      <w:r>
+        <w:rPr>
+          <w:rFonts w:ascii="Aptos" w:hAnsi="Aptos"/>
+          <w:color w:val="222222"/>
+          <w:szCs w:val="19"/>
+        </w:rPr>
+        <w:t>For more details refer to this markdown: </w:t>
+      </w:r>
+      <w:hyperlink r:id="rId8" w:tgtFrame="_blank" w:history="1">
+        <w:r>
+          <w:rPr>
+            <w:rStyle w:val="Hyperlink"/>
+            <w:rFonts w:ascii="Aptos" w:hAnsi="Aptos"/>
+            <w:color w:val="467886"/>
+            <w:szCs w:val="19"/>
+          </w:rPr>
+          <w:t>problems_with_ppo_algorithm.md</w:t>
+        </w:r>
+      </w:hyperlink>
+    </w:p>
+    <w:p>
+      <w:pPr>
+        <w:shd w:val="clear" w:color="auto" w:fill="FFFFFF"/>
+        <w:spacing w:line="218" w:lineRule="atLeast"/>
+        <w:rPr>
+          <w:rFonts w:ascii="Aptos" w:hAnsi="Aptos"/>
+          <w:color w:val="222222"/>
+          <w:szCs w:val="19"/>
+        </w:rPr>
+      </w:pPr>
+      <w:r>
+        <w:rPr>
+          <w:rFonts w:ascii="Aptos" w:hAnsi="Aptos"/>
+          <w:color w:val="222222"/>
+          <w:szCs w:val="19"/>
+        </w:rPr>
+        <w:t> </w:t>
       </w:r>
     </w:p>
     <w:p/>
     <w:p/>
+    <w:p>
+      <w:pPr>
+        <w:pStyle w:val="Heading1"/>
+      </w:pPr>
+      <w:bookmarkStart w:id="23" w:name="_Toc222346415"/>
+      <w:r>
+        <w:t>Class Diagrams</w:t>
+      </w:r>
+      <w:bookmarkEnd w:id="23"/>
+    </w:p>
     <w:p/>
     <w:p>
       <w:pPr>
-        <w:pStyle w:val="Heading1"/>
-      </w:pPr>
-      <w:bookmarkStart w:id="17" w:name="_Toc220903311"/>
-      <w:r>
-        <w:t>Class Diagrams</w:t>
-      </w:r>
-      <w:bookmarkEnd w:id="17"/>
-    </w:p>
-    <w:p/>
-    <w:p>
-      <w:pPr>
         <w:pStyle w:val="Heading2"/>
       </w:pPr>
-      <w:bookmarkStart w:id="18" w:name="_Toc220903312"/>
+      <w:bookmarkStart w:id="24" w:name="_Toc222346416"/>
       <w:r>
         <w:lastRenderedPageBreak/>
         <w:t>Core Classes</w:t>
       </w:r>
-      <w:bookmarkEnd w:id="18"/>
+      <w:bookmarkEnd w:id="24"/>
     </w:p>
     <w:p>
       <w:pPr>
@@ -16595,7 +17494,7 @@
                     <pic:cNvPicPr/>
                   </pic:nvPicPr>
                   <pic:blipFill>
-                    <a:blip r:embed="rId7" cstate="print">
+                    <a:blip r:embed="rId9" cstate="print">
                       <a:extLst>
                         <a:ext uri="{28A0092B-C50C-407E-A947-70E740481C1C}">
                           <a14:useLocalDpi xmlns:a14="http://schemas.microsoft.com/office/drawing/2010/main" val="0"/>
@@ -16634,12 +17533,12 @@
       <w:pPr>
         <w:pStyle w:val="Heading2"/>
       </w:pPr>
-      <w:bookmarkStart w:id="19" w:name="_Toc220903313"/>
+      <w:bookmarkStart w:id="25" w:name="_Toc222346417"/>
       <w:r>
         <w:lastRenderedPageBreak/>
         <w:t>Smart Agent and Tool System Classes</w:t>
       </w:r>
-      <w:bookmarkEnd w:id="19"/>
+      <w:bookmarkEnd w:id="25"/>
     </w:p>
     <w:p>
       <w:pPr>
@@ -16674,7 +17573,7 @@
                     <pic:cNvPicPr/>
                   </pic:nvPicPr>
                   <pic:blipFill>
-                    <a:blip r:embed="rId8" cstate="print">
+                    <a:blip r:embed="rId10" cstate="print">
                       <a:extLst>
                         <a:ext uri="{28A0092B-C50C-407E-A947-70E740481C1C}">
                           <a14:useLocalDpi xmlns:a14="http://schemas.microsoft.com/office/drawing/2010/main" val="0"/>
@@ -16713,14 +17612,14 @@
       <w:pPr>
         <w:pStyle w:val="Heading1"/>
       </w:pPr>
-      <w:bookmarkStart w:id="20" w:name="_Toc220903314"/>
+      <w:bookmarkStart w:id="26" w:name="_Toc222346418"/>
       <w:r>
         <w:t>System Flowchart</w:t>
       </w:r>
-      <w:bookmarkEnd w:id="20"/>
       <w:r>
         <w:t xml:space="preserve"> and Training Process</w:t>
       </w:r>
+      <w:bookmarkEnd w:id="26"/>
     </w:p>
     <w:p/>
     <w:p>
@@ -16757,7 +17656,7 @@
                     <pic:cNvPicPr/>
                   </pic:nvPicPr>
                   <pic:blipFill>
-                    <a:blip r:embed="rId9" cstate="print">
+                    <a:blip r:embed="rId11" cstate="print">
                       <a:extLst>
                         <a:ext uri="{28A0092B-C50C-407E-A947-70E740481C1C}">
                           <a14:useLocalDpi xmlns:a14="http://schemas.microsoft.com/office/drawing/2010/main" val="0"/>
@@ -16794,7 +17693,7 @@
       <w:pPr>
         <w:pStyle w:val="Heading2"/>
       </w:pPr>
-      <w:bookmarkStart w:id="21" w:name="_Toc220903315"/>
+      <w:bookmarkStart w:id="27" w:name="_Toc222346419"/>
       <w:r>
         <w:rPr>
           <w:noProof/>
@@ -16824,7 +17723,7 @@
                     <pic:cNvPicPr/>
                   </pic:nvPicPr>
                   <pic:blipFill>
-                    <a:blip r:embed="rId10" cstate="print">
+                    <a:blip r:embed="rId12" cstate="print">
                       <a:extLst>
                         <a:ext uri="{28A0092B-C50C-407E-A947-70E740481C1C}">
                           <a14:useLocalDpi xmlns:a14="http://schemas.microsoft.com/office/drawing/2010/main" val="0"/>
@@ -16859,14 +17758,14 @@
       <w:r>
         <w:t>Training Sequence</w:t>
       </w:r>
-      <w:bookmarkEnd w:id="21"/>
+      <w:bookmarkEnd w:id="27"/>
     </w:p>
     <w:p/>
     <w:p>
       <w:pPr>
         <w:pStyle w:val="Heading2"/>
       </w:pPr>
-      <w:bookmarkStart w:id="22" w:name="_Toc220903316"/>
+      <w:bookmarkStart w:id="28" w:name="_Toc222346420"/>
       <w:r>
         <w:rPr>
           <w:noProof/>
@@ -16896,7 +17795,7 @@
                     <pic:cNvPicPr/>
                   </pic:nvPicPr>
                   <pic:blipFill>
-                    <a:blip r:embed="rId11" cstate="print">
+                    <a:blip r:embed="rId13" cstate="print">
                       <a:extLst>
                         <a:ext uri="{28A0092B-C50C-407E-A947-70E740481C1C}">
                           <a14:useLocalDpi xmlns:a14="http://schemas.microsoft.com/office/drawing/2010/main" val="0"/>
@@ -16931,7 +17830,7 @@
       <w:r>
         <w:t>Training Loop</w:t>
       </w:r>
-      <w:bookmarkEnd w:id="22"/>
+      <w:bookmarkEnd w:id="28"/>
     </w:p>
     <w:p/>
     <w:p/>
@@ -17068,11 +17967,11 @@
       <w:pPr>
         <w:pStyle w:val="Heading3"/>
       </w:pPr>
-      <w:bookmarkStart w:id="23" w:name="_Toc220903317"/>
+      <w:bookmarkStart w:id="29" w:name="_Toc222346421"/>
       <w:r>
         <w:t>Parallel Vectorized Environments</w:t>
       </w:r>
-      <w:bookmarkEnd w:id="23"/>
+      <w:bookmarkEnd w:id="29"/>
     </w:p>
     <w:p/>
     <w:p>
@@ -17209,11 +18108,11 @@
       <w:pPr>
         <w:pStyle w:val="Heading3"/>
       </w:pPr>
-      <w:bookmarkStart w:id="24" w:name="_Toc220903318"/>
+      <w:bookmarkStart w:id="30" w:name="_Toc222346422"/>
       <w:r>
         <w:t>Initialize the PPO model</w:t>
       </w:r>
-      <w:bookmarkEnd w:id="24"/>
+      <w:bookmarkEnd w:id="30"/>
       <w:r>
         <w:t xml:space="preserve"> </w:t>
       </w:r>
@@ -17476,11 +18375,11 @@
       <w:pPr>
         <w:pStyle w:val="Heading3"/>
       </w:pPr>
-      <w:bookmarkStart w:id="25" w:name="_Toc220903319"/>
+      <w:bookmarkStart w:id="31" w:name="_Toc222346423"/>
       <w:r>
         <w:t>Key PPO hyperparameters</w:t>
       </w:r>
-      <w:bookmarkEnd w:id="25"/>
+      <w:bookmarkEnd w:id="31"/>
     </w:p>
     <w:p/>
     <w:p>
@@ -17565,11 +18464,11 @@
       <w:pPr>
         <w:pStyle w:val="Heading3"/>
       </w:pPr>
-      <w:bookmarkStart w:id="26" w:name="_Toc220903320"/>
+      <w:bookmarkStart w:id="32" w:name="_Toc222346424"/>
       <w:r>
         <w:t>PPO Hyperparameters deep dive</w:t>
       </w:r>
-      <w:bookmarkEnd w:id="26"/>
+      <w:bookmarkEnd w:id="32"/>
     </w:p>
     <w:p>
       <w:pPr>
@@ -17606,31 +18505,7 @@
           <w:rPr>
             <w:rFonts w:ascii="Cambria Math" w:hAnsi="Cambria Math"/>
           </w:rPr>
-          <m:t>256</m:t>
-        </m:r>
-        <m:r>
-          <w:rPr>
-            <w:rFonts w:ascii="Cambria Math" w:hAnsi="Cambria Math"/>
-          </w:rPr>
-          <m:t>→</m:t>
-        </m:r>
-        <m:r>
-          <w:rPr>
-            <w:rFonts w:ascii="Cambria Math" w:hAnsi="Cambria Math"/>
-          </w:rPr>
-          <m:t>256</m:t>
-        </m:r>
-        <m:r>
-          <w:rPr>
-            <w:rFonts w:ascii="Cambria Math" w:hAnsi="Cambria Math"/>
-          </w:rPr>
-          <m:t>→</m:t>
-        </m:r>
-        <m:r>
-          <w:rPr>
-            <w:rFonts w:ascii="Cambria Math" w:hAnsi="Cambria Math"/>
-          </w:rPr>
-          <m:t>128</m:t>
+          <m:t>256→256→128</m:t>
         </m:r>
       </m:oMath>
       <w:r>
@@ -17672,13 +18547,7 @@
           <w:rPr>
             <w:rFonts w:ascii="Cambria Math" w:hAnsi="Cambria Math"/>
           </w:rPr>
-          <m:t>3</m:t>
-        </m:r>
-        <m:r>
-          <w:rPr>
-            <w:rFonts w:ascii="Cambria Math" w:hAnsi="Cambria Math"/>
-          </w:rPr>
-          <m:t>×</m:t>
+          <m:t>3×</m:t>
         </m:r>
         <m:sSup>
           <m:sSupPr>
@@ -17708,26 +18577,14 @@
         </m:sSup>
       </m:oMath>
       <w:r>
-        <w:t xml:space="preserve"> strikes a balance between learning speed and stability. For simpler environments, </w:t>
-      </w:r>
-      <w:r>
-        <w:t>one</w:t>
-      </w:r>
-      <w:r>
-        <w:t xml:space="preserve"> might use </w:t>
+        <w:t xml:space="preserve"> strikes a balance between learning speed and stability. For simpler environments, one might use </w:t>
       </w:r>
       <m:oMath>
         <m:r>
           <w:rPr>
             <w:rFonts w:ascii="Cambria Math" w:hAnsi="Cambria Math"/>
           </w:rPr>
-          <m:t>1</m:t>
-        </m:r>
-        <m:r>
-          <w:rPr>
-            <w:rFonts w:ascii="Cambria Math" w:hAnsi="Cambria Math"/>
-          </w:rPr>
-          <m:t>×</m:t>
+          <m:t>1×</m:t>
         </m:r>
         <m:sSup>
           <m:sSupPr>
@@ -17751,13 +18608,7 @@
               <w:rPr>
                 <w:rFonts w:ascii="Cambria Math" w:hAnsi="Cambria Math"/>
               </w:rPr>
-              <m:t>-</m:t>
-            </m:r>
-            <m:r>
-              <w:rPr>
-                <w:rFonts w:ascii="Cambria Math" w:hAnsi="Cambria Math"/>
-              </w:rPr>
-              <m:t>3</m:t>
+              <m:t>-3</m:t>
             </m:r>
           </m:sup>
         </m:sSup>
@@ -17770,13 +18621,7 @@
           <w:rPr>
             <w:rFonts w:ascii="Cambria Math" w:hAnsi="Cambria Math"/>
           </w:rPr>
-          <m:t>1</m:t>
-        </m:r>
-        <m:r>
-          <w:rPr>
-            <w:rFonts w:ascii="Cambria Math" w:hAnsi="Cambria Math"/>
-          </w:rPr>
-          <m:t>×</m:t>
+          <m:t>1×</m:t>
         </m:r>
         <m:sSup>
           <m:sSupPr>
@@ -17984,17 +18829,17 @@
       <w:pPr>
         <w:pStyle w:val="Heading1"/>
       </w:pPr>
-      <w:bookmarkStart w:id="27" w:name="_Toc220903321"/>
+      <w:bookmarkStart w:id="33" w:name="_Toc222346425"/>
       <w:r>
         <w:t>More Details on Task Processing and Task Management</w:t>
       </w:r>
-      <w:bookmarkEnd w:id="27"/>
+      <w:bookmarkEnd w:id="33"/>
     </w:p>
     <w:p>
       <w:r>
         <w:t xml:space="preserve">Refer to the markdown </w:t>
       </w:r>
-      <w:hyperlink r:id="rId12" w:history="1">
+      <w:hyperlink r:id="rId14" w:history="1">
         <w:r>
           <w:rPr>
             <w:rStyle w:val="Hyperlink"/>
@@ -18008,12 +18853,12 @@
       <w:pPr>
         <w:pStyle w:val="Heading2"/>
       </w:pPr>
-      <w:bookmarkStart w:id="28" w:name="_Toc220903322"/>
+      <w:bookmarkStart w:id="34" w:name="_Toc222346426"/>
       <w:r>
         <w:lastRenderedPageBreak/>
         <w:t>Task Driven Work Distribution</w:t>
       </w:r>
-      <w:bookmarkEnd w:id="28"/>
+      <w:bookmarkEnd w:id="34"/>
     </w:p>
     <w:p/>
     <w:p>
@@ -18045,7 +18890,7 @@
                     <pic:cNvPicPr/>
                   </pic:nvPicPr>
                   <pic:blipFill>
-                    <a:blip r:embed="rId13" cstate="print">
+                    <a:blip r:embed="rId15" cstate="print">
                       <a:extLst>
                         <a:ext uri="{28A0092B-C50C-407E-A947-70E740481C1C}">
                           <a14:useLocalDpi xmlns:a14="http://schemas.microsoft.com/office/drawing/2010/main" val="0"/>
@@ -18091,7 +18936,7 @@
           <w:szCs w:val="19"/>
         </w:rPr>
       </w:pPr>
-      <w:bookmarkStart w:id="29" w:name="_Toc220903323"/>
+      <w:bookmarkStart w:id="35" w:name="_Toc222346427"/>
       <w:r>
         <w:rPr>
           <w:rFonts w:asciiTheme="minorHAnsi" w:hAnsiTheme="minorHAnsi" w:cs="Segoe UI"/>
@@ -18103,7 +18948,7 @@
         </w:rPr>
         <w:t>Task Distribution Strategy</w:t>
       </w:r>
-      <w:bookmarkEnd w:id="29"/>
+      <w:bookmarkEnd w:id="35"/>
     </w:p>
     <w:p>
       <w:pPr>
@@ -18496,7 +19341,7 @@
                     <pic:cNvPicPr/>
                   </pic:nvPicPr>
                   <pic:blipFill>
-                    <a:blip r:embed="rId14" cstate="print">
+                    <a:blip r:embed="rId16" cstate="print">
                       <a:extLst>
                         <a:ext uri="{28A0092B-C50C-407E-A947-70E740481C1C}">
                           <a14:useLocalDpi xmlns:a14="http://schemas.microsoft.com/office/drawing/2010/main" val="0"/>
@@ -18533,12 +19378,12 @@
       <w:pPr>
         <w:pStyle w:val="Heading2"/>
       </w:pPr>
-      <w:bookmarkStart w:id="30" w:name="_Toc220903324"/>
+      <w:bookmarkStart w:id="36" w:name="_Toc222346428"/>
       <w:r>
         <w:lastRenderedPageBreak/>
         <w:t>Agent Task Execution Flowchart</w:t>
       </w:r>
-      <w:bookmarkEnd w:id="30"/>
+      <w:bookmarkEnd w:id="36"/>
     </w:p>
     <w:p>
       <w:pPr>
@@ -19280,7 +20125,7 @@
                     <pic:cNvPicPr/>
                   </pic:nvPicPr>
                   <pic:blipFill>
-                    <a:blip r:embed="rId15" cstate="print">
+                    <a:blip r:embed="rId17" cstate="print">
                       <a:extLst>
                         <a:ext uri="{28A0092B-C50C-407E-A947-70E740481C1C}">
                           <a14:useLocalDpi xmlns:a14="http://schemas.microsoft.com/office/drawing/2010/main" val="0"/>
@@ -20014,7 +20859,7 @@
                     <pic:cNvPicPr/>
                   </pic:nvPicPr>
                   <pic:blipFill>
-                    <a:blip r:embed="rId16" cstate="print">
+                    <a:blip r:embed="rId18" cstate="print">
                       <a:extLst>
                         <a:ext uri="{28A0092B-C50C-407E-A947-70E740481C1C}">
                           <a14:useLocalDpi xmlns:a14="http://schemas.microsoft.com/office/drawing/2010/main" val="0"/>
@@ -20388,7 +21233,7 @@
                     <pic:cNvPicPr/>
                   </pic:nvPicPr>
                   <pic:blipFill>
-                    <a:blip r:embed="rId17" cstate="print">
+                    <a:blip r:embed="rId19" cstate="print">
                       <a:extLst>
                         <a:ext uri="{28A0092B-C50C-407E-A947-70E740481C1C}">
                           <a14:useLocalDpi xmlns:a14="http://schemas.microsoft.com/office/drawing/2010/main" val="0"/>
@@ -20446,7 +21291,7 @@
                     <pic:cNvPicPr/>
                   </pic:nvPicPr>
                   <pic:blipFill>
-                    <a:blip r:embed="rId18" cstate="print">
+                    <a:blip r:embed="rId20" cstate="print">
                       <a:extLst>
                         <a:ext uri="{28A0092B-C50C-407E-A947-70E740481C1C}">
                           <a14:useLocalDpi xmlns:a14="http://schemas.microsoft.com/office/drawing/2010/main" val="0"/>
@@ -20477,12 +21322,12 @@
       <w:pPr>
         <w:pStyle w:val="Heading2"/>
       </w:pPr>
-      <w:bookmarkStart w:id="31" w:name="_Toc220903325"/>
+      <w:bookmarkStart w:id="37" w:name="_Toc222346429"/>
       <w:r>
         <w:lastRenderedPageBreak/>
         <w:t>Task Lifecycle Flowchart</w:t>
       </w:r>
-      <w:bookmarkEnd w:id="31"/>
+      <w:bookmarkEnd w:id="37"/>
     </w:p>
     <w:p>
       <w:r>
@@ -20513,7 +21358,7 @@
                     <pic:cNvPicPr/>
                   </pic:nvPicPr>
                   <pic:blipFill>
-                    <a:blip r:embed="rId19">
+                    <a:blip r:embed="rId21">
                       <a:extLst>
                         <a:ext uri="{28A0092B-C50C-407E-A947-70E740481C1C}">
                           <a14:useLocalDpi xmlns:a14="http://schemas.microsoft.com/office/drawing/2010/main" val="0"/>
@@ -20576,7 +21421,7 @@
                     <pic:cNvPicPr/>
                   </pic:nvPicPr>
                   <pic:blipFill>
-                    <a:blip r:embed="rId20" cstate="print">
+                    <a:blip r:embed="rId22" cstate="print">
                       <a:extLst>
                         <a:ext uri="{28A0092B-C50C-407E-A947-70E740481C1C}">
                           <a14:useLocalDpi xmlns:a14="http://schemas.microsoft.com/office/drawing/2010/main" val="0"/>
@@ -20615,11 +21460,11 @@
       <w:pPr>
         <w:pStyle w:val="Heading2"/>
       </w:pPr>
-      <w:bookmarkStart w:id="32" w:name="_Toc220903326"/>
+      <w:bookmarkStart w:id="38" w:name="_Toc222346430"/>
       <w:r>
         <w:t>Task States</w:t>
       </w:r>
-      <w:bookmarkEnd w:id="32"/>
+      <w:bookmarkEnd w:id="38"/>
     </w:p>
     <w:p>
       <w:r>
@@ -20650,7 +21495,7 @@
                     <pic:cNvPicPr/>
                   </pic:nvPicPr>
                   <pic:blipFill>
-                    <a:blip r:embed="rId21" cstate="print">
+                    <a:blip r:embed="rId23" cstate="print">
                       <a:extLst>
                         <a:ext uri="{28A0092B-C50C-407E-A947-70E740481C1C}">
                           <a14:useLocalDpi xmlns:a14="http://schemas.microsoft.com/office/drawing/2010/main" val="0"/>
@@ -20687,10 +21532,12 @@
       <w:pPr>
         <w:pStyle w:val="Heading1"/>
       </w:pPr>
+      <w:bookmarkStart w:id="39" w:name="_Toc222346431"/>
       <w:r>
         <w:lastRenderedPageBreak/>
         <w:t>Interpreting the Results of Agentic RL System Execution</w:t>
       </w:r>
+      <w:bookmarkEnd w:id="39"/>
     </w:p>
     <w:p/>
     <w:p/>
@@ -20701,17 +21548,17 @@
       <w:pPr>
         <w:pStyle w:val="Heading1"/>
       </w:pPr>
-      <w:bookmarkStart w:id="33" w:name="_Toc220903327"/>
+      <w:bookmarkStart w:id="40" w:name="_Toc222346432"/>
       <w:r>
         <w:t>References</w:t>
       </w:r>
-      <w:bookmarkEnd w:id="33"/>
+      <w:bookmarkEnd w:id="40"/>
     </w:p>
     <w:p>
       <w:r>
         <w:t xml:space="preserve">[1] </w:t>
       </w:r>
-      <w:hyperlink r:id="rId22" w:history="1">
+      <w:hyperlink r:id="rId24" w:history="1">
         <w:r>
           <w:rPr>
             <w:rStyle w:val="Hyperlink"/>
@@ -20725,7 +21572,7 @@
       <w:r>
         <w:t xml:space="preserve">[2] </w:t>
       </w:r>
-      <w:hyperlink r:id="rId23" w:history="1">
+      <w:hyperlink r:id="rId25" w:history="1">
         <w:r>
           <w:rPr>
             <w:rStyle w:val="Hyperlink"/>
@@ -20739,7 +21586,7 @@
       <w:r>
         <w:t xml:space="preserve">[3] </w:t>
       </w:r>
-      <w:hyperlink r:id="rId24" w:history="1">
+      <w:hyperlink r:id="rId26" w:history="1">
         <w:r>
           <w:rPr>
             <w:rStyle w:val="Hyperlink"/>
@@ -20753,7 +21600,55 @@
       <w:r>
         <w:t xml:space="preserve">[4] </w:t>
       </w:r>
-      <w:hyperlink r:id="rId25" w:history="1">
+      <w:hyperlink r:id="rId27" w:history="1">
+        <w:r>
+          <w:rPr>
+            <w:rStyle w:val="Hyperlink"/>
+          </w:rPr>
+          <w:t>https://github.com/dimitarpg13/agentic_architectures_and_design_patterns/blob/main/notebooks/reinforcement_learning/multi_agent_colab/problems_with_ppo_algorithm.md</w:t>
+        </w:r>
+      </w:hyperlink>
+    </w:p>
+    <w:p/>
+    <w:p>
+      <w:r>
+        <w:t xml:space="preserve">[5] </w:t>
+      </w:r>
+      <w:hyperlink r:id="rId28" w:history="1">
+        <w:r>
+          <w:rPr>
+            <w:rStyle w:val="Hyperlink"/>
+          </w:rPr>
+          <w:t>https://github.com/dimitarpg13/agentic_architectures_and_design_patterns/blob/main/notebooks/reinforcement_learning/multi_agent_colab/agentic_rl_workflow_LLM_calls_lb.ipynb</w:t>
+        </w:r>
+      </w:hyperlink>
+    </w:p>
+    <w:p/>
+    <w:p>
+      <w:r>
+        <w:t xml:space="preserve">[6] </w:t>
+      </w:r>
+      <w:hyperlink r:id="rId29" w:history="1">
+        <w:r>
+          <w:rPr>
+            <w:rStyle w:val="Hyperlink"/>
+          </w:rPr>
+          <w:t>https://github.com/dimitarpg13/agentic_architectures_and_design_patterns/blob/main/notebooks/reinforcement_learning/multi_agent_colab/agentic_rl_workflow_LLM_calls_lb.md</w:t>
+        </w:r>
+      </w:hyperlink>
+    </w:p>
+    <w:p/>
+    <w:p>
+      <w:r>
+        <w:t>[</w:t>
+      </w:r>
+      <w:r>
+        <w:t>7</w:t>
+      </w:r>
+      <w:r>
+        <w:t xml:space="preserve">] </w:t>
+      </w:r>
+      <w:hyperlink r:id="rId30" w:history="1">
         <w:r>
           <w:rPr>
             <w:rStyle w:val="Hyperlink"/>
@@ -20765,9 +21660,15 @@
     <w:p/>
     <w:p>
       <w:r>
-        <w:t xml:space="preserve">[5] </w:t>
-      </w:r>
-      <w:hyperlink r:id="rId26" w:history="1">
+        <w:t>[</w:t>
+      </w:r>
+      <w:r>
+        <w:t>8</w:t>
+      </w:r>
+      <w:r>
+        <w:t xml:space="preserve">] </w:t>
+      </w:r>
+      <w:hyperlink r:id="rId31" w:history="1">
         <w:r>
           <w:rPr>
             <w:rStyle w:val="Hyperlink"/>
@@ -20779,9 +21680,15 @@
     <w:p/>
     <w:p>
       <w:r>
-        <w:t xml:space="preserve">[6] </w:t>
-      </w:r>
-      <w:hyperlink r:id="rId27" w:history="1">
+        <w:t>[</w:t>
+      </w:r>
+      <w:r>
+        <w:t>9</w:t>
+      </w:r>
+      <w:r>
+        <w:t xml:space="preserve">] </w:t>
+      </w:r>
+      <w:hyperlink r:id="rId32" w:history="1">
         <w:r>
           <w:rPr>
             <w:rStyle w:val="Hyperlink"/>
@@ -20796,12 +21703,12 @@
         <w:t>[</w:t>
       </w:r>
       <w:r>
-        <w:t>7</w:t>
+        <w:t>10</w:t>
       </w:r>
       <w:r>
         <w:t xml:space="preserve">] </w:t>
       </w:r>
-      <w:hyperlink r:id="rId28" w:history="1">
+      <w:hyperlink r:id="rId33" w:history="1">
         <w:r>
           <w:rPr>
             <w:rStyle w:val="Hyperlink"/>
@@ -20816,12 +21723,12 @@
         <w:t>[</w:t>
       </w:r>
       <w:r>
-        <w:t>8</w:t>
+        <w:t>11</w:t>
       </w:r>
       <w:r>
         <w:t xml:space="preserve">] </w:t>
       </w:r>
-      <w:hyperlink r:id="rId29" w:history="1">
+      <w:hyperlink r:id="rId34" w:history="1">
         <w:r>
           <w:rPr>
             <w:rStyle w:val="Hyperlink"/>
@@ -20836,12 +21743,12 @@
         <w:t>[</w:t>
       </w:r>
       <w:r>
-        <w:t>9</w:t>
+        <w:t>12</w:t>
       </w:r>
       <w:r>
         <w:t xml:space="preserve">] </w:t>
       </w:r>
-      <w:hyperlink r:id="rId30" w:history="1">
+      <w:hyperlink r:id="rId35" w:history="1">
         <w:r>
           <w:rPr>
             <w:rStyle w:val="Hyperlink"/>
@@ -20856,7 +21763,10 @@
         <w:t>[</w:t>
       </w:r>
       <w:r>
-        <w:t>10</w:t>
+        <w:t>1</w:t>
+      </w:r>
+      <w:r>
+        <w:t>3</w:t>
       </w:r>
       <w:r>
         <w:t>]</w:t>
@@ -20864,7 +21774,7 @@
       <w:r>
         <w:t xml:space="preserve"> </w:t>
       </w:r>
-      <w:hyperlink r:id="rId31" w:history="1">
+      <w:hyperlink r:id="rId36" w:history="1">
         <w:r>
           <w:rPr>
             <w:rStyle w:val="Hyperlink"/>
@@ -20876,15 +21786,16 @@
     <w:p/>
     <w:p>
       <w:r>
+        <w:lastRenderedPageBreak/>
         <w:t>[1</w:t>
       </w:r>
       <w:r>
-        <w:t>1</w:t>
+        <w:t>4</w:t>
       </w:r>
       <w:r>
         <w:t xml:space="preserve">] </w:t>
       </w:r>
-      <w:hyperlink r:id="rId32" w:history="1">
+      <w:hyperlink r:id="rId37" w:history="1">
         <w:r>
           <w:rPr>
             <w:rStyle w:val="Hyperlink"/>
@@ -20902,12 +21813,12 @@
         <w:t>1</w:t>
       </w:r>
       <w:r>
-        <w:t>2</w:t>
+        <w:t>5</w:t>
       </w:r>
       <w:r>
         <w:t xml:space="preserve">] </w:t>
       </w:r>
-      <w:hyperlink r:id="rId33" w:history="1">
+      <w:hyperlink r:id="rId38" w:history="1">
         <w:r>
           <w:rPr>
             <w:rStyle w:val="Hyperlink"/>
@@ -20923,12 +21834,12 @@
         <w:t>[1</w:t>
       </w:r>
       <w:r>
-        <w:t>3</w:t>
+        <w:t>6</w:t>
       </w:r>
       <w:r>
         <w:t xml:space="preserve">] </w:t>
       </w:r>
-      <w:hyperlink r:id="rId34" w:history="1">
+      <w:hyperlink r:id="rId39" w:history="1">
         <w:r>
           <w:rPr>
             <w:rStyle w:val="Hyperlink"/>
@@ -20944,12 +21855,12 @@
         <w:t>[1</w:t>
       </w:r>
       <w:r>
-        <w:t>4</w:t>
+        <w:t>7</w:t>
       </w:r>
       <w:r>
         <w:t xml:space="preserve">] </w:t>
       </w:r>
-      <w:hyperlink r:id="rId35" w:history="1">
+      <w:hyperlink r:id="rId40" w:history="1">
         <w:r>
           <w:rPr>
             <w:rStyle w:val="Hyperlink"/>
@@ -20965,12 +21876,12 @@
         <w:t>[1</w:t>
       </w:r>
       <w:r>
-        <w:t>5</w:t>
+        <w:t>8</w:t>
       </w:r>
       <w:r>
         <w:t xml:space="preserve">] </w:t>
       </w:r>
-      <w:hyperlink r:id="rId36" w:history="1">
+      <w:hyperlink r:id="rId41" w:history="1">
         <w:r>
           <w:rPr>
             <w:rStyle w:val="Hyperlink"/>
@@ -20986,12 +21897,12 @@
         <w:t>[1</w:t>
       </w:r>
       <w:r>
-        <w:t>6</w:t>
+        <w:t>9</w:t>
       </w:r>
       <w:r>
         <w:t xml:space="preserve">] </w:t>
       </w:r>
-      <w:hyperlink r:id="rId37" w:history="1">
+      <w:hyperlink r:id="rId42" w:history="1">
         <w:r>
           <w:rPr>
             <w:rStyle w:val="Hyperlink"/>
@@ -21013,11 +21924,18 @@
         </w:r>
       </w:hyperlink>
     </w:p>
-    <w:p>
-      <w:r>
-        <w:t xml:space="preserve">[17] </w:t>
-      </w:r>
-      <w:hyperlink r:id="rId38" w:history="1">
+    <w:p/>
+    <w:p>
+      <w:r>
+        <w:t>[</w:t>
+      </w:r>
+      <w:r>
+        <w:t>20</w:t>
+      </w:r>
+      <w:r>
+        <w:t xml:space="preserve">] </w:t>
+      </w:r>
+      <w:hyperlink r:id="rId43" w:history="1">
         <w:r>
           <w:rPr>
             <w:rStyle w:val="Hyperlink"/>
@@ -21029,9 +21947,15 @@
     <w:p/>
     <w:p>
       <w:r>
-        <w:t xml:space="preserve">[18] </w:t>
-      </w:r>
-      <w:hyperlink r:id="rId39" w:history="1">
+        <w:t>[</w:t>
+      </w:r>
+      <w:r>
+        <w:t>2</w:t>
+      </w:r>
+      <w:r>
+        <w:t xml:space="preserve">1] </w:t>
+      </w:r>
+      <w:hyperlink r:id="rId44" w:history="1">
         <w:r>
           <w:rPr>
             <w:rStyle w:val="Hyperlink"/>
@@ -21043,9 +21967,15 @@
     <w:p/>
     <w:p>
       <w:r>
-        <w:t xml:space="preserve">[19] </w:t>
-      </w:r>
-      <w:hyperlink r:id="rId40" w:history="1">
+        <w:t>[</w:t>
+      </w:r>
+      <w:r>
+        <w:t>22</w:t>
+      </w:r>
+      <w:r>
+        <w:t xml:space="preserve">] </w:t>
+      </w:r>
+      <w:hyperlink r:id="rId45" w:history="1">
         <w:r>
           <w:rPr>
             <w:rStyle w:val="Hyperlink"/>
@@ -21057,12 +21987,18 @@
     <w:p/>
     <w:p>
       <w:r>
-        <w:t>[20]</w:t>
+        <w:t>[2</w:t>
+      </w:r>
+      <w:r>
+        <w:t>3</w:t>
+      </w:r>
+      <w:r>
+        <w:t>]</w:t>
       </w:r>
       <w:r>
         <w:t xml:space="preserve"> </w:t>
       </w:r>
-      <w:hyperlink r:id="rId41" w:history="1">
+      <w:hyperlink r:id="rId46" w:history="1">
         <w:r>
           <w:rPr>
             <w:rStyle w:val="Hyperlink"/>
@@ -21074,12 +22010,18 @@
     <w:p/>
     <w:p>
       <w:r>
-        <w:t>[21]</w:t>
+        <w:t>[2</w:t>
+      </w:r>
+      <w:r>
+        <w:t>4</w:t>
+      </w:r>
+      <w:r>
+        <w:t>]</w:t>
       </w:r>
       <w:r>
         <w:t xml:space="preserve"> </w:t>
       </w:r>
-      <w:hyperlink r:id="rId42" w:history="1">
+      <w:hyperlink r:id="rId47" w:history="1">
         <w:r>
           <w:rPr>
             <w:rStyle w:val="Hyperlink"/>
@@ -21091,12 +22033,18 @@
     <w:p/>
     <w:p>
       <w:r>
-        <w:t>[22]</w:t>
+        <w:t>[2</w:t>
+      </w:r>
+      <w:r>
+        <w:t>5</w:t>
+      </w:r>
+      <w:r>
+        <w:t>]</w:t>
       </w:r>
       <w:r>
         <w:t xml:space="preserve"> </w:t>
       </w:r>
-      <w:hyperlink r:id="rId43" w:history="1">
+      <w:hyperlink r:id="rId48" w:history="1">
         <w:r>
           <w:rPr>
             <w:rStyle w:val="Hyperlink"/>
@@ -21108,9 +22056,15 @@
     <w:p/>
     <w:p>
       <w:r>
-        <w:t xml:space="preserve">[23] </w:t>
-      </w:r>
-      <w:hyperlink r:id="rId44" w:history="1">
+        <w:t>[2</w:t>
+      </w:r>
+      <w:r>
+        <w:t>6</w:t>
+      </w:r>
+      <w:r>
+        <w:t xml:space="preserve">] </w:t>
+      </w:r>
+      <w:hyperlink r:id="rId49" w:history="1">
         <w:r>
           <w:rPr>
             <w:rStyle w:val="Hyperlink"/>
@@ -21122,9 +22076,15 @@
     <w:p/>
     <w:p>
       <w:r>
-        <w:t xml:space="preserve">[24] </w:t>
-      </w:r>
-      <w:hyperlink r:id="rId45" w:history="1">
+        <w:t>[2</w:t>
+      </w:r>
+      <w:r>
+        <w:t>7</w:t>
+      </w:r>
+      <w:r>
+        <w:t xml:space="preserve">] </w:t>
+      </w:r>
+      <w:hyperlink r:id="rId50" w:history="1">
         <w:r>
           <w:rPr>
             <w:rStyle w:val="Hyperlink"/>
@@ -21136,9 +22096,15 @@
     <w:p/>
     <w:p>
       <w:r>
-        <w:t xml:space="preserve">[25] </w:t>
-      </w:r>
-      <w:hyperlink r:id="rId46" w:history="1">
+        <w:t>[2</w:t>
+      </w:r>
+      <w:r>
+        <w:t>8</w:t>
+      </w:r>
+      <w:r>
+        <w:t xml:space="preserve">] </w:t>
+      </w:r>
+      <w:hyperlink r:id="rId51" w:history="1">
         <w:r>
           <w:rPr>
             <w:rStyle w:val="Hyperlink"/>
@@ -21152,22 +22118,22 @@
       <w:pPr>
         <w:pStyle w:val="Heading1"/>
       </w:pPr>
-      <w:bookmarkStart w:id="34" w:name="_Toc220903328"/>
+      <w:bookmarkStart w:id="41" w:name="_Toc222346433"/>
       <w:r>
         <w:t>Appendix</w:t>
       </w:r>
-      <w:bookmarkEnd w:id="34"/>
+      <w:bookmarkEnd w:id="41"/>
     </w:p>
     <w:p/>
     <w:p>
       <w:pPr>
         <w:pStyle w:val="Heading2"/>
       </w:pPr>
-      <w:bookmarkStart w:id="35" w:name="_Toc220903329"/>
+      <w:bookmarkStart w:id="42" w:name="_Toc222346434"/>
       <w:r>
         <w:t>Key Concepts in Reinforcement Learning</w:t>
       </w:r>
-      <w:bookmarkEnd w:id="35"/>
+      <w:bookmarkEnd w:id="42"/>
     </w:p>
     <w:p/>
     <w:p>
@@ -21982,19 +22948,8 @@
     <w:p/>
     <w:p>
       <w:r>
-        <w:t xml:space="preserve">                         Figure </w:t>
-      </w:r>
-      <w:r>
-        <w:t>a</w:t>
-      </w:r>
-      <w:r>
-        <w:t>1</w:t>
-      </w:r>
-      <w:r>
-        <w:t>.f1</w:t>
-      </w:r>
-      <w:r>
-        <w:t>: Feedback loop between the Agent and the Environment in RL</w:t>
+        <w:lastRenderedPageBreak/>
+        <w:t xml:space="preserve">                         Figure a1.f1: Feedback loop between the Agent and the Environment in RL</w:t>
       </w:r>
     </w:p>
     <w:p/>
@@ -22121,7 +23076,6 @@
     </w:p>
     <w:p>
       <w:r>
-        <w:lastRenderedPageBreak/>
         <w:t>An observation</w:t>
       </w:r>
       <w:r>
@@ -22641,6 +23595,7 @@
         </w:rPr>
       </w:pPr>
       <w:r>
+        <w:lastRenderedPageBreak/>
         <w:t xml:space="preserve">Policy as a computable function which depends on a set of parameters </w:t>
       </w:r>
       <w:r>
@@ -22972,7 +23927,6 @@
           <w:b/>
           <w:bCs/>
         </w:rPr>
-        <w:lastRenderedPageBreak/>
         <w:t>Example</w:t>
       </w:r>
       <w:r>
@@ -23705,13 +24659,7 @@
         <w:rPr>
           <w:rFonts w:eastAsiaTheme="minorEastAsia"/>
         </w:rPr>
-        <w:t>pi_net</w:t>
-      </w:r>
-      <w:r>
-        <w:rPr>
-          <w:rFonts w:eastAsiaTheme="minorEastAsia"/>
-        </w:rPr>
-        <w:t xml:space="preserve"> </w:t>
+        <w:t xml:space="preserve">pi_net </w:t>
       </w:r>
       <w:r>
         <w:rPr>
@@ -23771,14 +24719,24 @@
           <w:color w:val="0B769F" w:themeColor="accent4" w:themeShade="BF"/>
           <w:u w:val="single"/>
         </w:rPr>
-        <w:t>modeled with nn.Sequential</w:t>
-      </w:r>
+        <w:t xml:space="preserve">modeled with </w:t>
+      </w:r>
+      <w:proofErr w:type="spellStart"/>
       <w:r>
         <w:rPr>
           <w:rFonts w:eastAsiaTheme="minorEastAsia"/>
           <w:color w:val="0B769F" w:themeColor="accent4" w:themeShade="BF"/>
           <w:u w:val="single"/>
         </w:rPr>
+        <w:t>nn.Sequential</w:t>
+      </w:r>
+      <w:proofErr w:type="spellEnd"/>
+      <w:r>
+        <w:rPr>
+          <w:rFonts w:eastAsiaTheme="minorEastAsia"/>
+          <w:color w:val="0B769F" w:themeColor="accent4" w:themeShade="BF"/>
+          <w:u w:val="single"/>
+        </w:rPr>
         <w:fldChar w:fldCharType="end"/>
       </w:r>
       <w:r>
@@ -23858,11 +24816,11 @@
       <w:pPr>
         <w:pStyle w:val="Heading2"/>
       </w:pPr>
-      <w:bookmarkStart w:id="36" w:name="_Toc220903330"/>
+      <w:bookmarkStart w:id="43" w:name="_Toc222346435"/>
       <w:r>
         <w:t>Bellman’s Equations for Markov Decision Processes</w:t>
       </w:r>
-      <w:bookmarkEnd w:id="36"/>
+      <w:bookmarkEnd w:id="43"/>
     </w:p>
     <w:p/>
     <w:p>
@@ -23885,11 +24843,11 @@
       <w:pPr>
         <w:pStyle w:val="Heading2"/>
       </w:pPr>
-      <w:bookmarkStart w:id="37" w:name="_Toc220903331"/>
+      <w:bookmarkStart w:id="44" w:name="_Toc222346436"/>
       <w:r>
         <w:t>Actor-Critic Reinforcement Learning Algorithms</w:t>
       </w:r>
-      <w:bookmarkEnd w:id="37"/>
+      <w:bookmarkEnd w:id="44"/>
     </w:p>
     <w:p/>
     <w:p>
@@ -23910,6 +24868,7 @@
     <w:p/>
     <w:p>
       <w:r>
+        <w:lastRenderedPageBreak/>
         <w:t xml:space="preserve">MDP is a tuple </w:t>
       </w:r>
       <m:oMath>
@@ -24447,10 +25406,7 @@
     </w:p>
     <w:p>
       <w:r>
-        <w:t>For the purpose of the current exposition w</w:t>
-      </w:r>
-      <w:r>
-        <w:t xml:space="preserve">e will assume that the state space is </w:t>
+        <w:t xml:space="preserve">For the purpose of the current exposition we will assume that the state space is </w:t>
       </w:r>
       <w:r>
         <w:rPr>
@@ -24633,7 +25589,6 @@
           <w:rPr>
             <w:rFonts w:ascii="Cambria Math" w:hAnsi="Cambria Math"/>
           </w:rPr>
-          <w:lastRenderedPageBreak/>
           <m:t>P</m:t>
         </m:r>
         <m:d>
@@ -24951,19 +25906,7 @@
         <w:rPr>
           <w:rFonts w:eastAsiaTheme="minorEastAsia"/>
         </w:rPr>
-        <w:t xml:space="preserve">   (</w:t>
-      </w:r>
-      <w:r>
-        <w:rPr>
-          <w:rFonts w:eastAsiaTheme="minorEastAsia"/>
-        </w:rPr>
-        <w:t>ac.</w:t>
-      </w:r>
-      <w:r>
-        <w:rPr>
-          <w:rFonts w:eastAsiaTheme="minorEastAsia"/>
-        </w:rPr>
-        <w:t>mdp.1)</w:t>
+        <w:t xml:space="preserve">   (ac.mdp.1)</w:t>
       </w:r>
     </w:p>
     <w:p>
@@ -25167,19 +26110,7 @@
         <w:rPr>
           <w:rFonts w:eastAsiaTheme="minorEastAsia"/>
         </w:rPr>
-        <w:t xml:space="preserve">   (</w:t>
-      </w:r>
-      <w:r>
-        <w:rPr>
-          <w:rFonts w:eastAsiaTheme="minorEastAsia"/>
-        </w:rPr>
-        <w:t>ac.</w:t>
-      </w:r>
-      <w:r>
-        <w:rPr>
-          <w:rFonts w:eastAsiaTheme="minorEastAsia"/>
-        </w:rPr>
-        <w:t>rwr.1)</w:t>
+        <w:t xml:space="preserve">   (ac.rwr.1)</w:t>
       </w:r>
     </w:p>
     <w:p>
@@ -26500,19 +27431,7 @@
         <w:rPr>
           <w:rFonts w:eastAsiaTheme="minorEastAsia"/>
         </w:rPr>
-        <w:t xml:space="preserve">     (</w:t>
-      </w:r>
-      <w:r>
-        <w:rPr>
-          <w:rFonts w:eastAsiaTheme="minorEastAsia"/>
-        </w:rPr>
-        <w:t>ac.</w:t>
-      </w:r>
-      <w:r>
-        <w:rPr>
-          <w:rFonts w:eastAsiaTheme="minorEastAsia"/>
-        </w:rPr>
-        <w:t>ctg.1)</w:t>
+        <w:t xml:space="preserve">     (ac.ctg.1)</w:t>
       </w:r>
     </w:p>
     <w:p>
@@ -26771,6 +27690,7 @@
         <w:rPr>
           <w:rFonts w:eastAsiaTheme="minorEastAsia"/>
         </w:rPr>
+        <w:lastRenderedPageBreak/>
         <w:t xml:space="preserve">  In the discounted reward setting, the reward function </w:t>
       </w:r>
       <m:oMath>
@@ -27095,19 +28015,7 @@
         <w:rPr>
           <w:rFonts w:eastAsiaTheme="minorEastAsia"/>
         </w:rPr>
-        <w:t xml:space="preserve">         (</w:t>
-      </w:r>
-      <w:r>
-        <w:rPr>
-          <w:rFonts w:eastAsiaTheme="minorEastAsia"/>
-        </w:rPr>
-        <w:t>ac.</w:t>
-      </w:r>
-      <w:r>
-        <w:rPr>
-          <w:rFonts w:eastAsiaTheme="minorEastAsia"/>
-        </w:rPr>
-        <w:t>dsc.1)</w:t>
+        <w:t xml:space="preserve">         (ac.dsc.1)</w:t>
       </w:r>
     </w:p>
     <w:p>
@@ -27474,19 +28382,7 @@
         <w:rPr>
           <w:rFonts w:eastAsiaTheme="minorEastAsia"/>
         </w:rPr>
-        <w:t xml:space="preserve"> (</w:t>
-      </w:r>
-      <w:r>
-        <w:rPr>
-          <w:rFonts w:eastAsiaTheme="minorEastAsia"/>
-        </w:rPr>
-        <w:t>ac.</w:t>
-      </w:r>
-      <w:r>
-        <w:rPr>
-          <w:rFonts w:eastAsiaTheme="minorEastAsia"/>
-        </w:rPr>
-        <w:t>expr.1)</w:t>
+        <w:t xml:space="preserve"> (ac.expr.1)</w:t>
       </w:r>
     </w:p>
     <w:p>
@@ -27668,13 +28564,7 @@
               <w:rPr>
                 <w:rFonts w:ascii="Cambria Math" w:eastAsiaTheme="minorEastAsia" w:hAnsi="Cambria Math"/>
               </w:rPr>
-              <m:t xml:space="preserve"> </m:t>
-            </m:r>
-            <m:r>
-              <w:rPr>
-                <w:rFonts w:ascii="Cambria Math" w:eastAsiaTheme="minorEastAsia" w:hAnsi="Cambria Math"/>
-              </w:rPr>
-              <m:t>r</m:t>
+              <m:t xml:space="preserve"> r</m:t>
             </m:r>
             <m:d>
               <m:dPr>
@@ -29107,13 +29997,7 @@
               <w:rPr>
                 <w:rFonts w:ascii="Cambria Math" w:eastAsiaTheme="minorEastAsia" w:hAnsi="Cambria Math"/>
               </w:rPr>
-              <m:t xml:space="preserve"> </m:t>
-            </m:r>
-            <m:r>
-              <w:rPr>
-                <w:rFonts w:ascii="Cambria Math" w:eastAsiaTheme="minorEastAsia" w:hAnsi="Cambria Math"/>
-              </w:rPr>
-              <m:t>r</m:t>
+              <m:t xml:space="preserve"> r</m:t>
             </m:r>
             <m:d>
               <m:dPr>
@@ -30122,13 +31006,7 @@
           <w:rPr>
             <w:rFonts w:ascii="Cambria Math" w:eastAsiaTheme="minorEastAsia" w:hAnsi="Cambria Math"/>
           </w:rPr>
-          <m:t xml:space="preserve"> </m:t>
-        </m:r>
-        <m:r>
-          <w:rPr>
-            <w:rFonts w:ascii="Cambria Math" w:eastAsiaTheme="minorEastAsia" w:hAnsi="Cambria Math"/>
-          </w:rPr>
-          <m:t>r</m:t>
+          <m:t xml:space="preserve"> r</m:t>
         </m:r>
         <m:d>
           <m:dPr>
@@ -31283,13 +32161,7 @@
               <w:rPr>
                 <w:rFonts w:ascii="Cambria Math" w:eastAsiaTheme="minorEastAsia" w:hAnsi="Cambria Math"/>
               </w:rPr>
-              <m:t xml:space="preserve"> </m:t>
-            </m:r>
-            <m:r>
-              <w:rPr>
-                <w:rFonts w:ascii="Cambria Math" w:eastAsiaTheme="minorEastAsia" w:hAnsi="Cambria Math"/>
-              </w:rPr>
-              <m:t>r</m:t>
+              <m:t xml:space="preserve"> r</m:t>
             </m:r>
             <m:d>
               <m:dPr>
@@ -31563,13 +32435,7 @@
               <w:rPr>
                 <w:rFonts w:ascii="Cambria Math" w:eastAsiaTheme="minorEastAsia" w:hAnsi="Cambria Math"/>
               </w:rPr>
-              <m:t xml:space="preserve"> </m:t>
-            </m:r>
-            <m:r>
-              <w:rPr>
-                <w:rFonts w:ascii="Cambria Math" w:eastAsiaTheme="minorEastAsia" w:hAnsi="Cambria Math"/>
-              </w:rPr>
-              <m:t>r</m:t>
+              <m:t xml:space="preserve"> r</m:t>
             </m:r>
             <m:d>
               <m:dPr>
@@ -32689,13 +33555,7 @@
                   <w:rPr>
                     <w:rFonts w:ascii="Cambria Math" w:eastAsiaTheme="minorEastAsia" w:hAnsi="Cambria Math"/>
                   </w:rPr>
-                  <m:t xml:space="preserve"> </m:t>
-                </m:r>
-                <m:r>
-                  <w:rPr>
-                    <w:rFonts w:ascii="Cambria Math" w:eastAsiaTheme="minorEastAsia" w:hAnsi="Cambria Math"/>
-                  </w:rPr>
-                  <m:t>r</m:t>
+                  <m:t xml:space="preserve"> r</m:t>
                 </m:r>
                 <m:d>
                   <m:dPr>
@@ -32759,11 +33619,11 @@
       <w:pPr>
         <w:pStyle w:val="Heading2"/>
       </w:pPr>
-      <w:bookmarkStart w:id="38" w:name="_Toc220903332"/>
+      <w:bookmarkStart w:id="45" w:name="_Toc222346437"/>
       <w:r>
         <w:t>Policy Gradients</w:t>
       </w:r>
-      <w:bookmarkEnd w:id="38"/>
+      <w:bookmarkEnd w:id="45"/>
     </w:p>
     <w:p/>
     <w:p>
@@ -32823,13 +33683,7 @@
           <w:rPr>
             <w:rFonts w:ascii="Cambria Math" w:hAnsi="Cambria Math"/>
           </w:rPr>
-          <m:t>τ</m:t>
-        </m:r>
-        <m:r>
-          <w:rPr>
-            <w:rFonts w:ascii="Cambria Math" w:hAnsi="Cambria Math"/>
-          </w:rPr>
-          <m:t>=</m:t>
+          <m:t>τ=</m:t>
         </m:r>
         <m:d>
           <m:dPr>
@@ -33055,13 +33909,7 @@
                   <w:rPr>
                     <w:rFonts w:ascii="Cambria Math" w:hAnsi="Cambria Math"/>
                   </w:rPr>
-                  <m:t>T-</m:t>
-                </m:r>
-                <m:r>
-                  <w:rPr>
-                    <w:rFonts w:ascii="Cambria Math" w:hAnsi="Cambria Math"/>
-                  </w:rPr>
-                  <m:t>1</m:t>
+                  <m:t>T-1</m:t>
                 </m:r>
               </m:sub>
             </m:sSub>
@@ -33093,13 +33941,7 @@
                   <w:rPr>
                     <w:rFonts w:ascii="Cambria Math" w:hAnsi="Cambria Math"/>
                   </w:rPr>
-                  <m:t>T-</m:t>
-                </m:r>
-                <m:r>
-                  <w:rPr>
-                    <w:rFonts w:ascii="Cambria Math" w:hAnsi="Cambria Math"/>
-                  </w:rPr>
-                  <m:t>1</m:t>
+                  <m:t>T-1</m:t>
                 </m:r>
               </m:sub>
             </m:sSub>
@@ -33131,13 +33973,7 @@
                   <w:rPr>
                     <w:rFonts w:ascii="Cambria Math" w:hAnsi="Cambria Math"/>
                   </w:rPr>
-                  <m:t>T-</m:t>
-                </m:r>
-                <m:r>
-                  <w:rPr>
-                    <w:rFonts w:ascii="Cambria Math" w:hAnsi="Cambria Math"/>
-                  </w:rPr>
-                  <m:t>1</m:t>
+                  <m:t>T-1</m:t>
                 </m:r>
               </m:sub>
             </m:sSub>
@@ -33270,7 +34106,7 @@
       <w:pPr>
         <w:pStyle w:val="Heading2"/>
       </w:pPr>
-      <w:bookmarkStart w:id="39" w:name="_Toc220903333"/>
+      <w:bookmarkStart w:id="46" w:name="_Toc222346438"/>
       <w:r>
         <w:rPr>
           <w:color w:val="auto"/>
@@ -33280,7 +34116,7 @@
       <w:r>
         <w:t>ed Advantage Estimation</w:t>
       </w:r>
-      <w:bookmarkEnd w:id="39"/>
+      <w:bookmarkEnd w:id="46"/>
     </w:p>
     <w:p/>
     <w:p/>
@@ -33334,11 +34170,11 @@
       <w:pPr>
         <w:pStyle w:val="Heading2"/>
       </w:pPr>
-      <w:bookmarkStart w:id="40" w:name="_Toc220903334"/>
+      <w:bookmarkStart w:id="47" w:name="_Toc222346439"/>
       <w:r>
         <w:t>Proximal Policy Optimization</w:t>
       </w:r>
-      <w:bookmarkEnd w:id="40"/>
+      <w:bookmarkEnd w:id="47"/>
     </w:p>
     <w:p/>
     <w:p/>
@@ -33400,7 +34236,7 @@
           <w:rFonts w:eastAsiaTheme="minorEastAsia"/>
         </w:rPr>
       </w:pPr>
-      <w:bookmarkStart w:id="41" w:name="_Toc220903335"/>
+      <w:bookmarkStart w:id="48" w:name="_Toc222346440"/>
       <w:r>
         <w:rPr>
           <w:rFonts w:eastAsiaTheme="minorEastAsia"/>
@@ -33425,7 +34261,7 @@
         </w:rPr>
         <w:t xml:space="preserve"> implemented with PyTorch Deep Learning library</w:t>
       </w:r>
-      <w:bookmarkEnd w:id="41"/>
+      <w:bookmarkEnd w:id="48"/>
       <w:r>
         <w:rPr>
           <w:rFonts w:eastAsiaTheme="minorEastAsia"/>
@@ -33451,7 +34287,6 @@
         <w:rPr>
           <w:rFonts w:ascii="Consolas" w:eastAsiaTheme="minorEastAsia" w:hAnsi="Consolas" w:cs="Consolas"/>
         </w:rPr>
-        <w:lastRenderedPageBreak/>
         <w:t>nn.Sequential</w:t>
       </w:r>
       <w:r>
@@ -33523,7 +34358,7 @@
       <w:r>
         <w:t xml:space="preserve">For more details see </w:t>
       </w:r>
-      <w:hyperlink r:id="rId47" w:history="1">
+      <w:hyperlink r:id="rId52" w:history="1">
         <w:r>
           <w:rPr>
             <w:rStyle w:val="Hyperlink"/>
@@ -33549,7 +34384,7 @@
           <w:rFonts w:eastAsiaTheme="minorEastAsia"/>
         </w:rPr>
       </w:pPr>
-      <w:bookmarkStart w:id="42" w:name="_Toc220903336"/>
+      <w:bookmarkStart w:id="49" w:name="_Toc222346441"/>
       <w:r>
         <w:rPr>
           <w:rFonts w:eastAsiaTheme="minorEastAsia"/>
@@ -33578,13 +34413,7 @@
         <w:rPr>
           <w:rFonts w:eastAsiaTheme="minorEastAsia"/>
         </w:rPr>
-        <w:t xml:space="preserve"> using</w:t>
-      </w:r>
-      <w:r>
-        <w:rPr>
-          <w:rFonts w:eastAsiaTheme="minorEastAsia"/>
-        </w:rPr>
-        <w:t xml:space="preserve"> </w:t>
+        <w:t xml:space="preserve"> using </w:t>
       </w:r>
       <w:r>
         <w:rPr>
@@ -33592,7 +34421,7 @@
         </w:rPr>
         <w:t>nn.Sequential</w:t>
       </w:r>
-      <w:bookmarkEnd w:id="42"/>
+      <w:bookmarkEnd w:id="49"/>
       <w:r>
         <w:rPr>
           <w:rFonts w:eastAsiaTheme="minorEastAsia"/>
@@ -34363,7 +35192,7 @@
                     <pic:cNvPicPr/>
                   </pic:nvPicPr>
                   <pic:blipFill>
-                    <a:blip r:embed="rId48" cstate="print">
+                    <a:blip r:embed="rId53" cstate="print">
                       <a:extLst>
                         <a:ext uri="{28A0092B-C50C-407E-A947-70E740481C1C}">
                           <a14:useLocalDpi xmlns:a14="http://schemas.microsoft.com/office/drawing/2010/main" val="0"/>
@@ -34423,7 +35252,7 @@
                     <pic:cNvPicPr/>
                   </pic:nvPicPr>
                   <pic:blipFill>
-                    <a:blip r:embed="rId49" cstate="print">
+                    <a:blip r:embed="rId54" cstate="print">
                       <a:extLst>
                         <a:ext uri="{28A0092B-C50C-407E-A947-70E740481C1C}">
                           <a14:useLocalDpi xmlns:a14="http://schemas.microsoft.com/office/drawing/2010/main" val="0"/>
@@ -34503,7 +35332,7 @@
                     <pic:cNvPicPr/>
                   </pic:nvPicPr>
                   <pic:blipFill>
-                    <a:blip r:embed="rId50" cstate="print">
+                    <a:blip r:embed="rId55" cstate="print">
                       <a:extLst>
                         <a:ext uri="{28A0092B-C50C-407E-A947-70E740481C1C}">
                           <a14:useLocalDpi xmlns:a14="http://schemas.microsoft.com/office/drawing/2010/main" val="0"/>
@@ -34563,7 +35392,7 @@
                     <pic:cNvPicPr/>
                   </pic:nvPicPr>
                   <pic:blipFill>
-                    <a:blip r:embed="rId51" cstate="print">
+                    <a:blip r:embed="rId56" cstate="print">
                       <a:extLst>
                         <a:ext uri="{28A0092B-C50C-407E-A947-70E740481C1C}">
                           <a14:useLocalDpi xmlns:a14="http://schemas.microsoft.com/office/drawing/2010/main" val="0"/>
@@ -34653,7 +35482,7 @@
                     <pic:cNvPicPr/>
                   </pic:nvPicPr>
                   <pic:blipFill>
-                    <a:blip r:embed="rId52" cstate="print">
+                    <a:blip r:embed="rId57" cstate="print">
                       <a:extLst>
                         <a:ext uri="{28A0092B-C50C-407E-A947-70E740481C1C}">
                           <a14:useLocalDpi xmlns:a14="http://schemas.microsoft.com/office/drawing/2010/main" val="0"/>
@@ -34716,7 +35545,7 @@
                     <pic:cNvPicPr/>
                   </pic:nvPicPr>
                   <pic:blipFill>
-                    <a:blip r:embed="rId53" cstate="print">
+                    <a:blip r:embed="rId58" cstate="print">
                       <a:extLst>
                         <a:ext uri="{28A0092B-C50C-407E-A947-70E740481C1C}">
                           <a14:useLocalDpi xmlns:a14="http://schemas.microsoft.com/office/drawing/2010/main" val="0"/>
@@ -34797,7 +35626,7 @@
                     <pic:cNvPicPr/>
                   </pic:nvPicPr>
                   <pic:blipFill>
-                    <a:blip r:embed="rId54" cstate="print">
+                    <a:blip r:embed="rId59" cstate="print">
                       <a:extLst>
                         <a:ext uri="{28A0092B-C50C-407E-A947-70E740481C1C}">
                           <a14:useLocalDpi xmlns:a14="http://schemas.microsoft.com/office/drawing/2010/main" val="0"/>
@@ -35136,7 +35965,7 @@
       <w:r>
         <w:t xml:space="preserve">For details see the markdown </w:t>
       </w:r>
-      <w:hyperlink r:id="rId55" w:history="1">
+      <w:hyperlink r:id="rId60" w:history="1">
         <w:r>
           <w:rPr>
             <w:rStyle w:val="Hyperlink"/>
@@ -35151,8 +35980,8 @@
       <w:pPr>
         <w:pStyle w:val="Heading3"/>
       </w:pPr>
-      <w:bookmarkStart w:id="43" w:name="_Ref220489476"/>
-      <w:bookmarkStart w:id="44" w:name="_Toc220903337"/>
+      <w:bookmarkStart w:id="50" w:name="_Ref220489476"/>
+      <w:bookmarkStart w:id="51" w:name="_Toc222346442"/>
       <w:r>
         <w:rPr>
           <w:rFonts w:eastAsiaTheme="minorEastAsia"/>
@@ -35171,8 +36000,8 @@
         </w:rPr>
         <w:t>modeled with nn.Sequential</w:t>
       </w:r>
-      <w:bookmarkEnd w:id="43"/>
-      <w:bookmarkEnd w:id="44"/>
+      <w:bookmarkEnd w:id="50"/>
+      <w:bookmarkEnd w:id="51"/>
     </w:p>
     <w:p/>
     <w:p>
@@ -36064,7 +36893,7 @@
                     <pic:cNvPicPr/>
                   </pic:nvPicPr>
                   <pic:blipFill>
-                    <a:blip r:embed="rId56" cstate="print">
+                    <a:blip r:embed="rId61" cstate="print">
                       <a:extLst>
                         <a:ext uri="{28A0092B-C50C-407E-A947-70E740481C1C}">
                           <a14:useLocalDpi xmlns:a14="http://schemas.microsoft.com/office/drawing/2010/main" val="0"/>
@@ -36124,7 +36953,7 @@
                     <pic:cNvPicPr/>
                   </pic:nvPicPr>
                   <pic:blipFill>
-                    <a:blip r:embed="rId57" cstate="print">
+                    <a:blip r:embed="rId62" cstate="print">
                       <a:extLst>
                         <a:ext uri="{28A0092B-C50C-407E-A947-70E740481C1C}">
                           <a14:useLocalDpi xmlns:a14="http://schemas.microsoft.com/office/drawing/2010/main" val="0"/>
@@ -36200,7 +37029,7 @@
                     <pic:cNvPicPr/>
                   </pic:nvPicPr>
                   <pic:blipFill>
-                    <a:blip r:embed="rId58" cstate="print">
+                    <a:blip r:embed="rId63" cstate="print">
                       <a:extLst>
                         <a:ext uri="{28A0092B-C50C-407E-A947-70E740481C1C}">
                           <a14:useLocalDpi xmlns:a14="http://schemas.microsoft.com/office/drawing/2010/main" val="0"/>
@@ -36268,7 +37097,7 @@
                     <pic:cNvPicPr/>
                   </pic:nvPicPr>
                   <pic:blipFill>
-                    <a:blip r:embed="rId59" cstate="print">
+                    <a:blip r:embed="rId64" cstate="print">
                       <a:extLst>
                         <a:ext uri="{28A0092B-C50C-407E-A947-70E740481C1C}">
                           <a14:useLocalDpi xmlns:a14="http://schemas.microsoft.com/office/drawing/2010/main" val="0"/>
@@ -36354,12 +37183,9 @@
     <w:p/>
     <w:p>
       <w:r>
-        <w:t>For details see the markdown</w:t>
-      </w:r>
-      <w:r>
-        <w:t xml:space="preserve"> </w:t>
-      </w:r>
-      <w:hyperlink r:id="rId60" w:history="1">
+        <w:t xml:space="preserve">For details see the markdown </w:t>
+      </w:r>
+      <w:hyperlink r:id="rId65" w:history="1">
         <w:r>
           <w:rPr>
             <w:rStyle w:val="Hyperlink"/>
